--- a/notes_24Apr2023.docx
+++ b/notes_24Apr2023.docx
@@ -4821,20 +4821,1415 @@
           <w:lang w:val="en-US"/>
         </w:rPr>
       </w:pPr>
-    </w:p>
-    <w:p>
-      <w:pPr>
-        <w:rPr>
-          <w:lang w:val="en-US"/>
-        </w:rPr>
-      </w:pPr>
-    </w:p>
-    <w:p>
-      <w:pPr>
-        <w:rPr>
-          <w:lang w:val="en-US"/>
-        </w:rPr>
-      </w:pPr>
+      <w:r>
+        <w:rPr>
+          <w:lang w:val="en-US"/>
+        </w:rPr>
+        <w:t>Task:</w:t>
+      </w:r>
+    </w:p>
+    <w:p>
+      <w:pPr>
+        <w:rPr>
+          <w:lang w:val="en-US"/>
+        </w:rPr>
+      </w:pPr>
+      <w:r>
+        <w:rPr>
+          <w:lang w:val="en-US"/>
+        </w:rPr>
+        <w:t>Write a java program to display only the public methods of a class.</w:t>
+      </w:r>
+    </w:p>
+    <w:p>
+      <w:pPr>
+        <w:autoSpaceDE w:val="0"/>
+        <w:autoSpaceDN w:val="0"/>
+        <w:adjustRightInd w:val="0"/>
+        <w:spacing w:after="0" w:line="240" w:lineRule="auto"/>
+        <w:rPr>
+          <w:rFonts w:ascii="Consolas" w:hAnsi="Consolas" w:cs="Consolas"/>
+          <w:sz w:val="44"/>
+          <w:szCs w:val="44"/>
+        </w:rPr>
+      </w:pPr>
+      <w:r>
+        <w:rPr>
+          <w:rFonts w:ascii="Consolas" w:hAnsi="Consolas" w:cs="Consolas"/>
+          <w:b/>
+          <w:bCs/>
+          <w:color w:val="7F0055"/>
+          <w:sz w:val="44"/>
+          <w:szCs w:val="44"/>
+        </w:rPr>
+        <w:t>package</w:t>
+      </w:r>
+      <w:r>
+        <w:rPr>
+          <w:rFonts w:ascii="Consolas" w:hAnsi="Consolas" w:cs="Consolas"/>
+          <w:color w:val="000000"/>
+          <w:sz w:val="44"/>
+          <w:szCs w:val="44"/>
+        </w:rPr>
+        <w:t xml:space="preserve"> </w:t>
+      </w:r>
+      <w:proofErr w:type="spellStart"/>
+      <w:proofErr w:type="gramStart"/>
+      <w:r>
+        <w:rPr>
+          <w:rFonts w:ascii="Consolas" w:hAnsi="Consolas" w:cs="Consolas"/>
+          <w:color w:val="000000"/>
+          <w:sz w:val="44"/>
+          <w:szCs w:val="44"/>
+        </w:rPr>
+        <w:t>com.ust.demo</w:t>
+      </w:r>
+      <w:proofErr w:type="spellEnd"/>
+      <w:proofErr w:type="gramEnd"/>
+      <w:r>
+        <w:rPr>
+          <w:rFonts w:ascii="Consolas" w:hAnsi="Consolas" w:cs="Consolas"/>
+          <w:color w:val="000000"/>
+          <w:sz w:val="44"/>
+          <w:szCs w:val="44"/>
+        </w:rPr>
+        <w:t>;</w:t>
+      </w:r>
+    </w:p>
+    <w:p>
+      <w:pPr>
+        <w:autoSpaceDE w:val="0"/>
+        <w:autoSpaceDN w:val="0"/>
+        <w:adjustRightInd w:val="0"/>
+        <w:spacing w:after="0" w:line="240" w:lineRule="auto"/>
+        <w:rPr>
+          <w:rFonts w:ascii="Consolas" w:hAnsi="Consolas" w:cs="Consolas"/>
+          <w:sz w:val="44"/>
+          <w:szCs w:val="44"/>
+        </w:rPr>
+      </w:pPr>
+    </w:p>
+    <w:p>
+      <w:pPr>
+        <w:autoSpaceDE w:val="0"/>
+        <w:autoSpaceDN w:val="0"/>
+        <w:adjustRightInd w:val="0"/>
+        <w:spacing w:after="0" w:line="240" w:lineRule="auto"/>
+        <w:rPr>
+          <w:rFonts w:ascii="Consolas" w:hAnsi="Consolas" w:cs="Consolas"/>
+          <w:sz w:val="44"/>
+          <w:szCs w:val="44"/>
+        </w:rPr>
+      </w:pPr>
+      <w:r>
+        <w:rPr>
+          <w:rFonts w:ascii="Consolas" w:hAnsi="Consolas" w:cs="Consolas"/>
+          <w:b/>
+          <w:bCs/>
+          <w:color w:val="7F0055"/>
+          <w:sz w:val="44"/>
+          <w:szCs w:val="44"/>
+        </w:rPr>
+        <w:t>import</w:t>
+      </w:r>
+      <w:r>
+        <w:rPr>
+          <w:rFonts w:ascii="Consolas" w:hAnsi="Consolas" w:cs="Consolas"/>
+          <w:color w:val="000000"/>
+          <w:sz w:val="44"/>
+          <w:szCs w:val="44"/>
+        </w:rPr>
+        <w:t xml:space="preserve"> </w:t>
+      </w:r>
+      <w:proofErr w:type="spellStart"/>
+      <w:proofErr w:type="gramStart"/>
+      <w:r>
+        <w:rPr>
+          <w:rFonts w:ascii="Consolas" w:hAnsi="Consolas" w:cs="Consolas"/>
+          <w:color w:val="000000"/>
+          <w:sz w:val="44"/>
+          <w:szCs w:val="44"/>
+        </w:rPr>
+        <w:t>java.lang</w:t>
+      </w:r>
+      <w:proofErr w:type="gramEnd"/>
+      <w:r>
+        <w:rPr>
+          <w:rFonts w:ascii="Consolas" w:hAnsi="Consolas" w:cs="Consolas"/>
+          <w:color w:val="000000"/>
+          <w:sz w:val="44"/>
+          <w:szCs w:val="44"/>
+        </w:rPr>
+        <w:t>.reflect.Method</w:t>
+      </w:r>
+      <w:proofErr w:type="spellEnd"/>
+      <w:r>
+        <w:rPr>
+          <w:rFonts w:ascii="Consolas" w:hAnsi="Consolas" w:cs="Consolas"/>
+          <w:color w:val="000000"/>
+          <w:sz w:val="44"/>
+          <w:szCs w:val="44"/>
+        </w:rPr>
+        <w:t>;</w:t>
+      </w:r>
+    </w:p>
+    <w:p>
+      <w:pPr>
+        <w:autoSpaceDE w:val="0"/>
+        <w:autoSpaceDN w:val="0"/>
+        <w:adjustRightInd w:val="0"/>
+        <w:spacing w:after="0" w:line="240" w:lineRule="auto"/>
+        <w:rPr>
+          <w:rFonts w:ascii="Consolas" w:hAnsi="Consolas" w:cs="Consolas"/>
+          <w:sz w:val="44"/>
+          <w:szCs w:val="44"/>
+        </w:rPr>
+      </w:pPr>
+      <w:r>
+        <w:rPr>
+          <w:rFonts w:ascii="Consolas" w:hAnsi="Consolas" w:cs="Consolas"/>
+          <w:b/>
+          <w:bCs/>
+          <w:color w:val="7F0055"/>
+          <w:sz w:val="44"/>
+          <w:szCs w:val="44"/>
+        </w:rPr>
+        <w:t>import</w:t>
+      </w:r>
+      <w:r>
+        <w:rPr>
+          <w:rFonts w:ascii="Consolas" w:hAnsi="Consolas" w:cs="Consolas"/>
+          <w:color w:val="000000"/>
+          <w:sz w:val="44"/>
+          <w:szCs w:val="44"/>
+        </w:rPr>
+        <w:t xml:space="preserve"> </w:t>
+      </w:r>
+      <w:proofErr w:type="spellStart"/>
+      <w:proofErr w:type="gramStart"/>
+      <w:r>
+        <w:rPr>
+          <w:rFonts w:ascii="Consolas" w:hAnsi="Consolas" w:cs="Consolas"/>
+          <w:color w:val="000000"/>
+          <w:sz w:val="44"/>
+          <w:szCs w:val="44"/>
+        </w:rPr>
+        <w:t>java.lang</w:t>
+      </w:r>
+      <w:proofErr w:type="gramEnd"/>
+      <w:r>
+        <w:rPr>
+          <w:rFonts w:ascii="Consolas" w:hAnsi="Consolas" w:cs="Consolas"/>
+          <w:color w:val="000000"/>
+          <w:sz w:val="44"/>
+          <w:szCs w:val="44"/>
+        </w:rPr>
+        <w:t>.reflect.Modifier</w:t>
+      </w:r>
+      <w:proofErr w:type="spellEnd"/>
+      <w:r>
+        <w:rPr>
+          <w:rFonts w:ascii="Consolas" w:hAnsi="Consolas" w:cs="Consolas"/>
+          <w:color w:val="000000"/>
+          <w:sz w:val="44"/>
+          <w:szCs w:val="44"/>
+        </w:rPr>
+        <w:t>;</w:t>
+      </w:r>
+    </w:p>
+    <w:p>
+      <w:pPr>
+        <w:autoSpaceDE w:val="0"/>
+        <w:autoSpaceDN w:val="0"/>
+        <w:adjustRightInd w:val="0"/>
+        <w:spacing w:after="0" w:line="240" w:lineRule="auto"/>
+        <w:rPr>
+          <w:rFonts w:ascii="Consolas" w:hAnsi="Consolas" w:cs="Consolas"/>
+          <w:sz w:val="44"/>
+          <w:szCs w:val="44"/>
+        </w:rPr>
+      </w:pPr>
+    </w:p>
+    <w:p>
+      <w:pPr>
+        <w:autoSpaceDE w:val="0"/>
+        <w:autoSpaceDN w:val="0"/>
+        <w:adjustRightInd w:val="0"/>
+        <w:spacing w:after="0" w:line="240" w:lineRule="auto"/>
+        <w:rPr>
+          <w:rFonts w:ascii="Consolas" w:hAnsi="Consolas" w:cs="Consolas"/>
+          <w:sz w:val="44"/>
+          <w:szCs w:val="44"/>
+        </w:rPr>
+      </w:pPr>
+      <w:r>
+        <w:rPr>
+          <w:rFonts w:ascii="Consolas" w:hAnsi="Consolas" w:cs="Consolas"/>
+          <w:b/>
+          <w:bCs/>
+          <w:color w:val="7F0055"/>
+          <w:sz w:val="44"/>
+          <w:szCs w:val="44"/>
+        </w:rPr>
+        <w:t>public</w:t>
+      </w:r>
+      <w:r>
+        <w:rPr>
+          <w:rFonts w:ascii="Consolas" w:hAnsi="Consolas" w:cs="Consolas"/>
+          <w:color w:val="000000"/>
+          <w:sz w:val="44"/>
+          <w:szCs w:val="44"/>
+        </w:rPr>
+        <w:t xml:space="preserve"> </w:t>
+      </w:r>
+      <w:r>
+        <w:rPr>
+          <w:rFonts w:ascii="Consolas" w:hAnsi="Consolas" w:cs="Consolas"/>
+          <w:b/>
+          <w:bCs/>
+          <w:color w:val="7F0055"/>
+          <w:sz w:val="44"/>
+          <w:szCs w:val="44"/>
+        </w:rPr>
+        <w:t>class</w:t>
+      </w:r>
+      <w:r>
+        <w:rPr>
+          <w:rFonts w:ascii="Consolas" w:hAnsi="Consolas" w:cs="Consolas"/>
+          <w:color w:val="000000"/>
+          <w:sz w:val="44"/>
+          <w:szCs w:val="44"/>
+        </w:rPr>
+        <w:t xml:space="preserve"> App {</w:t>
+      </w:r>
+    </w:p>
+    <w:p>
+      <w:pPr>
+        <w:autoSpaceDE w:val="0"/>
+        <w:autoSpaceDN w:val="0"/>
+        <w:adjustRightInd w:val="0"/>
+        <w:spacing w:after="0" w:line="240" w:lineRule="auto"/>
+        <w:rPr>
+          <w:rFonts w:ascii="Consolas" w:hAnsi="Consolas" w:cs="Consolas"/>
+          <w:sz w:val="44"/>
+          <w:szCs w:val="44"/>
+        </w:rPr>
+      </w:pPr>
+    </w:p>
+    <w:p>
+      <w:pPr>
+        <w:autoSpaceDE w:val="0"/>
+        <w:autoSpaceDN w:val="0"/>
+        <w:adjustRightInd w:val="0"/>
+        <w:spacing w:after="0" w:line="240" w:lineRule="auto"/>
+        <w:rPr>
+          <w:rFonts w:ascii="Consolas" w:hAnsi="Consolas" w:cs="Consolas"/>
+          <w:sz w:val="44"/>
+          <w:szCs w:val="44"/>
+        </w:rPr>
+      </w:pPr>
+      <w:r>
+        <w:rPr>
+          <w:rFonts w:ascii="Consolas" w:hAnsi="Consolas" w:cs="Consolas"/>
+          <w:color w:val="000000"/>
+          <w:sz w:val="44"/>
+          <w:szCs w:val="44"/>
+        </w:rPr>
+        <w:tab/>
+      </w:r>
+      <w:r>
+        <w:rPr>
+          <w:rFonts w:ascii="Consolas" w:hAnsi="Consolas" w:cs="Consolas"/>
+          <w:b/>
+          <w:bCs/>
+          <w:color w:val="7F0055"/>
+          <w:sz w:val="44"/>
+          <w:szCs w:val="44"/>
+        </w:rPr>
+        <w:t>public</w:t>
+      </w:r>
+      <w:r>
+        <w:rPr>
+          <w:rFonts w:ascii="Consolas" w:hAnsi="Consolas" w:cs="Consolas"/>
+          <w:color w:val="000000"/>
+          <w:sz w:val="44"/>
+          <w:szCs w:val="44"/>
+        </w:rPr>
+        <w:t xml:space="preserve"> </w:t>
+      </w:r>
+      <w:r>
+        <w:rPr>
+          <w:rFonts w:ascii="Consolas" w:hAnsi="Consolas" w:cs="Consolas"/>
+          <w:b/>
+          <w:bCs/>
+          <w:color w:val="7F0055"/>
+          <w:sz w:val="44"/>
+          <w:szCs w:val="44"/>
+        </w:rPr>
+        <w:t>static</w:t>
+      </w:r>
+      <w:r>
+        <w:rPr>
+          <w:rFonts w:ascii="Consolas" w:hAnsi="Consolas" w:cs="Consolas"/>
+          <w:color w:val="000000"/>
+          <w:sz w:val="44"/>
+          <w:szCs w:val="44"/>
+        </w:rPr>
+        <w:t xml:space="preserve"> </w:t>
+      </w:r>
+      <w:r>
+        <w:rPr>
+          <w:rFonts w:ascii="Consolas" w:hAnsi="Consolas" w:cs="Consolas"/>
+          <w:b/>
+          <w:bCs/>
+          <w:color w:val="7F0055"/>
+          <w:sz w:val="44"/>
+          <w:szCs w:val="44"/>
+        </w:rPr>
+        <w:t>void</w:t>
+      </w:r>
+      <w:r>
+        <w:rPr>
+          <w:rFonts w:ascii="Consolas" w:hAnsi="Consolas" w:cs="Consolas"/>
+          <w:color w:val="000000"/>
+          <w:sz w:val="44"/>
+          <w:szCs w:val="44"/>
+        </w:rPr>
+        <w:t xml:space="preserve"> </w:t>
+      </w:r>
+      <w:proofErr w:type="gramStart"/>
+      <w:r>
+        <w:rPr>
+          <w:rFonts w:ascii="Consolas" w:hAnsi="Consolas" w:cs="Consolas"/>
+          <w:color w:val="000000"/>
+          <w:sz w:val="44"/>
+          <w:szCs w:val="44"/>
+        </w:rPr>
+        <w:t>main(</w:t>
+      </w:r>
+      <w:proofErr w:type="gramEnd"/>
+      <w:r>
+        <w:rPr>
+          <w:rFonts w:ascii="Consolas" w:hAnsi="Consolas" w:cs="Consolas"/>
+          <w:color w:val="000000"/>
+          <w:sz w:val="44"/>
+          <w:szCs w:val="44"/>
+        </w:rPr>
+        <w:t xml:space="preserve">String[] </w:t>
+      </w:r>
+      <w:proofErr w:type="spellStart"/>
+      <w:r>
+        <w:rPr>
+          <w:rFonts w:ascii="Consolas" w:hAnsi="Consolas" w:cs="Consolas"/>
+          <w:color w:val="6A3E3E"/>
+          <w:sz w:val="44"/>
+          <w:szCs w:val="44"/>
+        </w:rPr>
+        <w:t>args</w:t>
+      </w:r>
+      <w:proofErr w:type="spellEnd"/>
+      <w:r>
+        <w:rPr>
+          <w:rFonts w:ascii="Consolas" w:hAnsi="Consolas" w:cs="Consolas"/>
+          <w:color w:val="000000"/>
+          <w:sz w:val="44"/>
+          <w:szCs w:val="44"/>
+        </w:rPr>
+        <w:t>) {</w:t>
+      </w:r>
+    </w:p>
+    <w:p>
+      <w:pPr>
+        <w:autoSpaceDE w:val="0"/>
+        <w:autoSpaceDN w:val="0"/>
+        <w:adjustRightInd w:val="0"/>
+        <w:spacing w:after="0" w:line="240" w:lineRule="auto"/>
+        <w:rPr>
+          <w:rFonts w:ascii="Consolas" w:hAnsi="Consolas" w:cs="Consolas"/>
+          <w:sz w:val="44"/>
+          <w:szCs w:val="44"/>
+        </w:rPr>
+      </w:pPr>
+      <w:r>
+        <w:rPr>
+          <w:rFonts w:ascii="Consolas" w:hAnsi="Consolas" w:cs="Consolas"/>
+          <w:color w:val="000000"/>
+          <w:sz w:val="44"/>
+          <w:szCs w:val="44"/>
+        </w:rPr>
+        <w:tab/>
+      </w:r>
+      <w:r>
+        <w:rPr>
+          <w:rFonts w:ascii="Consolas" w:hAnsi="Consolas" w:cs="Consolas"/>
+          <w:color w:val="000000"/>
+          <w:sz w:val="44"/>
+          <w:szCs w:val="44"/>
+        </w:rPr>
+        <w:tab/>
+        <w:t xml:space="preserve">Employee </w:t>
+      </w:r>
+      <w:r>
+        <w:rPr>
+          <w:rFonts w:ascii="Consolas" w:hAnsi="Consolas" w:cs="Consolas"/>
+          <w:color w:val="6A3E3E"/>
+          <w:sz w:val="44"/>
+          <w:szCs w:val="44"/>
+        </w:rPr>
+        <w:t>raja</w:t>
+      </w:r>
+      <w:r>
+        <w:rPr>
+          <w:rFonts w:ascii="Consolas" w:hAnsi="Consolas" w:cs="Consolas"/>
+          <w:color w:val="000000"/>
+          <w:sz w:val="44"/>
+          <w:szCs w:val="44"/>
+        </w:rPr>
+        <w:t>=</w:t>
+      </w:r>
+      <w:r>
+        <w:rPr>
+          <w:rFonts w:ascii="Consolas" w:hAnsi="Consolas" w:cs="Consolas"/>
+          <w:b/>
+          <w:bCs/>
+          <w:color w:val="7F0055"/>
+          <w:sz w:val="44"/>
+          <w:szCs w:val="44"/>
+        </w:rPr>
+        <w:t>new</w:t>
+      </w:r>
+      <w:r>
+        <w:rPr>
+          <w:rFonts w:ascii="Consolas" w:hAnsi="Consolas" w:cs="Consolas"/>
+          <w:color w:val="000000"/>
+          <w:sz w:val="44"/>
+          <w:szCs w:val="44"/>
+        </w:rPr>
+        <w:t xml:space="preserve"> </w:t>
+      </w:r>
+      <w:proofErr w:type="gramStart"/>
+      <w:r>
+        <w:rPr>
+          <w:rFonts w:ascii="Consolas" w:hAnsi="Consolas" w:cs="Consolas"/>
+          <w:color w:val="000000"/>
+          <w:sz w:val="44"/>
+          <w:szCs w:val="44"/>
+        </w:rPr>
+        <w:t>Employee(</w:t>
+      </w:r>
+      <w:proofErr w:type="gramEnd"/>
+      <w:r>
+        <w:rPr>
+          <w:rFonts w:ascii="Consolas" w:hAnsi="Consolas" w:cs="Consolas"/>
+          <w:color w:val="000000"/>
+          <w:sz w:val="44"/>
+          <w:szCs w:val="44"/>
+        </w:rPr>
+        <w:t>);</w:t>
+      </w:r>
+    </w:p>
+    <w:p>
+      <w:pPr>
+        <w:autoSpaceDE w:val="0"/>
+        <w:autoSpaceDN w:val="0"/>
+        <w:adjustRightInd w:val="0"/>
+        <w:spacing w:after="0" w:line="240" w:lineRule="auto"/>
+        <w:rPr>
+          <w:rFonts w:ascii="Consolas" w:hAnsi="Consolas" w:cs="Consolas"/>
+          <w:sz w:val="44"/>
+          <w:szCs w:val="44"/>
+        </w:rPr>
+      </w:pPr>
+      <w:r>
+        <w:rPr>
+          <w:rFonts w:ascii="Consolas" w:hAnsi="Consolas" w:cs="Consolas"/>
+          <w:color w:val="000000"/>
+          <w:sz w:val="44"/>
+          <w:szCs w:val="44"/>
+        </w:rPr>
+        <w:tab/>
+      </w:r>
+      <w:r>
+        <w:rPr>
+          <w:rFonts w:ascii="Consolas" w:hAnsi="Consolas" w:cs="Consolas"/>
+          <w:color w:val="000000"/>
+          <w:sz w:val="44"/>
+          <w:szCs w:val="44"/>
+        </w:rPr>
+        <w:tab/>
+      </w:r>
+      <w:r>
+        <w:rPr>
+          <w:rFonts w:ascii="Consolas" w:hAnsi="Consolas" w:cs="Consolas"/>
+          <w:color w:val="000000"/>
+          <w:sz w:val="44"/>
+          <w:szCs w:val="44"/>
+          <w:u w:val="single"/>
+        </w:rPr>
+        <w:t>Class</w:t>
+      </w:r>
+      <w:r>
+        <w:rPr>
+          <w:rFonts w:ascii="Consolas" w:hAnsi="Consolas" w:cs="Consolas"/>
+          <w:color w:val="000000"/>
+          <w:sz w:val="44"/>
+          <w:szCs w:val="44"/>
+        </w:rPr>
+        <w:t xml:space="preserve"> </w:t>
+      </w:r>
+      <w:r>
+        <w:rPr>
+          <w:rFonts w:ascii="Consolas" w:hAnsi="Consolas" w:cs="Consolas"/>
+          <w:color w:val="6A3E3E"/>
+          <w:sz w:val="44"/>
+          <w:szCs w:val="44"/>
+        </w:rPr>
+        <w:t>c</w:t>
+      </w:r>
+      <w:r>
+        <w:rPr>
+          <w:rFonts w:ascii="Consolas" w:hAnsi="Consolas" w:cs="Consolas"/>
+          <w:color w:val="000000"/>
+          <w:sz w:val="44"/>
+          <w:szCs w:val="44"/>
+        </w:rPr>
+        <w:t xml:space="preserve"> = </w:t>
+      </w:r>
+      <w:proofErr w:type="spellStart"/>
+      <w:proofErr w:type="gramStart"/>
+      <w:r>
+        <w:rPr>
+          <w:rFonts w:ascii="Consolas" w:hAnsi="Consolas" w:cs="Consolas"/>
+          <w:color w:val="6A3E3E"/>
+          <w:sz w:val="44"/>
+          <w:szCs w:val="44"/>
+        </w:rPr>
+        <w:t>raja</w:t>
+      </w:r>
+      <w:r>
+        <w:rPr>
+          <w:rFonts w:ascii="Consolas" w:hAnsi="Consolas" w:cs="Consolas"/>
+          <w:color w:val="000000"/>
+          <w:sz w:val="44"/>
+          <w:szCs w:val="44"/>
+        </w:rPr>
+        <w:t>.getClass</w:t>
+      </w:r>
+      <w:proofErr w:type="spellEnd"/>
+      <w:proofErr w:type="gramEnd"/>
+      <w:r>
+        <w:rPr>
+          <w:rFonts w:ascii="Consolas" w:hAnsi="Consolas" w:cs="Consolas"/>
+          <w:color w:val="000000"/>
+          <w:sz w:val="44"/>
+          <w:szCs w:val="44"/>
+        </w:rPr>
+        <w:t>();</w:t>
+      </w:r>
+    </w:p>
+    <w:p>
+      <w:pPr>
+        <w:autoSpaceDE w:val="0"/>
+        <w:autoSpaceDN w:val="0"/>
+        <w:adjustRightInd w:val="0"/>
+        <w:spacing w:after="0" w:line="240" w:lineRule="auto"/>
+        <w:rPr>
+          <w:rFonts w:ascii="Consolas" w:hAnsi="Consolas" w:cs="Consolas"/>
+          <w:sz w:val="44"/>
+          <w:szCs w:val="44"/>
+        </w:rPr>
+      </w:pPr>
+      <w:r>
+        <w:rPr>
+          <w:rFonts w:ascii="Consolas" w:hAnsi="Consolas" w:cs="Consolas"/>
+          <w:color w:val="000000"/>
+          <w:sz w:val="44"/>
+          <w:szCs w:val="44"/>
+        </w:rPr>
+        <w:lastRenderedPageBreak/>
+        <w:tab/>
+      </w:r>
+      <w:r>
+        <w:rPr>
+          <w:rFonts w:ascii="Consolas" w:hAnsi="Consolas" w:cs="Consolas"/>
+          <w:color w:val="000000"/>
+          <w:sz w:val="44"/>
+          <w:szCs w:val="44"/>
+        </w:rPr>
+        <w:tab/>
+      </w:r>
+      <w:proofErr w:type="gramStart"/>
+      <w:r>
+        <w:rPr>
+          <w:rFonts w:ascii="Consolas" w:hAnsi="Consolas" w:cs="Consolas"/>
+          <w:color w:val="000000"/>
+          <w:sz w:val="44"/>
+          <w:szCs w:val="44"/>
+        </w:rPr>
+        <w:t>Method[</w:t>
+      </w:r>
+      <w:proofErr w:type="gramEnd"/>
+      <w:r>
+        <w:rPr>
+          <w:rFonts w:ascii="Consolas" w:hAnsi="Consolas" w:cs="Consolas"/>
+          <w:color w:val="000000"/>
+          <w:sz w:val="44"/>
+          <w:szCs w:val="44"/>
+        </w:rPr>
+        <w:t xml:space="preserve">] </w:t>
+      </w:r>
+      <w:r>
+        <w:rPr>
+          <w:rFonts w:ascii="Consolas" w:hAnsi="Consolas" w:cs="Consolas"/>
+          <w:color w:val="6A3E3E"/>
+          <w:sz w:val="44"/>
+          <w:szCs w:val="44"/>
+        </w:rPr>
+        <w:t>methods</w:t>
+      </w:r>
+      <w:r>
+        <w:rPr>
+          <w:rFonts w:ascii="Consolas" w:hAnsi="Consolas" w:cs="Consolas"/>
+          <w:color w:val="000000"/>
+          <w:sz w:val="44"/>
+          <w:szCs w:val="44"/>
+        </w:rPr>
+        <w:t xml:space="preserve"> = </w:t>
+      </w:r>
+      <w:proofErr w:type="spellStart"/>
+      <w:r>
+        <w:rPr>
+          <w:rFonts w:ascii="Consolas" w:hAnsi="Consolas" w:cs="Consolas"/>
+          <w:color w:val="6A3E3E"/>
+          <w:sz w:val="44"/>
+          <w:szCs w:val="44"/>
+        </w:rPr>
+        <w:t>c</w:t>
+      </w:r>
+      <w:r>
+        <w:rPr>
+          <w:rFonts w:ascii="Consolas" w:hAnsi="Consolas" w:cs="Consolas"/>
+          <w:color w:val="000000"/>
+          <w:sz w:val="44"/>
+          <w:szCs w:val="44"/>
+        </w:rPr>
+        <w:t>.getDeclaredMethods</w:t>
+      </w:r>
+      <w:proofErr w:type="spellEnd"/>
+      <w:r>
+        <w:rPr>
+          <w:rFonts w:ascii="Consolas" w:hAnsi="Consolas" w:cs="Consolas"/>
+          <w:color w:val="000000"/>
+          <w:sz w:val="44"/>
+          <w:szCs w:val="44"/>
+        </w:rPr>
+        <w:t xml:space="preserve">(); </w:t>
+      </w:r>
+      <w:r>
+        <w:rPr>
+          <w:rFonts w:ascii="Consolas" w:hAnsi="Consolas" w:cs="Consolas"/>
+          <w:color w:val="3F7F5F"/>
+          <w:sz w:val="44"/>
+          <w:szCs w:val="44"/>
+        </w:rPr>
+        <w:t>//</w:t>
+      </w:r>
+      <w:proofErr w:type="spellStart"/>
+      <w:r>
+        <w:rPr>
+          <w:rFonts w:ascii="Consolas" w:hAnsi="Consolas" w:cs="Consolas"/>
+          <w:color w:val="3F7F5F"/>
+          <w:sz w:val="44"/>
+          <w:szCs w:val="44"/>
+        </w:rPr>
+        <w:t>c.getMethods</w:t>
+      </w:r>
+      <w:proofErr w:type="spellEnd"/>
+      <w:r>
+        <w:rPr>
+          <w:rFonts w:ascii="Consolas" w:hAnsi="Consolas" w:cs="Consolas"/>
+          <w:color w:val="3F7F5F"/>
+          <w:sz w:val="44"/>
+          <w:szCs w:val="44"/>
+        </w:rPr>
+        <w:t>();</w:t>
+      </w:r>
+    </w:p>
+    <w:p>
+      <w:pPr>
+        <w:autoSpaceDE w:val="0"/>
+        <w:autoSpaceDN w:val="0"/>
+        <w:adjustRightInd w:val="0"/>
+        <w:spacing w:after="0" w:line="240" w:lineRule="auto"/>
+        <w:rPr>
+          <w:rFonts w:ascii="Consolas" w:hAnsi="Consolas" w:cs="Consolas"/>
+          <w:sz w:val="44"/>
+          <w:szCs w:val="44"/>
+        </w:rPr>
+      </w:pPr>
+      <w:r>
+        <w:rPr>
+          <w:rFonts w:ascii="Consolas" w:hAnsi="Consolas" w:cs="Consolas"/>
+          <w:color w:val="000000"/>
+          <w:sz w:val="44"/>
+          <w:szCs w:val="44"/>
+        </w:rPr>
+        <w:tab/>
+      </w:r>
+      <w:r>
+        <w:rPr>
+          <w:rFonts w:ascii="Consolas" w:hAnsi="Consolas" w:cs="Consolas"/>
+          <w:color w:val="000000"/>
+          <w:sz w:val="44"/>
+          <w:szCs w:val="44"/>
+        </w:rPr>
+        <w:tab/>
+      </w:r>
+    </w:p>
+    <w:p>
+      <w:pPr>
+        <w:autoSpaceDE w:val="0"/>
+        <w:autoSpaceDN w:val="0"/>
+        <w:adjustRightInd w:val="0"/>
+        <w:spacing w:after="0" w:line="240" w:lineRule="auto"/>
+        <w:rPr>
+          <w:rFonts w:ascii="Consolas" w:hAnsi="Consolas" w:cs="Consolas"/>
+          <w:sz w:val="44"/>
+          <w:szCs w:val="44"/>
+        </w:rPr>
+      </w:pPr>
+      <w:r>
+        <w:rPr>
+          <w:rFonts w:ascii="Consolas" w:hAnsi="Consolas" w:cs="Consolas"/>
+          <w:color w:val="000000"/>
+          <w:sz w:val="44"/>
+          <w:szCs w:val="44"/>
+        </w:rPr>
+        <w:tab/>
+      </w:r>
+      <w:r>
+        <w:rPr>
+          <w:rFonts w:ascii="Consolas" w:hAnsi="Consolas" w:cs="Consolas"/>
+          <w:color w:val="000000"/>
+          <w:sz w:val="44"/>
+          <w:szCs w:val="44"/>
+        </w:rPr>
+        <w:tab/>
+      </w:r>
+      <w:proofErr w:type="gramStart"/>
+      <w:r>
+        <w:rPr>
+          <w:rFonts w:ascii="Consolas" w:hAnsi="Consolas" w:cs="Consolas"/>
+          <w:b/>
+          <w:bCs/>
+          <w:color w:val="7F0055"/>
+          <w:sz w:val="44"/>
+          <w:szCs w:val="44"/>
+        </w:rPr>
+        <w:t>for</w:t>
+      </w:r>
+      <w:r>
+        <w:rPr>
+          <w:rFonts w:ascii="Consolas" w:hAnsi="Consolas" w:cs="Consolas"/>
+          <w:color w:val="000000"/>
+          <w:sz w:val="44"/>
+          <w:szCs w:val="44"/>
+        </w:rPr>
+        <w:t>(</w:t>
+      </w:r>
+      <w:proofErr w:type="gramEnd"/>
+      <w:r>
+        <w:rPr>
+          <w:rFonts w:ascii="Consolas" w:hAnsi="Consolas" w:cs="Consolas"/>
+          <w:color w:val="000000"/>
+          <w:sz w:val="44"/>
+          <w:szCs w:val="44"/>
+        </w:rPr>
+        <w:t xml:space="preserve">Method </w:t>
+      </w:r>
+      <w:proofErr w:type="spellStart"/>
+      <w:r>
+        <w:rPr>
+          <w:rFonts w:ascii="Consolas" w:hAnsi="Consolas" w:cs="Consolas"/>
+          <w:color w:val="6A3E3E"/>
+          <w:sz w:val="44"/>
+          <w:szCs w:val="44"/>
+        </w:rPr>
+        <w:t>method</w:t>
+      </w:r>
+      <w:r>
+        <w:rPr>
+          <w:rFonts w:ascii="Consolas" w:hAnsi="Consolas" w:cs="Consolas"/>
+          <w:color w:val="000000"/>
+          <w:sz w:val="44"/>
+          <w:szCs w:val="44"/>
+        </w:rPr>
+        <w:t>:</w:t>
+      </w:r>
+      <w:r>
+        <w:rPr>
+          <w:rFonts w:ascii="Consolas" w:hAnsi="Consolas" w:cs="Consolas"/>
+          <w:color w:val="6A3E3E"/>
+          <w:sz w:val="44"/>
+          <w:szCs w:val="44"/>
+        </w:rPr>
+        <w:t>methods</w:t>
+      </w:r>
+      <w:proofErr w:type="spellEnd"/>
+      <w:r>
+        <w:rPr>
+          <w:rFonts w:ascii="Consolas" w:hAnsi="Consolas" w:cs="Consolas"/>
+          <w:color w:val="000000"/>
+          <w:sz w:val="44"/>
+          <w:szCs w:val="44"/>
+        </w:rPr>
+        <w:t>)</w:t>
+      </w:r>
+    </w:p>
+    <w:p>
+      <w:pPr>
+        <w:autoSpaceDE w:val="0"/>
+        <w:autoSpaceDN w:val="0"/>
+        <w:adjustRightInd w:val="0"/>
+        <w:spacing w:after="0" w:line="240" w:lineRule="auto"/>
+        <w:rPr>
+          <w:rFonts w:ascii="Consolas" w:hAnsi="Consolas" w:cs="Consolas"/>
+          <w:sz w:val="44"/>
+          <w:szCs w:val="44"/>
+        </w:rPr>
+      </w:pPr>
+      <w:r>
+        <w:rPr>
+          <w:rFonts w:ascii="Consolas" w:hAnsi="Consolas" w:cs="Consolas"/>
+          <w:color w:val="000000"/>
+          <w:sz w:val="44"/>
+          <w:szCs w:val="44"/>
+        </w:rPr>
+        <w:tab/>
+      </w:r>
+      <w:r>
+        <w:rPr>
+          <w:rFonts w:ascii="Consolas" w:hAnsi="Consolas" w:cs="Consolas"/>
+          <w:color w:val="000000"/>
+          <w:sz w:val="44"/>
+          <w:szCs w:val="44"/>
+        </w:rPr>
+        <w:tab/>
+        <w:t>{</w:t>
+      </w:r>
+    </w:p>
+    <w:p>
+      <w:pPr>
+        <w:autoSpaceDE w:val="0"/>
+        <w:autoSpaceDN w:val="0"/>
+        <w:adjustRightInd w:val="0"/>
+        <w:spacing w:after="0" w:line="240" w:lineRule="auto"/>
+        <w:rPr>
+          <w:rFonts w:ascii="Consolas" w:hAnsi="Consolas" w:cs="Consolas"/>
+          <w:sz w:val="44"/>
+          <w:szCs w:val="44"/>
+        </w:rPr>
+      </w:pPr>
+      <w:r>
+        <w:rPr>
+          <w:rFonts w:ascii="Consolas" w:hAnsi="Consolas" w:cs="Consolas"/>
+          <w:color w:val="000000"/>
+          <w:sz w:val="44"/>
+          <w:szCs w:val="44"/>
+        </w:rPr>
+        <w:tab/>
+      </w:r>
+      <w:r>
+        <w:rPr>
+          <w:rFonts w:ascii="Consolas" w:hAnsi="Consolas" w:cs="Consolas"/>
+          <w:color w:val="000000"/>
+          <w:sz w:val="44"/>
+          <w:szCs w:val="44"/>
+        </w:rPr>
+        <w:tab/>
+      </w:r>
+      <w:r>
+        <w:rPr>
+          <w:rFonts w:ascii="Consolas" w:hAnsi="Consolas" w:cs="Consolas"/>
+          <w:color w:val="000000"/>
+          <w:sz w:val="44"/>
+          <w:szCs w:val="44"/>
+        </w:rPr>
+        <w:tab/>
+      </w:r>
+      <w:r>
+        <w:rPr>
+          <w:rFonts w:ascii="Consolas" w:hAnsi="Consolas" w:cs="Consolas"/>
+          <w:b/>
+          <w:bCs/>
+          <w:color w:val="7F0055"/>
+          <w:sz w:val="44"/>
+          <w:szCs w:val="44"/>
+        </w:rPr>
+        <w:t>if</w:t>
+      </w:r>
+      <w:proofErr w:type="gramStart"/>
+      <w:r>
+        <w:rPr>
+          <w:rFonts w:ascii="Consolas" w:hAnsi="Consolas" w:cs="Consolas"/>
+          <w:color w:val="000000"/>
+          <w:sz w:val="44"/>
+          <w:szCs w:val="44"/>
+        </w:rPr>
+        <w:t>(!</w:t>
+      </w:r>
+      <w:proofErr w:type="spellStart"/>
+      <w:r>
+        <w:rPr>
+          <w:rFonts w:ascii="Consolas" w:hAnsi="Consolas" w:cs="Consolas"/>
+          <w:color w:val="000000"/>
+          <w:sz w:val="44"/>
+          <w:szCs w:val="44"/>
+        </w:rPr>
+        <w:t>Modifier.</w:t>
+      </w:r>
+      <w:r>
+        <w:rPr>
+          <w:rFonts w:ascii="Consolas" w:hAnsi="Consolas" w:cs="Consolas"/>
+          <w:i/>
+          <w:iCs/>
+          <w:color w:val="000000"/>
+          <w:sz w:val="44"/>
+          <w:szCs w:val="44"/>
+        </w:rPr>
+        <w:t>isPublic</w:t>
+      </w:r>
+      <w:proofErr w:type="spellEnd"/>
+      <w:proofErr w:type="gramEnd"/>
+      <w:r>
+        <w:rPr>
+          <w:rFonts w:ascii="Consolas" w:hAnsi="Consolas" w:cs="Consolas"/>
+          <w:color w:val="000000"/>
+          <w:sz w:val="44"/>
+          <w:szCs w:val="44"/>
+        </w:rPr>
+        <w:t>(</w:t>
+      </w:r>
+      <w:proofErr w:type="spellStart"/>
+      <w:r>
+        <w:rPr>
+          <w:rFonts w:ascii="Consolas" w:hAnsi="Consolas" w:cs="Consolas"/>
+          <w:color w:val="6A3E3E"/>
+          <w:sz w:val="44"/>
+          <w:szCs w:val="44"/>
+        </w:rPr>
+        <w:t>method</w:t>
+      </w:r>
+      <w:r>
+        <w:rPr>
+          <w:rFonts w:ascii="Consolas" w:hAnsi="Consolas" w:cs="Consolas"/>
+          <w:color w:val="000000"/>
+          <w:sz w:val="44"/>
+          <w:szCs w:val="44"/>
+        </w:rPr>
+        <w:t>.getModifiers</w:t>
+      </w:r>
+      <w:proofErr w:type="spellEnd"/>
+      <w:r>
+        <w:rPr>
+          <w:rFonts w:ascii="Consolas" w:hAnsi="Consolas" w:cs="Consolas"/>
+          <w:color w:val="000000"/>
+          <w:sz w:val="44"/>
+          <w:szCs w:val="44"/>
+        </w:rPr>
+        <w:t>()))</w:t>
+      </w:r>
+    </w:p>
+    <w:p>
+      <w:pPr>
+        <w:autoSpaceDE w:val="0"/>
+        <w:autoSpaceDN w:val="0"/>
+        <w:adjustRightInd w:val="0"/>
+        <w:spacing w:after="0" w:line="240" w:lineRule="auto"/>
+        <w:rPr>
+          <w:rFonts w:ascii="Consolas" w:hAnsi="Consolas" w:cs="Consolas"/>
+          <w:sz w:val="44"/>
+          <w:szCs w:val="44"/>
+        </w:rPr>
+      </w:pPr>
+      <w:r>
+        <w:rPr>
+          <w:rFonts w:ascii="Consolas" w:hAnsi="Consolas" w:cs="Consolas"/>
+          <w:color w:val="000000"/>
+          <w:sz w:val="44"/>
+          <w:szCs w:val="44"/>
+        </w:rPr>
+        <w:tab/>
+      </w:r>
+      <w:r>
+        <w:rPr>
+          <w:rFonts w:ascii="Consolas" w:hAnsi="Consolas" w:cs="Consolas"/>
+          <w:color w:val="000000"/>
+          <w:sz w:val="44"/>
+          <w:szCs w:val="44"/>
+        </w:rPr>
+        <w:tab/>
+      </w:r>
+      <w:r>
+        <w:rPr>
+          <w:rFonts w:ascii="Consolas" w:hAnsi="Consolas" w:cs="Consolas"/>
+          <w:color w:val="000000"/>
+          <w:sz w:val="44"/>
+          <w:szCs w:val="44"/>
+        </w:rPr>
+        <w:tab/>
+      </w:r>
+      <w:r>
+        <w:rPr>
+          <w:rFonts w:ascii="Consolas" w:hAnsi="Consolas" w:cs="Consolas"/>
+          <w:color w:val="000000"/>
+          <w:sz w:val="44"/>
+          <w:szCs w:val="44"/>
+        </w:rPr>
+        <w:tab/>
+      </w:r>
+      <w:proofErr w:type="spellStart"/>
+      <w:r>
+        <w:rPr>
+          <w:rFonts w:ascii="Consolas" w:hAnsi="Consolas" w:cs="Consolas"/>
+          <w:color w:val="000000"/>
+          <w:sz w:val="44"/>
+          <w:szCs w:val="44"/>
+        </w:rPr>
+        <w:t>System.</w:t>
+      </w:r>
+      <w:r>
+        <w:rPr>
+          <w:rFonts w:ascii="Consolas" w:hAnsi="Consolas" w:cs="Consolas"/>
+          <w:b/>
+          <w:bCs/>
+          <w:i/>
+          <w:iCs/>
+          <w:color w:val="0000C0"/>
+          <w:sz w:val="44"/>
+          <w:szCs w:val="44"/>
+        </w:rPr>
+        <w:t>out</w:t>
+      </w:r>
+      <w:r>
+        <w:rPr>
+          <w:rFonts w:ascii="Consolas" w:hAnsi="Consolas" w:cs="Consolas"/>
+          <w:color w:val="000000"/>
+          <w:sz w:val="44"/>
+          <w:szCs w:val="44"/>
+        </w:rPr>
+        <w:t>.println</w:t>
+      </w:r>
+      <w:proofErr w:type="spellEnd"/>
+      <w:r>
+        <w:rPr>
+          <w:rFonts w:ascii="Consolas" w:hAnsi="Consolas" w:cs="Consolas"/>
+          <w:color w:val="000000"/>
+          <w:sz w:val="44"/>
+          <w:szCs w:val="44"/>
+        </w:rPr>
+        <w:t>(</w:t>
+      </w:r>
+      <w:proofErr w:type="spellStart"/>
+      <w:proofErr w:type="gramStart"/>
+      <w:r>
+        <w:rPr>
+          <w:rFonts w:ascii="Consolas" w:hAnsi="Consolas" w:cs="Consolas"/>
+          <w:color w:val="6A3E3E"/>
+          <w:sz w:val="44"/>
+          <w:szCs w:val="44"/>
+        </w:rPr>
+        <w:t>method</w:t>
+      </w:r>
+      <w:r>
+        <w:rPr>
+          <w:rFonts w:ascii="Consolas" w:hAnsi="Consolas" w:cs="Consolas"/>
+          <w:color w:val="000000"/>
+          <w:sz w:val="44"/>
+          <w:szCs w:val="44"/>
+        </w:rPr>
+        <w:t>.getName</w:t>
+      </w:r>
+      <w:proofErr w:type="spellEnd"/>
+      <w:proofErr w:type="gramEnd"/>
+      <w:r>
+        <w:rPr>
+          <w:rFonts w:ascii="Consolas" w:hAnsi="Consolas" w:cs="Consolas"/>
+          <w:color w:val="000000"/>
+          <w:sz w:val="44"/>
+          <w:szCs w:val="44"/>
+        </w:rPr>
+        <w:t>());</w:t>
+      </w:r>
+    </w:p>
+    <w:p>
+      <w:pPr>
+        <w:autoSpaceDE w:val="0"/>
+        <w:autoSpaceDN w:val="0"/>
+        <w:adjustRightInd w:val="0"/>
+        <w:spacing w:after="0" w:line="240" w:lineRule="auto"/>
+        <w:rPr>
+          <w:rFonts w:ascii="Consolas" w:hAnsi="Consolas" w:cs="Consolas"/>
+          <w:sz w:val="44"/>
+          <w:szCs w:val="44"/>
+        </w:rPr>
+      </w:pPr>
+      <w:r>
+        <w:rPr>
+          <w:rFonts w:ascii="Consolas" w:hAnsi="Consolas" w:cs="Consolas"/>
+          <w:color w:val="000000"/>
+          <w:sz w:val="44"/>
+          <w:szCs w:val="44"/>
+        </w:rPr>
+        <w:tab/>
+      </w:r>
+      <w:r>
+        <w:rPr>
+          <w:rFonts w:ascii="Consolas" w:hAnsi="Consolas" w:cs="Consolas"/>
+          <w:color w:val="000000"/>
+          <w:sz w:val="44"/>
+          <w:szCs w:val="44"/>
+        </w:rPr>
+        <w:tab/>
+        <w:t>}</w:t>
+      </w:r>
+    </w:p>
+    <w:p>
+      <w:pPr>
+        <w:autoSpaceDE w:val="0"/>
+        <w:autoSpaceDN w:val="0"/>
+        <w:adjustRightInd w:val="0"/>
+        <w:spacing w:after="0" w:line="240" w:lineRule="auto"/>
+        <w:rPr>
+          <w:rFonts w:ascii="Consolas" w:hAnsi="Consolas" w:cs="Consolas"/>
+          <w:sz w:val="44"/>
+          <w:szCs w:val="44"/>
+        </w:rPr>
+      </w:pPr>
+      <w:r>
+        <w:rPr>
+          <w:rFonts w:ascii="Consolas" w:hAnsi="Consolas" w:cs="Consolas"/>
+          <w:color w:val="000000"/>
+          <w:sz w:val="44"/>
+          <w:szCs w:val="44"/>
+        </w:rPr>
+        <w:tab/>
+        <w:t>}</w:t>
+      </w:r>
+    </w:p>
+    <w:p>
+      <w:pPr>
+        <w:autoSpaceDE w:val="0"/>
+        <w:autoSpaceDN w:val="0"/>
+        <w:adjustRightInd w:val="0"/>
+        <w:spacing w:after="0" w:line="240" w:lineRule="auto"/>
+        <w:rPr>
+          <w:rFonts w:ascii="Consolas" w:hAnsi="Consolas" w:cs="Consolas"/>
+          <w:sz w:val="44"/>
+          <w:szCs w:val="44"/>
+        </w:rPr>
+      </w:pPr>
+    </w:p>
+    <w:p>
+      <w:pPr>
+        <w:pBdr>
+          <w:bottom w:val="single" w:sz="6" w:space="1" w:color="auto"/>
+        </w:pBdr>
+        <w:autoSpaceDE w:val="0"/>
+        <w:autoSpaceDN w:val="0"/>
+        <w:adjustRightInd w:val="0"/>
+        <w:spacing w:after="0" w:line="240" w:lineRule="auto"/>
+        <w:rPr>
+          <w:rFonts w:ascii="Consolas" w:hAnsi="Consolas" w:cs="Consolas"/>
+          <w:sz w:val="44"/>
+          <w:szCs w:val="44"/>
+        </w:rPr>
+      </w:pPr>
+      <w:r>
+        <w:rPr>
+          <w:rFonts w:ascii="Consolas" w:hAnsi="Consolas" w:cs="Consolas"/>
+          <w:color w:val="000000"/>
+          <w:sz w:val="44"/>
+          <w:szCs w:val="44"/>
+        </w:rPr>
+        <w:t>}</w:t>
+      </w:r>
+    </w:p>
+    <w:p>
+      <w:pPr>
+        <w:rPr>
+          <w:lang w:val="en-US"/>
+        </w:rPr>
+      </w:pPr>
+    </w:p>
+    <w:p>
+      <w:pPr>
+        <w:rPr>
+          <w:lang w:val="en-US"/>
+        </w:rPr>
+      </w:pPr>
+      <w:r>
+        <w:rPr>
+          <w:lang w:val="en-US"/>
+        </w:rPr>
+        <w:t>Annotations:</w:t>
+      </w:r>
+    </w:p>
+    <w:p>
+      <w:pPr>
+        <w:rPr>
+          <w:lang w:val="en-US"/>
+        </w:rPr>
+      </w:pPr>
+      <w:r>
+        <w:rPr>
+          <w:lang w:val="en-US"/>
+        </w:rPr>
+        <w:t>We know that there are lot of annotations. But how can we create an annotation?</w:t>
+      </w:r>
+    </w:p>
+    <w:p>
+      <w:pPr>
+        <w:rPr>
+          <w:lang w:val="en-US"/>
+        </w:rPr>
+      </w:pPr>
+      <w:r>
+        <w:rPr>
+          <w:lang w:val="en-US"/>
+        </w:rPr>
+        <w:t>When you create an annotation, you need to decide:</w:t>
+      </w:r>
+    </w:p>
+    <w:p>
+      <w:pPr>
+        <w:pStyle w:val="ListParagraph"/>
+        <w:numPr>
+          <w:ilvl w:val="0"/>
+          <w:numId w:val="4"/>
+        </w:numPr>
+        <w:rPr>
+          <w:lang w:val="en-US"/>
+        </w:rPr>
+      </w:pPr>
+      <w:r>
+        <w:rPr>
+          <w:lang w:val="en-US"/>
+        </w:rPr>
+        <w:t>What is the target of annotation?</w:t>
+      </w:r>
+      <w:r>
+        <w:rPr>
+          <w:lang w:val="en-US"/>
+        </w:rPr>
+        <w:tab/>
+        <w:t>Will this annotation be used on a class? Or method? Or field? Or constructor? Or parameter</w:t>
+      </w:r>
+    </w:p>
+    <w:p>
+      <w:pPr>
+        <w:pStyle w:val="ListParagraph"/>
+        <w:numPr>
+          <w:ilvl w:val="0"/>
+          <w:numId w:val="4"/>
+        </w:numPr>
+        <w:rPr>
+          <w:lang w:val="en-US"/>
+        </w:rPr>
+      </w:pPr>
+      <w:r>
+        <w:rPr>
+          <w:lang w:val="en-US"/>
+        </w:rPr>
+        <w:t>What is the retention policy?</w:t>
+      </w:r>
+      <w:r>
+        <w:rPr>
+          <w:lang w:val="en-US"/>
+        </w:rPr>
+        <w:tab/>
+      </w:r>
+      <w:r>
+        <w:rPr>
+          <w:lang w:val="en-US"/>
+        </w:rPr>
+        <w:tab/>
+        <w:t>Will it be available in Source? Or Compilation? Or Runtime?</w:t>
+      </w:r>
+    </w:p>
+    <w:p>
+      <w:pPr>
+        <w:rPr>
+          <w:lang w:val="en-US"/>
+        </w:rPr>
+      </w:pPr>
+    </w:p>
+    <w:p>
+      <w:pPr>
+        <w:rPr>
+          <w:lang w:val="en-US"/>
+        </w:rPr>
+      </w:pPr>
+      <w:r>
+        <w:rPr>
+          <w:lang w:val="en-US"/>
+        </w:rPr>
+        <w:t>Syntax to create an annotation:</w:t>
+      </w:r>
+    </w:p>
+    <w:p>
+      <w:pPr>
+        <w:rPr>
+          <w:lang w:val="en-US"/>
+        </w:rPr>
+      </w:pPr>
+    </w:p>
+    <w:p>
+      <w:pPr>
+        <w:rPr>
+          <w:lang w:val="en-US"/>
+        </w:rPr>
+      </w:pPr>
+      <w:r>
+        <w:rPr>
+          <w:lang w:val="en-US"/>
+        </w:rPr>
+        <w:t xml:space="preserve">Public @Interface </w:t>
+      </w:r>
+      <w:proofErr w:type="spellStart"/>
+      <w:r>
+        <w:rPr>
+          <w:lang w:val="en-US"/>
+        </w:rPr>
+        <w:t>MyAnnotation</w:t>
+      </w:r>
+      <w:proofErr w:type="spellEnd"/>
+    </w:p>
+    <w:p>
+      <w:pPr>
+        <w:rPr>
+          <w:lang w:val="en-US"/>
+        </w:rPr>
+      </w:pPr>
+      <w:r>
+        <w:rPr>
+          <w:lang w:val="en-US"/>
+        </w:rPr>
+        <w:t>{</w:t>
+      </w:r>
+    </w:p>
+    <w:p>
+      <w:pPr>
+        <w:rPr>
+          <w:lang w:val="en-US"/>
+        </w:rPr>
+      </w:pPr>
+      <w:r>
+        <w:rPr>
+          <w:lang w:val="en-US"/>
+        </w:rPr>
+        <w:t>}</w:t>
+      </w:r>
     </w:p>
     <w:sectPr>
       <w:pgSz w:w="11906" w:h="16838"/>
@@ -4938,6 +6333,95 @@
     </w:lvl>
   </w:abstractNum>
   <w:abstractNum w:abstractNumId="1" w15:restartNumberingAfterBreak="0">
+    <w:nsid w:val="21A165FB"/>
+    <w:multiLevelType w:val="hybridMultilevel"/>
+    <w:tmpl w:val="59B01384"/>
+    <w:lvl w:ilvl="0" w:tplc="A072AB20">
+      <w:start w:val="1"/>
+      <w:numFmt w:val="lowerRoman"/>
+      <w:lvlText w:val="%1)"/>
+      <w:lvlJc w:val="left"/>
+      <w:pPr>
+        <w:ind w:left="1440" w:hanging="720"/>
+      </w:pPr>
+      <w:rPr>
+        <w:rFonts w:hint="default"/>
+      </w:rPr>
+    </w:lvl>
+    <w:lvl w:ilvl="1" w:tplc="40090019" w:tentative="1">
+      <w:start w:val="1"/>
+      <w:numFmt w:val="lowerLetter"/>
+      <w:lvlText w:val="%2."/>
+      <w:lvlJc w:val="left"/>
+      <w:pPr>
+        <w:ind w:left="1800" w:hanging="360"/>
+      </w:pPr>
+    </w:lvl>
+    <w:lvl w:ilvl="2" w:tplc="4009001B" w:tentative="1">
+      <w:start w:val="1"/>
+      <w:numFmt w:val="lowerRoman"/>
+      <w:lvlText w:val="%3."/>
+      <w:lvlJc w:val="right"/>
+      <w:pPr>
+        <w:ind w:left="2520" w:hanging="180"/>
+      </w:pPr>
+    </w:lvl>
+    <w:lvl w:ilvl="3" w:tplc="4009000F" w:tentative="1">
+      <w:start w:val="1"/>
+      <w:numFmt w:val="decimal"/>
+      <w:lvlText w:val="%4."/>
+      <w:lvlJc w:val="left"/>
+      <w:pPr>
+        <w:ind w:left="3240" w:hanging="360"/>
+      </w:pPr>
+    </w:lvl>
+    <w:lvl w:ilvl="4" w:tplc="40090019" w:tentative="1">
+      <w:start w:val="1"/>
+      <w:numFmt w:val="lowerLetter"/>
+      <w:lvlText w:val="%5."/>
+      <w:lvlJc w:val="left"/>
+      <w:pPr>
+        <w:ind w:left="3960" w:hanging="360"/>
+      </w:pPr>
+    </w:lvl>
+    <w:lvl w:ilvl="5" w:tplc="4009001B" w:tentative="1">
+      <w:start w:val="1"/>
+      <w:numFmt w:val="lowerRoman"/>
+      <w:lvlText w:val="%6."/>
+      <w:lvlJc w:val="right"/>
+      <w:pPr>
+        <w:ind w:left="4680" w:hanging="180"/>
+      </w:pPr>
+    </w:lvl>
+    <w:lvl w:ilvl="6" w:tplc="4009000F" w:tentative="1">
+      <w:start w:val="1"/>
+      <w:numFmt w:val="decimal"/>
+      <w:lvlText w:val="%7."/>
+      <w:lvlJc w:val="left"/>
+      <w:pPr>
+        <w:ind w:left="5400" w:hanging="360"/>
+      </w:pPr>
+    </w:lvl>
+    <w:lvl w:ilvl="7" w:tplc="40090019" w:tentative="1">
+      <w:start w:val="1"/>
+      <w:numFmt w:val="lowerLetter"/>
+      <w:lvlText w:val="%8."/>
+      <w:lvlJc w:val="left"/>
+      <w:pPr>
+        <w:ind w:left="6120" w:hanging="360"/>
+      </w:pPr>
+    </w:lvl>
+    <w:lvl w:ilvl="8" w:tplc="4009001B" w:tentative="1">
+      <w:start w:val="1"/>
+      <w:numFmt w:val="lowerRoman"/>
+      <w:lvlText w:val="%9."/>
+      <w:lvlJc w:val="right"/>
+      <w:pPr>
+        <w:ind w:left="6840" w:hanging="180"/>
+      </w:pPr>
+    </w:lvl>
+  </w:abstractNum>
+  <w:abstractNum w:abstractNumId="2" w15:restartNumberingAfterBreak="0">
     <w:nsid w:val="3BF67E76"/>
     <w:multiLevelType w:val="hybridMultilevel"/>
     <w:tmpl w:val="43CEA374"/>
@@ -5049,7 +6533,7 @@
       </w:rPr>
     </w:lvl>
   </w:abstractNum>
-  <w:abstractNum w:abstractNumId="2" w15:restartNumberingAfterBreak="0">
+  <w:abstractNum w:abstractNumId="3" w15:restartNumberingAfterBreak="0">
     <w:nsid w:val="4A1A0322"/>
     <w:multiLevelType w:val="hybridMultilevel"/>
     <w:tmpl w:val="5AE46CF6"/>
@@ -5139,13 +6623,16 @@
     </w:lvl>
   </w:abstractNum>
   <w:num w:numId="1">
-    <w:abstractNumId w:val="1"/>
+    <w:abstractNumId w:val="2"/>
   </w:num>
   <w:num w:numId="2">
-    <w:abstractNumId w:val="2"/>
+    <w:abstractNumId w:val="3"/>
   </w:num>
   <w:num w:numId="3">
     <w:abstractNumId w:val="0"/>
+  </w:num>
+  <w:num w:numId="4">
+    <w:abstractNumId w:val="1"/>
   </w:num>
 </w:numbering>
 </file>

--- a/notes_24Apr2023.docx
+++ b/notes_24Apr2023.docx
@@ -6194,7 +6194,25 @@
         <w:rPr>
           <w:lang w:val="en-US"/>
         </w:rPr>
-        <w:t xml:space="preserve">Public @Interface </w:t>
+        <w:t>p</w:t>
+      </w:r>
+      <w:r>
+        <w:rPr>
+          <w:lang w:val="en-US"/>
+        </w:rPr>
+        <w:t>ublic @</w:t>
+      </w:r>
+      <w:r>
+        <w:rPr>
+          <w:lang w:val="en-US"/>
+        </w:rPr>
+        <w:t>i</w:t>
+      </w:r>
+      <w:r>
+        <w:rPr>
+          <w:lang w:val="en-US"/>
+        </w:rPr>
+        <w:t xml:space="preserve">nterface </w:t>
       </w:r>
       <w:proofErr w:type="spellStart"/>
       <w:r>
@@ -6230,6 +6248,7015 @@
         </w:rPr>
         <w:t>}</w:t>
       </w:r>
+    </w:p>
+    <w:p>
+      <w:pPr>
+        <w:rPr>
+          <w:lang w:val="en-US"/>
+        </w:rPr>
+      </w:pPr>
+    </w:p>
+    <w:p>
+      <w:pPr>
+        <w:rPr>
+          <w:lang w:val="en-US"/>
+        </w:rPr>
+      </w:pPr>
+      <w:r>
+        <w:rPr>
+          <w:lang w:val="en-US"/>
+        </w:rPr>
+        <w:t>@MyAnnotation</w:t>
+      </w:r>
+    </w:p>
+    <w:p>
+      <w:pPr>
+        <w:autoSpaceDE w:val="0"/>
+        <w:autoSpaceDN w:val="0"/>
+        <w:adjustRightInd w:val="0"/>
+        <w:spacing w:after="0" w:line="240" w:lineRule="auto"/>
+        <w:rPr>
+          <w:rFonts w:ascii="Consolas" w:hAnsi="Consolas" w:cs="Consolas"/>
+          <w:sz w:val="44"/>
+          <w:szCs w:val="44"/>
+        </w:rPr>
+      </w:pPr>
+      <w:r>
+        <w:rPr>
+          <w:rFonts w:ascii="Consolas" w:hAnsi="Consolas" w:cs="Consolas"/>
+          <w:b/>
+          <w:bCs/>
+          <w:color w:val="7F0055"/>
+          <w:sz w:val="44"/>
+          <w:szCs w:val="44"/>
+        </w:rPr>
+        <w:t>package</w:t>
+      </w:r>
+      <w:r>
+        <w:rPr>
+          <w:rFonts w:ascii="Consolas" w:hAnsi="Consolas" w:cs="Consolas"/>
+          <w:color w:val="000000"/>
+          <w:sz w:val="44"/>
+          <w:szCs w:val="44"/>
+        </w:rPr>
+        <w:t xml:space="preserve"> </w:t>
+      </w:r>
+      <w:proofErr w:type="spellStart"/>
+      <w:proofErr w:type="gramStart"/>
+      <w:r>
+        <w:rPr>
+          <w:rFonts w:ascii="Consolas" w:hAnsi="Consolas" w:cs="Consolas"/>
+          <w:color w:val="000000"/>
+          <w:sz w:val="44"/>
+          <w:szCs w:val="44"/>
+        </w:rPr>
+        <w:t>com.ust.demo</w:t>
+      </w:r>
+      <w:proofErr w:type="spellEnd"/>
+      <w:proofErr w:type="gramEnd"/>
+      <w:r>
+        <w:rPr>
+          <w:rFonts w:ascii="Consolas" w:hAnsi="Consolas" w:cs="Consolas"/>
+          <w:color w:val="000000"/>
+          <w:sz w:val="44"/>
+          <w:szCs w:val="44"/>
+        </w:rPr>
+        <w:t>;</w:t>
+      </w:r>
+    </w:p>
+    <w:p>
+      <w:pPr>
+        <w:autoSpaceDE w:val="0"/>
+        <w:autoSpaceDN w:val="0"/>
+        <w:adjustRightInd w:val="0"/>
+        <w:spacing w:after="0" w:line="240" w:lineRule="auto"/>
+        <w:rPr>
+          <w:rFonts w:ascii="Consolas" w:hAnsi="Consolas" w:cs="Consolas"/>
+          <w:sz w:val="44"/>
+          <w:szCs w:val="44"/>
+        </w:rPr>
+      </w:pPr>
+    </w:p>
+    <w:p>
+      <w:pPr>
+        <w:autoSpaceDE w:val="0"/>
+        <w:autoSpaceDN w:val="0"/>
+        <w:adjustRightInd w:val="0"/>
+        <w:spacing w:after="0" w:line="240" w:lineRule="auto"/>
+        <w:rPr>
+          <w:rFonts w:ascii="Consolas" w:hAnsi="Consolas" w:cs="Consolas"/>
+          <w:sz w:val="44"/>
+          <w:szCs w:val="44"/>
+        </w:rPr>
+      </w:pPr>
+      <w:r>
+        <w:rPr>
+          <w:rFonts w:ascii="Consolas" w:hAnsi="Consolas" w:cs="Consolas"/>
+          <w:b/>
+          <w:bCs/>
+          <w:color w:val="7F0055"/>
+          <w:sz w:val="44"/>
+          <w:szCs w:val="44"/>
+        </w:rPr>
+        <w:t>import</w:t>
+      </w:r>
+      <w:r>
+        <w:rPr>
+          <w:rFonts w:ascii="Consolas" w:hAnsi="Consolas" w:cs="Consolas"/>
+          <w:color w:val="000000"/>
+          <w:sz w:val="44"/>
+          <w:szCs w:val="44"/>
+        </w:rPr>
+        <w:t xml:space="preserve"> </w:t>
+      </w:r>
+      <w:r>
+        <w:rPr>
+          <w:rFonts w:ascii="Consolas" w:hAnsi="Consolas" w:cs="Consolas"/>
+          <w:b/>
+          <w:bCs/>
+          <w:color w:val="7F0055"/>
+          <w:sz w:val="44"/>
+          <w:szCs w:val="44"/>
+        </w:rPr>
+        <w:t>static</w:t>
+      </w:r>
+      <w:r>
+        <w:rPr>
+          <w:rFonts w:ascii="Consolas" w:hAnsi="Consolas" w:cs="Consolas"/>
+          <w:color w:val="000000"/>
+          <w:sz w:val="44"/>
+          <w:szCs w:val="44"/>
+        </w:rPr>
+        <w:t xml:space="preserve"> </w:t>
+      </w:r>
+      <w:proofErr w:type="spellStart"/>
+      <w:proofErr w:type="gramStart"/>
+      <w:r>
+        <w:rPr>
+          <w:rFonts w:ascii="Consolas" w:hAnsi="Consolas" w:cs="Consolas"/>
+          <w:color w:val="000000"/>
+          <w:sz w:val="44"/>
+          <w:szCs w:val="44"/>
+        </w:rPr>
+        <w:t>java.lang</w:t>
+      </w:r>
+      <w:proofErr w:type="gramEnd"/>
+      <w:r>
+        <w:rPr>
+          <w:rFonts w:ascii="Consolas" w:hAnsi="Consolas" w:cs="Consolas"/>
+          <w:color w:val="000000"/>
+          <w:sz w:val="44"/>
+          <w:szCs w:val="44"/>
+        </w:rPr>
+        <w:t>.annotation.RetentionPolicy.</w:t>
+      </w:r>
+      <w:r>
+        <w:rPr>
+          <w:rFonts w:ascii="Consolas" w:hAnsi="Consolas" w:cs="Consolas"/>
+          <w:b/>
+          <w:bCs/>
+          <w:i/>
+          <w:iCs/>
+          <w:color w:val="0000C0"/>
+          <w:sz w:val="44"/>
+          <w:szCs w:val="44"/>
+        </w:rPr>
+        <w:t>RUNTIME</w:t>
+      </w:r>
+      <w:proofErr w:type="spellEnd"/>
+      <w:r>
+        <w:rPr>
+          <w:rFonts w:ascii="Consolas" w:hAnsi="Consolas" w:cs="Consolas"/>
+          <w:color w:val="000000"/>
+          <w:sz w:val="44"/>
+          <w:szCs w:val="44"/>
+        </w:rPr>
+        <w:t>;</w:t>
+      </w:r>
+    </w:p>
+    <w:p>
+      <w:pPr>
+        <w:autoSpaceDE w:val="0"/>
+        <w:autoSpaceDN w:val="0"/>
+        <w:adjustRightInd w:val="0"/>
+        <w:spacing w:after="0" w:line="240" w:lineRule="auto"/>
+        <w:rPr>
+          <w:rFonts w:ascii="Consolas" w:hAnsi="Consolas" w:cs="Consolas"/>
+          <w:sz w:val="44"/>
+          <w:szCs w:val="44"/>
+        </w:rPr>
+      </w:pPr>
+    </w:p>
+    <w:p>
+      <w:pPr>
+        <w:autoSpaceDE w:val="0"/>
+        <w:autoSpaceDN w:val="0"/>
+        <w:adjustRightInd w:val="0"/>
+        <w:spacing w:after="0" w:line="240" w:lineRule="auto"/>
+        <w:rPr>
+          <w:rFonts w:ascii="Consolas" w:hAnsi="Consolas" w:cs="Consolas"/>
+          <w:sz w:val="44"/>
+          <w:szCs w:val="44"/>
+        </w:rPr>
+      </w:pPr>
+      <w:r>
+        <w:rPr>
+          <w:rFonts w:ascii="Consolas" w:hAnsi="Consolas" w:cs="Consolas"/>
+          <w:b/>
+          <w:bCs/>
+          <w:color w:val="7F0055"/>
+          <w:sz w:val="44"/>
+          <w:szCs w:val="44"/>
+        </w:rPr>
+        <w:t>import</w:t>
+      </w:r>
+      <w:r>
+        <w:rPr>
+          <w:rFonts w:ascii="Consolas" w:hAnsi="Consolas" w:cs="Consolas"/>
+          <w:color w:val="000000"/>
+          <w:sz w:val="44"/>
+          <w:szCs w:val="44"/>
+        </w:rPr>
+        <w:t xml:space="preserve"> </w:t>
+      </w:r>
+      <w:proofErr w:type="spellStart"/>
+      <w:proofErr w:type="gramStart"/>
+      <w:r>
+        <w:rPr>
+          <w:rFonts w:ascii="Consolas" w:hAnsi="Consolas" w:cs="Consolas"/>
+          <w:color w:val="000000"/>
+          <w:sz w:val="44"/>
+          <w:szCs w:val="44"/>
+          <w:u w:val="single"/>
+        </w:rPr>
+        <w:t>java.lang</w:t>
+      </w:r>
+      <w:proofErr w:type="gramEnd"/>
+      <w:r>
+        <w:rPr>
+          <w:rFonts w:ascii="Consolas" w:hAnsi="Consolas" w:cs="Consolas"/>
+          <w:color w:val="000000"/>
+          <w:sz w:val="44"/>
+          <w:szCs w:val="44"/>
+          <w:u w:val="single"/>
+        </w:rPr>
+        <w:t>.annotation.ElementType</w:t>
+      </w:r>
+      <w:proofErr w:type="spellEnd"/>
+      <w:r>
+        <w:rPr>
+          <w:rFonts w:ascii="Consolas" w:hAnsi="Consolas" w:cs="Consolas"/>
+          <w:color w:val="000000"/>
+          <w:sz w:val="44"/>
+          <w:szCs w:val="44"/>
+        </w:rPr>
+        <w:t>;</w:t>
+      </w:r>
+    </w:p>
+    <w:p>
+      <w:pPr>
+        <w:autoSpaceDE w:val="0"/>
+        <w:autoSpaceDN w:val="0"/>
+        <w:adjustRightInd w:val="0"/>
+        <w:spacing w:after="0" w:line="240" w:lineRule="auto"/>
+        <w:rPr>
+          <w:rFonts w:ascii="Consolas" w:hAnsi="Consolas" w:cs="Consolas"/>
+          <w:sz w:val="44"/>
+          <w:szCs w:val="44"/>
+        </w:rPr>
+      </w:pPr>
+      <w:r>
+        <w:rPr>
+          <w:rFonts w:ascii="Consolas" w:hAnsi="Consolas" w:cs="Consolas"/>
+          <w:b/>
+          <w:bCs/>
+          <w:color w:val="7F0055"/>
+          <w:sz w:val="44"/>
+          <w:szCs w:val="44"/>
+        </w:rPr>
+        <w:t>import</w:t>
+      </w:r>
+      <w:r>
+        <w:rPr>
+          <w:rFonts w:ascii="Consolas" w:hAnsi="Consolas" w:cs="Consolas"/>
+          <w:color w:val="000000"/>
+          <w:sz w:val="44"/>
+          <w:szCs w:val="44"/>
+        </w:rPr>
+        <w:t xml:space="preserve"> </w:t>
+      </w:r>
+      <w:proofErr w:type="spellStart"/>
+      <w:proofErr w:type="gramStart"/>
+      <w:r>
+        <w:rPr>
+          <w:rFonts w:ascii="Consolas" w:hAnsi="Consolas" w:cs="Consolas"/>
+          <w:color w:val="000000"/>
+          <w:sz w:val="44"/>
+          <w:szCs w:val="44"/>
+        </w:rPr>
+        <w:t>java.lang</w:t>
+      </w:r>
+      <w:proofErr w:type="gramEnd"/>
+      <w:r>
+        <w:rPr>
+          <w:rFonts w:ascii="Consolas" w:hAnsi="Consolas" w:cs="Consolas"/>
+          <w:color w:val="000000"/>
+          <w:sz w:val="44"/>
+          <w:szCs w:val="44"/>
+        </w:rPr>
+        <w:t>.annotation.Retention</w:t>
+      </w:r>
+      <w:proofErr w:type="spellEnd"/>
+      <w:r>
+        <w:rPr>
+          <w:rFonts w:ascii="Consolas" w:hAnsi="Consolas" w:cs="Consolas"/>
+          <w:color w:val="000000"/>
+          <w:sz w:val="44"/>
+          <w:szCs w:val="44"/>
+        </w:rPr>
+        <w:t>;</w:t>
+      </w:r>
+    </w:p>
+    <w:p>
+      <w:pPr>
+        <w:autoSpaceDE w:val="0"/>
+        <w:autoSpaceDN w:val="0"/>
+        <w:adjustRightInd w:val="0"/>
+        <w:spacing w:after="0" w:line="240" w:lineRule="auto"/>
+        <w:rPr>
+          <w:rFonts w:ascii="Consolas" w:hAnsi="Consolas" w:cs="Consolas"/>
+          <w:sz w:val="44"/>
+          <w:szCs w:val="44"/>
+        </w:rPr>
+      </w:pPr>
+      <w:r>
+        <w:rPr>
+          <w:rFonts w:ascii="Consolas" w:hAnsi="Consolas" w:cs="Consolas"/>
+          <w:b/>
+          <w:bCs/>
+          <w:color w:val="7F0055"/>
+          <w:sz w:val="44"/>
+          <w:szCs w:val="44"/>
+        </w:rPr>
+        <w:t>import</w:t>
+      </w:r>
+      <w:r>
+        <w:rPr>
+          <w:rFonts w:ascii="Consolas" w:hAnsi="Consolas" w:cs="Consolas"/>
+          <w:color w:val="000000"/>
+          <w:sz w:val="44"/>
+          <w:szCs w:val="44"/>
+        </w:rPr>
+        <w:t xml:space="preserve"> </w:t>
+      </w:r>
+      <w:proofErr w:type="spellStart"/>
+      <w:proofErr w:type="gramStart"/>
+      <w:r>
+        <w:rPr>
+          <w:rFonts w:ascii="Consolas" w:hAnsi="Consolas" w:cs="Consolas"/>
+          <w:color w:val="000000"/>
+          <w:sz w:val="44"/>
+          <w:szCs w:val="44"/>
+          <w:u w:val="single"/>
+        </w:rPr>
+        <w:t>java.lang</w:t>
+      </w:r>
+      <w:proofErr w:type="gramEnd"/>
+      <w:r>
+        <w:rPr>
+          <w:rFonts w:ascii="Consolas" w:hAnsi="Consolas" w:cs="Consolas"/>
+          <w:color w:val="000000"/>
+          <w:sz w:val="44"/>
+          <w:szCs w:val="44"/>
+          <w:u w:val="single"/>
+        </w:rPr>
+        <w:t>.annotation.Target</w:t>
+      </w:r>
+      <w:proofErr w:type="spellEnd"/>
+      <w:r>
+        <w:rPr>
+          <w:rFonts w:ascii="Consolas" w:hAnsi="Consolas" w:cs="Consolas"/>
+          <w:color w:val="000000"/>
+          <w:sz w:val="44"/>
+          <w:szCs w:val="44"/>
+        </w:rPr>
+        <w:t>;</w:t>
+      </w:r>
+    </w:p>
+    <w:p>
+      <w:pPr>
+        <w:autoSpaceDE w:val="0"/>
+        <w:autoSpaceDN w:val="0"/>
+        <w:adjustRightInd w:val="0"/>
+        <w:spacing w:after="0" w:line="240" w:lineRule="auto"/>
+        <w:rPr>
+          <w:rFonts w:ascii="Consolas" w:hAnsi="Consolas" w:cs="Consolas"/>
+          <w:sz w:val="44"/>
+          <w:szCs w:val="44"/>
+        </w:rPr>
+      </w:pPr>
+    </w:p>
+    <w:p>
+      <w:pPr>
+        <w:autoSpaceDE w:val="0"/>
+        <w:autoSpaceDN w:val="0"/>
+        <w:adjustRightInd w:val="0"/>
+        <w:spacing w:after="0" w:line="240" w:lineRule="auto"/>
+        <w:rPr>
+          <w:rFonts w:ascii="Consolas" w:hAnsi="Consolas" w:cs="Consolas"/>
+          <w:sz w:val="44"/>
+          <w:szCs w:val="44"/>
+        </w:rPr>
+      </w:pPr>
+      <w:r>
+        <w:rPr>
+          <w:rFonts w:ascii="Consolas" w:hAnsi="Consolas" w:cs="Consolas"/>
+          <w:color w:val="646464"/>
+          <w:sz w:val="44"/>
+          <w:szCs w:val="44"/>
+        </w:rPr>
+        <w:t>@</w:t>
+      </w:r>
+      <w:proofErr w:type="gramStart"/>
+      <w:r>
+        <w:rPr>
+          <w:rFonts w:ascii="Consolas" w:hAnsi="Consolas" w:cs="Consolas"/>
+          <w:color w:val="646464"/>
+          <w:sz w:val="44"/>
+          <w:szCs w:val="44"/>
+        </w:rPr>
+        <w:t>Retention</w:t>
+      </w:r>
+      <w:r>
+        <w:rPr>
+          <w:rFonts w:ascii="Consolas" w:hAnsi="Consolas" w:cs="Consolas"/>
+          <w:color w:val="000000"/>
+          <w:sz w:val="44"/>
+          <w:szCs w:val="44"/>
+        </w:rPr>
+        <w:t>(</w:t>
+      </w:r>
+      <w:proofErr w:type="gramEnd"/>
+      <w:r>
+        <w:rPr>
+          <w:rFonts w:ascii="Consolas" w:hAnsi="Consolas" w:cs="Consolas"/>
+          <w:b/>
+          <w:bCs/>
+          <w:i/>
+          <w:iCs/>
+          <w:color w:val="0000C0"/>
+          <w:sz w:val="44"/>
+          <w:szCs w:val="44"/>
+        </w:rPr>
+        <w:t>RUNTIME</w:t>
+      </w:r>
+      <w:r>
+        <w:rPr>
+          <w:rFonts w:ascii="Consolas" w:hAnsi="Consolas" w:cs="Consolas"/>
+          <w:color w:val="000000"/>
+          <w:sz w:val="44"/>
+          <w:szCs w:val="44"/>
+        </w:rPr>
+        <w:t>)</w:t>
+      </w:r>
+    </w:p>
+    <w:p>
+      <w:pPr>
+        <w:autoSpaceDE w:val="0"/>
+        <w:autoSpaceDN w:val="0"/>
+        <w:adjustRightInd w:val="0"/>
+        <w:spacing w:after="0" w:line="240" w:lineRule="auto"/>
+        <w:rPr>
+          <w:rFonts w:ascii="Consolas" w:hAnsi="Consolas" w:cs="Consolas"/>
+          <w:sz w:val="44"/>
+          <w:szCs w:val="44"/>
+        </w:rPr>
+      </w:pPr>
+      <w:r>
+        <w:rPr>
+          <w:rFonts w:ascii="Consolas" w:hAnsi="Consolas" w:cs="Consolas"/>
+          <w:color w:val="3F7F5F"/>
+          <w:sz w:val="44"/>
+          <w:szCs w:val="44"/>
+        </w:rPr>
+        <w:t>//@</w:t>
+      </w:r>
+      <w:proofErr w:type="gramStart"/>
+      <w:r>
+        <w:rPr>
+          <w:rFonts w:ascii="Consolas" w:hAnsi="Consolas" w:cs="Consolas"/>
+          <w:color w:val="3F7F5F"/>
+          <w:sz w:val="44"/>
+          <w:szCs w:val="44"/>
+        </w:rPr>
+        <w:t>Target(</w:t>
+      </w:r>
+      <w:proofErr w:type="gramEnd"/>
+      <w:r>
+        <w:rPr>
+          <w:rFonts w:ascii="Consolas" w:hAnsi="Consolas" w:cs="Consolas"/>
+          <w:color w:val="3F7F5F"/>
+          <w:sz w:val="44"/>
+          <w:szCs w:val="44"/>
+        </w:rPr>
+        <w:t xml:space="preserve">{ElementType.TYPE,ElementType.FIELD, </w:t>
+      </w:r>
+      <w:proofErr w:type="spellStart"/>
+      <w:r>
+        <w:rPr>
+          <w:rFonts w:ascii="Consolas" w:hAnsi="Consolas" w:cs="Consolas"/>
+          <w:color w:val="3F7F5F"/>
+          <w:sz w:val="44"/>
+          <w:szCs w:val="44"/>
+        </w:rPr>
+        <w:t>ElementType.CONSTRUCTOR</w:t>
+      </w:r>
+      <w:proofErr w:type="spellEnd"/>
+      <w:r>
+        <w:rPr>
+          <w:rFonts w:ascii="Consolas" w:hAnsi="Consolas" w:cs="Consolas"/>
+          <w:color w:val="3F7F5F"/>
+          <w:sz w:val="44"/>
+          <w:szCs w:val="44"/>
+        </w:rPr>
+        <w:t>})</w:t>
+      </w:r>
+    </w:p>
+    <w:p>
+      <w:pPr>
+        <w:autoSpaceDE w:val="0"/>
+        <w:autoSpaceDN w:val="0"/>
+        <w:adjustRightInd w:val="0"/>
+        <w:spacing w:after="0" w:line="240" w:lineRule="auto"/>
+        <w:rPr>
+          <w:rFonts w:ascii="Consolas" w:hAnsi="Consolas" w:cs="Consolas"/>
+          <w:sz w:val="44"/>
+          <w:szCs w:val="44"/>
+        </w:rPr>
+      </w:pPr>
+      <w:r>
+        <w:rPr>
+          <w:rFonts w:ascii="Consolas" w:hAnsi="Consolas" w:cs="Consolas"/>
+          <w:b/>
+          <w:bCs/>
+          <w:color w:val="7F0055"/>
+          <w:sz w:val="44"/>
+          <w:szCs w:val="44"/>
+        </w:rPr>
+        <w:t>public</w:t>
+      </w:r>
+      <w:r>
+        <w:rPr>
+          <w:rFonts w:ascii="Consolas" w:hAnsi="Consolas" w:cs="Consolas"/>
+          <w:color w:val="000000"/>
+          <w:sz w:val="44"/>
+          <w:szCs w:val="44"/>
+        </w:rPr>
+        <w:t xml:space="preserve"> </w:t>
+      </w:r>
+      <w:r>
+        <w:rPr>
+          <w:rFonts w:ascii="Consolas" w:hAnsi="Consolas" w:cs="Consolas"/>
+          <w:b/>
+          <w:bCs/>
+          <w:color w:val="7F0055"/>
+          <w:sz w:val="44"/>
+          <w:szCs w:val="44"/>
+        </w:rPr>
+        <w:t>@interface</w:t>
+      </w:r>
+      <w:r>
+        <w:rPr>
+          <w:rFonts w:ascii="Consolas" w:hAnsi="Consolas" w:cs="Consolas"/>
+          <w:color w:val="000000"/>
+          <w:sz w:val="44"/>
+          <w:szCs w:val="44"/>
+        </w:rPr>
+        <w:t xml:space="preserve"> </w:t>
+      </w:r>
+      <w:r>
+        <w:rPr>
+          <w:rFonts w:ascii="Consolas" w:hAnsi="Consolas" w:cs="Consolas"/>
+          <w:color w:val="646464"/>
+          <w:sz w:val="44"/>
+          <w:szCs w:val="44"/>
+        </w:rPr>
+        <w:t>Jag</w:t>
+      </w:r>
+      <w:r>
+        <w:rPr>
+          <w:rFonts w:ascii="Consolas" w:hAnsi="Consolas" w:cs="Consolas"/>
+          <w:color w:val="000000"/>
+          <w:sz w:val="44"/>
+          <w:szCs w:val="44"/>
+        </w:rPr>
+        <w:t xml:space="preserve"> {</w:t>
+      </w:r>
+    </w:p>
+    <w:p>
+      <w:pPr>
+        <w:autoSpaceDE w:val="0"/>
+        <w:autoSpaceDN w:val="0"/>
+        <w:adjustRightInd w:val="0"/>
+        <w:spacing w:after="0" w:line="240" w:lineRule="auto"/>
+        <w:rPr>
+          <w:rFonts w:ascii="Consolas" w:hAnsi="Consolas" w:cs="Consolas"/>
+          <w:sz w:val="44"/>
+          <w:szCs w:val="44"/>
+        </w:rPr>
+      </w:pPr>
+    </w:p>
+    <w:p>
+      <w:pPr>
+        <w:autoSpaceDE w:val="0"/>
+        <w:autoSpaceDN w:val="0"/>
+        <w:adjustRightInd w:val="0"/>
+        <w:spacing w:after="0" w:line="240" w:lineRule="auto"/>
+        <w:rPr>
+          <w:rFonts w:ascii="Consolas" w:hAnsi="Consolas" w:cs="Consolas"/>
+          <w:sz w:val="44"/>
+          <w:szCs w:val="44"/>
+        </w:rPr>
+      </w:pPr>
+      <w:r>
+        <w:rPr>
+          <w:rFonts w:ascii="Consolas" w:hAnsi="Consolas" w:cs="Consolas"/>
+          <w:color w:val="000000"/>
+          <w:sz w:val="44"/>
+          <w:szCs w:val="44"/>
+        </w:rPr>
+        <w:t>}</w:t>
+      </w:r>
+    </w:p>
+    <w:p>
+      <w:pPr>
+        <w:pBdr>
+          <w:bottom w:val="single" w:sz="6" w:space="1" w:color="auto"/>
+        </w:pBdr>
+        <w:rPr>
+          <w:lang w:val="en-US"/>
+        </w:rPr>
+      </w:pPr>
+    </w:p>
+    <w:p>
+      <w:pPr>
+        <w:rPr>
+          <w:lang w:val="en-US"/>
+        </w:rPr>
+      </w:pPr>
+      <w:r>
+        <w:rPr>
+          <w:lang w:val="en-US"/>
+        </w:rPr>
+        <w:t>Task:</w:t>
+      </w:r>
+    </w:p>
+    <w:p>
+      <w:pPr>
+        <w:rPr>
+          <w:lang w:val="en-US"/>
+        </w:rPr>
+      </w:pPr>
+      <w:r>
+        <w:rPr>
+          <w:lang w:val="en-US"/>
+        </w:rPr>
+        <w:t>Create an annotation and mention the target.</w:t>
+      </w:r>
+    </w:p>
+    <w:p>
+      <w:pPr>
+        <w:rPr>
+          <w:lang w:val="en-US"/>
+        </w:rPr>
+      </w:pPr>
+      <w:r>
+        <w:rPr>
+          <w:lang w:val="en-US"/>
+        </w:rPr>
+        <w:t>Use the annotation.</w:t>
+      </w:r>
+    </w:p>
+    <w:p>
+      <w:pPr>
+        <w:rPr>
+          <w:lang w:val="en-US"/>
+        </w:rPr>
+      </w:pPr>
+    </w:p>
+    <w:p>
+      <w:pPr>
+        <w:rPr>
+          <w:lang w:val="en-US"/>
+        </w:rPr>
+      </w:pPr>
+      <w:r>
+        <w:rPr>
+          <w:lang w:val="en-US"/>
+        </w:rPr>
+        <w:t>Next:</w:t>
+      </w:r>
+    </w:p>
+    <w:p>
+      <w:pPr>
+        <w:pBdr>
+          <w:bottom w:val="single" w:sz="6" w:space="1" w:color="auto"/>
+        </w:pBdr>
+        <w:rPr>
+          <w:lang w:val="en-US"/>
+        </w:rPr>
+      </w:pPr>
+      <w:r>
+        <w:rPr>
+          <w:lang w:val="en-US"/>
+        </w:rPr>
+        <w:t>Using reflection, can we read the annotations?</w:t>
+      </w:r>
+    </w:p>
+    <w:p>
+      <w:pPr>
+        <w:rPr>
+          <w:lang w:val="en-US"/>
+        </w:rPr>
+      </w:pPr>
+    </w:p>
+    <w:p>
+      <w:pPr>
+        <w:pBdr>
+          <w:bottom w:val="single" w:sz="6" w:space="1" w:color="auto"/>
+        </w:pBdr>
+        <w:rPr>
+          <w:lang w:val="en-US"/>
+        </w:rPr>
+      </w:pPr>
+      <w:r>
+        <w:rPr>
+          <w:lang w:val="en-US"/>
+        </w:rPr>
+        <w:lastRenderedPageBreak/>
+        <w:t>SELECT statement:</w:t>
+      </w:r>
+    </w:p>
+    <w:p>
+      <w:pPr>
+        <w:rPr>
+          <w:lang w:val="en-US"/>
+        </w:rPr>
+      </w:pPr>
+      <w:r>
+        <w:rPr>
+          <w:lang w:val="en-US"/>
+        </w:rPr>
+        <w:t>PROJECTION</w:t>
+      </w:r>
+    </w:p>
+    <w:p>
+      <w:pPr>
+        <w:rPr>
+          <w:lang w:val="en-US"/>
+        </w:rPr>
+      </w:pPr>
+      <w:r>
+        <w:rPr>
+          <w:lang w:val="en-US"/>
+        </w:rPr>
+        <w:tab/>
+        <w:t>Using specific columns</w:t>
+      </w:r>
+    </w:p>
+    <w:p>
+      <w:pPr>
+        <w:rPr>
+          <w:lang w:val="en-US"/>
+        </w:rPr>
+      </w:pPr>
+      <w:r>
+        <w:rPr>
+          <w:lang w:val="en-US"/>
+        </w:rPr>
+        <w:t>SELECTION</w:t>
+      </w:r>
+    </w:p>
+    <w:p>
+      <w:pPr>
+        <w:rPr>
+          <w:lang w:val="en-US"/>
+        </w:rPr>
+      </w:pPr>
+      <w:r>
+        <w:rPr>
+          <w:lang w:val="en-US"/>
+        </w:rPr>
+        <w:tab/>
+        <w:t>Using WHERE condition</w:t>
+      </w:r>
+    </w:p>
+    <w:p>
+      <w:pPr>
+        <w:rPr>
+          <w:lang w:val="en-US"/>
+        </w:rPr>
+      </w:pPr>
+      <w:r>
+        <w:rPr>
+          <w:lang w:val="en-US"/>
+        </w:rPr>
+        <w:t>SORTING</w:t>
+      </w:r>
+    </w:p>
+    <w:p>
+      <w:pPr>
+        <w:rPr>
+          <w:lang w:val="en-US"/>
+        </w:rPr>
+      </w:pPr>
+      <w:r>
+        <w:rPr>
+          <w:lang w:val="en-US"/>
+        </w:rPr>
+        <w:tab/>
+        <w:t>ORDER BY</w:t>
+      </w:r>
+      <w:r>
+        <w:rPr>
+          <w:lang w:val="en-US"/>
+        </w:rPr>
+        <w:tab/>
+        <w:t>ASC | DESC</w:t>
+      </w:r>
+    </w:p>
+    <w:p>
+      <w:pPr>
+        <w:rPr>
+          <w:lang w:val="en-US"/>
+        </w:rPr>
+      </w:pPr>
+      <w:r>
+        <w:rPr>
+          <w:lang w:val="en-US"/>
+        </w:rPr>
+        <w:t>Sub Queries:</w:t>
+      </w:r>
+    </w:p>
+    <w:p>
+      <w:pPr>
+        <w:rPr>
+          <w:lang w:val="en-US"/>
+        </w:rPr>
+      </w:pPr>
+      <w:r>
+        <w:rPr>
+          <w:lang w:val="en-US"/>
+        </w:rPr>
+        <w:tab/>
+        <w:t>Allow us to use the result of a query to be used by another query.</w:t>
+      </w:r>
+    </w:p>
+    <w:p>
+      <w:pPr>
+        <w:rPr>
+          <w:lang w:val="en-US"/>
+        </w:rPr>
+      </w:pPr>
+    </w:p>
+    <w:p>
+      <w:pPr>
+        <w:rPr>
+          <w:lang w:val="en-US"/>
+        </w:rPr>
+      </w:pPr>
+      <w:r>
+        <w:rPr>
+          <w:lang w:val="en-US"/>
+        </w:rPr>
+        <w:t>Task:</w:t>
+      </w:r>
+    </w:p>
+    <w:p>
+      <w:pPr>
+        <w:rPr>
+          <w:lang w:val="en-US"/>
+        </w:rPr>
+      </w:pPr>
+      <w:r>
+        <w:rPr>
+          <w:lang w:val="en-US"/>
+        </w:rPr>
+        <w:t xml:space="preserve">Write a SELECT statement on </w:t>
+      </w:r>
+      <w:proofErr w:type="gramStart"/>
+      <w:r>
+        <w:rPr>
+          <w:lang w:val="en-US"/>
+        </w:rPr>
+        <w:t>HR.EMPLOYEES</w:t>
+      </w:r>
+      <w:proofErr w:type="gramEnd"/>
+      <w:r>
+        <w:rPr>
+          <w:lang w:val="en-US"/>
+        </w:rPr>
+        <w:t xml:space="preserve"> to display the </w:t>
+      </w:r>
+    </w:p>
+    <w:p>
+      <w:pPr>
+        <w:rPr>
+          <w:lang w:val="en-US"/>
+        </w:rPr>
+      </w:pPr>
+      <w:r>
+        <w:rPr>
+          <w:lang w:val="en-US"/>
+        </w:rPr>
+        <w:t>EMPLOYEE_ID, FIRST_NAME, LAST_NAME, JOB_ID</w:t>
+      </w:r>
+    </w:p>
+    <w:p>
+      <w:pPr>
+        <w:rPr>
+          <w:lang w:val="en-US"/>
+        </w:rPr>
+      </w:pPr>
+      <w:r>
+        <w:rPr>
+          <w:lang w:val="en-US"/>
+        </w:rPr>
+        <w:t>Of all employees whose JOB_ID</w:t>
+      </w:r>
+      <w:r>
+        <w:rPr>
+          <w:lang w:val="en-US"/>
+        </w:rPr>
+        <w:t xml:space="preserve"> is</w:t>
+      </w:r>
+      <w:r>
+        <w:rPr>
+          <w:lang w:val="en-US"/>
+        </w:rPr>
+        <w:t xml:space="preserve"> same as employee whose id is 119</w:t>
+      </w:r>
+    </w:p>
+    <w:p>
+      <w:pPr>
+        <w:rPr>
+          <w:lang w:val="en-US"/>
+        </w:rPr>
+      </w:pPr>
+      <w:r>
+        <w:rPr>
+          <w:lang w:val="en-US"/>
+        </w:rPr>
+        <w:t>Ans:</w:t>
+      </w:r>
+    </w:p>
+    <w:p>
+      <w:pPr>
+        <w:rPr>
+          <w:lang w:val="en-US"/>
+        </w:rPr>
+      </w:pPr>
+      <w:r>
+        <w:rPr>
+          <w:lang w:val="en-US"/>
+        </w:rPr>
+        <w:t xml:space="preserve">SELECT EMPLOYEE_ID, FIRST_NAME, LAST_NAME, JOB_ID </w:t>
+      </w:r>
+    </w:p>
+    <w:p>
+      <w:pPr>
+        <w:rPr>
+          <w:lang w:val="en-US"/>
+        </w:rPr>
+      </w:pPr>
+      <w:r>
+        <w:rPr>
+          <w:lang w:val="en-US"/>
+        </w:rPr>
+        <w:t xml:space="preserve">FROM </w:t>
+      </w:r>
+      <w:proofErr w:type="gramStart"/>
+      <w:r>
+        <w:rPr>
+          <w:lang w:val="en-US"/>
+        </w:rPr>
+        <w:t>HR.EMPLOYEES</w:t>
+      </w:r>
+      <w:proofErr w:type="gramEnd"/>
+      <w:r>
+        <w:rPr>
+          <w:lang w:val="en-US"/>
+        </w:rPr>
+        <w:t xml:space="preserve"> </w:t>
+      </w:r>
+    </w:p>
+    <w:p>
+      <w:pPr>
+        <w:rPr>
+          <w:lang w:val="en-US"/>
+        </w:rPr>
+      </w:pPr>
+      <w:r>
+        <w:rPr>
+          <w:lang w:val="en-US"/>
+        </w:rPr>
+        <w:t>WHERE JOB_ID</w:t>
+      </w:r>
+      <w:proofErr w:type="gramStart"/>
+      <w:r>
+        <w:rPr>
+          <w:lang w:val="en-US"/>
+        </w:rPr>
+        <w:t>=(</w:t>
+      </w:r>
+      <w:proofErr w:type="gramEnd"/>
+      <w:r>
+        <w:rPr>
+          <w:lang w:val="en-US"/>
+        </w:rPr>
+        <w:t>SELECT JOB_ID FROM HR.EMPLOYEES WHERE EMPLOYEE_ID=119)</w:t>
+      </w:r>
+    </w:p>
+    <w:p>
+      <w:pPr>
+        <w:rPr>
+          <w:lang w:val="en-US"/>
+        </w:rPr>
+      </w:pPr>
+    </w:p>
+    <w:p>
+      <w:pPr>
+        <w:rPr>
+          <w:lang w:val="en-US"/>
+        </w:rPr>
+      </w:pPr>
+      <w:r>
+        <w:rPr>
+          <w:lang w:val="en-US"/>
+        </w:rPr>
+        <w:t>Rules for subquery:</w:t>
+      </w:r>
+    </w:p>
+    <w:p>
+      <w:pPr>
+        <w:pStyle w:val="ListParagraph"/>
+        <w:numPr>
+          <w:ilvl w:val="0"/>
+          <w:numId w:val="5"/>
+        </w:numPr>
+        <w:rPr>
+          <w:lang w:val="en-US"/>
+        </w:rPr>
+      </w:pPr>
+      <w:r>
+        <w:rPr>
+          <w:lang w:val="en-US"/>
+        </w:rPr>
+        <w:t>When we use sub query in a condition that use operators like</w:t>
+      </w:r>
+    </w:p>
+    <w:p>
+      <w:pPr>
+        <w:ind w:left="720"/>
+        <w:rPr>
+          <w:lang w:val="en-US"/>
+        </w:rPr>
+      </w:pPr>
+      <w:r>
+        <w:rPr>
+          <w:lang w:val="en-US"/>
+        </w:rPr>
+        <w:t>=</w:t>
+      </w:r>
+    </w:p>
+    <w:p>
+      <w:pPr>
+        <w:ind w:left="720"/>
+        <w:rPr>
+          <w:lang w:val="en-US"/>
+        </w:rPr>
+      </w:pPr>
+      <w:r>
+        <w:rPr>
+          <w:lang w:val="en-US"/>
+        </w:rPr>
+        <w:t>!=</w:t>
+      </w:r>
+    </w:p>
+    <w:p>
+      <w:pPr>
+        <w:ind w:left="720"/>
+        <w:rPr>
+          <w:lang w:val="en-US"/>
+        </w:rPr>
+      </w:pPr>
+      <w:r>
+        <w:rPr>
+          <w:lang w:val="en-US"/>
+        </w:rPr>
+        <w:t>&gt;</w:t>
+      </w:r>
+    </w:p>
+    <w:p>
+      <w:pPr>
+        <w:ind w:left="720"/>
+        <w:rPr>
+          <w:lang w:val="en-US"/>
+        </w:rPr>
+      </w:pPr>
+      <w:r>
+        <w:rPr>
+          <w:lang w:val="en-US"/>
+        </w:rPr>
+        <w:t>&lt;</w:t>
+      </w:r>
+    </w:p>
+    <w:p>
+      <w:pPr>
+        <w:ind w:left="720"/>
+        <w:rPr>
+          <w:lang w:val="en-US"/>
+        </w:rPr>
+      </w:pPr>
+      <w:r>
+        <w:rPr>
+          <w:lang w:val="en-US"/>
+        </w:rPr>
+        <w:t>&gt;=</w:t>
+      </w:r>
+    </w:p>
+    <w:p>
+      <w:pPr>
+        <w:ind w:left="720"/>
+        <w:rPr>
+          <w:lang w:val="en-US"/>
+        </w:rPr>
+      </w:pPr>
+      <w:r>
+        <w:rPr>
+          <w:lang w:val="en-US"/>
+        </w:rPr>
+        <w:t>&lt;=</w:t>
+      </w:r>
+    </w:p>
+    <w:p>
+      <w:pPr>
+        <w:ind w:left="720"/>
+        <w:rPr>
+          <w:lang w:val="en-US"/>
+        </w:rPr>
+      </w:pPr>
+      <w:r>
+        <w:rPr>
+          <w:lang w:val="en-US"/>
+        </w:rPr>
+        <w:t>Then the sub query should return only 1 row.</w:t>
+      </w:r>
+    </w:p>
+    <w:p>
+      <w:pPr>
+        <w:ind w:left="720"/>
+        <w:rPr>
+          <w:lang w:val="en-US"/>
+        </w:rPr>
+      </w:pPr>
+      <w:r>
+        <w:rPr>
+          <w:lang w:val="en-US"/>
+        </w:rPr>
+        <w:t xml:space="preserve">In case if you use sub query that returns more than 1 row, then use modifier like </w:t>
+      </w:r>
+    </w:p>
+    <w:p>
+      <w:pPr>
+        <w:ind w:left="720"/>
+        <w:rPr>
+          <w:lang w:val="en-US"/>
+        </w:rPr>
+      </w:pPr>
+      <w:r>
+        <w:rPr>
+          <w:lang w:val="en-US"/>
+        </w:rPr>
+        <w:tab/>
+        <w:t>ANY, ALL</w:t>
+      </w:r>
+    </w:p>
+    <w:p>
+      <w:pPr>
+        <w:pStyle w:val="ListParagraph"/>
+        <w:numPr>
+          <w:ilvl w:val="0"/>
+          <w:numId w:val="5"/>
+        </w:numPr>
+        <w:rPr>
+          <w:lang w:val="en-US"/>
+        </w:rPr>
+      </w:pPr>
+      <w:r>
+        <w:rPr>
+          <w:lang w:val="en-US"/>
+        </w:rPr>
+        <w:t>It is good to use subquery always in the right side of the comparison or any operator.</w:t>
+      </w:r>
+    </w:p>
+    <w:p>
+      <w:pPr>
+        <w:pStyle w:val="ListParagraph"/>
+        <w:numPr>
+          <w:ilvl w:val="0"/>
+          <w:numId w:val="5"/>
+        </w:numPr>
+        <w:rPr>
+          <w:lang w:val="en-US"/>
+        </w:rPr>
+      </w:pPr>
+      <w:r>
+        <w:rPr>
+          <w:lang w:val="en-US"/>
+        </w:rPr>
+        <w:lastRenderedPageBreak/>
+        <w:t>Sub query need not use ORDER BY except when we use top N analysis</w:t>
+      </w:r>
+    </w:p>
+    <w:p>
+      <w:pPr>
+        <w:pStyle w:val="ListParagraph"/>
+        <w:numPr>
+          <w:ilvl w:val="0"/>
+          <w:numId w:val="5"/>
+        </w:numPr>
+        <w:rPr>
+          <w:lang w:val="en-US"/>
+        </w:rPr>
+      </w:pPr>
+      <w:r>
+        <w:rPr>
+          <w:lang w:val="en-US"/>
+        </w:rPr>
+        <w:t>Sub query columns list, usually 1 column is used in sub query.</w:t>
+      </w:r>
+    </w:p>
+    <w:p>
+      <w:pPr>
+        <w:ind w:left="720"/>
+        <w:rPr>
+          <w:lang w:val="en-US"/>
+        </w:rPr>
+      </w:pPr>
+      <w:r>
+        <w:rPr>
+          <w:lang w:val="en-US"/>
+        </w:rPr>
+        <w:t>Sub query also sometimes can use SELECT *</w:t>
+      </w:r>
+    </w:p>
+    <w:p>
+      <w:pPr>
+        <w:ind w:left="720"/>
+        <w:rPr>
+          <w:lang w:val="en-US"/>
+        </w:rPr>
+      </w:pPr>
+      <w:r>
+        <w:rPr>
+          <w:lang w:val="en-US"/>
+        </w:rPr>
+        <w:t>Sub query also sometimes can use MULTIPLE COLUMNS.</w:t>
+      </w:r>
+    </w:p>
+    <w:p>
+      <w:pPr>
+        <w:ind w:left="720"/>
+        <w:rPr>
+          <w:lang w:val="en-US"/>
+        </w:rPr>
+      </w:pPr>
+    </w:p>
+    <w:p>
+      <w:pPr>
+        <w:pBdr>
+          <w:bottom w:val="single" w:sz="6" w:space="1" w:color="auto"/>
+        </w:pBdr>
+        <w:ind w:left="720"/>
+        <w:rPr>
+          <w:lang w:val="en-US"/>
+        </w:rPr>
+      </w:pPr>
+      <w:r>
+        <w:rPr>
+          <w:lang w:val="en-US"/>
+        </w:rPr>
+        <w:t>Sub query also sometimes can use SELECT *</w:t>
+      </w:r>
+    </w:p>
+    <w:p>
+      <w:pPr>
+        <w:ind w:left="720"/>
+        <w:rPr>
+          <w:lang w:val="en-US"/>
+        </w:rPr>
+      </w:pPr>
+      <w:r>
+        <w:rPr>
+          <w:lang w:val="en-US"/>
+        </w:rPr>
+        <w:t>How????</w:t>
+      </w:r>
+    </w:p>
+    <w:p>
+      <w:pPr>
+        <w:ind w:left="720"/>
+        <w:rPr>
+          <w:lang w:val="en-US"/>
+        </w:rPr>
+      </w:pPr>
+      <w:r>
+        <w:rPr>
+          <w:lang w:val="en-US"/>
+        </w:rPr>
+        <w:tab/>
+        <w:t xml:space="preserve">When the condition is </w:t>
+      </w:r>
+    </w:p>
+    <w:p>
+      <w:pPr>
+        <w:ind w:left="720"/>
+        <w:rPr>
+          <w:lang w:val="en-US"/>
+        </w:rPr>
+      </w:pPr>
+      <w:r>
+        <w:rPr>
+          <w:lang w:val="en-US"/>
+        </w:rPr>
+        <w:t>SELECT * FROM ORDERS O</w:t>
+      </w:r>
+    </w:p>
+    <w:p>
+      <w:pPr>
+        <w:ind w:left="720"/>
+        <w:rPr>
+          <w:lang w:val="en-US"/>
+        </w:rPr>
+      </w:pPr>
+      <w:r>
+        <w:rPr>
+          <w:lang w:val="en-US"/>
+        </w:rPr>
+        <w:t xml:space="preserve">WHERE EXISTS (SELECT * FROM PRODUCTS P WHERE </w:t>
+      </w:r>
+      <w:proofErr w:type="gramStart"/>
+      <w:r>
+        <w:rPr>
+          <w:lang w:val="en-US"/>
+        </w:rPr>
+        <w:t>P.ID=O.ID</w:t>
+      </w:r>
+      <w:proofErr w:type="gramEnd"/>
+      <w:r>
+        <w:rPr>
+          <w:lang w:val="en-US"/>
+        </w:rPr>
+        <w:t>)</w:t>
+      </w:r>
+    </w:p>
+    <w:p>
+      <w:pPr>
+        <w:ind w:left="720"/>
+        <w:rPr>
+          <w:lang w:val="en-US"/>
+        </w:rPr>
+      </w:pPr>
+      <w:r>
+        <w:rPr>
+          <w:lang w:val="en-US"/>
+        </w:rPr>
+        <w:t>Note:</w:t>
+      </w:r>
+    </w:p>
+    <w:p>
+      <w:pPr>
+        <w:ind w:left="720"/>
+        <w:rPr>
+          <w:lang w:val="en-US"/>
+        </w:rPr>
+      </w:pPr>
+      <w:r>
+        <w:rPr>
+          <w:lang w:val="en-US"/>
+        </w:rPr>
+        <w:tab/>
+        <w:t>Only when I use EXISTS, I am able to use SELECT * in a sub query.</w:t>
+      </w:r>
+    </w:p>
+    <w:p>
+      <w:pPr>
+        <w:ind w:left="720"/>
+        <w:rPr>
+          <w:lang w:val="en-US"/>
+        </w:rPr>
+      </w:pPr>
+      <w:r>
+        <w:rPr>
+          <w:lang w:val="en-US"/>
+        </w:rPr>
+        <w:t>Reminder:</w:t>
+      </w:r>
+    </w:p>
+    <w:p>
+      <w:pPr>
+        <w:ind w:left="720"/>
+        <w:rPr>
+          <w:lang w:val="en-US"/>
+        </w:rPr>
+      </w:pPr>
+      <w:r>
+        <w:rPr>
+          <w:lang w:val="en-US"/>
+        </w:rPr>
+        <w:tab/>
+      </w:r>
+      <w:proofErr w:type="spellStart"/>
+      <w:proofErr w:type="gramStart"/>
+      <w:r>
+        <w:rPr>
+          <w:lang w:val="en-US"/>
+        </w:rPr>
+        <w:t>Lets</w:t>
+      </w:r>
+      <w:proofErr w:type="spellEnd"/>
+      <w:proofErr w:type="gramEnd"/>
+      <w:r>
+        <w:rPr>
+          <w:lang w:val="en-US"/>
+        </w:rPr>
+        <w:t xml:space="preserve"> discuss during correlated sub query.</w:t>
+      </w:r>
+    </w:p>
+    <w:p>
+      <w:pPr>
+        <w:pBdr>
+          <w:bottom w:val="single" w:sz="6" w:space="1" w:color="auto"/>
+        </w:pBdr>
+        <w:ind w:left="720"/>
+        <w:rPr>
+          <w:lang w:val="en-US"/>
+        </w:rPr>
+      </w:pPr>
+    </w:p>
+    <w:p>
+      <w:pPr>
+        <w:ind w:left="720"/>
+        <w:rPr>
+          <w:lang w:val="en-US"/>
+        </w:rPr>
+      </w:pPr>
+      <w:r>
+        <w:rPr>
+          <w:lang w:val="en-US"/>
+        </w:rPr>
+        <w:t>Sub query also sometimes can use MULTIPLE COLUMNS.</w:t>
+      </w:r>
+    </w:p>
+    <w:p>
+      <w:pPr>
+        <w:ind w:left="720"/>
+        <w:rPr>
+          <w:lang w:val="en-US"/>
+        </w:rPr>
+      </w:pPr>
+      <w:r>
+        <w:rPr>
+          <w:lang w:val="en-US"/>
+        </w:rPr>
+        <w:t>The outer query condition and sub query columns must be pair wise comparison.</w:t>
+      </w:r>
+    </w:p>
+    <w:p>
+      <w:pPr>
+        <w:spacing w:after="0" w:line="240" w:lineRule="auto"/>
+        <w:rPr>
+          <w:rFonts w:ascii="CourierNewPSMT" w:eastAsia="Times New Roman" w:hAnsi="CourierNewPSMT" w:cs="Times New Roman"/>
+          <w:color w:val="4D5156"/>
+          <w:sz w:val="20"/>
+          <w:szCs w:val="20"/>
+          <w:lang w:eastAsia="en-IN"/>
+        </w:rPr>
+      </w:pPr>
+      <w:r>
+        <w:rPr>
+          <w:rFonts w:ascii="CourierNewPSMT" w:eastAsia="Times New Roman" w:hAnsi="CourierNewPSMT" w:cs="Times New Roman"/>
+          <w:color w:val="0000FF"/>
+          <w:sz w:val="20"/>
+          <w:szCs w:val="20"/>
+          <w:lang w:eastAsia="en-IN"/>
+        </w:rPr>
+        <w:t>SELECT</w:t>
+      </w:r>
+      <w:r>
+        <w:rPr>
+          <w:rFonts w:ascii="CourierNewPSMT" w:eastAsia="Times New Roman" w:hAnsi="CourierNewPSMT" w:cs="Times New Roman"/>
+          <w:color w:val="4D5156"/>
+          <w:sz w:val="20"/>
+          <w:szCs w:val="20"/>
+          <w:lang w:eastAsia="en-IN"/>
+        </w:rPr>
+        <w:t> *</w:t>
+      </w:r>
+    </w:p>
+    <w:p>
+      <w:pPr>
+        <w:spacing w:after="0" w:line="240" w:lineRule="auto"/>
+        <w:rPr>
+          <w:rFonts w:ascii="CourierNewPSMT" w:eastAsia="Times New Roman" w:hAnsi="CourierNewPSMT" w:cs="Times New Roman"/>
+          <w:color w:val="4D5156"/>
+          <w:sz w:val="20"/>
+          <w:szCs w:val="20"/>
+          <w:lang w:eastAsia="en-IN"/>
+        </w:rPr>
+      </w:pPr>
+      <w:r>
+        <w:rPr>
+          <w:rFonts w:ascii="CourierNewPSMT" w:eastAsia="Times New Roman" w:hAnsi="CourierNewPSMT" w:cs="Times New Roman"/>
+          <w:color w:val="0000FF"/>
+          <w:sz w:val="20"/>
+          <w:szCs w:val="20"/>
+          <w:lang w:eastAsia="en-IN"/>
+        </w:rPr>
+        <w:t>FROM</w:t>
+      </w:r>
+      <w:r>
+        <w:rPr>
+          <w:rFonts w:ascii="CourierNewPSMT" w:eastAsia="Times New Roman" w:hAnsi="CourierNewPSMT" w:cs="Times New Roman"/>
+          <w:color w:val="4D5156"/>
+          <w:sz w:val="20"/>
+          <w:szCs w:val="20"/>
+          <w:lang w:eastAsia="en-IN"/>
+        </w:rPr>
+        <w:t> employees</w:t>
+      </w:r>
+    </w:p>
+    <w:p>
+      <w:pPr>
+        <w:spacing w:after="0" w:line="240" w:lineRule="auto"/>
+        <w:rPr>
+          <w:rFonts w:ascii="CourierNewPSMT" w:eastAsia="Times New Roman" w:hAnsi="CourierNewPSMT" w:cs="Times New Roman"/>
+          <w:color w:val="4D5156"/>
+          <w:sz w:val="20"/>
+          <w:szCs w:val="20"/>
+          <w:lang w:eastAsia="en-IN"/>
+        </w:rPr>
+      </w:pPr>
+      <w:r>
+        <w:rPr>
+          <w:rFonts w:ascii="CourierNewPSMT" w:eastAsia="Times New Roman" w:hAnsi="CourierNewPSMT" w:cs="Times New Roman"/>
+          <w:color w:val="0000FF"/>
+          <w:sz w:val="20"/>
+          <w:szCs w:val="20"/>
+          <w:lang w:eastAsia="en-IN"/>
+        </w:rPr>
+        <w:t>WHERE</w:t>
+      </w:r>
+      <w:r>
+        <w:rPr>
+          <w:rFonts w:ascii="CourierNewPSMT" w:eastAsia="Times New Roman" w:hAnsi="CourierNewPSMT" w:cs="Times New Roman"/>
+          <w:color w:val="4D5156"/>
+          <w:sz w:val="20"/>
+          <w:szCs w:val="20"/>
+          <w:lang w:eastAsia="en-IN"/>
+        </w:rPr>
+        <w:t> (</w:t>
+      </w:r>
+      <w:proofErr w:type="spellStart"/>
+      <w:r>
+        <w:rPr>
+          <w:rFonts w:ascii="CourierNewPSMT" w:eastAsia="Times New Roman" w:hAnsi="CourierNewPSMT" w:cs="Times New Roman"/>
+          <w:color w:val="4D5156"/>
+          <w:sz w:val="20"/>
+          <w:szCs w:val="20"/>
+          <w:lang w:eastAsia="en-IN"/>
+        </w:rPr>
+        <w:t>manager_id</w:t>
+      </w:r>
+      <w:proofErr w:type="spellEnd"/>
+      <w:r>
+        <w:rPr>
+          <w:rFonts w:ascii="CourierNewPSMT" w:eastAsia="Times New Roman" w:hAnsi="CourierNewPSMT" w:cs="Times New Roman"/>
+          <w:color w:val="4D5156"/>
+          <w:sz w:val="20"/>
+          <w:szCs w:val="20"/>
+          <w:lang w:eastAsia="en-IN"/>
+        </w:rPr>
+        <w:t xml:space="preserve">, </w:t>
+      </w:r>
+      <w:proofErr w:type="spellStart"/>
+      <w:r>
+        <w:rPr>
+          <w:rFonts w:ascii="CourierNewPSMT" w:eastAsia="Times New Roman" w:hAnsi="CourierNewPSMT" w:cs="Times New Roman"/>
+          <w:color w:val="4D5156"/>
+          <w:sz w:val="20"/>
+          <w:szCs w:val="20"/>
+          <w:lang w:eastAsia="en-IN"/>
+        </w:rPr>
+        <w:t>department_id</w:t>
+      </w:r>
+      <w:proofErr w:type="spellEnd"/>
+      <w:r>
+        <w:rPr>
+          <w:rFonts w:ascii="CourierNewPSMT" w:eastAsia="Times New Roman" w:hAnsi="CourierNewPSMT" w:cs="Times New Roman"/>
+          <w:color w:val="4D5156"/>
+          <w:sz w:val="20"/>
+          <w:szCs w:val="20"/>
+          <w:lang w:eastAsia="en-IN"/>
+        </w:rPr>
+        <w:t>) </w:t>
+      </w:r>
+      <w:r>
+        <w:rPr>
+          <w:rFonts w:ascii="CourierNewPSMT" w:eastAsia="Times New Roman" w:hAnsi="CourierNewPSMT" w:cs="Times New Roman"/>
+          <w:color w:val="0000FF"/>
+          <w:sz w:val="20"/>
+          <w:szCs w:val="20"/>
+          <w:lang w:eastAsia="en-IN"/>
+        </w:rPr>
+        <w:t>IN</w:t>
+      </w:r>
+      <w:r>
+        <w:rPr>
+          <w:rFonts w:ascii="CourierNewPSMT" w:eastAsia="Times New Roman" w:hAnsi="CourierNewPSMT" w:cs="Times New Roman"/>
+          <w:color w:val="4D5156"/>
+          <w:sz w:val="20"/>
+          <w:szCs w:val="20"/>
+          <w:lang w:eastAsia="en-IN"/>
+        </w:rPr>
+        <w:t> (</w:t>
+      </w:r>
+      <w:r>
+        <w:rPr>
+          <w:rFonts w:ascii="CourierNewPSMT" w:eastAsia="Times New Roman" w:hAnsi="CourierNewPSMT" w:cs="Times New Roman"/>
+          <w:color w:val="0000FF"/>
+          <w:sz w:val="20"/>
+          <w:szCs w:val="20"/>
+          <w:lang w:eastAsia="en-IN"/>
+        </w:rPr>
+        <w:t>SELECT</w:t>
+      </w:r>
+      <w:r>
+        <w:rPr>
+          <w:rFonts w:ascii="CourierNewPSMT" w:eastAsia="Times New Roman" w:hAnsi="CourierNewPSMT" w:cs="Times New Roman"/>
+          <w:color w:val="4D5156"/>
+          <w:sz w:val="20"/>
+          <w:szCs w:val="20"/>
+          <w:lang w:eastAsia="en-IN"/>
+        </w:rPr>
+        <w:t> </w:t>
+      </w:r>
+      <w:proofErr w:type="spellStart"/>
+      <w:r>
+        <w:rPr>
+          <w:rFonts w:ascii="CourierNewPSMT" w:eastAsia="Times New Roman" w:hAnsi="CourierNewPSMT" w:cs="Times New Roman"/>
+          <w:color w:val="4D5156"/>
+          <w:sz w:val="20"/>
+          <w:szCs w:val="20"/>
+          <w:lang w:eastAsia="en-IN"/>
+        </w:rPr>
+        <w:t>manager_id</w:t>
+      </w:r>
+      <w:proofErr w:type="spellEnd"/>
+      <w:r>
+        <w:rPr>
+          <w:rFonts w:ascii="CourierNewPSMT" w:eastAsia="Times New Roman" w:hAnsi="CourierNewPSMT" w:cs="Times New Roman"/>
+          <w:color w:val="4D5156"/>
+          <w:sz w:val="20"/>
+          <w:szCs w:val="20"/>
+          <w:lang w:eastAsia="en-IN"/>
+        </w:rPr>
+        <w:t>,</w:t>
+      </w:r>
+    </w:p>
+    <w:p>
+      <w:pPr>
+        <w:spacing w:after="0" w:line="240" w:lineRule="auto"/>
+        <w:rPr>
+          <w:rFonts w:ascii="CourierNewPSMT" w:eastAsia="Times New Roman" w:hAnsi="CourierNewPSMT" w:cs="Times New Roman"/>
+          <w:color w:val="4D5156"/>
+          <w:sz w:val="20"/>
+          <w:szCs w:val="20"/>
+          <w:lang w:eastAsia="en-IN"/>
+        </w:rPr>
+      </w:pPr>
+      <w:r>
+        <w:rPr>
+          <w:rFonts w:ascii="CourierNewPSMT" w:eastAsia="Times New Roman" w:hAnsi="CourierNewPSMT" w:cs="Times New Roman"/>
+          <w:color w:val="4D5156"/>
+          <w:sz w:val="20"/>
+          <w:szCs w:val="20"/>
+          <w:lang w:eastAsia="en-IN"/>
+        </w:rPr>
+        <w:t>  </w:t>
+      </w:r>
+      <w:proofErr w:type="spellStart"/>
+      <w:r>
+        <w:rPr>
+          <w:rFonts w:ascii="CourierNewPSMT" w:eastAsia="Times New Roman" w:hAnsi="CourierNewPSMT" w:cs="Times New Roman"/>
+          <w:color w:val="4D5156"/>
+          <w:sz w:val="20"/>
+          <w:szCs w:val="20"/>
+          <w:lang w:eastAsia="en-IN"/>
+        </w:rPr>
+        <w:t>department_id</w:t>
+      </w:r>
+      <w:proofErr w:type="spellEnd"/>
+    </w:p>
+    <w:p>
+      <w:pPr>
+        <w:spacing w:after="0" w:line="240" w:lineRule="auto"/>
+        <w:rPr>
+          <w:rFonts w:ascii="CourierNewPSMT" w:eastAsia="Times New Roman" w:hAnsi="CourierNewPSMT" w:cs="Times New Roman"/>
+          <w:color w:val="4D5156"/>
+          <w:sz w:val="20"/>
+          <w:szCs w:val="20"/>
+          <w:lang w:eastAsia="en-IN"/>
+        </w:rPr>
+      </w:pPr>
+      <w:r>
+        <w:rPr>
+          <w:rFonts w:ascii="CourierNewPSMT" w:eastAsia="Times New Roman" w:hAnsi="CourierNewPSMT" w:cs="Times New Roman"/>
+          <w:color w:val="0000FF"/>
+          <w:sz w:val="20"/>
+          <w:szCs w:val="20"/>
+          <w:lang w:eastAsia="en-IN"/>
+        </w:rPr>
+        <w:t>  FROM</w:t>
+      </w:r>
+      <w:r>
+        <w:rPr>
+          <w:rFonts w:ascii="CourierNewPSMT" w:eastAsia="Times New Roman" w:hAnsi="CourierNewPSMT" w:cs="Times New Roman"/>
+          <w:color w:val="4D5156"/>
+          <w:sz w:val="20"/>
+          <w:szCs w:val="20"/>
+          <w:lang w:eastAsia="en-IN"/>
+        </w:rPr>
+        <w:t> employees...</w:t>
+      </w:r>
+    </w:p>
+    <w:p>
+      <w:pPr>
+        <w:pBdr>
+          <w:bottom w:val="single" w:sz="6" w:space="1" w:color="auto"/>
+        </w:pBdr>
+        <w:ind w:left="720"/>
+        <w:rPr>
+          <w:lang w:val="en-US"/>
+        </w:rPr>
+      </w:pPr>
+    </w:p>
+    <w:p>
+      <w:pPr>
+        <w:ind w:left="720"/>
+        <w:rPr>
+          <w:lang w:val="en-US"/>
+        </w:rPr>
+      </w:pPr>
+      <w:r>
+        <w:rPr>
+          <w:lang w:val="en-US"/>
+        </w:rPr>
+        <w:t>FUNCTIONS:</w:t>
+      </w:r>
+    </w:p>
+    <w:p>
+      <w:pPr>
+        <w:ind w:left="720"/>
+        <w:rPr>
+          <w:lang w:val="en-US"/>
+        </w:rPr>
+      </w:pPr>
+      <w:r>
+        <w:rPr>
+          <w:lang w:val="en-US"/>
+        </w:rPr>
+        <w:t>There are lot of pre-defined functions in Oracle.</w:t>
+      </w:r>
+    </w:p>
+    <w:p>
+      <w:pPr>
+        <w:ind w:left="720"/>
+        <w:rPr>
+          <w:lang w:val="en-US"/>
+        </w:rPr>
+      </w:pPr>
+      <w:r>
+        <w:rPr>
+          <w:lang w:val="en-US"/>
+        </w:rPr>
+        <w:t>Categories of functions:</w:t>
+      </w:r>
+    </w:p>
+    <w:p>
+      <w:pPr>
+        <w:ind w:left="720"/>
+        <w:rPr>
+          <w:lang w:val="en-US"/>
+        </w:rPr>
+      </w:pPr>
+      <w:r>
+        <w:rPr>
+          <w:lang w:val="en-US"/>
+        </w:rPr>
+        <w:tab/>
+        <w:t xml:space="preserve">In one way, we can categorize them into </w:t>
+      </w:r>
+    </w:p>
+    <w:p>
+      <w:pPr>
+        <w:ind w:left="720"/>
+        <w:rPr>
+          <w:lang w:val="en-US"/>
+        </w:rPr>
+      </w:pPr>
+      <w:r>
+        <w:rPr>
+          <w:lang w:val="en-US"/>
+        </w:rPr>
+        <w:tab/>
+      </w:r>
+      <w:r>
+        <w:rPr>
+          <w:lang w:val="en-US"/>
+        </w:rPr>
+        <w:tab/>
+        <w:t>Scalar functions</w:t>
+      </w:r>
+      <w:r>
+        <w:rPr>
+          <w:lang w:val="en-US"/>
+        </w:rPr>
+        <w:tab/>
+        <w:t>(single row function)</w:t>
+      </w:r>
+    </w:p>
+    <w:p>
+      <w:pPr>
+        <w:ind w:left="720"/>
+        <w:rPr>
+          <w:lang w:val="en-US"/>
+        </w:rPr>
+      </w:pPr>
+      <w:r>
+        <w:rPr>
+          <w:lang w:val="en-US"/>
+        </w:rPr>
+        <w:tab/>
+        <w:t xml:space="preserve">In another way, </w:t>
+      </w:r>
+    </w:p>
+    <w:p>
+      <w:pPr>
+        <w:ind w:left="720"/>
+        <w:rPr>
+          <w:lang w:val="en-US"/>
+        </w:rPr>
+      </w:pPr>
+      <w:r>
+        <w:rPr>
+          <w:lang w:val="en-US"/>
+        </w:rPr>
+        <w:tab/>
+      </w:r>
+      <w:r>
+        <w:rPr>
+          <w:lang w:val="en-US"/>
+        </w:rPr>
+        <w:tab/>
+        <w:t>Aggregate functions (that produce 1 result per relation)</w:t>
+      </w:r>
+    </w:p>
+    <w:p>
+      <w:pPr>
+        <w:ind w:left="720"/>
+        <w:rPr>
+          <w:lang w:val="en-US"/>
+        </w:rPr>
+      </w:pPr>
+    </w:p>
+    <w:p>
+      <w:pPr>
+        <w:ind w:left="720"/>
+        <w:rPr>
+          <w:lang w:val="en-US"/>
+        </w:rPr>
+      </w:pPr>
+      <w:r>
+        <w:rPr>
+          <w:lang w:val="en-US"/>
+        </w:rPr>
+        <w:t>Also, we can categorize the functions as:</w:t>
+      </w:r>
+    </w:p>
+    <w:p>
+      <w:pPr>
+        <w:ind w:left="720"/>
+        <w:rPr>
+          <w:lang w:val="en-US"/>
+        </w:rPr>
+      </w:pPr>
+      <w:r>
+        <w:rPr>
+          <w:lang w:val="en-US"/>
+        </w:rPr>
+        <w:tab/>
+        <w:t xml:space="preserve">Char </w:t>
+      </w:r>
+    </w:p>
+    <w:p>
+      <w:pPr>
+        <w:ind w:left="720"/>
+        <w:rPr>
+          <w:lang w:val="en-US"/>
+        </w:rPr>
+      </w:pPr>
+      <w:r>
+        <w:rPr>
+          <w:lang w:val="en-US"/>
+        </w:rPr>
+        <w:tab/>
+        <w:t>Numeric</w:t>
+      </w:r>
+    </w:p>
+    <w:p>
+      <w:pPr>
+        <w:ind w:left="720"/>
+        <w:rPr>
+          <w:lang w:val="en-US"/>
+        </w:rPr>
+      </w:pPr>
+      <w:r>
+        <w:rPr>
+          <w:lang w:val="en-US"/>
+        </w:rPr>
+        <w:lastRenderedPageBreak/>
+        <w:tab/>
+        <w:t>Date</w:t>
+      </w:r>
+    </w:p>
+    <w:p>
+      <w:pPr>
+        <w:ind w:left="720"/>
+        <w:rPr>
+          <w:lang w:val="en-US"/>
+        </w:rPr>
+      </w:pPr>
+      <w:r>
+        <w:rPr>
+          <w:lang w:val="en-US"/>
+        </w:rPr>
+        <w:tab/>
+        <w:t>Conversion</w:t>
+      </w:r>
+    </w:p>
+    <w:p>
+      <w:pPr>
+        <w:ind w:left="720"/>
+        <w:rPr>
+          <w:lang w:val="en-US"/>
+        </w:rPr>
+      </w:pPr>
+    </w:p>
+    <w:p>
+      <w:pPr>
+        <w:rPr>
+          <w:lang w:val="en-US"/>
+        </w:rPr>
+      </w:pPr>
+      <w:r>
+        <w:rPr>
+          <w:lang w:val="en-US"/>
+        </w:rPr>
+        <w:t>Example</w:t>
+      </w:r>
+    </w:p>
+    <w:p>
+      <w:pPr>
+        <w:rPr>
+          <w:lang w:val="en-US"/>
+        </w:rPr>
+      </w:pPr>
+      <w:r>
+        <w:rPr>
+          <w:lang w:val="en-US"/>
+        </w:rPr>
+        <w:tab/>
+        <w:t>UPPER</w:t>
+      </w:r>
+    </w:p>
+    <w:p>
+      <w:pPr>
+        <w:rPr>
+          <w:lang w:val="en-US"/>
+        </w:rPr>
+      </w:pPr>
+      <w:r>
+        <w:rPr>
+          <w:lang w:val="en-US"/>
+        </w:rPr>
+        <w:t xml:space="preserve">-- SELECT FIRST_NAME, UPPER(FIRST_NAME) FROM </w:t>
+      </w:r>
+      <w:proofErr w:type="gramStart"/>
+      <w:r>
+        <w:rPr>
+          <w:lang w:val="en-US"/>
+        </w:rPr>
+        <w:t>HR.EMPLOYEES</w:t>
+      </w:r>
+      <w:proofErr w:type="gramEnd"/>
+      <w:r>
+        <w:rPr>
+          <w:lang w:val="en-US"/>
+        </w:rPr>
+        <w:t>;</w:t>
+      </w:r>
+      <w:r>
+        <w:rPr>
+          <w:lang w:val="en-US"/>
+        </w:rPr>
+        <w:tab/>
+      </w:r>
+      <w:r>
+        <w:rPr>
+          <w:lang w:val="en-US"/>
+        </w:rPr>
+        <w:tab/>
+        <w:t>--Example for scalar/single row function</w:t>
+      </w:r>
+    </w:p>
+    <w:p>
+      <w:pPr>
+        <w:rPr>
+          <w:lang w:val="en-US"/>
+        </w:rPr>
+      </w:pPr>
+      <w:r>
+        <w:rPr>
+          <w:lang w:val="en-US"/>
+        </w:rPr>
+        <w:t xml:space="preserve">-- SELECT SUM(SALARY) FROM </w:t>
+      </w:r>
+      <w:proofErr w:type="gramStart"/>
+      <w:r>
+        <w:rPr>
+          <w:lang w:val="en-US"/>
+        </w:rPr>
+        <w:t>HR.EMPLOYEES</w:t>
+      </w:r>
+      <w:proofErr w:type="gramEnd"/>
+      <w:r>
+        <w:rPr>
+          <w:lang w:val="en-US"/>
+        </w:rPr>
+        <w:t>;</w:t>
+      </w:r>
+      <w:r>
+        <w:rPr>
+          <w:lang w:val="en-US"/>
+        </w:rPr>
+        <w:tab/>
+        <w:t>--aggregate function</w:t>
+      </w:r>
+    </w:p>
+    <w:p>
+      <w:pPr>
+        <w:rPr>
+          <w:lang w:val="en-US"/>
+        </w:rPr>
+      </w:pPr>
+      <w:r>
+        <w:rPr>
+          <w:lang w:val="en-US"/>
+        </w:rPr>
+        <w:t>Activity:</w:t>
+      </w:r>
+    </w:p>
+    <w:p>
+      <w:pPr>
+        <w:rPr>
+          <w:lang w:val="en-US"/>
+        </w:rPr>
+      </w:pPr>
+      <w:r>
+        <w:rPr>
+          <w:lang w:val="en-US"/>
+        </w:rPr>
+        <w:t xml:space="preserve">Find what are all functions available in </w:t>
+      </w:r>
+    </w:p>
+    <w:p>
+      <w:pPr>
+        <w:rPr>
+          <w:lang w:val="en-US"/>
+        </w:rPr>
+      </w:pPr>
+      <w:r>
+        <w:rPr>
+          <w:lang w:val="en-US"/>
+        </w:rPr>
+        <w:t>CHARACTER</w:t>
+      </w:r>
+    </w:p>
+    <w:p>
+      <w:pPr>
+        <w:rPr>
+          <w:lang w:val="en-US"/>
+        </w:rPr>
+      </w:pPr>
+      <w:r>
+        <w:rPr>
+          <w:lang w:val="en-US"/>
+        </w:rPr>
+        <w:t>NUMERIC</w:t>
+      </w:r>
+    </w:p>
+    <w:p>
+      <w:pPr>
+        <w:rPr>
+          <w:lang w:val="en-US"/>
+        </w:rPr>
+      </w:pPr>
+      <w:r>
+        <w:rPr>
+          <w:lang w:val="en-US"/>
+        </w:rPr>
+        <w:t>DATE</w:t>
+      </w:r>
+    </w:p>
+    <w:p>
+      <w:pPr>
+        <w:rPr>
+          <w:lang w:val="en-US"/>
+        </w:rPr>
+      </w:pPr>
+      <w:r>
+        <w:rPr>
+          <w:lang w:val="en-US"/>
+        </w:rPr>
+        <w:t>CONVERSION</w:t>
+      </w:r>
+    </w:p>
+    <w:p>
+      <w:pPr>
+        <w:rPr>
+          <w:lang w:val="en-US"/>
+        </w:rPr>
+      </w:pPr>
+    </w:p>
+    <w:p>
+      <w:pPr>
+        <w:rPr>
+          <w:lang w:val="en-US"/>
+        </w:rPr>
+      </w:pPr>
+      <w:r>
+        <w:rPr>
+          <w:lang w:val="en-US"/>
+        </w:rPr>
+        <w:t xml:space="preserve">-- SELECT FIRST_NAME, UPPER(FIRST_NAME) FROM </w:t>
+      </w:r>
+      <w:proofErr w:type="gramStart"/>
+      <w:r>
+        <w:rPr>
+          <w:lang w:val="en-US"/>
+        </w:rPr>
+        <w:t>HR.EMPLOYEES</w:t>
+      </w:r>
+      <w:proofErr w:type="gramEnd"/>
+      <w:r>
+        <w:rPr>
+          <w:lang w:val="en-US"/>
+        </w:rPr>
+        <w:t>;</w:t>
+      </w:r>
+    </w:p>
+    <w:p>
+      <w:pPr>
+        <w:rPr>
+          <w:lang w:val="en-US"/>
+        </w:rPr>
+      </w:pPr>
+      <w:r>
+        <w:rPr>
+          <w:lang w:val="en-US"/>
+        </w:rPr>
+        <w:t xml:space="preserve">-- SELECT SUM(SALARY) FROM </w:t>
+      </w:r>
+      <w:proofErr w:type="gramStart"/>
+      <w:r>
+        <w:rPr>
+          <w:lang w:val="en-US"/>
+        </w:rPr>
+        <w:t>HR.EMPLOYEES</w:t>
+      </w:r>
+      <w:proofErr w:type="gramEnd"/>
+      <w:r>
+        <w:rPr>
+          <w:lang w:val="en-US"/>
+        </w:rPr>
+        <w:t>;</w:t>
+      </w:r>
+    </w:p>
+    <w:p>
+      <w:pPr>
+        <w:rPr>
+          <w:lang w:val="en-US"/>
+        </w:rPr>
+      </w:pPr>
+    </w:p>
+    <w:p>
+      <w:pPr>
+        <w:rPr>
+          <w:lang w:val="en-US"/>
+        </w:rPr>
+      </w:pPr>
+      <w:r>
+        <w:rPr>
+          <w:lang w:val="en-US"/>
+        </w:rPr>
+        <w:t>-- SELECT UPPER('jag') FROM DUAL;</w:t>
+      </w:r>
+      <w:r>
+        <w:rPr>
+          <w:lang w:val="en-US"/>
+        </w:rPr>
+        <w:tab/>
+      </w:r>
+      <w:r>
+        <w:rPr>
+          <w:lang w:val="en-US"/>
+        </w:rPr>
+        <w:tab/>
+      </w:r>
+      <w:r>
+        <w:rPr>
+          <w:lang w:val="en-US"/>
+        </w:rPr>
+        <w:tab/>
+        <w:t>--JAG</w:t>
+      </w:r>
+    </w:p>
+    <w:p>
+      <w:pPr>
+        <w:rPr>
+          <w:lang w:val="en-US"/>
+        </w:rPr>
+      </w:pPr>
+      <w:r>
+        <w:rPr>
+          <w:lang w:val="en-US"/>
+        </w:rPr>
+        <w:t xml:space="preserve">-- SELECT </w:t>
+      </w:r>
+      <w:proofErr w:type="gramStart"/>
+      <w:r>
+        <w:rPr>
+          <w:lang w:val="en-US"/>
+        </w:rPr>
+        <w:t>LOWER(</w:t>
+      </w:r>
+      <w:proofErr w:type="gramEnd"/>
+      <w:r>
+        <w:rPr>
+          <w:lang w:val="en-US"/>
+        </w:rPr>
+        <w:t>'JAG INDIA') FROM DUAL;</w:t>
+      </w:r>
+      <w:r>
+        <w:rPr>
+          <w:lang w:val="en-US"/>
+        </w:rPr>
+        <w:tab/>
+      </w:r>
+      <w:r>
+        <w:rPr>
+          <w:lang w:val="en-US"/>
+        </w:rPr>
+        <w:tab/>
+        <w:t xml:space="preserve">--jag </w:t>
+      </w:r>
+      <w:proofErr w:type="spellStart"/>
+      <w:r>
+        <w:rPr>
+          <w:lang w:val="en-US"/>
+        </w:rPr>
+        <w:t>india</w:t>
+      </w:r>
+      <w:proofErr w:type="spellEnd"/>
+    </w:p>
+    <w:p>
+      <w:pPr>
+        <w:rPr>
+          <w:lang w:val="en-US"/>
+        </w:rPr>
+      </w:pPr>
+      <w:r>
+        <w:rPr>
+          <w:lang w:val="en-US"/>
+        </w:rPr>
+        <w:t xml:space="preserve">-- SELECT </w:t>
+      </w:r>
+      <w:proofErr w:type="gramStart"/>
+      <w:r>
+        <w:rPr>
+          <w:lang w:val="en-US"/>
+        </w:rPr>
+        <w:t>INITCAP(</w:t>
+      </w:r>
+      <w:proofErr w:type="gramEnd"/>
+      <w:r>
+        <w:rPr>
+          <w:lang w:val="en-US"/>
+        </w:rPr>
+        <w:t xml:space="preserve">'jag </w:t>
+      </w:r>
+      <w:proofErr w:type="spellStart"/>
+      <w:r>
+        <w:rPr>
+          <w:lang w:val="en-US"/>
+        </w:rPr>
+        <w:t>india</w:t>
+      </w:r>
+      <w:proofErr w:type="spellEnd"/>
+      <w:r>
+        <w:rPr>
+          <w:lang w:val="en-US"/>
+        </w:rPr>
+        <w:t>') FROM DUAL;</w:t>
+      </w:r>
+      <w:r>
+        <w:rPr>
+          <w:lang w:val="en-US"/>
+        </w:rPr>
+        <w:tab/>
+        <w:t>--Jag India</w:t>
+      </w:r>
+    </w:p>
+    <w:p>
+      <w:pPr>
+        <w:rPr>
+          <w:lang w:val="en-US"/>
+        </w:rPr>
+      </w:pPr>
+      <w:r>
+        <w:rPr>
+          <w:lang w:val="en-US"/>
+        </w:rPr>
+        <w:t>UPPER</w:t>
+      </w:r>
+    </w:p>
+    <w:p>
+      <w:pPr>
+        <w:rPr>
+          <w:lang w:val="en-US"/>
+        </w:rPr>
+      </w:pPr>
+      <w:r>
+        <w:rPr>
+          <w:lang w:val="en-US"/>
+        </w:rPr>
+        <w:t>LOWER</w:t>
+      </w:r>
+    </w:p>
+    <w:p>
+      <w:pPr>
+        <w:rPr>
+          <w:lang w:val="en-US"/>
+        </w:rPr>
+      </w:pPr>
+      <w:r>
+        <w:rPr>
+          <w:lang w:val="en-US"/>
+        </w:rPr>
+        <w:t>INITCAP</w:t>
+      </w:r>
+    </w:p>
+    <w:p>
+      <w:pPr>
+        <w:rPr>
+          <w:lang w:val="en-US"/>
+        </w:rPr>
+      </w:pPr>
+      <w:r>
+        <w:rPr>
+          <w:lang w:val="en-US"/>
+        </w:rPr>
+        <w:t>SUBSTR</w:t>
+      </w:r>
+      <w:r>
+        <w:rPr>
+          <w:lang w:val="en-US"/>
+        </w:rPr>
+        <w:tab/>
+      </w:r>
+      <w:r>
+        <w:rPr>
+          <w:lang w:val="en-US"/>
+        </w:rPr>
+        <w:tab/>
+        <w:t>to retrieve a portion of a string</w:t>
+      </w:r>
+    </w:p>
+    <w:p>
+      <w:pPr>
+        <w:rPr>
+          <w:lang w:val="en-US"/>
+        </w:rPr>
+      </w:pPr>
+      <w:r>
+        <w:rPr>
+          <w:lang w:val="en-US"/>
+        </w:rPr>
+        <w:t>INSTR</w:t>
+      </w:r>
+      <w:r>
+        <w:rPr>
+          <w:lang w:val="en-US"/>
+        </w:rPr>
+        <w:tab/>
+      </w:r>
+      <w:r>
+        <w:rPr>
+          <w:lang w:val="en-US"/>
+        </w:rPr>
+        <w:tab/>
+      </w:r>
+      <w:r>
+        <w:rPr>
+          <w:lang w:val="en-US"/>
+        </w:rPr>
+        <w:t xml:space="preserve">SELECT * FROM </w:t>
+      </w:r>
+      <w:proofErr w:type="gramStart"/>
+      <w:r>
+        <w:rPr>
+          <w:lang w:val="en-US"/>
+        </w:rPr>
+        <w:t>HR.EMPLOYEES</w:t>
+      </w:r>
+      <w:proofErr w:type="gramEnd"/>
+      <w:r>
+        <w:rPr>
+          <w:lang w:val="en-US"/>
+        </w:rPr>
+        <w:t xml:space="preserve"> WHERE INSTR(JOB_ID,'CLERK')!=0;</w:t>
+      </w:r>
+    </w:p>
+    <w:p>
+      <w:pPr>
+        <w:rPr>
+          <w:lang w:val="en-US"/>
+        </w:rPr>
+      </w:pPr>
+      <w:r>
+        <w:rPr>
+          <w:lang w:val="en-US"/>
+        </w:rPr>
+        <w:t>TRIM</w:t>
+      </w:r>
+      <w:r>
+        <w:rPr>
+          <w:lang w:val="en-US"/>
+        </w:rPr>
+        <w:tab/>
+      </w:r>
+      <w:r>
+        <w:rPr>
+          <w:lang w:val="en-US"/>
+        </w:rPr>
+        <w:tab/>
+      </w:r>
+      <w:r>
+        <w:rPr>
+          <w:lang w:val="en-US"/>
+        </w:rPr>
+        <w:t xml:space="preserve">select * from </w:t>
+      </w:r>
+      <w:proofErr w:type="spellStart"/>
+      <w:proofErr w:type="gramStart"/>
+      <w:r>
+        <w:rPr>
+          <w:lang w:val="en-US"/>
+        </w:rPr>
+        <w:t>hr.employees</w:t>
+      </w:r>
+      <w:proofErr w:type="spellEnd"/>
+      <w:proofErr w:type="gramEnd"/>
+      <w:r>
+        <w:rPr>
+          <w:lang w:val="en-US"/>
+        </w:rPr>
+        <w:t xml:space="preserve"> where trim(JOB_ID)=trim('ST_CLERK ');</w:t>
+      </w:r>
+    </w:p>
+    <w:p>
+      <w:pPr>
+        <w:rPr>
+          <w:lang w:val="en-US"/>
+        </w:rPr>
+      </w:pPr>
+      <w:r>
+        <w:rPr>
+          <w:lang w:val="en-US"/>
+        </w:rPr>
+        <w:t>LPAD</w:t>
+      </w:r>
+      <w:r>
+        <w:rPr>
+          <w:lang w:val="en-US"/>
+        </w:rPr>
+        <w:tab/>
+      </w:r>
+      <w:r>
+        <w:rPr>
+          <w:lang w:val="en-US"/>
+        </w:rPr>
+        <w:tab/>
+        <w:t>we specify the size of the string. If the string is less than that length, then those remaining length is filled with specified character.</w:t>
+      </w:r>
+    </w:p>
+    <w:p>
+      <w:pPr>
+        <w:rPr>
+          <w:lang w:val="en-US"/>
+        </w:rPr>
+      </w:pPr>
+      <w:r>
+        <w:rPr>
+          <w:lang w:val="en-US"/>
+        </w:rPr>
+        <w:t xml:space="preserve">RPAD </w:t>
+      </w:r>
+      <w:r>
+        <w:rPr>
+          <w:lang w:val="en-US"/>
+        </w:rPr>
+        <w:tab/>
+      </w:r>
+      <w:r>
+        <w:rPr>
+          <w:lang w:val="en-US"/>
+        </w:rPr>
+        <w:tab/>
+      </w:r>
+      <w:r>
+        <w:rPr>
+          <w:lang w:val="en-US"/>
+        </w:rPr>
+        <w:t xml:space="preserve">SELECT RPAD(FIRST_NAME,15,'#') FROM </w:t>
+      </w:r>
+      <w:proofErr w:type="gramStart"/>
+      <w:r>
+        <w:rPr>
+          <w:lang w:val="en-US"/>
+        </w:rPr>
+        <w:t>HR.EMPLOYEES</w:t>
+      </w:r>
+      <w:proofErr w:type="gramEnd"/>
+      <w:r>
+        <w:rPr>
+          <w:lang w:val="en-US"/>
+        </w:rPr>
+        <w:t>;</w:t>
+      </w:r>
+    </w:p>
+    <w:p>
+      <w:pPr>
+        <w:pBdr>
+          <w:bottom w:val="single" w:sz="6" w:space="1" w:color="auto"/>
+        </w:pBdr>
+        <w:rPr>
+          <w:lang w:val="en-US"/>
+        </w:rPr>
+      </w:pPr>
+      <w:r>
+        <w:rPr>
+          <w:lang w:val="en-US"/>
+        </w:rPr>
+        <w:t>REPLACE</w:t>
+      </w:r>
+      <w:r>
+        <w:rPr>
+          <w:lang w:val="en-US"/>
+        </w:rPr>
+        <w:tab/>
+      </w:r>
+      <w:r>
+        <w:rPr>
+          <w:lang w:val="en-US"/>
+        </w:rPr>
+        <w:t>SELECT REPLACE('RAM','A','O') FROM DUAL;</w:t>
+      </w:r>
+    </w:p>
+    <w:p>
+      <w:pPr>
+        <w:rPr>
+          <w:lang w:val="en-US"/>
+        </w:rPr>
+      </w:pPr>
+      <w:r>
+        <w:rPr>
+          <w:lang w:val="en-US"/>
+        </w:rPr>
+        <w:t>NUMERIC functions:</w:t>
+      </w:r>
+    </w:p>
+    <w:p>
+      <w:pPr>
+        <w:rPr>
+          <w:lang w:val="en-US"/>
+        </w:rPr>
+      </w:pPr>
+      <w:r>
+        <w:rPr>
+          <w:lang w:val="en-US"/>
+        </w:rPr>
+        <w:lastRenderedPageBreak/>
+        <w:t>ABS</w:t>
+      </w:r>
+      <w:r>
+        <w:rPr>
+          <w:lang w:val="en-US"/>
+        </w:rPr>
+        <w:tab/>
+      </w:r>
+      <w:r>
+        <w:rPr>
+          <w:lang w:val="en-US"/>
+        </w:rPr>
+        <w:tab/>
+      </w:r>
+      <w:r>
+        <w:rPr>
+          <w:lang w:val="en-US"/>
+        </w:rPr>
+        <w:tab/>
+      </w:r>
+      <w:proofErr w:type="gramStart"/>
+      <w:r>
+        <w:rPr>
+          <w:lang w:val="en-US"/>
+        </w:rPr>
+        <w:t>ABS(</w:t>
+      </w:r>
+      <w:proofErr w:type="gramEnd"/>
+      <w:r>
+        <w:rPr>
+          <w:lang w:val="en-US"/>
+        </w:rPr>
+        <w:t>-20)</w:t>
+      </w:r>
+      <w:r>
+        <w:rPr>
+          <w:lang w:val="en-US"/>
+        </w:rPr>
+        <w:tab/>
+        <w:t>=</w:t>
+      </w:r>
+      <w:r>
+        <w:rPr>
+          <w:lang w:val="en-US"/>
+        </w:rPr>
+        <w:tab/>
+        <w:t>20</w:t>
+      </w:r>
+    </w:p>
+    <w:p>
+      <w:pPr>
+        <w:rPr>
+          <w:lang w:val="en-US"/>
+        </w:rPr>
+      </w:pPr>
+      <w:r>
+        <w:rPr>
+          <w:lang w:val="en-US"/>
+        </w:rPr>
+        <w:t>MAX</w:t>
+      </w:r>
+      <w:r>
+        <w:rPr>
+          <w:lang w:val="en-US"/>
+        </w:rPr>
+        <w:tab/>
+      </w:r>
+      <w:r>
+        <w:rPr>
+          <w:lang w:val="en-US"/>
+        </w:rPr>
+        <w:tab/>
+      </w:r>
+      <w:r>
+        <w:rPr>
+          <w:lang w:val="en-US"/>
+        </w:rPr>
+        <w:tab/>
+        <w:t>is aggregate function like SUM, MIN, AVG, COUNT</w:t>
+      </w:r>
+    </w:p>
+    <w:p>
+      <w:pPr>
+        <w:rPr>
+          <w:lang w:val="en-US"/>
+        </w:rPr>
+      </w:pPr>
+      <w:r>
+        <w:rPr>
+          <w:lang w:val="en-US"/>
+        </w:rPr>
+        <w:t>CEIL</w:t>
+      </w:r>
+      <w:r>
+        <w:rPr>
+          <w:lang w:val="en-US"/>
+        </w:rPr>
+        <w:tab/>
+      </w:r>
+      <w:r>
+        <w:rPr>
+          <w:lang w:val="en-US"/>
+        </w:rPr>
+        <w:tab/>
+      </w:r>
+      <w:r>
+        <w:rPr>
+          <w:lang w:val="en-US"/>
+        </w:rPr>
+        <w:tab/>
+      </w:r>
+    </w:p>
+    <w:p>
+      <w:pPr>
+        <w:rPr>
+          <w:lang w:val="en-US"/>
+        </w:rPr>
+      </w:pPr>
+      <w:r>
+        <w:rPr>
+          <w:lang w:val="en-US"/>
+        </w:rPr>
+        <w:t>FLOOR</w:t>
+      </w:r>
+    </w:p>
+    <w:p>
+      <w:pPr>
+        <w:rPr>
+          <w:lang w:val="en-US"/>
+        </w:rPr>
+      </w:pPr>
+      <w:r>
+        <w:rPr>
+          <w:lang w:val="en-US"/>
+        </w:rPr>
+        <w:t>ROUND</w:t>
+      </w:r>
+    </w:p>
+    <w:p>
+      <w:pPr>
+        <w:rPr>
+          <w:lang w:val="en-US"/>
+        </w:rPr>
+      </w:pPr>
+      <w:r>
+        <w:rPr>
+          <w:lang w:val="en-US"/>
+        </w:rPr>
+        <w:t>POW</w:t>
+      </w:r>
+    </w:p>
+    <w:p>
+      <w:pPr>
+        <w:rPr>
+          <w:lang w:val="en-US"/>
+        </w:rPr>
+      </w:pPr>
+      <w:r>
+        <w:rPr>
+          <w:lang w:val="en-US"/>
+        </w:rPr>
+        <w:t>PI</w:t>
+      </w:r>
+    </w:p>
+    <w:p>
+      <w:pPr>
+        <w:rPr>
+          <w:lang w:val="en-US"/>
+        </w:rPr>
+      </w:pPr>
+      <w:r>
+        <w:rPr>
+          <w:lang w:val="en-US"/>
+        </w:rPr>
+        <w:t>LOG</w:t>
+      </w:r>
+    </w:p>
+    <w:p>
+      <w:pPr>
+        <w:rPr>
+          <w:lang w:val="en-US"/>
+        </w:rPr>
+      </w:pPr>
+      <w:r>
+        <w:rPr>
+          <w:lang w:val="en-US"/>
+        </w:rPr>
+        <w:t>SQRT</w:t>
+      </w:r>
+    </w:p>
+    <w:p>
+      <w:pPr>
+        <w:rPr>
+          <w:lang w:val="en-US"/>
+        </w:rPr>
+      </w:pPr>
+      <w:r>
+        <w:rPr>
+          <w:lang w:val="en-US"/>
+        </w:rPr>
+        <w:tab/>
+      </w:r>
+    </w:p>
+    <w:p>
+      <w:pPr>
+        <w:rPr>
+          <w:lang w:val="en-US"/>
+        </w:rPr>
+      </w:pPr>
+      <w:r>
+        <w:rPr>
+          <w:lang w:val="en-US"/>
+        </w:rPr>
+        <w:t>ROUND vs</w:t>
+      </w:r>
+      <w:r>
+        <w:rPr>
+          <w:lang w:val="en-US"/>
+        </w:rPr>
+        <w:tab/>
+        <w:t>CEILING</w:t>
+      </w:r>
+      <w:r>
+        <w:rPr>
+          <w:lang w:val="en-US"/>
+        </w:rPr>
+        <w:tab/>
+      </w:r>
+      <w:r>
+        <w:rPr>
+          <w:lang w:val="en-US"/>
+        </w:rPr>
+        <w:tab/>
+        <w:t>vs</w:t>
+      </w:r>
+      <w:r>
+        <w:rPr>
+          <w:lang w:val="en-US"/>
+        </w:rPr>
+        <w:tab/>
+        <w:t>FLOOR</w:t>
+      </w:r>
+    </w:p>
+    <w:p>
+      <w:pPr>
+        <w:rPr>
+          <w:lang w:val="en-US"/>
+        </w:rPr>
+      </w:pPr>
+      <w:proofErr w:type="gramStart"/>
+      <w:r>
+        <w:rPr>
+          <w:lang w:val="en-US"/>
+        </w:rPr>
+        <w:t>ROUND(</w:t>
+      </w:r>
+      <w:proofErr w:type="gramEnd"/>
+      <w:r>
+        <w:rPr>
+          <w:lang w:val="en-US"/>
+        </w:rPr>
+        <w:t>12.4545,1)</w:t>
+      </w:r>
+      <w:r>
+        <w:rPr>
+          <w:lang w:val="en-US"/>
+        </w:rPr>
+        <w:tab/>
+        <w:t>-</w:t>
+      </w:r>
+      <w:r>
+        <w:rPr>
+          <w:lang w:val="en-US"/>
+        </w:rPr>
+        <w:tab/>
+        <w:t>12.5</w:t>
+      </w:r>
+    </w:p>
+    <w:p>
+      <w:pPr>
+        <w:rPr>
+          <w:lang w:val="en-US"/>
+        </w:rPr>
+      </w:pPr>
+      <w:proofErr w:type="gramStart"/>
+      <w:r>
+        <w:rPr>
+          <w:lang w:val="en-US"/>
+        </w:rPr>
+        <w:t>ROUND(</w:t>
+      </w:r>
+      <w:proofErr w:type="gramEnd"/>
+      <w:r>
+        <w:rPr>
+          <w:lang w:val="en-US"/>
+        </w:rPr>
+        <w:t>12.4545,2)</w:t>
+      </w:r>
+      <w:r>
+        <w:rPr>
+          <w:lang w:val="en-US"/>
+        </w:rPr>
+        <w:tab/>
+        <w:t>=</w:t>
+      </w:r>
+      <w:r>
+        <w:rPr>
+          <w:lang w:val="en-US"/>
+        </w:rPr>
+        <w:tab/>
+        <w:t>12.45</w:t>
+      </w:r>
+    </w:p>
+    <w:p>
+      <w:pPr>
+        <w:rPr>
+          <w:lang w:val="en-US"/>
+        </w:rPr>
+      </w:pPr>
+      <w:proofErr w:type="gramStart"/>
+      <w:r>
+        <w:rPr>
+          <w:lang w:val="en-US"/>
+        </w:rPr>
+        <w:t>ROUND(</w:t>
+      </w:r>
+      <w:proofErr w:type="gramEnd"/>
+      <w:r>
+        <w:rPr>
+          <w:lang w:val="en-US"/>
+        </w:rPr>
+        <w:t>12.4545,3)</w:t>
+      </w:r>
+      <w:r>
+        <w:rPr>
+          <w:lang w:val="en-US"/>
+        </w:rPr>
+        <w:tab/>
+        <w:t>=</w:t>
+      </w:r>
+      <w:r>
+        <w:rPr>
+          <w:lang w:val="en-US"/>
+        </w:rPr>
+        <w:tab/>
+        <w:t>12.455</w:t>
+      </w:r>
+    </w:p>
+    <w:p>
+      <w:pPr>
+        <w:rPr>
+          <w:lang w:val="en-US"/>
+        </w:rPr>
+      </w:pPr>
+    </w:p>
+    <w:p>
+      <w:pPr>
+        <w:rPr>
+          <w:lang w:val="en-US"/>
+        </w:rPr>
+      </w:pPr>
+      <w:r>
+        <w:rPr>
+          <w:lang w:val="en-US"/>
+        </w:rPr>
+        <w:t>CEILING</w:t>
+      </w:r>
+      <w:r>
+        <w:rPr>
+          <w:lang w:val="en-US"/>
+        </w:rPr>
+        <w:tab/>
+      </w:r>
+      <w:r>
+        <w:rPr>
+          <w:lang w:val="en-US"/>
+        </w:rPr>
+        <w:tab/>
+      </w:r>
+      <w:r>
+        <w:rPr>
+          <w:lang w:val="en-US"/>
+        </w:rPr>
+        <w:tab/>
+      </w:r>
+      <w:proofErr w:type="gramStart"/>
+      <w:r>
+        <w:rPr>
+          <w:lang w:val="en-US"/>
+        </w:rPr>
+        <w:t>CEIL(</w:t>
+      </w:r>
+      <w:proofErr w:type="gramEnd"/>
+      <w:r>
+        <w:rPr>
+          <w:lang w:val="en-US"/>
+        </w:rPr>
+        <w:t>5.1</w:t>
+      </w:r>
+    </w:p>
+    <w:p>
+      <w:pPr>
+        <w:rPr>
+          <w:lang w:val="en-US"/>
+        </w:rPr>
+      </w:pPr>
+      <w:r>
+        <w:rPr>
+          <w:lang w:val="en-US"/>
+        </w:rPr>
+        <w:t>FLOOR</w:t>
+      </w:r>
+    </w:p>
+    <w:p>
+      <w:pPr>
+        <w:rPr>
+          <w:lang w:val="en-US"/>
+        </w:rPr>
+      </w:pPr>
+    </w:p>
+    <w:p>
+      <w:pPr>
+        <w:rPr>
+          <w:lang w:val="en-US"/>
+        </w:rPr>
+      </w:pPr>
+    </w:p>
+    <w:p>
+      <w:pPr>
+        <w:rPr>
+          <w:lang w:val="en-US"/>
+        </w:rPr>
+      </w:pPr>
+      <w:r>
+        <w:rPr>
+          <w:lang w:val="en-US"/>
+        </w:rPr>
+        <w:t>True/False</w:t>
+      </w:r>
+    </w:p>
+    <w:p>
+      <w:pPr>
+        <w:rPr>
+          <w:lang w:val="en-US"/>
+        </w:rPr>
+      </w:pPr>
+      <w:r>
+        <w:rPr>
+          <w:lang w:val="en-US"/>
+        </w:rPr>
+        <w:t xml:space="preserve">FLOOR </w:t>
+      </w:r>
+      <w:r>
+        <w:rPr>
+          <w:lang w:val="en-US"/>
+        </w:rPr>
+        <w:t>returns the highest integer lesser than the given number</w:t>
+      </w:r>
+      <w:r>
+        <w:rPr>
+          <w:lang w:val="en-US"/>
+        </w:rPr>
+        <w:tab/>
+      </w:r>
+      <w:r>
+        <w:rPr>
+          <w:lang w:val="en-US"/>
+        </w:rPr>
+        <w:tab/>
+        <w:t>Ans:</w:t>
+      </w:r>
+      <w:r>
+        <w:rPr>
+          <w:lang w:val="en-US"/>
+        </w:rPr>
+        <w:tab/>
+        <w:t>true</w:t>
+      </w:r>
+    </w:p>
+    <w:p>
+      <w:pPr>
+        <w:rPr>
+          <w:lang w:val="en-US"/>
+        </w:rPr>
+      </w:pPr>
+    </w:p>
+    <w:p>
+      <w:pPr>
+        <w:rPr>
+          <w:lang w:val="en-US"/>
+        </w:rPr>
+      </w:pPr>
+      <w:r>
+        <w:rPr>
+          <w:lang w:val="en-US"/>
+        </w:rPr>
+        <w:t>CEIL returns the smallest integer bigger than the given number</w:t>
+      </w:r>
+      <w:r>
+        <w:rPr>
+          <w:lang w:val="en-US"/>
+        </w:rPr>
+        <w:tab/>
+      </w:r>
+      <w:r>
+        <w:rPr>
+          <w:lang w:val="en-US"/>
+        </w:rPr>
+        <w:tab/>
+        <w:t>Ans:</w:t>
+      </w:r>
+      <w:r>
+        <w:rPr>
+          <w:lang w:val="en-US"/>
+        </w:rPr>
+        <w:tab/>
+        <w:t>true</w:t>
+      </w:r>
+    </w:p>
+    <w:p>
+      <w:pPr>
+        <w:pBdr>
+          <w:bottom w:val="single" w:sz="6" w:space="1" w:color="auto"/>
+        </w:pBdr>
+        <w:rPr>
+          <w:lang w:val="en-US"/>
+        </w:rPr>
+      </w:pPr>
+    </w:p>
+    <w:p>
+      <w:pPr>
+        <w:pBdr>
+          <w:bottom w:val="single" w:sz="6" w:space="1" w:color="auto"/>
+        </w:pBdr>
+        <w:rPr>
+          <w:lang w:val="en-US"/>
+        </w:rPr>
+      </w:pPr>
+      <w:proofErr w:type="gramStart"/>
+      <w:r>
+        <w:rPr>
+          <w:lang w:val="en-US"/>
+        </w:rPr>
+        <w:t>TRUNC(</w:t>
+      </w:r>
+      <w:proofErr w:type="gramEnd"/>
+      <w:r>
+        <w:rPr>
+          <w:lang w:val="en-US"/>
+        </w:rPr>
+        <w:t>12.4545,2)</w:t>
+      </w:r>
+      <w:r>
+        <w:rPr>
+          <w:lang w:val="en-US"/>
+        </w:rPr>
+        <w:tab/>
+      </w:r>
+      <w:r>
+        <w:rPr>
+          <w:lang w:val="en-US"/>
+        </w:rPr>
+        <w:tab/>
+        <w:t>=</w:t>
+      </w:r>
+      <w:r>
+        <w:rPr>
+          <w:lang w:val="en-US"/>
+        </w:rPr>
+        <w:tab/>
+      </w:r>
+      <w:r>
+        <w:rPr>
+          <w:lang w:val="en-US"/>
+        </w:rPr>
+        <w:tab/>
+        <w:t>12.45</w:t>
+      </w:r>
+    </w:p>
+    <w:p>
+      <w:pPr>
+        <w:rPr>
+          <w:lang w:val="en-US"/>
+        </w:rPr>
+      </w:pPr>
+      <w:r>
+        <w:rPr>
+          <w:lang w:val="en-US"/>
+        </w:rPr>
+        <w:t xml:space="preserve">DATE </w:t>
+      </w:r>
+      <w:proofErr w:type="gramStart"/>
+      <w:r>
+        <w:rPr>
+          <w:lang w:val="en-US"/>
+        </w:rPr>
+        <w:t>FUNCTIONS</w:t>
+      </w:r>
+      <w:r>
+        <w:rPr>
+          <w:lang w:val="en-US"/>
+        </w:rPr>
+        <w:t>:-</w:t>
+      </w:r>
+      <w:proofErr w:type="gramEnd"/>
+    </w:p>
+    <w:p>
+      <w:pPr>
+        <w:rPr>
+          <w:lang w:val="en-US"/>
+        </w:rPr>
+      </w:pPr>
+      <w:r>
+        <w:rPr>
+          <w:lang w:val="en-US"/>
+        </w:rPr>
+        <w:t>ADD_MONTHS</w:t>
+      </w:r>
+      <w:r>
+        <w:rPr>
+          <w:lang w:val="en-US"/>
+        </w:rPr>
+        <w:tab/>
+      </w:r>
+      <w:r>
+        <w:rPr>
+          <w:lang w:val="en-US"/>
+        </w:rPr>
+        <w:tab/>
+      </w:r>
+      <w:r>
+        <w:rPr>
+          <w:lang w:val="en-US"/>
+        </w:rPr>
+        <w:tab/>
+      </w:r>
+      <w:r>
+        <w:rPr>
+          <w:lang w:val="en-US"/>
+        </w:rPr>
+        <w:tab/>
+      </w:r>
+      <w:r>
+        <w:rPr>
+          <w:lang w:val="en-US"/>
+        </w:rPr>
+        <w:t>SELECT ADD_MONTHS(SYSDATE,3) FROM DUAL;</w:t>
+      </w:r>
+    </w:p>
+    <w:p>
+      <w:pPr>
+        <w:rPr>
+          <w:lang w:val="en-US"/>
+        </w:rPr>
+      </w:pPr>
+      <w:r>
+        <w:rPr>
+          <w:lang w:val="en-US"/>
+        </w:rPr>
+        <w:t>NEXT_DAY</w:t>
+      </w:r>
+      <w:r>
+        <w:rPr>
+          <w:lang w:val="en-US"/>
+        </w:rPr>
+        <w:tab/>
+      </w:r>
+      <w:r>
+        <w:rPr>
+          <w:lang w:val="en-US"/>
+        </w:rPr>
+        <w:tab/>
+      </w:r>
+      <w:r>
+        <w:rPr>
+          <w:lang w:val="en-US"/>
+        </w:rPr>
+        <w:tab/>
+      </w:r>
+      <w:r>
+        <w:rPr>
+          <w:lang w:val="en-US"/>
+        </w:rPr>
+        <w:tab/>
+      </w:r>
+      <w:r>
+        <w:rPr>
+          <w:lang w:val="en-US"/>
+        </w:rPr>
+        <w:t>SELECT NEXT_DAY(SYSDATE,'FRIDAY') FROM DUAL;</w:t>
+      </w:r>
+    </w:p>
+    <w:p>
+      <w:pPr>
+        <w:rPr>
+          <w:lang w:val="en-US"/>
+        </w:rPr>
+      </w:pPr>
+      <w:r>
+        <w:rPr>
+          <w:lang w:val="en-US"/>
+        </w:rPr>
+        <w:t>LAST_DAY</w:t>
+      </w:r>
+      <w:r>
+        <w:rPr>
+          <w:lang w:val="en-US"/>
+        </w:rPr>
+        <w:tab/>
+      </w:r>
+      <w:r>
+        <w:rPr>
+          <w:lang w:val="en-US"/>
+        </w:rPr>
+        <w:tab/>
+      </w:r>
+      <w:r>
+        <w:rPr>
+          <w:lang w:val="en-US"/>
+        </w:rPr>
+        <w:tab/>
+      </w:r>
+      <w:r>
+        <w:rPr>
+          <w:lang w:val="en-US"/>
+        </w:rPr>
+        <w:tab/>
+      </w:r>
+      <w:r>
+        <w:rPr>
+          <w:lang w:val="en-US"/>
+        </w:rPr>
+        <w:t>SELECT LAST_DAY(SYSDATE) FROM DUAL;</w:t>
+      </w:r>
+    </w:p>
+    <w:p>
+      <w:pPr>
+        <w:rPr>
+          <w:lang w:val="en-US"/>
+        </w:rPr>
+      </w:pPr>
+      <w:r>
+        <w:rPr>
+          <w:lang w:val="en-US"/>
+        </w:rPr>
+        <w:t>SYSDATE</w:t>
+      </w:r>
+      <w:r>
+        <w:rPr>
+          <w:lang w:val="en-US"/>
+        </w:rPr>
+        <w:tab/>
+      </w:r>
+      <w:r>
+        <w:rPr>
+          <w:lang w:val="en-US"/>
+        </w:rPr>
+        <w:tab/>
+      </w:r>
+      <w:r>
+        <w:rPr>
+          <w:lang w:val="en-US"/>
+        </w:rPr>
+        <w:tab/>
+      </w:r>
+      <w:r>
+        <w:rPr>
+          <w:lang w:val="en-US"/>
+        </w:rPr>
+        <w:tab/>
+      </w:r>
+    </w:p>
+    <w:p>
+      <w:pPr>
+        <w:rPr>
+          <w:lang w:val="en-US"/>
+        </w:rPr>
+      </w:pPr>
+      <w:r>
+        <w:rPr>
+          <w:lang w:val="en-US"/>
+        </w:rPr>
+        <w:lastRenderedPageBreak/>
+        <w:t>MONTHS_BETWEEN</w:t>
+      </w:r>
+      <w:r>
+        <w:rPr>
+          <w:lang w:val="en-US"/>
+        </w:rPr>
+        <w:tab/>
+      </w:r>
+      <w:r>
+        <w:rPr>
+          <w:lang w:val="en-US"/>
+        </w:rPr>
+        <w:tab/>
+      </w:r>
+      <w:r>
+        <w:rPr>
+          <w:lang w:val="en-US"/>
+        </w:rPr>
+        <w:tab/>
+      </w:r>
+      <w:r>
+        <w:rPr>
+          <w:lang w:val="en-US"/>
+        </w:rPr>
+        <w:t>SELECT MONTHS_BETWEEN(SYSDATE,'01-Jan-23') FROM DUAL;</w:t>
+      </w:r>
+    </w:p>
+    <w:p>
+      <w:pPr>
+        <w:rPr>
+          <w:lang w:val="en-US"/>
+        </w:rPr>
+      </w:pPr>
+      <w:r>
+        <w:rPr>
+          <w:lang w:val="en-US"/>
+        </w:rPr>
+        <w:t>ROUND</w:t>
+      </w:r>
+      <w:r>
+        <w:rPr>
+          <w:lang w:val="en-US"/>
+        </w:rPr>
+        <w:tab/>
+      </w:r>
+      <w:r>
+        <w:rPr>
+          <w:lang w:val="en-US"/>
+        </w:rPr>
+        <w:tab/>
+      </w:r>
+      <w:r>
+        <w:rPr>
+          <w:lang w:val="en-US"/>
+        </w:rPr>
+        <w:tab/>
+      </w:r>
+      <w:r>
+        <w:rPr>
+          <w:lang w:val="en-US"/>
+        </w:rPr>
+        <w:tab/>
+      </w:r>
+      <w:r>
+        <w:rPr>
+          <w:lang w:val="en-US"/>
+        </w:rPr>
+        <w:tab/>
+      </w:r>
+      <w:r>
+        <w:rPr>
+          <w:lang w:val="en-US"/>
+        </w:rPr>
+        <w:t>SELECT round(</w:t>
+      </w:r>
+      <w:proofErr w:type="spellStart"/>
+      <w:r>
+        <w:rPr>
+          <w:lang w:val="en-US"/>
+        </w:rPr>
+        <w:t>sysdate</w:t>
+      </w:r>
+      <w:proofErr w:type="spellEnd"/>
+      <w:r>
+        <w:rPr>
+          <w:lang w:val="en-US"/>
+        </w:rPr>
+        <w:t>,'YEAR') FROM DUAL;</w:t>
+      </w:r>
+    </w:p>
+    <w:p>
+      <w:pPr>
+        <w:pBdr>
+          <w:bottom w:val="single" w:sz="6" w:space="1" w:color="auto"/>
+        </w:pBdr>
+        <w:rPr>
+          <w:lang w:val="en-US"/>
+        </w:rPr>
+      </w:pPr>
+    </w:p>
+    <w:p>
+      <w:pPr>
+        <w:rPr>
+          <w:lang w:val="en-US"/>
+        </w:rPr>
+      </w:pPr>
+      <w:r>
+        <w:rPr>
+          <w:lang w:val="en-US"/>
+        </w:rPr>
+        <w:t>CONVERSION FUNCTIONS</w:t>
+      </w:r>
+    </w:p>
+    <w:p>
+      <w:pPr>
+        <w:rPr>
+          <w:lang w:val="en-US"/>
+        </w:rPr>
+      </w:pPr>
+      <w:r>
+        <w:rPr>
+          <w:lang w:val="en-US"/>
+        </w:rPr>
+        <w:t xml:space="preserve">Convert from CHAR to NUMBER </w:t>
+      </w:r>
+      <w:r>
+        <w:rPr>
+          <w:lang w:val="en-US"/>
+        </w:rPr>
+        <w:tab/>
+        <w:t>and vice versa</w:t>
+      </w:r>
+    </w:p>
+    <w:p>
+      <w:pPr>
+        <w:rPr>
+          <w:lang w:val="en-US"/>
+        </w:rPr>
+      </w:pPr>
+      <w:r>
+        <w:rPr>
+          <w:lang w:val="en-US"/>
+        </w:rPr>
+        <w:t>Convert from CHAR TO DATE</w:t>
+      </w:r>
+      <w:r>
+        <w:rPr>
+          <w:lang w:val="en-US"/>
+        </w:rPr>
+        <w:tab/>
+      </w:r>
+      <w:r>
+        <w:rPr>
+          <w:lang w:val="en-US"/>
+        </w:rPr>
+        <w:tab/>
+        <w:t>and vice versa</w:t>
+      </w:r>
+    </w:p>
+    <w:p>
+      <w:pPr>
+        <w:rPr>
+          <w:lang w:val="en-US"/>
+        </w:rPr>
+      </w:pPr>
+    </w:p>
+    <w:p>
+      <w:pPr>
+        <w:rPr>
+          <w:lang w:val="en-US"/>
+        </w:rPr>
+      </w:pPr>
+      <w:r>
+        <w:rPr>
+          <w:lang w:val="en-US"/>
+        </w:rPr>
+        <w:t>TO_CHAR</w:t>
+      </w:r>
+    </w:p>
+    <w:p>
+      <w:pPr>
+        <w:rPr>
+          <w:lang w:val="en-US"/>
+        </w:rPr>
+      </w:pPr>
+      <w:r>
+        <w:rPr>
+          <w:lang w:val="en-US"/>
+        </w:rPr>
+        <w:t>TO_DATE</w:t>
+      </w:r>
+    </w:p>
+    <w:p>
+      <w:pPr>
+        <w:rPr>
+          <w:lang w:val="en-US"/>
+        </w:rPr>
+      </w:pPr>
+      <w:r>
+        <w:rPr>
+          <w:lang w:val="en-US"/>
+        </w:rPr>
+        <w:t>TO_NUMBER</w:t>
+      </w:r>
+    </w:p>
+    <w:p>
+      <w:pPr>
+        <w:rPr>
+          <w:lang w:val="en-US"/>
+        </w:rPr>
+      </w:pPr>
+      <w:r>
+        <w:rPr>
+          <w:lang w:val="en-US"/>
+        </w:rPr>
+        <w:t>select TO_</w:t>
+      </w:r>
+      <w:proofErr w:type="gramStart"/>
+      <w:r>
+        <w:rPr>
+          <w:lang w:val="en-US"/>
+        </w:rPr>
+        <w:t>CHAR(</w:t>
+      </w:r>
+      <w:proofErr w:type="spellStart"/>
+      <w:proofErr w:type="gramEnd"/>
+      <w:r>
+        <w:rPr>
+          <w:lang w:val="en-US"/>
+        </w:rPr>
+        <w:t>sysdate</w:t>
+      </w:r>
+      <w:proofErr w:type="spellEnd"/>
+      <w:r>
+        <w:rPr>
+          <w:lang w:val="en-US"/>
+        </w:rPr>
+        <w:t>,'dd/MM/</w:t>
+      </w:r>
+      <w:proofErr w:type="spellStart"/>
+      <w:r>
+        <w:rPr>
+          <w:lang w:val="en-US"/>
+        </w:rPr>
+        <w:t>yyyy</w:t>
+      </w:r>
+      <w:proofErr w:type="spellEnd"/>
+      <w:r>
+        <w:rPr>
+          <w:lang w:val="en-US"/>
+        </w:rPr>
+        <w:t>') from dual;</w:t>
+      </w:r>
+    </w:p>
+    <w:p>
+      <w:pPr>
+        <w:rPr>
+          <w:lang w:val="en-US"/>
+        </w:rPr>
+      </w:pPr>
+    </w:p>
+    <w:p>
+      <w:pPr>
+        <w:rPr>
+          <w:lang w:val="en-US"/>
+        </w:rPr>
+      </w:pPr>
+      <w:r>
+        <w:rPr>
+          <w:lang w:val="en-US"/>
+        </w:rPr>
+        <w:t>TO_DATE</w:t>
+      </w:r>
+      <w:r>
+        <w:rPr>
+          <w:lang w:val="en-US"/>
+        </w:rPr>
+        <w:tab/>
+      </w:r>
+      <w:r>
+        <w:rPr>
+          <w:lang w:val="en-US"/>
+        </w:rPr>
+        <w:tab/>
+        <w:t>converts characters to date when we specify the format</w:t>
+      </w:r>
+    </w:p>
+    <w:tbl>
+      <w:tblPr>
+        <w:tblW w:w="0" w:type="auto"/>
+        <w:shd w:val="clear" w:color="auto" w:fill="FFFFFF"/>
+        <w:tblCellMar>
+          <w:top w:w="15" w:type="dxa"/>
+          <w:left w:w="15" w:type="dxa"/>
+          <w:bottom w:w="15" w:type="dxa"/>
+          <w:right w:w="15" w:type="dxa"/>
+        </w:tblCellMar>
+        <w:tblLook w:val="04A0" w:firstRow="1" w:lastRow="0" w:firstColumn="1" w:lastColumn="0" w:noHBand="0" w:noVBand="1"/>
+        <w:tblDescription w:val="Results from query 4"/>
+      </w:tblPr>
+      <w:tblGrid>
+        <w:gridCol w:w="8921"/>
+      </w:tblGrid>
+      <w:tr>
+        <w:tc>
+          <w:tcPr>
+            <w:tcW w:w="0" w:type="auto"/>
+            <w:shd w:val="clear" w:color="auto" w:fill="FFFFFF"/>
+            <w:vAlign w:val="center"/>
+            <w:hideMark/>
+          </w:tcPr>
+          <w:p>
+            <w:pPr>
+              <w:spacing w:after="0" w:line="240" w:lineRule="auto"/>
+              <w:jc w:val="center"/>
+              <w:rPr>
+                <w:rFonts w:ascii="Consolas" w:eastAsia="Times New Roman" w:hAnsi="Consolas" w:cs="Times New Roman"/>
+                <w:b/>
+                <w:bCs/>
+                <w:sz w:val="21"/>
+                <w:szCs w:val="21"/>
+                <w:lang w:eastAsia="en-IN"/>
+              </w:rPr>
+            </w:pPr>
+            <w:r>
+              <w:rPr>
+                <w:rFonts w:ascii="Consolas" w:eastAsia="Times New Roman" w:hAnsi="Consolas" w:cs="Times New Roman"/>
+                <w:b/>
+                <w:bCs/>
+                <w:sz w:val="21"/>
+                <w:szCs w:val="21"/>
+                <w:lang w:eastAsia="en-IN"/>
+              </w:rPr>
+              <w:t>MONTHS_BETWEEN(TO_DATE('31/12/22','DD/MM/YY'</w:t>
+            </w:r>
+            <w:proofErr w:type="gramStart"/>
+            <w:r>
+              <w:rPr>
+                <w:rFonts w:ascii="Consolas" w:eastAsia="Times New Roman" w:hAnsi="Consolas" w:cs="Times New Roman"/>
+                <w:b/>
+                <w:bCs/>
+                <w:sz w:val="21"/>
+                <w:szCs w:val="21"/>
+                <w:lang w:eastAsia="en-IN"/>
+              </w:rPr>
+              <w:t>),TO</w:t>
+            </w:r>
+            <w:proofErr w:type="gramEnd"/>
+            <w:r>
+              <w:rPr>
+                <w:rFonts w:ascii="Consolas" w:eastAsia="Times New Roman" w:hAnsi="Consolas" w:cs="Times New Roman"/>
+                <w:b/>
+                <w:bCs/>
+                <w:sz w:val="21"/>
+                <w:szCs w:val="21"/>
+                <w:lang w:eastAsia="en-IN"/>
+              </w:rPr>
+              <w:t>_DATE('30/06/23','DD/MM/YY'))</w:t>
+            </w:r>
+          </w:p>
+        </w:tc>
+      </w:tr>
+      <w:tr>
+        <w:tc>
+          <w:tcPr>
+            <w:tcW w:w="0" w:type="auto"/>
+            <w:shd w:val="clear" w:color="auto" w:fill="FFFFFF"/>
+            <w:vAlign w:val="center"/>
+            <w:hideMark/>
+          </w:tcPr>
+          <w:p>
+            <w:pPr>
+              <w:spacing w:after="0" w:line="240" w:lineRule="auto"/>
+              <w:rPr>
+                <w:rFonts w:ascii="Consolas" w:eastAsia="Times New Roman" w:hAnsi="Consolas" w:cs="Times New Roman"/>
+                <w:sz w:val="21"/>
+                <w:szCs w:val="21"/>
+                <w:lang w:eastAsia="en-IN"/>
+              </w:rPr>
+            </w:pPr>
+            <w:r>
+              <w:rPr>
+                <w:rFonts w:ascii="Consolas" w:eastAsia="Times New Roman" w:hAnsi="Consolas" w:cs="Times New Roman"/>
+                <w:sz w:val="21"/>
+                <w:szCs w:val="21"/>
+                <w:lang w:eastAsia="en-IN"/>
+              </w:rPr>
+              <w:t>-6</w:t>
+            </w:r>
+          </w:p>
+        </w:tc>
+      </w:tr>
+    </w:tbl>
+    <w:p>
+      <w:pPr>
+        <w:rPr>
+          <w:lang w:val="en-US"/>
+        </w:rPr>
+      </w:pPr>
+    </w:p>
+    <w:p>
+      <w:pPr>
+        <w:rPr>
+          <w:lang w:val="en-US"/>
+        </w:rPr>
+      </w:pPr>
+      <w:r>
+        <w:rPr>
+          <w:lang w:val="en-US"/>
+        </w:rPr>
+        <w:t>TO_NUMBER</w:t>
+      </w:r>
+    </w:p>
+    <w:p>
+      <w:pPr>
+        <w:pBdr>
+          <w:bottom w:val="single" w:sz="6" w:space="1" w:color="auto"/>
+        </w:pBdr>
+        <w:rPr>
+          <w:lang w:val="en-US"/>
+        </w:rPr>
+      </w:pPr>
+      <w:r>
+        <w:rPr>
+          <w:lang w:val="en-US"/>
+        </w:rPr>
+        <w:t>SELECT TO_</w:t>
+      </w:r>
+      <w:proofErr w:type="gramStart"/>
+      <w:r>
+        <w:rPr>
+          <w:lang w:val="en-US"/>
+        </w:rPr>
+        <w:t>NUMBER(</w:t>
+      </w:r>
+      <w:proofErr w:type="gramEnd"/>
+      <w:r>
+        <w:rPr>
+          <w:lang w:val="en-US"/>
+        </w:rPr>
+        <w:t>'20') FROM DUAL;</w:t>
+      </w:r>
+    </w:p>
+    <w:p>
+      <w:r>
+        <w:t>GROUP BY</w:t>
+      </w:r>
+    </w:p>
+    <w:p>
+      <w:r>
+        <w:t>--------------</w:t>
+      </w:r>
+    </w:p>
+    <w:p>
+      <w:r>
+        <w:t>Example:</w:t>
+      </w:r>
+    </w:p>
+    <w:p>
+      <w:r>
+        <w:tab/>
+        <w:t>Display the sum of salary</w:t>
+      </w:r>
+    </w:p>
+    <w:p>
+      <w:r>
+        <w:t xml:space="preserve">SELECT SUM(SALARY) FROM </w:t>
+      </w:r>
+      <w:proofErr w:type="gramStart"/>
+      <w:r>
+        <w:t>HR.EMPLOYEES</w:t>
+      </w:r>
+      <w:proofErr w:type="gramEnd"/>
+      <w:r>
+        <w:t>;</w:t>
+      </w:r>
+    </w:p>
+    <w:p>
+      <w:r>
+        <w:t>This query returns the sum of all the salary present in the table</w:t>
+      </w:r>
+    </w:p>
+    <w:p>
+      <w:r>
+        <w:t xml:space="preserve">SELECT DEPARTMENT_ID, SUM(SALARY) FROM </w:t>
+      </w:r>
+      <w:proofErr w:type="gramStart"/>
+      <w:r>
+        <w:t>HR.EMPLOYEES</w:t>
+      </w:r>
+      <w:proofErr w:type="gramEnd"/>
+    </w:p>
+    <w:p>
+      <w:r>
+        <w:t>GROUP BY DEPARTMENT_ID;</w:t>
+      </w:r>
+    </w:p>
+    <w:p/>
+    <w:p>
+      <w:r>
+        <w:t>Observation:</w:t>
+      </w:r>
+    </w:p>
+    <w:p>
+      <w:r>
+        <w:tab/>
+        <w:t>Whenever we use an aggregate function, we get one result per relation.</w:t>
+      </w:r>
+    </w:p>
+    <w:p>
+      <w:r>
+        <w:t>But when we use group by, then we get one result per group.</w:t>
+      </w:r>
+    </w:p>
+    <w:p/>
+    <w:p>
+      <w:r>
+        <w:lastRenderedPageBreak/>
+        <w:t>You do not want all groups to be retrieved. Only groups which are significant must be retrieved.</w:t>
+      </w:r>
+    </w:p>
+    <w:p>
+      <w:r>
+        <w:t>What is significant group? For example, wherever departments have sum of salary &gt; 20000 only needs to be displayed.</w:t>
+      </w:r>
+    </w:p>
+    <w:p>
+      <w:r>
+        <w:t>How to do that?</w:t>
+      </w:r>
+    </w:p>
+    <w:p>
+      <w:r>
+        <w:t>SELECT DEPARTMENT_ID, SUM(SALARY)</w:t>
+      </w:r>
+    </w:p>
+    <w:p>
+      <w:r>
+        <w:t xml:space="preserve">FROM </w:t>
+      </w:r>
+      <w:proofErr w:type="gramStart"/>
+      <w:r>
+        <w:t>HR.EMPLOYEES</w:t>
+      </w:r>
+      <w:proofErr w:type="gramEnd"/>
+    </w:p>
+    <w:p>
+      <w:r>
+        <w:t>GROUP BY DEPARTMENT_ID</w:t>
+      </w:r>
+    </w:p>
+    <w:p>
+      <w:r>
+        <w:t xml:space="preserve">    WHERE </w:t>
+      </w:r>
+      <w:r>
+        <w:rPr>
+          <w:color w:val="FF0000"/>
+        </w:rPr>
+        <w:t>SUM(SALARY)</w:t>
+      </w:r>
+      <w:r>
+        <w:t>&gt;20000;</w:t>
+      </w:r>
+    </w:p>
+    <w:p>
+      <w:r>
+        <w:t>Error:</w:t>
+      </w:r>
+      <w:r>
+        <w:tab/>
+        <w:t>WHERE clause does not allow us to use AGGREGATE functions.</w:t>
+      </w:r>
+    </w:p>
+    <w:p>
+      <w:r>
+        <w:t>So, instead of WHERE, we use HAVING</w:t>
+      </w:r>
+    </w:p>
+    <w:p/>
+    <w:p>
+      <w:r>
+        <w:t>SELECT DEPARTMENT_ID, SUM(SALARY)</w:t>
+      </w:r>
+    </w:p>
+    <w:p>
+      <w:r>
+        <w:t xml:space="preserve">FROM </w:t>
+      </w:r>
+      <w:proofErr w:type="gramStart"/>
+      <w:r>
+        <w:t>HR.EMPLOYEES</w:t>
+      </w:r>
+      <w:proofErr w:type="gramEnd"/>
+    </w:p>
+    <w:p>
+      <w:r>
+        <w:t>GROUP BY DEPARTMENT_ID</w:t>
+      </w:r>
+    </w:p>
+    <w:p>
+      <w:r>
+        <w:t xml:space="preserve">HAVING </w:t>
+      </w:r>
+      <w:r>
+        <w:rPr>
+          <w:color w:val="70AD47" w:themeColor="accent6"/>
+        </w:rPr>
+        <w:t>SUM(SALARY)</w:t>
+      </w:r>
+      <w:r>
+        <w:t>&gt;20000</w:t>
+      </w:r>
+      <w:r>
+        <w:t>;</w:t>
+      </w:r>
+    </w:p>
+    <w:p/>
+    <w:p>
+      <w:r>
+        <w:t>What is the difference between WHERE and HAVING?</w:t>
+      </w:r>
+    </w:p>
+    <w:p>
+      <w:r>
+        <w:t>WHERE is used to restrict the rows.</w:t>
+      </w:r>
+    </w:p>
+    <w:p>
+      <w:pPr>
+        <w:pBdr>
+          <w:bottom w:val="single" w:sz="6" w:space="1" w:color="auto"/>
+        </w:pBdr>
+      </w:pPr>
+      <w:r>
+        <w:t>HAVING is used to restrict the groups.</w:t>
+      </w:r>
+    </w:p>
+    <w:p>
+      <w:r>
+        <w:t>JOIN</w:t>
+      </w:r>
+    </w:p>
+    <w:p>
+      <w:r>
+        <w:t>------</w:t>
+      </w:r>
+    </w:p>
+    <w:p>
+      <w:r>
+        <w:t>What is the need for JOIN?</w:t>
+      </w:r>
+    </w:p>
+    <w:p>
+      <w:r>
+        <w:t>When we need to retrieve columns from more than one table, we use JOIN.</w:t>
+      </w:r>
+    </w:p>
+    <w:p/>
+    <w:p>
+      <w:r>
+        <w:t>Demo:</w:t>
+      </w:r>
+    </w:p>
+    <w:p>
+      <w:r>
+        <w:t>Display the Employee id, first name, last name and their department name.</w:t>
+      </w:r>
+    </w:p>
+    <w:p/>
+    <w:p>
+      <w:r>
+        <w:t>JOINs are implemented using 2 different syntax:</w:t>
+      </w:r>
+    </w:p>
+    <w:p>
+      <w:pPr>
+        <w:pStyle w:val="ListParagraph"/>
+        <w:numPr>
+          <w:ilvl w:val="0"/>
+          <w:numId w:val="6"/>
+        </w:numPr>
+      </w:pPr>
+      <w:r>
+        <w:t>JOIN</w:t>
+      </w:r>
+      <w:r>
+        <w:tab/>
+      </w:r>
+      <w:r>
+        <w:tab/>
+        <w:t>we use JOIN between table names</w:t>
+      </w:r>
+    </w:p>
+    <w:p>
+      <w:pPr>
+        <w:pStyle w:val="ListParagraph"/>
+        <w:numPr>
+          <w:ilvl w:val="0"/>
+          <w:numId w:val="6"/>
+        </w:numPr>
+      </w:pPr>
+      <w:r>
+        <w:t>Theta</w:t>
+      </w:r>
+      <w:r>
+        <w:tab/>
+      </w:r>
+      <w:r>
+        <w:tab/>
+        <w:t xml:space="preserve">we </w:t>
+      </w:r>
+      <w:proofErr w:type="gramStart"/>
+      <w:r>
+        <w:t>use ,</w:t>
+      </w:r>
+      <w:proofErr w:type="gramEnd"/>
+      <w:r>
+        <w:t xml:space="preserve"> between table names</w:t>
+      </w:r>
+    </w:p>
+    <w:p/>
+    <w:p>
+      <w:r>
+        <w:t>LEFT OUTER JOIN</w:t>
+      </w:r>
+    </w:p>
+    <w:p>
+      <w:r>
+        <w:lastRenderedPageBreak/>
+        <w:t>SELECT EMPLOYEE_ID, FIRST_NAME, LAST_NAME, DEPARTMENT_NAME</w:t>
+      </w:r>
+    </w:p>
+    <w:p>
+      <w:r>
+        <w:t xml:space="preserve">FROM </w:t>
+      </w:r>
+      <w:proofErr w:type="gramStart"/>
+      <w:r>
+        <w:t>HR.EMPLOYEES</w:t>
+      </w:r>
+      <w:proofErr w:type="gramEnd"/>
+      <w:r>
+        <w:t>, HR.DEPARTMENTS</w:t>
+      </w:r>
+    </w:p>
+    <w:p>
+      <w:r>
+        <w:t xml:space="preserve">WHERE </w:t>
+      </w:r>
+      <w:proofErr w:type="gramStart"/>
+      <w:r>
+        <w:t>HR.EMPLOYEES.DEPARTMENT</w:t>
+      </w:r>
+      <w:proofErr w:type="gramEnd"/>
+      <w:r>
+        <w:t>_ID=HR.DEPARTMENTS.DEPARTMENT_ID(+)</w:t>
+      </w:r>
+    </w:p>
+    <w:p>
+      <w:r>
+        <w:t xml:space="preserve">    ORDER BY EMPLOYEE_ID;</w:t>
+      </w:r>
+    </w:p>
+    <w:p/>
+    <w:p>
+      <w:r>
+        <w:t>We can also use table name alias to simplify the code:</w:t>
+      </w:r>
+    </w:p>
+    <w:p>
+      <w:r>
+        <w:t>SELECT EMPLOYEE_ID, FIRST_NAME, LAST_NAME, DEPARTMENT_NAME</w:t>
+      </w:r>
+    </w:p>
+    <w:p>
+      <w:r>
+        <w:t xml:space="preserve">FROM </w:t>
+      </w:r>
+      <w:proofErr w:type="gramStart"/>
+      <w:r>
+        <w:t>HR.EMPLOYEES</w:t>
+      </w:r>
+      <w:proofErr w:type="gramEnd"/>
+      <w:r>
+        <w:t xml:space="preserve"> E, HR.DEPARTMENTS D</w:t>
+      </w:r>
+    </w:p>
+    <w:p>
+      <w:r>
+        <w:t xml:space="preserve">WHERE </w:t>
+      </w:r>
+      <w:proofErr w:type="gramStart"/>
+      <w:r>
+        <w:t>E.DEPARTMENT</w:t>
+      </w:r>
+      <w:proofErr w:type="gramEnd"/>
+      <w:r>
+        <w:t>_ID=D.DEPARTMENT_ID(+)</w:t>
+      </w:r>
+    </w:p>
+    <w:p>
+      <w:r>
+        <w:t xml:space="preserve">    ORDER BY </w:t>
+      </w:r>
+      <w:proofErr w:type="gramStart"/>
+      <w:r>
+        <w:t>E.EMPLOYEE</w:t>
+      </w:r>
+      <w:proofErr w:type="gramEnd"/>
+      <w:r>
+        <w:t>_ID;</w:t>
+      </w:r>
+    </w:p>
+    <w:p>
+      <w:r>
+        <w:t xml:space="preserve">In the above query, we have sued LEFT OUTER JOIN, so all records from left table (EMPLOYEES) will be retrieved and if there </w:t>
+      </w:r>
+      <w:proofErr w:type="gramStart"/>
+      <w:r>
+        <w:t>is</w:t>
+      </w:r>
+      <w:proofErr w:type="gramEnd"/>
+      <w:r>
+        <w:t xml:space="preserve"> no matching records in right side table, then NULL is retrieved.</w:t>
+      </w:r>
+    </w:p>
+    <w:p/>
+    <w:p>
+      <w:r>
+        <w:t>JOIN syntax</w:t>
+      </w:r>
+    </w:p>
+    <w:p>
+      <w:r>
+        <w:t>---------------</w:t>
+      </w:r>
+    </w:p>
+    <w:p>
+      <w:r>
+        <w:t>SELECT EMPLOYEE_ID, FIRST_NAME, LAST_NAME, DEPARTMENT_NAME</w:t>
+      </w:r>
+    </w:p>
+    <w:p>
+      <w:r>
+        <w:t xml:space="preserve">FROM </w:t>
+      </w:r>
+      <w:proofErr w:type="gramStart"/>
+      <w:r>
+        <w:t>HR.EMPLOYEES</w:t>
+      </w:r>
+      <w:proofErr w:type="gramEnd"/>
+      <w:r>
+        <w:t xml:space="preserve"> E JOIN HR.DEPARTMENTS D</w:t>
+      </w:r>
+    </w:p>
+    <w:p>
+      <w:r>
+        <w:t xml:space="preserve">ON </w:t>
+      </w:r>
+      <w:proofErr w:type="gramStart"/>
+      <w:r>
+        <w:t>E.DEPARTMENT</w:t>
+      </w:r>
+      <w:proofErr w:type="gramEnd"/>
+      <w:r>
+        <w:t>_ID=D.DEPARTMENT_ID;</w:t>
+      </w:r>
+    </w:p>
+    <w:p>
+      <w:pPr>
+        <w:pBdr>
+          <w:top w:val="single" w:sz="6" w:space="1" w:color="auto"/>
+          <w:bottom w:val="single" w:sz="6" w:space="1" w:color="auto"/>
+        </w:pBdr>
+        <w:rPr>
+          <w:lang w:val="en-US"/>
+        </w:rPr>
+      </w:pPr>
+    </w:p>
+    <w:p>
+      <w:pPr>
+        <w:pBdr>
+          <w:bottom w:val="single" w:sz="6" w:space="1" w:color="auto"/>
+          <w:between w:val="single" w:sz="6" w:space="1" w:color="auto"/>
+        </w:pBdr>
+        <w:rPr>
+          <w:lang w:val="en-US"/>
+        </w:rPr>
+      </w:pPr>
+      <w:r>
+        <w:rPr>
+          <w:lang w:val="en-US"/>
+        </w:rPr>
+        <w:t xml:space="preserve">BANK Schema SCRIPT For </w:t>
+      </w:r>
+      <w:proofErr w:type="spellStart"/>
+      <w:r>
+        <w:rPr>
+          <w:lang w:val="en-US"/>
+        </w:rPr>
+        <w:t>postgresql</w:t>
+      </w:r>
+      <w:proofErr w:type="spellEnd"/>
+      <w:r>
+        <w:rPr>
+          <w:lang w:val="en-US"/>
+        </w:rPr>
+        <w:t>:</w:t>
+      </w:r>
+    </w:p>
+    <w:p>
+      <w:pPr>
+        <w:rPr>
+          <w:lang w:val="en-US"/>
+        </w:rPr>
+      </w:pPr>
+      <w:r>
+        <w:rPr>
+          <w:lang w:val="en-US"/>
+        </w:rPr>
+        <w:t>CREATE TABLE customer</w:t>
+      </w:r>
+    </w:p>
+    <w:p>
+      <w:pPr>
+        <w:rPr>
+          <w:lang w:val="en-US"/>
+        </w:rPr>
+      </w:pPr>
+      <w:r>
+        <w:rPr>
+          <w:lang w:val="en-US"/>
+        </w:rPr>
+        <w:t xml:space="preserve">   (</w:t>
+      </w:r>
+    </w:p>
+    <w:p>
+      <w:pPr>
+        <w:rPr>
+          <w:lang w:val="en-US"/>
+        </w:rPr>
+      </w:pPr>
+      <w:r>
+        <w:rPr>
+          <w:lang w:val="en-US"/>
+        </w:rPr>
+        <w:t xml:space="preserve">       </w:t>
+      </w:r>
+      <w:proofErr w:type="spellStart"/>
+      <w:r>
+        <w:rPr>
+          <w:lang w:val="en-US"/>
+        </w:rPr>
+        <w:t>custid</w:t>
+      </w:r>
+      <w:proofErr w:type="spellEnd"/>
+      <w:r>
+        <w:rPr>
+          <w:lang w:val="en-US"/>
+        </w:rPr>
+        <w:t xml:space="preserve"> </w:t>
+      </w:r>
+      <w:proofErr w:type="gramStart"/>
+      <w:r>
+        <w:rPr>
+          <w:lang w:val="en-US"/>
+        </w:rPr>
+        <w:t>VARCHAR(</w:t>
+      </w:r>
+      <w:proofErr w:type="gramEnd"/>
+      <w:r>
+        <w:rPr>
+          <w:lang w:val="en-US"/>
+        </w:rPr>
+        <w:t>6),</w:t>
+      </w:r>
+    </w:p>
+    <w:p>
+      <w:pPr>
+        <w:rPr>
+          <w:lang w:val="en-US"/>
+        </w:rPr>
+      </w:pPr>
+      <w:r>
+        <w:rPr>
+          <w:lang w:val="en-US"/>
+        </w:rPr>
+        <w:t xml:space="preserve">       </w:t>
+      </w:r>
+      <w:proofErr w:type="spellStart"/>
+      <w:r>
+        <w:rPr>
+          <w:lang w:val="en-US"/>
+        </w:rPr>
+        <w:t>fname</w:t>
+      </w:r>
+      <w:proofErr w:type="spellEnd"/>
+      <w:r>
+        <w:rPr>
+          <w:lang w:val="en-US"/>
+        </w:rPr>
+        <w:t xml:space="preserve"> </w:t>
+      </w:r>
+      <w:proofErr w:type="gramStart"/>
+      <w:r>
+        <w:rPr>
+          <w:lang w:val="en-US"/>
+        </w:rPr>
+        <w:t>VARCHAR(</w:t>
+      </w:r>
+      <w:proofErr w:type="gramEnd"/>
+      <w:r>
+        <w:rPr>
+          <w:lang w:val="en-US"/>
+        </w:rPr>
+        <w:t>30),</w:t>
+      </w:r>
+    </w:p>
+    <w:p>
+      <w:pPr>
+        <w:rPr>
+          <w:lang w:val="en-US"/>
+        </w:rPr>
+      </w:pPr>
+      <w:r>
+        <w:rPr>
+          <w:lang w:val="en-US"/>
+        </w:rPr>
+        <w:t xml:space="preserve">       </w:t>
+      </w:r>
+      <w:proofErr w:type="spellStart"/>
+      <w:r>
+        <w:rPr>
+          <w:lang w:val="en-US"/>
+        </w:rPr>
+        <w:t>mname</w:t>
+      </w:r>
+      <w:proofErr w:type="spellEnd"/>
+      <w:r>
+        <w:rPr>
+          <w:lang w:val="en-US"/>
+        </w:rPr>
+        <w:t xml:space="preserve"> </w:t>
+      </w:r>
+      <w:proofErr w:type="gramStart"/>
+      <w:r>
+        <w:rPr>
+          <w:lang w:val="en-US"/>
+        </w:rPr>
+        <w:t>VARCHAR(</w:t>
+      </w:r>
+      <w:proofErr w:type="gramEnd"/>
+      <w:r>
+        <w:rPr>
+          <w:lang w:val="en-US"/>
+        </w:rPr>
+        <w:t>30),</w:t>
+      </w:r>
+    </w:p>
+    <w:p>
+      <w:pPr>
+        <w:rPr>
+          <w:lang w:val="en-US"/>
+        </w:rPr>
+      </w:pPr>
+      <w:r>
+        <w:rPr>
+          <w:lang w:val="en-US"/>
+        </w:rPr>
+        <w:t xml:space="preserve">       </w:t>
+      </w:r>
+      <w:proofErr w:type="spellStart"/>
+      <w:r>
+        <w:rPr>
+          <w:lang w:val="en-US"/>
+        </w:rPr>
+        <w:t>ltname</w:t>
+      </w:r>
+      <w:proofErr w:type="spellEnd"/>
+      <w:r>
+        <w:rPr>
+          <w:lang w:val="en-US"/>
+        </w:rPr>
+        <w:t xml:space="preserve"> </w:t>
+      </w:r>
+      <w:proofErr w:type="gramStart"/>
+      <w:r>
+        <w:rPr>
+          <w:lang w:val="en-US"/>
+        </w:rPr>
+        <w:t>VARCHAR(</w:t>
+      </w:r>
+      <w:proofErr w:type="gramEnd"/>
+      <w:r>
+        <w:rPr>
+          <w:lang w:val="en-US"/>
+        </w:rPr>
+        <w:t>30),</w:t>
+      </w:r>
+    </w:p>
+    <w:p>
+      <w:pPr>
+        <w:rPr>
+          <w:lang w:val="en-US"/>
+        </w:rPr>
+      </w:pPr>
+      <w:r>
+        <w:rPr>
+          <w:lang w:val="en-US"/>
+        </w:rPr>
+        <w:t xml:space="preserve">       city </w:t>
+      </w:r>
+      <w:proofErr w:type="gramStart"/>
+      <w:r>
+        <w:rPr>
+          <w:lang w:val="en-US"/>
+        </w:rPr>
+        <w:t>VARCHAR(</w:t>
+      </w:r>
+      <w:proofErr w:type="gramEnd"/>
+      <w:r>
+        <w:rPr>
+          <w:lang w:val="en-US"/>
+        </w:rPr>
+        <w:t>15),</w:t>
+      </w:r>
+    </w:p>
+    <w:p>
+      <w:pPr>
+        <w:rPr>
+          <w:lang w:val="en-US"/>
+        </w:rPr>
+      </w:pPr>
+      <w:r>
+        <w:rPr>
+          <w:lang w:val="en-US"/>
+        </w:rPr>
+        <w:t xml:space="preserve">       </w:t>
+      </w:r>
+      <w:proofErr w:type="spellStart"/>
+      <w:r>
+        <w:rPr>
+          <w:lang w:val="en-US"/>
+        </w:rPr>
+        <w:t>mobileno</w:t>
+      </w:r>
+      <w:proofErr w:type="spellEnd"/>
+      <w:r>
+        <w:rPr>
+          <w:lang w:val="en-US"/>
+        </w:rPr>
+        <w:t xml:space="preserve"> </w:t>
+      </w:r>
+      <w:proofErr w:type="gramStart"/>
+      <w:r>
+        <w:rPr>
+          <w:lang w:val="en-US"/>
+        </w:rPr>
+        <w:t>VARCHAR(</w:t>
+      </w:r>
+      <w:proofErr w:type="gramEnd"/>
+      <w:r>
+        <w:rPr>
+          <w:lang w:val="en-US"/>
+        </w:rPr>
+        <w:t>10),</w:t>
+      </w:r>
+    </w:p>
+    <w:p>
+      <w:pPr>
+        <w:rPr>
+          <w:lang w:val="en-US"/>
+        </w:rPr>
+      </w:pPr>
+      <w:r>
+        <w:rPr>
+          <w:lang w:val="en-US"/>
+        </w:rPr>
+        <w:t xml:space="preserve">       occupation </w:t>
+      </w:r>
+      <w:proofErr w:type="gramStart"/>
+      <w:r>
+        <w:rPr>
+          <w:lang w:val="en-US"/>
+        </w:rPr>
+        <w:t>VARCHAR(</w:t>
+      </w:r>
+      <w:proofErr w:type="gramEnd"/>
+      <w:r>
+        <w:rPr>
+          <w:lang w:val="en-US"/>
+        </w:rPr>
+        <w:t>10),</w:t>
+      </w:r>
+    </w:p>
+    <w:p>
+      <w:pPr>
+        <w:rPr>
+          <w:lang w:val="en-US"/>
+        </w:rPr>
+      </w:pPr>
+      <w:r>
+        <w:rPr>
+          <w:lang w:val="en-US"/>
+        </w:rPr>
+        <w:t xml:space="preserve">       dob DATE,</w:t>
+      </w:r>
+    </w:p>
+    <w:p>
+      <w:pPr>
+        <w:rPr>
+          <w:lang w:val="en-US"/>
+        </w:rPr>
+      </w:pPr>
+      <w:r>
+        <w:rPr>
+          <w:lang w:val="en-US"/>
+        </w:rPr>
+        <w:t xml:space="preserve">      PRIMARY </w:t>
+      </w:r>
+      <w:proofErr w:type="gramStart"/>
+      <w:r>
+        <w:rPr>
+          <w:lang w:val="en-US"/>
+        </w:rPr>
+        <w:t>KEY(</w:t>
+      </w:r>
+      <w:proofErr w:type="spellStart"/>
+      <w:proofErr w:type="gramEnd"/>
+      <w:r>
+        <w:rPr>
+          <w:lang w:val="en-US"/>
+        </w:rPr>
+        <w:t>custid</w:t>
+      </w:r>
+      <w:proofErr w:type="spellEnd"/>
+      <w:r>
+        <w:rPr>
+          <w:lang w:val="en-US"/>
+        </w:rPr>
+        <w:t xml:space="preserve">)   </w:t>
+      </w:r>
+    </w:p>
+    <w:p>
+      <w:pPr>
+        <w:rPr>
+          <w:lang w:val="en-US"/>
+        </w:rPr>
+      </w:pPr>
+      <w:r>
+        <w:rPr>
+          <w:lang w:val="en-US"/>
+        </w:rPr>
+        <w:lastRenderedPageBreak/>
+        <w:t xml:space="preserve">   );   </w:t>
+      </w:r>
+    </w:p>
+    <w:p>
+      <w:pPr>
+        <w:rPr>
+          <w:lang w:val="en-US"/>
+        </w:rPr>
+      </w:pPr>
+    </w:p>
+    <w:p>
+      <w:pPr>
+        <w:rPr>
+          <w:lang w:val="en-US"/>
+        </w:rPr>
+      </w:pPr>
+    </w:p>
+    <w:p>
+      <w:pPr>
+        <w:rPr>
+          <w:lang w:val="en-US"/>
+        </w:rPr>
+      </w:pPr>
+      <w:r>
+        <w:rPr>
+          <w:lang w:val="en-US"/>
+        </w:rPr>
+        <w:t xml:space="preserve"> CREATE TABLE branch</w:t>
+      </w:r>
+    </w:p>
+    <w:p>
+      <w:pPr>
+        <w:rPr>
+          <w:lang w:val="en-US"/>
+        </w:rPr>
+      </w:pPr>
+      <w:r>
+        <w:rPr>
+          <w:lang w:val="en-US"/>
+        </w:rPr>
+        <w:t xml:space="preserve">   (</w:t>
+      </w:r>
+    </w:p>
+    <w:p>
+      <w:pPr>
+        <w:rPr>
+          <w:lang w:val="en-US"/>
+        </w:rPr>
+      </w:pPr>
+      <w:r>
+        <w:rPr>
+          <w:lang w:val="en-US"/>
+        </w:rPr>
+        <w:t xml:space="preserve">    bid </w:t>
+      </w:r>
+      <w:proofErr w:type="gramStart"/>
+      <w:r>
+        <w:rPr>
+          <w:lang w:val="en-US"/>
+        </w:rPr>
+        <w:t>VARCHAR(</w:t>
+      </w:r>
+      <w:proofErr w:type="gramEnd"/>
+      <w:r>
+        <w:rPr>
+          <w:lang w:val="en-US"/>
+        </w:rPr>
+        <w:t>6),</w:t>
+      </w:r>
+    </w:p>
+    <w:p>
+      <w:pPr>
+        <w:rPr>
+          <w:lang w:val="en-US"/>
+        </w:rPr>
+      </w:pPr>
+      <w:r>
+        <w:rPr>
+          <w:lang w:val="en-US"/>
+        </w:rPr>
+        <w:t xml:space="preserve">    </w:t>
+      </w:r>
+      <w:proofErr w:type="spellStart"/>
+      <w:r>
+        <w:rPr>
+          <w:lang w:val="en-US"/>
+        </w:rPr>
+        <w:t>bname</w:t>
+      </w:r>
+      <w:proofErr w:type="spellEnd"/>
+      <w:r>
+        <w:rPr>
+          <w:lang w:val="en-US"/>
+        </w:rPr>
+        <w:t xml:space="preserve"> </w:t>
+      </w:r>
+      <w:proofErr w:type="gramStart"/>
+      <w:r>
+        <w:rPr>
+          <w:lang w:val="en-US"/>
+        </w:rPr>
+        <w:t>VARCHAR(</w:t>
+      </w:r>
+      <w:proofErr w:type="gramEnd"/>
+      <w:r>
+        <w:rPr>
+          <w:lang w:val="en-US"/>
+        </w:rPr>
+        <w:t>30),</w:t>
+      </w:r>
+    </w:p>
+    <w:p>
+      <w:pPr>
+        <w:rPr>
+          <w:lang w:val="en-US"/>
+        </w:rPr>
+      </w:pPr>
+      <w:r>
+        <w:rPr>
+          <w:lang w:val="en-US"/>
+        </w:rPr>
+        <w:t xml:space="preserve">    </w:t>
+      </w:r>
+      <w:proofErr w:type="spellStart"/>
+      <w:r>
+        <w:rPr>
+          <w:lang w:val="en-US"/>
+        </w:rPr>
+        <w:t>bcity</w:t>
+      </w:r>
+      <w:proofErr w:type="spellEnd"/>
+      <w:r>
+        <w:rPr>
+          <w:lang w:val="en-US"/>
+        </w:rPr>
+        <w:t xml:space="preserve"> </w:t>
+      </w:r>
+      <w:proofErr w:type="gramStart"/>
+      <w:r>
+        <w:rPr>
+          <w:lang w:val="en-US"/>
+        </w:rPr>
+        <w:t>VARCHAR(</w:t>
+      </w:r>
+      <w:proofErr w:type="gramEnd"/>
+      <w:r>
+        <w:rPr>
+          <w:lang w:val="en-US"/>
+        </w:rPr>
+        <w:t>30),</w:t>
+      </w:r>
+    </w:p>
+    <w:p>
+      <w:pPr>
+        <w:rPr>
+          <w:lang w:val="en-US"/>
+        </w:rPr>
+      </w:pPr>
+      <w:r>
+        <w:rPr>
+          <w:lang w:val="en-US"/>
+        </w:rPr>
+        <w:t xml:space="preserve">    CONSTRAINT branch_bid_pk1 PRIMARY </w:t>
+      </w:r>
+      <w:proofErr w:type="gramStart"/>
+      <w:r>
+        <w:rPr>
+          <w:lang w:val="en-US"/>
+        </w:rPr>
+        <w:t>KEY(</w:t>
+      </w:r>
+      <w:proofErr w:type="gramEnd"/>
+      <w:r>
+        <w:rPr>
+          <w:lang w:val="en-US"/>
+        </w:rPr>
+        <w:t xml:space="preserve">bid) </w:t>
+      </w:r>
+    </w:p>
+    <w:p>
+      <w:pPr>
+        <w:rPr>
+          <w:lang w:val="en-US"/>
+        </w:rPr>
+      </w:pPr>
+      <w:r>
+        <w:rPr>
+          <w:lang w:val="en-US"/>
+        </w:rPr>
+        <w:t xml:space="preserve">   );</w:t>
+      </w:r>
+    </w:p>
+    <w:p>
+      <w:pPr>
+        <w:rPr>
+          <w:lang w:val="en-US"/>
+        </w:rPr>
+      </w:pPr>
+    </w:p>
+    <w:p>
+      <w:pPr>
+        <w:rPr>
+          <w:lang w:val="en-US"/>
+        </w:rPr>
+      </w:pPr>
+    </w:p>
+    <w:p>
+      <w:pPr>
+        <w:rPr>
+          <w:lang w:val="en-US"/>
+        </w:rPr>
+      </w:pPr>
+    </w:p>
+    <w:p>
+      <w:pPr>
+        <w:rPr>
+          <w:lang w:val="en-US"/>
+        </w:rPr>
+      </w:pPr>
+      <w:r>
+        <w:rPr>
+          <w:lang w:val="en-US"/>
+        </w:rPr>
+        <w:t>CREATE TABLE account</w:t>
+      </w:r>
+    </w:p>
+    <w:p>
+      <w:pPr>
+        <w:rPr>
+          <w:lang w:val="en-US"/>
+        </w:rPr>
+      </w:pPr>
+      <w:r>
+        <w:rPr>
+          <w:lang w:val="en-US"/>
+        </w:rPr>
+        <w:t xml:space="preserve">   (</w:t>
+      </w:r>
+    </w:p>
+    <w:p>
+      <w:pPr>
+        <w:rPr>
+          <w:lang w:val="en-US"/>
+        </w:rPr>
+      </w:pPr>
+      <w:r>
+        <w:rPr>
+          <w:lang w:val="en-US"/>
+        </w:rPr>
+        <w:t xml:space="preserve">      </w:t>
+      </w:r>
+      <w:proofErr w:type="spellStart"/>
+      <w:r>
+        <w:rPr>
+          <w:lang w:val="en-US"/>
+        </w:rPr>
+        <w:t>acnumber</w:t>
+      </w:r>
+      <w:proofErr w:type="spellEnd"/>
+      <w:r>
+        <w:rPr>
+          <w:lang w:val="en-US"/>
+        </w:rPr>
+        <w:t xml:space="preserve"> </w:t>
+      </w:r>
+      <w:proofErr w:type="gramStart"/>
+      <w:r>
+        <w:rPr>
+          <w:lang w:val="en-US"/>
+        </w:rPr>
+        <w:t>VARCHAR(</w:t>
+      </w:r>
+      <w:proofErr w:type="gramEnd"/>
+      <w:r>
+        <w:rPr>
+          <w:lang w:val="en-US"/>
+        </w:rPr>
+        <w:t>6),</w:t>
+      </w:r>
+    </w:p>
+    <w:p>
+      <w:pPr>
+        <w:rPr>
+          <w:lang w:val="en-US"/>
+        </w:rPr>
+      </w:pPr>
+      <w:r>
+        <w:rPr>
+          <w:lang w:val="en-US"/>
+        </w:rPr>
+        <w:t xml:space="preserve">      </w:t>
+      </w:r>
+      <w:proofErr w:type="spellStart"/>
+      <w:proofErr w:type="gramStart"/>
+      <w:r>
+        <w:rPr>
+          <w:lang w:val="en-US"/>
+        </w:rPr>
+        <w:t>custid</w:t>
+      </w:r>
+      <w:proofErr w:type="spellEnd"/>
+      <w:r>
+        <w:rPr>
+          <w:lang w:val="en-US"/>
+        </w:rPr>
+        <w:t xml:space="preserve">  VARCHAR</w:t>
+      </w:r>
+      <w:proofErr w:type="gramEnd"/>
+      <w:r>
+        <w:rPr>
+          <w:lang w:val="en-US"/>
+        </w:rPr>
+        <w:t>(6),</w:t>
+      </w:r>
+    </w:p>
+    <w:p>
+      <w:pPr>
+        <w:rPr>
+          <w:lang w:val="en-US"/>
+        </w:rPr>
+      </w:pPr>
+      <w:r>
+        <w:rPr>
+          <w:lang w:val="en-US"/>
+        </w:rPr>
+        <w:t xml:space="preserve">      bid </w:t>
+      </w:r>
+      <w:proofErr w:type="gramStart"/>
+      <w:r>
+        <w:rPr>
+          <w:lang w:val="en-US"/>
+        </w:rPr>
+        <w:t>VARCHAR(</w:t>
+      </w:r>
+      <w:proofErr w:type="gramEnd"/>
+      <w:r>
+        <w:rPr>
+          <w:lang w:val="en-US"/>
+        </w:rPr>
+        <w:t>6),</w:t>
+      </w:r>
+    </w:p>
+    <w:p>
+      <w:pPr>
+        <w:rPr>
+          <w:lang w:val="en-US"/>
+        </w:rPr>
+      </w:pPr>
+      <w:r>
+        <w:rPr>
+          <w:lang w:val="en-US"/>
+        </w:rPr>
+        <w:t xml:space="preserve">      </w:t>
+      </w:r>
+      <w:proofErr w:type="spellStart"/>
+      <w:r>
+        <w:rPr>
+          <w:lang w:val="en-US"/>
+        </w:rPr>
+        <w:t>opening_balance</w:t>
+      </w:r>
+      <w:proofErr w:type="spellEnd"/>
+      <w:r>
+        <w:rPr>
+          <w:lang w:val="en-US"/>
+        </w:rPr>
+        <w:t xml:space="preserve"> INT,</w:t>
+      </w:r>
+    </w:p>
+    <w:p>
+      <w:pPr>
+        <w:rPr>
+          <w:lang w:val="en-US"/>
+        </w:rPr>
+      </w:pPr>
+      <w:r>
+        <w:rPr>
+          <w:lang w:val="en-US"/>
+        </w:rPr>
+        <w:t xml:space="preserve">      </w:t>
+      </w:r>
+      <w:proofErr w:type="spellStart"/>
+      <w:r>
+        <w:rPr>
+          <w:lang w:val="en-US"/>
+        </w:rPr>
+        <w:t>aod</w:t>
+      </w:r>
+      <w:proofErr w:type="spellEnd"/>
+      <w:r>
+        <w:rPr>
+          <w:lang w:val="en-US"/>
+        </w:rPr>
+        <w:t xml:space="preserve"> DATE,</w:t>
+      </w:r>
+    </w:p>
+    <w:p>
+      <w:pPr>
+        <w:rPr>
+          <w:lang w:val="en-US"/>
+        </w:rPr>
+      </w:pPr>
+      <w:r>
+        <w:rPr>
+          <w:lang w:val="en-US"/>
+        </w:rPr>
+        <w:t xml:space="preserve">      </w:t>
+      </w:r>
+      <w:proofErr w:type="spellStart"/>
+      <w:r>
+        <w:rPr>
+          <w:lang w:val="en-US"/>
+        </w:rPr>
+        <w:t>atype</w:t>
+      </w:r>
+      <w:proofErr w:type="spellEnd"/>
+      <w:r>
+        <w:rPr>
+          <w:lang w:val="en-US"/>
+        </w:rPr>
+        <w:t xml:space="preserve"> </w:t>
+      </w:r>
+      <w:proofErr w:type="gramStart"/>
+      <w:r>
+        <w:rPr>
+          <w:lang w:val="en-US"/>
+        </w:rPr>
+        <w:t>VARCHAR(</w:t>
+      </w:r>
+      <w:proofErr w:type="gramEnd"/>
+      <w:r>
+        <w:rPr>
+          <w:lang w:val="en-US"/>
+        </w:rPr>
+        <w:t>10),</w:t>
+      </w:r>
+    </w:p>
+    <w:p>
+      <w:pPr>
+        <w:rPr>
+          <w:lang w:val="en-US"/>
+        </w:rPr>
+      </w:pPr>
+      <w:r>
+        <w:rPr>
+          <w:lang w:val="en-US"/>
+        </w:rPr>
+        <w:t xml:space="preserve">      </w:t>
+      </w:r>
+      <w:proofErr w:type="spellStart"/>
+      <w:r>
+        <w:rPr>
+          <w:lang w:val="en-US"/>
+        </w:rPr>
+        <w:t>astatus</w:t>
+      </w:r>
+      <w:proofErr w:type="spellEnd"/>
+      <w:r>
+        <w:rPr>
+          <w:lang w:val="en-US"/>
+        </w:rPr>
+        <w:t xml:space="preserve"> </w:t>
+      </w:r>
+      <w:proofErr w:type="gramStart"/>
+      <w:r>
+        <w:rPr>
+          <w:lang w:val="en-US"/>
+        </w:rPr>
+        <w:t>VARCHAR(</w:t>
+      </w:r>
+      <w:proofErr w:type="gramEnd"/>
+      <w:r>
+        <w:rPr>
+          <w:lang w:val="en-US"/>
+        </w:rPr>
+        <w:t>10),</w:t>
+      </w:r>
+    </w:p>
+    <w:p>
+      <w:pPr>
+        <w:rPr>
+          <w:lang w:val="en-US"/>
+        </w:rPr>
+      </w:pPr>
+      <w:r>
+        <w:rPr>
+          <w:lang w:val="en-US"/>
+        </w:rPr>
+        <w:t xml:space="preserve">      CONSTRAINT account_acnumber_pk1 PRIMARY </w:t>
+      </w:r>
+      <w:proofErr w:type="gramStart"/>
+      <w:r>
+        <w:rPr>
+          <w:lang w:val="en-US"/>
+        </w:rPr>
+        <w:t>KEY(</w:t>
+      </w:r>
+      <w:proofErr w:type="spellStart"/>
+      <w:proofErr w:type="gramEnd"/>
+      <w:r>
+        <w:rPr>
+          <w:lang w:val="en-US"/>
+        </w:rPr>
+        <w:t>acnumber</w:t>
+      </w:r>
+      <w:proofErr w:type="spellEnd"/>
+      <w:r>
+        <w:rPr>
+          <w:lang w:val="en-US"/>
+        </w:rPr>
+        <w:t>),</w:t>
+      </w:r>
+    </w:p>
+    <w:p>
+      <w:pPr>
+        <w:rPr>
+          <w:lang w:val="en-US"/>
+        </w:rPr>
+      </w:pPr>
+      <w:r>
+        <w:rPr>
+          <w:lang w:val="en-US"/>
+        </w:rPr>
+        <w:t xml:space="preserve">      CONSTRAINT account_custid_fk1 FOREIGN </w:t>
+      </w:r>
+      <w:proofErr w:type="gramStart"/>
+      <w:r>
+        <w:rPr>
+          <w:lang w:val="en-US"/>
+        </w:rPr>
+        <w:t>KEY(</w:t>
+      </w:r>
+      <w:proofErr w:type="spellStart"/>
+      <w:proofErr w:type="gramEnd"/>
+      <w:r>
+        <w:rPr>
+          <w:lang w:val="en-US"/>
+        </w:rPr>
+        <w:t>custid</w:t>
+      </w:r>
+      <w:proofErr w:type="spellEnd"/>
+      <w:r>
+        <w:rPr>
+          <w:lang w:val="en-US"/>
+        </w:rPr>
+        <w:t>) REFERENCES customer(</w:t>
+      </w:r>
+      <w:proofErr w:type="spellStart"/>
+      <w:r>
+        <w:rPr>
+          <w:lang w:val="en-US"/>
+        </w:rPr>
+        <w:t>custid</w:t>
+      </w:r>
+      <w:proofErr w:type="spellEnd"/>
+      <w:r>
+        <w:rPr>
+          <w:lang w:val="en-US"/>
+        </w:rPr>
+        <w:t>),</w:t>
+      </w:r>
+    </w:p>
+    <w:p>
+      <w:pPr>
+        <w:rPr>
+          <w:lang w:val="en-US"/>
+        </w:rPr>
+      </w:pPr>
+      <w:r>
+        <w:rPr>
+          <w:lang w:val="en-US"/>
+        </w:rPr>
+        <w:t xml:space="preserve">      CONSTRAINT account_bid_fk1 FOREIGN </w:t>
+      </w:r>
+      <w:proofErr w:type="gramStart"/>
+      <w:r>
+        <w:rPr>
+          <w:lang w:val="en-US"/>
+        </w:rPr>
+        <w:t>KEY(</w:t>
+      </w:r>
+      <w:proofErr w:type="gramEnd"/>
+      <w:r>
+        <w:rPr>
+          <w:lang w:val="en-US"/>
+        </w:rPr>
+        <w:t xml:space="preserve">bid) REFERENCES branch(bid) </w:t>
+      </w:r>
+    </w:p>
+    <w:p>
+      <w:pPr>
+        <w:rPr>
+          <w:lang w:val="en-US"/>
+        </w:rPr>
+      </w:pPr>
+      <w:r>
+        <w:rPr>
+          <w:lang w:val="en-US"/>
+        </w:rPr>
+        <w:t xml:space="preserve">    );</w:t>
+      </w:r>
+    </w:p>
+    <w:p>
+      <w:pPr>
+        <w:rPr>
+          <w:lang w:val="en-US"/>
+        </w:rPr>
+      </w:pPr>
+    </w:p>
+    <w:p>
+      <w:pPr>
+        <w:rPr>
+          <w:lang w:val="en-US"/>
+        </w:rPr>
+      </w:pPr>
+    </w:p>
+    <w:p>
+      <w:pPr>
+        <w:rPr>
+          <w:lang w:val="en-US"/>
+        </w:rPr>
+      </w:pPr>
+    </w:p>
+    <w:p>
+      <w:pPr>
+        <w:rPr>
+          <w:lang w:val="en-US"/>
+        </w:rPr>
+      </w:pPr>
+      <w:r>
+        <w:rPr>
+          <w:lang w:val="en-US"/>
+        </w:rPr>
+        <w:t xml:space="preserve">CREATE TABLE </w:t>
+      </w:r>
+      <w:proofErr w:type="spellStart"/>
+      <w:r>
+        <w:rPr>
+          <w:lang w:val="en-US"/>
+        </w:rPr>
+        <w:t>trandetails</w:t>
+      </w:r>
+      <w:proofErr w:type="spellEnd"/>
+    </w:p>
+    <w:p>
+      <w:pPr>
+        <w:rPr>
+          <w:lang w:val="en-US"/>
+        </w:rPr>
+      </w:pPr>
+      <w:r>
+        <w:rPr>
+          <w:lang w:val="en-US"/>
+        </w:rPr>
+        <w:t xml:space="preserve">    (   </w:t>
+      </w:r>
+    </w:p>
+    <w:p>
+      <w:pPr>
+        <w:rPr>
+          <w:lang w:val="en-US"/>
+        </w:rPr>
+      </w:pPr>
+      <w:r>
+        <w:rPr>
+          <w:lang w:val="en-US"/>
+        </w:rPr>
+        <w:lastRenderedPageBreak/>
+        <w:t xml:space="preserve">     </w:t>
+      </w:r>
+      <w:proofErr w:type="spellStart"/>
+      <w:r>
+        <w:rPr>
+          <w:lang w:val="en-US"/>
+        </w:rPr>
+        <w:t>tnumber</w:t>
+      </w:r>
+      <w:proofErr w:type="spellEnd"/>
+      <w:r>
+        <w:rPr>
+          <w:lang w:val="en-US"/>
+        </w:rPr>
+        <w:t xml:space="preserve"> </w:t>
+      </w:r>
+      <w:proofErr w:type="gramStart"/>
+      <w:r>
+        <w:rPr>
+          <w:lang w:val="en-US"/>
+        </w:rPr>
+        <w:t>VARCHAR(</w:t>
+      </w:r>
+      <w:proofErr w:type="gramEnd"/>
+      <w:r>
+        <w:rPr>
+          <w:lang w:val="en-US"/>
+        </w:rPr>
+        <w:t>6),</w:t>
+      </w:r>
+    </w:p>
+    <w:p>
+      <w:pPr>
+        <w:rPr>
+          <w:lang w:val="en-US"/>
+        </w:rPr>
+      </w:pPr>
+      <w:r>
+        <w:rPr>
+          <w:lang w:val="en-US"/>
+        </w:rPr>
+        <w:t xml:space="preserve">     </w:t>
+      </w:r>
+      <w:proofErr w:type="spellStart"/>
+      <w:r>
+        <w:rPr>
+          <w:lang w:val="en-US"/>
+        </w:rPr>
+        <w:t>acnumber</w:t>
+      </w:r>
+      <w:proofErr w:type="spellEnd"/>
+      <w:r>
+        <w:rPr>
+          <w:lang w:val="en-US"/>
+        </w:rPr>
+        <w:t xml:space="preserve"> </w:t>
+      </w:r>
+      <w:proofErr w:type="gramStart"/>
+      <w:r>
+        <w:rPr>
+          <w:lang w:val="en-US"/>
+        </w:rPr>
+        <w:t>VARCHAR(</w:t>
+      </w:r>
+      <w:proofErr w:type="gramEnd"/>
+      <w:r>
+        <w:rPr>
+          <w:lang w:val="en-US"/>
+        </w:rPr>
+        <w:t>6),</w:t>
+      </w:r>
+    </w:p>
+    <w:p>
+      <w:pPr>
+        <w:rPr>
+          <w:lang w:val="en-US"/>
+        </w:rPr>
+      </w:pPr>
+      <w:r>
+        <w:rPr>
+          <w:lang w:val="en-US"/>
+        </w:rPr>
+        <w:t xml:space="preserve">     dot DATE,</w:t>
+      </w:r>
+    </w:p>
+    <w:p>
+      <w:pPr>
+        <w:rPr>
+          <w:lang w:val="en-US"/>
+        </w:rPr>
+      </w:pPr>
+      <w:r>
+        <w:rPr>
+          <w:lang w:val="en-US"/>
+        </w:rPr>
+        <w:t xml:space="preserve">     </w:t>
+      </w:r>
+      <w:proofErr w:type="spellStart"/>
+      <w:r>
+        <w:rPr>
+          <w:lang w:val="en-US"/>
+        </w:rPr>
+        <w:t>medium_of_transaction</w:t>
+      </w:r>
+      <w:proofErr w:type="spellEnd"/>
+      <w:r>
+        <w:rPr>
+          <w:lang w:val="en-US"/>
+        </w:rPr>
+        <w:t xml:space="preserve"> </w:t>
+      </w:r>
+      <w:proofErr w:type="gramStart"/>
+      <w:r>
+        <w:rPr>
+          <w:lang w:val="en-US"/>
+        </w:rPr>
+        <w:t>VARCHAR(</w:t>
+      </w:r>
+      <w:proofErr w:type="gramEnd"/>
+      <w:r>
+        <w:rPr>
+          <w:lang w:val="en-US"/>
+        </w:rPr>
+        <w:t>20),</w:t>
+      </w:r>
+    </w:p>
+    <w:p>
+      <w:pPr>
+        <w:rPr>
+          <w:lang w:val="en-US"/>
+        </w:rPr>
+      </w:pPr>
+      <w:r>
+        <w:rPr>
+          <w:lang w:val="en-US"/>
+        </w:rPr>
+        <w:t xml:space="preserve">     </w:t>
+      </w:r>
+      <w:proofErr w:type="spellStart"/>
+      <w:r>
+        <w:rPr>
+          <w:lang w:val="en-US"/>
+        </w:rPr>
+        <w:t>transaction_type</w:t>
+      </w:r>
+      <w:proofErr w:type="spellEnd"/>
+      <w:r>
+        <w:rPr>
+          <w:lang w:val="en-US"/>
+        </w:rPr>
+        <w:t xml:space="preserve"> </w:t>
+      </w:r>
+      <w:proofErr w:type="gramStart"/>
+      <w:r>
+        <w:rPr>
+          <w:lang w:val="en-US"/>
+        </w:rPr>
+        <w:t>VARCHAR(</w:t>
+      </w:r>
+      <w:proofErr w:type="gramEnd"/>
+      <w:r>
+        <w:rPr>
+          <w:lang w:val="en-US"/>
+        </w:rPr>
+        <w:t>20),</w:t>
+      </w:r>
+    </w:p>
+    <w:p>
+      <w:pPr>
+        <w:rPr>
+          <w:lang w:val="en-US"/>
+        </w:rPr>
+      </w:pPr>
+      <w:r>
+        <w:rPr>
+          <w:lang w:val="en-US"/>
+        </w:rPr>
+        <w:t xml:space="preserve">     </w:t>
+      </w:r>
+      <w:proofErr w:type="spellStart"/>
+      <w:r>
+        <w:rPr>
+          <w:lang w:val="en-US"/>
+        </w:rPr>
+        <w:t>transaction_amount</w:t>
+      </w:r>
+      <w:proofErr w:type="spellEnd"/>
+      <w:r>
+        <w:rPr>
+          <w:lang w:val="en-US"/>
+        </w:rPr>
+        <w:t xml:space="preserve"> INT,    </w:t>
+      </w:r>
+    </w:p>
+    <w:p>
+      <w:pPr>
+        <w:rPr>
+          <w:lang w:val="en-US"/>
+        </w:rPr>
+      </w:pPr>
+      <w:r>
+        <w:rPr>
+          <w:lang w:val="en-US"/>
+        </w:rPr>
+        <w:t xml:space="preserve">     CONSTRAINT trandetails_tnumber_pk1 PRIMARY </w:t>
+      </w:r>
+      <w:proofErr w:type="gramStart"/>
+      <w:r>
+        <w:rPr>
+          <w:lang w:val="en-US"/>
+        </w:rPr>
+        <w:t>KEY(</w:t>
+      </w:r>
+      <w:proofErr w:type="spellStart"/>
+      <w:proofErr w:type="gramEnd"/>
+      <w:r>
+        <w:rPr>
+          <w:lang w:val="en-US"/>
+        </w:rPr>
+        <w:t>tnumber</w:t>
+      </w:r>
+      <w:proofErr w:type="spellEnd"/>
+      <w:r>
+        <w:rPr>
+          <w:lang w:val="en-US"/>
+        </w:rPr>
+        <w:t>),</w:t>
+      </w:r>
+    </w:p>
+    <w:p>
+      <w:pPr>
+        <w:rPr>
+          <w:lang w:val="en-US"/>
+        </w:rPr>
+      </w:pPr>
+      <w:r>
+        <w:rPr>
+          <w:lang w:val="en-US"/>
+        </w:rPr>
+        <w:t xml:space="preserve">     CONSTRAINT trandetails_acnumber_fk1 FOREIGN </w:t>
+      </w:r>
+      <w:proofErr w:type="gramStart"/>
+      <w:r>
+        <w:rPr>
+          <w:lang w:val="en-US"/>
+        </w:rPr>
+        <w:t>KEY(</w:t>
+      </w:r>
+      <w:proofErr w:type="spellStart"/>
+      <w:proofErr w:type="gramEnd"/>
+      <w:r>
+        <w:rPr>
+          <w:lang w:val="en-US"/>
+        </w:rPr>
+        <w:t>acnumber</w:t>
+      </w:r>
+      <w:proofErr w:type="spellEnd"/>
+      <w:r>
+        <w:rPr>
+          <w:lang w:val="en-US"/>
+        </w:rPr>
+        <w:t>) REFERENCES account(</w:t>
+      </w:r>
+      <w:proofErr w:type="spellStart"/>
+      <w:r>
+        <w:rPr>
+          <w:lang w:val="en-US"/>
+        </w:rPr>
+        <w:t>acnumber</w:t>
+      </w:r>
+      <w:proofErr w:type="spellEnd"/>
+      <w:r>
+        <w:rPr>
+          <w:lang w:val="en-US"/>
+        </w:rPr>
+        <w:t xml:space="preserve">)  </w:t>
+      </w:r>
+    </w:p>
+    <w:p>
+      <w:pPr>
+        <w:rPr>
+          <w:lang w:val="en-US"/>
+        </w:rPr>
+      </w:pPr>
+      <w:r>
+        <w:rPr>
+          <w:lang w:val="en-US"/>
+        </w:rPr>
+        <w:t xml:space="preserve">    );</w:t>
+      </w:r>
+    </w:p>
+    <w:p>
+      <w:pPr>
+        <w:rPr>
+          <w:lang w:val="en-US"/>
+        </w:rPr>
+      </w:pPr>
+    </w:p>
+    <w:p>
+      <w:pPr>
+        <w:rPr>
+          <w:lang w:val="en-US"/>
+        </w:rPr>
+      </w:pPr>
+    </w:p>
+    <w:p>
+      <w:pPr>
+        <w:rPr>
+          <w:lang w:val="en-US"/>
+        </w:rPr>
+      </w:pPr>
+    </w:p>
+    <w:p>
+      <w:pPr>
+        <w:rPr>
+          <w:lang w:val="en-US"/>
+        </w:rPr>
+      </w:pPr>
+      <w:r>
+        <w:rPr>
+          <w:lang w:val="en-US"/>
+        </w:rPr>
+        <w:t>CREATE TABLE loan</w:t>
+      </w:r>
+    </w:p>
+    <w:p>
+      <w:pPr>
+        <w:rPr>
+          <w:lang w:val="en-US"/>
+        </w:rPr>
+      </w:pPr>
+      <w:r>
+        <w:rPr>
+          <w:lang w:val="en-US"/>
+        </w:rPr>
+        <w:t xml:space="preserve">   (</w:t>
+      </w:r>
+    </w:p>
+    <w:p>
+      <w:pPr>
+        <w:rPr>
+          <w:lang w:val="en-US"/>
+        </w:rPr>
+      </w:pPr>
+      <w:r>
+        <w:rPr>
+          <w:lang w:val="en-US"/>
+        </w:rPr>
+        <w:t xml:space="preserve">   </w:t>
+      </w:r>
+    </w:p>
+    <w:p>
+      <w:pPr>
+        <w:rPr>
+          <w:lang w:val="en-US"/>
+        </w:rPr>
+      </w:pPr>
+      <w:r>
+        <w:rPr>
+          <w:lang w:val="en-US"/>
+        </w:rPr>
+        <w:t xml:space="preserve">    </w:t>
+      </w:r>
+      <w:proofErr w:type="spellStart"/>
+      <w:r>
+        <w:rPr>
+          <w:lang w:val="en-US"/>
+        </w:rPr>
+        <w:t>custid</w:t>
+      </w:r>
+      <w:proofErr w:type="spellEnd"/>
+      <w:r>
+        <w:rPr>
+          <w:lang w:val="en-US"/>
+        </w:rPr>
+        <w:t xml:space="preserve"> </w:t>
+      </w:r>
+      <w:proofErr w:type="gramStart"/>
+      <w:r>
+        <w:rPr>
+          <w:lang w:val="en-US"/>
+        </w:rPr>
+        <w:t>VARCHAR(</w:t>
+      </w:r>
+      <w:proofErr w:type="gramEnd"/>
+      <w:r>
+        <w:rPr>
+          <w:lang w:val="en-US"/>
+        </w:rPr>
+        <w:t>6),</w:t>
+      </w:r>
+    </w:p>
+    <w:p>
+      <w:pPr>
+        <w:rPr>
+          <w:lang w:val="en-US"/>
+        </w:rPr>
+      </w:pPr>
+      <w:r>
+        <w:rPr>
+          <w:lang w:val="en-US"/>
+        </w:rPr>
+        <w:t xml:space="preserve">    bid </w:t>
+      </w:r>
+      <w:proofErr w:type="gramStart"/>
+      <w:r>
+        <w:rPr>
+          <w:lang w:val="en-US"/>
+        </w:rPr>
+        <w:t>VARCHAR(</w:t>
+      </w:r>
+      <w:proofErr w:type="gramEnd"/>
+      <w:r>
+        <w:rPr>
+          <w:lang w:val="en-US"/>
+        </w:rPr>
+        <w:t>6),</w:t>
+      </w:r>
+    </w:p>
+    <w:p>
+      <w:pPr>
+        <w:rPr>
+          <w:lang w:val="en-US"/>
+        </w:rPr>
+      </w:pPr>
+      <w:r>
+        <w:rPr>
+          <w:lang w:val="en-US"/>
+        </w:rPr>
+        <w:t xml:space="preserve">    </w:t>
+      </w:r>
+      <w:proofErr w:type="spellStart"/>
+      <w:r>
+        <w:rPr>
+          <w:lang w:val="en-US"/>
+        </w:rPr>
+        <w:t>loan_amount</w:t>
+      </w:r>
+      <w:proofErr w:type="spellEnd"/>
+      <w:r>
+        <w:rPr>
+          <w:lang w:val="en-US"/>
+        </w:rPr>
+        <w:t xml:space="preserve"> INT,</w:t>
+      </w:r>
+    </w:p>
+    <w:p>
+      <w:pPr>
+        <w:rPr>
+          <w:lang w:val="en-US"/>
+        </w:rPr>
+      </w:pPr>
+      <w:r>
+        <w:rPr>
+          <w:lang w:val="en-US"/>
+        </w:rPr>
+        <w:t xml:space="preserve">    CONSTRAINT loan_customer_custid_bid_pk1 PRIMARY </w:t>
+      </w:r>
+      <w:proofErr w:type="gramStart"/>
+      <w:r>
+        <w:rPr>
+          <w:lang w:val="en-US"/>
+        </w:rPr>
+        <w:t>KEY(</w:t>
+      </w:r>
+      <w:proofErr w:type="spellStart"/>
+      <w:proofErr w:type="gramEnd"/>
+      <w:r>
+        <w:rPr>
+          <w:lang w:val="en-US"/>
+        </w:rPr>
+        <w:t>custid,bid</w:t>
+      </w:r>
+      <w:proofErr w:type="spellEnd"/>
+      <w:r>
+        <w:rPr>
+          <w:lang w:val="en-US"/>
+        </w:rPr>
+        <w:t>),</w:t>
+      </w:r>
+    </w:p>
+    <w:p>
+      <w:pPr>
+        <w:rPr>
+          <w:lang w:val="en-US"/>
+        </w:rPr>
+      </w:pPr>
+      <w:r>
+        <w:rPr>
+          <w:lang w:val="en-US"/>
+        </w:rPr>
+        <w:t xml:space="preserve">    CONSTRAINT loan_custid_fk1 FOREIGN </w:t>
+      </w:r>
+      <w:proofErr w:type="gramStart"/>
+      <w:r>
+        <w:rPr>
+          <w:lang w:val="en-US"/>
+        </w:rPr>
+        <w:t>KEY(</w:t>
+      </w:r>
+      <w:proofErr w:type="spellStart"/>
+      <w:proofErr w:type="gramEnd"/>
+      <w:r>
+        <w:rPr>
+          <w:lang w:val="en-US"/>
+        </w:rPr>
+        <w:t>custid</w:t>
+      </w:r>
+      <w:proofErr w:type="spellEnd"/>
+      <w:r>
+        <w:rPr>
+          <w:lang w:val="en-US"/>
+        </w:rPr>
+        <w:t>) REFERENCES  customer(</w:t>
+      </w:r>
+      <w:proofErr w:type="spellStart"/>
+      <w:r>
+        <w:rPr>
+          <w:lang w:val="en-US"/>
+        </w:rPr>
+        <w:t>custid</w:t>
+      </w:r>
+      <w:proofErr w:type="spellEnd"/>
+      <w:r>
+        <w:rPr>
+          <w:lang w:val="en-US"/>
+        </w:rPr>
+        <w:t>),</w:t>
+      </w:r>
+    </w:p>
+    <w:p>
+      <w:pPr>
+        <w:rPr>
+          <w:lang w:val="en-US"/>
+        </w:rPr>
+      </w:pPr>
+      <w:r>
+        <w:rPr>
+          <w:lang w:val="en-US"/>
+        </w:rPr>
+        <w:t xml:space="preserve">    CONSTRAINT loan_bid_fk1 FOREIGN </w:t>
+      </w:r>
+      <w:proofErr w:type="gramStart"/>
+      <w:r>
+        <w:rPr>
+          <w:lang w:val="en-US"/>
+        </w:rPr>
+        <w:t>KEY(</w:t>
+      </w:r>
+      <w:proofErr w:type="gramEnd"/>
+      <w:r>
+        <w:rPr>
+          <w:lang w:val="en-US"/>
+        </w:rPr>
+        <w:t>bid) REFERENCES  branch(bid)</w:t>
+      </w:r>
+    </w:p>
+    <w:p>
+      <w:pPr>
+        <w:rPr>
+          <w:lang w:val="en-US"/>
+        </w:rPr>
+      </w:pPr>
+      <w:r>
+        <w:rPr>
+          <w:lang w:val="en-US"/>
+        </w:rPr>
+        <w:t xml:space="preserve">   );</w:t>
+      </w:r>
+    </w:p>
+    <w:p>
+      <w:pPr>
+        <w:rPr>
+          <w:lang w:val="en-US"/>
+        </w:rPr>
+      </w:pPr>
+    </w:p>
+    <w:p>
+      <w:pPr>
+        <w:rPr>
+          <w:lang w:val="en-US"/>
+        </w:rPr>
+      </w:pPr>
+    </w:p>
+    <w:p>
+      <w:pPr>
+        <w:rPr>
+          <w:lang w:val="en-US"/>
+        </w:rPr>
+      </w:pPr>
+      <w:r>
+        <w:rPr>
+          <w:lang w:val="en-US"/>
+        </w:rPr>
+        <w:t>INSERT INTO customer VALUES('C00001','Ramesh','Chandra','Sharma','Delhi','9543198345','Service','1976-12-06');</w:t>
+      </w:r>
+    </w:p>
+    <w:p>
+      <w:pPr>
+        <w:rPr>
+          <w:lang w:val="en-US"/>
+        </w:rPr>
+      </w:pPr>
+      <w:r>
+        <w:rPr>
+          <w:lang w:val="en-US"/>
+        </w:rPr>
+        <w:t>INSERT INTO customer VALUES('C00002','Avinash','Sunder','Minha','Delhi','9876532109','Service','1974-10-16');</w:t>
+      </w:r>
+    </w:p>
+    <w:p>
+      <w:pPr>
+        <w:rPr>
+          <w:lang w:val="en-US"/>
+        </w:rPr>
+      </w:pPr>
+      <w:r>
+        <w:rPr>
+          <w:lang w:val="en-US"/>
+        </w:rPr>
+        <w:t>INSERT INTO customer VALUES('C00003','Rahul</w:t>
+      </w:r>
+      <w:proofErr w:type="gramStart"/>
+      <w:r>
+        <w:rPr>
+          <w:lang w:val="en-US"/>
+        </w:rPr>
+        <w:t>',null</w:t>
+      </w:r>
+      <w:proofErr w:type="gramEnd"/>
+      <w:r>
+        <w:rPr>
+          <w:lang w:val="en-US"/>
+        </w:rPr>
+        <w:t>,'Rastogi','Delhi','9765178901','Student','1981-09-26');</w:t>
+      </w:r>
+    </w:p>
+    <w:p>
+      <w:pPr>
+        <w:rPr>
+          <w:lang w:val="en-US"/>
+        </w:rPr>
+      </w:pPr>
+      <w:r>
+        <w:rPr>
+          <w:lang w:val="en-US"/>
+        </w:rPr>
+        <w:t>INSERT INTO customer VALUES('C00004','Parul</w:t>
+      </w:r>
+      <w:proofErr w:type="gramStart"/>
+      <w:r>
+        <w:rPr>
+          <w:lang w:val="en-US"/>
+        </w:rPr>
+        <w:t>',null</w:t>
+      </w:r>
+      <w:proofErr w:type="gramEnd"/>
+      <w:r>
+        <w:rPr>
+          <w:lang w:val="en-US"/>
+        </w:rPr>
+        <w:t>,'Gandhi','Delhi','9876532109','Housewife','1976-11-03');</w:t>
+      </w:r>
+    </w:p>
+    <w:p>
+      <w:pPr>
+        <w:rPr>
+          <w:lang w:val="en-US"/>
+        </w:rPr>
+      </w:pPr>
+      <w:r>
+        <w:rPr>
+          <w:lang w:val="en-US"/>
+        </w:rPr>
+        <w:lastRenderedPageBreak/>
+        <w:t>INSERT INTO customer VALUES('C00005','Naveen','Chandra','Aedekar','Mumbai','8976523190','Service','1976-09-19');</w:t>
+      </w:r>
+    </w:p>
+    <w:p>
+      <w:pPr>
+        <w:rPr>
+          <w:lang w:val="en-US"/>
+        </w:rPr>
+      </w:pPr>
+      <w:r>
+        <w:rPr>
+          <w:lang w:val="en-US"/>
+        </w:rPr>
+        <w:t>INSERT INTO customer VALUES('C00006','Chitresh</w:t>
+      </w:r>
+      <w:proofErr w:type="gramStart"/>
+      <w:r>
+        <w:rPr>
+          <w:lang w:val="en-US"/>
+        </w:rPr>
+        <w:t>',null</w:t>
+      </w:r>
+      <w:proofErr w:type="gramEnd"/>
+      <w:r>
+        <w:rPr>
+          <w:lang w:val="en-US"/>
+        </w:rPr>
+        <w:t>,'Barwe','Mumbai','7651298321','Student','1992-11-06');</w:t>
+      </w:r>
+    </w:p>
+    <w:p>
+      <w:pPr>
+        <w:rPr>
+          <w:lang w:val="en-US"/>
+        </w:rPr>
+      </w:pPr>
+      <w:r>
+        <w:rPr>
+          <w:lang w:val="en-US"/>
+        </w:rPr>
+        <w:t>INSERT INTO customer VALUES('C00007','Amit','Kumar','Borkar','Mumbai','9875189761','Student','1981-09-06');</w:t>
+      </w:r>
+    </w:p>
+    <w:p>
+      <w:pPr>
+        <w:rPr>
+          <w:lang w:val="en-US"/>
+        </w:rPr>
+      </w:pPr>
+      <w:r>
+        <w:rPr>
+          <w:lang w:val="en-US"/>
+        </w:rPr>
+        <w:t>INSERT INTO customer VALUES('C00008','Nisha</w:t>
+      </w:r>
+      <w:proofErr w:type="gramStart"/>
+      <w:r>
+        <w:rPr>
+          <w:lang w:val="en-US"/>
+        </w:rPr>
+        <w:t>',null</w:t>
+      </w:r>
+      <w:proofErr w:type="gramEnd"/>
+      <w:r>
+        <w:rPr>
+          <w:lang w:val="en-US"/>
+        </w:rPr>
+        <w:t>,'Damle','Mumbai','7954198761','Service','1975-12-03');</w:t>
+      </w:r>
+    </w:p>
+    <w:p>
+      <w:pPr>
+        <w:rPr>
+          <w:lang w:val="en-US"/>
+        </w:rPr>
+      </w:pPr>
+      <w:r>
+        <w:rPr>
+          <w:lang w:val="en-US"/>
+        </w:rPr>
+        <w:t>INSERT INTO customer VALUES('C00009','Abhishek</w:t>
+      </w:r>
+      <w:proofErr w:type="gramStart"/>
+      <w:r>
+        <w:rPr>
+          <w:lang w:val="en-US"/>
+        </w:rPr>
+        <w:t>',null</w:t>
+      </w:r>
+      <w:proofErr w:type="gramEnd"/>
+      <w:r>
+        <w:rPr>
+          <w:lang w:val="en-US"/>
+        </w:rPr>
+        <w:t>,'Dutta','Kolkata','9856198761','Service','1973-05-22');</w:t>
+      </w:r>
+    </w:p>
+    <w:p>
+      <w:pPr>
+        <w:rPr>
+          <w:lang w:val="en-US"/>
+        </w:rPr>
+      </w:pPr>
+      <w:r>
+        <w:rPr>
+          <w:lang w:val="en-US"/>
+        </w:rPr>
+        <w:t xml:space="preserve">INSERT INTO </w:t>
+      </w:r>
+      <w:proofErr w:type="gramStart"/>
+      <w:r>
+        <w:rPr>
+          <w:lang w:val="en-US"/>
+        </w:rPr>
+        <w:t>customer  VALUES</w:t>
+      </w:r>
+      <w:proofErr w:type="gramEnd"/>
+      <w:r>
+        <w:rPr>
+          <w:lang w:val="en-US"/>
+        </w:rPr>
+        <w:t>('C00010','Shankar',null,'Nair','Chennai','8765489076','Service','1976-07-12');</w:t>
+      </w:r>
+    </w:p>
+    <w:p>
+      <w:pPr>
+        <w:rPr>
+          <w:lang w:val="en-US"/>
+        </w:rPr>
+      </w:pPr>
+    </w:p>
+    <w:p>
+      <w:pPr>
+        <w:rPr>
+          <w:lang w:val="en-US"/>
+        </w:rPr>
+      </w:pPr>
+    </w:p>
+    <w:p>
+      <w:pPr>
+        <w:rPr>
+          <w:lang w:val="en-US"/>
+        </w:rPr>
+      </w:pPr>
+      <w:r>
+        <w:rPr>
+          <w:lang w:val="en-US"/>
+        </w:rPr>
+        <w:t xml:space="preserve">INSERT INTO branch </w:t>
+      </w:r>
+      <w:proofErr w:type="gramStart"/>
+      <w:r>
+        <w:rPr>
+          <w:lang w:val="en-US"/>
+        </w:rPr>
+        <w:t>VALUES(</w:t>
+      </w:r>
+      <w:proofErr w:type="gramEnd"/>
+      <w:r>
+        <w:rPr>
+          <w:lang w:val="en-US"/>
+        </w:rPr>
+        <w:t xml:space="preserve">'B00001','Asaf </w:t>
+      </w:r>
+      <w:proofErr w:type="spellStart"/>
+      <w:r>
+        <w:rPr>
+          <w:lang w:val="en-US"/>
+        </w:rPr>
+        <w:t>ali</w:t>
+      </w:r>
+      <w:proofErr w:type="spellEnd"/>
+      <w:r>
+        <w:rPr>
+          <w:lang w:val="en-US"/>
+        </w:rPr>
+        <w:t xml:space="preserve"> </w:t>
+      </w:r>
+      <w:proofErr w:type="spellStart"/>
+      <w:r>
+        <w:rPr>
+          <w:lang w:val="en-US"/>
+        </w:rPr>
+        <w:t>road','Delhi</w:t>
+      </w:r>
+      <w:proofErr w:type="spellEnd"/>
+      <w:r>
+        <w:rPr>
+          <w:lang w:val="en-US"/>
+        </w:rPr>
+        <w:t>');</w:t>
+      </w:r>
+    </w:p>
+    <w:p>
+      <w:pPr>
+        <w:rPr>
+          <w:lang w:val="en-US"/>
+        </w:rPr>
+      </w:pPr>
+      <w:r>
+        <w:rPr>
+          <w:lang w:val="en-US"/>
+        </w:rPr>
+        <w:t xml:space="preserve">INSERT INTO branch </w:t>
+      </w:r>
+      <w:proofErr w:type="gramStart"/>
+      <w:r>
+        <w:rPr>
+          <w:lang w:val="en-US"/>
+        </w:rPr>
+        <w:t>VALUES(</w:t>
+      </w:r>
+      <w:proofErr w:type="gramEnd"/>
+      <w:r>
+        <w:rPr>
+          <w:lang w:val="en-US"/>
+        </w:rPr>
+        <w:t xml:space="preserve">'B00002','New </w:t>
+      </w:r>
+      <w:proofErr w:type="spellStart"/>
+      <w:r>
+        <w:rPr>
+          <w:lang w:val="en-US"/>
+        </w:rPr>
+        <w:t>delhi</w:t>
+      </w:r>
+      <w:proofErr w:type="spellEnd"/>
+      <w:r>
+        <w:rPr>
+          <w:lang w:val="en-US"/>
+        </w:rPr>
+        <w:t xml:space="preserve"> main </w:t>
+      </w:r>
+      <w:proofErr w:type="spellStart"/>
+      <w:r>
+        <w:rPr>
+          <w:lang w:val="en-US"/>
+        </w:rPr>
+        <w:t>branch','Delhi</w:t>
+      </w:r>
+      <w:proofErr w:type="spellEnd"/>
+      <w:r>
+        <w:rPr>
+          <w:lang w:val="en-US"/>
+        </w:rPr>
+        <w:t>');</w:t>
+      </w:r>
+    </w:p>
+    <w:p>
+      <w:pPr>
+        <w:rPr>
+          <w:lang w:val="en-US"/>
+        </w:rPr>
+      </w:pPr>
+      <w:r>
+        <w:rPr>
+          <w:lang w:val="en-US"/>
+        </w:rPr>
+        <w:t xml:space="preserve">INSERT INTO branch </w:t>
+      </w:r>
+      <w:proofErr w:type="gramStart"/>
+      <w:r>
+        <w:rPr>
+          <w:lang w:val="en-US"/>
+        </w:rPr>
+        <w:t>VALUES(</w:t>
+      </w:r>
+      <w:proofErr w:type="gramEnd"/>
+      <w:r>
+        <w:rPr>
+          <w:lang w:val="en-US"/>
+        </w:rPr>
+        <w:t xml:space="preserve">'B00003','Delhi </w:t>
+      </w:r>
+      <w:proofErr w:type="spellStart"/>
+      <w:r>
+        <w:rPr>
+          <w:lang w:val="en-US"/>
+        </w:rPr>
+        <w:t>cantt</w:t>
+      </w:r>
+      <w:proofErr w:type="spellEnd"/>
+      <w:r>
+        <w:rPr>
+          <w:lang w:val="en-US"/>
+        </w:rPr>
+        <w:t>','Delhi');</w:t>
+      </w:r>
+    </w:p>
+    <w:p>
+      <w:pPr>
+        <w:rPr>
+          <w:lang w:val="en-US"/>
+        </w:rPr>
+      </w:pPr>
+      <w:r>
+        <w:rPr>
+          <w:lang w:val="en-US"/>
+        </w:rPr>
+        <w:t>INSERT INTO branch VALUES('B00004','Jasola','Delhi');</w:t>
+      </w:r>
+    </w:p>
+    <w:p>
+      <w:pPr>
+        <w:rPr>
+          <w:lang w:val="en-US"/>
+        </w:rPr>
+      </w:pPr>
+      <w:r>
+        <w:rPr>
+          <w:lang w:val="en-US"/>
+        </w:rPr>
+        <w:t>INSERT INTO branch VALUES('B00005','Mahim','Mumbai');</w:t>
+      </w:r>
+    </w:p>
+    <w:p>
+      <w:pPr>
+        <w:rPr>
+          <w:lang w:val="en-US"/>
+        </w:rPr>
+      </w:pPr>
+      <w:r>
+        <w:rPr>
+          <w:lang w:val="en-US"/>
+        </w:rPr>
+        <w:t xml:space="preserve">INSERT INTO branch </w:t>
+      </w:r>
+      <w:proofErr w:type="gramStart"/>
+      <w:r>
+        <w:rPr>
+          <w:lang w:val="en-US"/>
+        </w:rPr>
+        <w:t>VALUES(</w:t>
+      </w:r>
+      <w:proofErr w:type="gramEnd"/>
+      <w:r>
+        <w:rPr>
+          <w:lang w:val="en-US"/>
+        </w:rPr>
+        <w:t xml:space="preserve">'B00006','Vile </w:t>
+      </w:r>
+      <w:proofErr w:type="spellStart"/>
+      <w:r>
+        <w:rPr>
+          <w:lang w:val="en-US"/>
+        </w:rPr>
+        <w:t>parle','Mumbai</w:t>
+      </w:r>
+      <w:proofErr w:type="spellEnd"/>
+      <w:r>
+        <w:rPr>
+          <w:lang w:val="en-US"/>
+        </w:rPr>
+        <w:t>');</w:t>
+      </w:r>
+    </w:p>
+    <w:p>
+      <w:pPr>
+        <w:rPr>
+          <w:lang w:val="en-US"/>
+        </w:rPr>
+      </w:pPr>
+      <w:r>
+        <w:rPr>
+          <w:lang w:val="en-US"/>
+        </w:rPr>
+        <w:t>INSERT INTO branch VALUES('B00007','Mandvi','Mumbai');</w:t>
+      </w:r>
+    </w:p>
+    <w:p>
+      <w:pPr>
+        <w:rPr>
+          <w:lang w:val="en-US"/>
+        </w:rPr>
+      </w:pPr>
+      <w:r>
+        <w:rPr>
+          <w:lang w:val="en-US"/>
+        </w:rPr>
+        <w:t>INSERT INTO branch VALUES('B00008','Jadavpur','Kolkata');</w:t>
+      </w:r>
+    </w:p>
+    <w:p>
+      <w:pPr>
+        <w:rPr>
+          <w:lang w:val="en-US"/>
+        </w:rPr>
+      </w:pPr>
+      <w:r>
+        <w:rPr>
+          <w:lang w:val="en-US"/>
+        </w:rPr>
+        <w:t>INSERT INTO branch VALUES('B00009','Kodambakkam','Chennai');</w:t>
+      </w:r>
+    </w:p>
+    <w:p>
+      <w:pPr>
+        <w:rPr>
+          <w:lang w:val="en-US"/>
+        </w:rPr>
+      </w:pPr>
+    </w:p>
+    <w:p>
+      <w:pPr>
+        <w:rPr>
+          <w:lang w:val="en-US"/>
+        </w:rPr>
+      </w:pPr>
+    </w:p>
+    <w:p>
+      <w:pPr>
+        <w:rPr>
+          <w:lang w:val="en-US"/>
+        </w:rPr>
+      </w:pPr>
+    </w:p>
+    <w:p>
+      <w:pPr>
+        <w:rPr>
+          <w:lang w:val="en-US"/>
+        </w:rPr>
+      </w:pPr>
+      <w:r>
+        <w:rPr>
+          <w:lang w:val="en-US"/>
+        </w:rPr>
+        <w:t>INSERT INTO account VALUES('A00001','C00001','B00001',1000,'2012-12-15','Saving','Active');</w:t>
+      </w:r>
+    </w:p>
+    <w:p>
+      <w:pPr>
+        <w:rPr>
+          <w:lang w:val="en-US"/>
+        </w:rPr>
+      </w:pPr>
+      <w:r>
+        <w:rPr>
+          <w:lang w:val="en-US"/>
+        </w:rPr>
+        <w:t>INSERT INTO account VALUES('A00002','C00002','B00001',1000,'2012-06-12','Saving','Active');</w:t>
+      </w:r>
+    </w:p>
+    <w:p>
+      <w:pPr>
+        <w:rPr>
+          <w:lang w:val="en-US"/>
+        </w:rPr>
+      </w:pPr>
+      <w:r>
+        <w:rPr>
+          <w:lang w:val="en-US"/>
+        </w:rPr>
+        <w:t>INSERT INTO account VALUES('A00003','C00003','B00002',1000,'2012-05-17','Saving','Active');</w:t>
+      </w:r>
+    </w:p>
+    <w:p>
+      <w:pPr>
+        <w:rPr>
+          <w:lang w:val="en-US"/>
+        </w:rPr>
+      </w:pPr>
+      <w:r>
+        <w:rPr>
+          <w:lang w:val="en-US"/>
+        </w:rPr>
+        <w:t>INSERT INTO account VALUES('A00004','C00002','B00005',1000,'2013-01-27','Saving','Active');</w:t>
+      </w:r>
+    </w:p>
+    <w:p>
+      <w:pPr>
+        <w:rPr>
+          <w:lang w:val="en-US"/>
+        </w:rPr>
+      </w:pPr>
+      <w:r>
+        <w:rPr>
+          <w:lang w:val="en-US"/>
+        </w:rPr>
+        <w:t>INSERT INTO account VALUES('A00005','C00006','B00006',1000,'2012-12-17','Saving','Active');</w:t>
+      </w:r>
+    </w:p>
+    <w:p>
+      <w:pPr>
+        <w:rPr>
+          <w:lang w:val="en-US"/>
+        </w:rPr>
+      </w:pPr>
+      <w:r>
+        <w:rPr>
+          <w:lang w:val="en-US"/>
+        </w:rPr>
+        <w:t>INSERT INTO account VALUES('A00006','C00007','B00007',1000,'2010-08-12','Saving','Suspended');</w:t>
+      </w:r>
+    </w:p>
+    <w:p>
+      <w:pPr>
+        <w:rPr>
+          <w:lang w:val="en-US"/>
+        </w:rPr>
+      </w:pPr>
+      <w:r>
+        <w:rPr>
+          <w:lang w:val="en-US"/>
+        </w:rPr>
+        <w:t>INSERT INTO account VALUES('A00007','C00007','B00001',1000,'2012-10-02','Saving','Active');</w:t>
+      </w:r>
+    </w:p>
+    <w:p>
+      <w:pPr>
+        <w:rPr>
+          <w:lang w:val="en-US"/>
+        </w:rPr>
+      </w:pPr>
+      <w:r>
+        <w:rPr>
+          <w:lang w:val="en-US"/>
+        </w:rPr>
+        <w:lastRenderedPageBreak/>
+        <w:t>INSERT INTO account VALUES('A00008','C00001','B00003',1000,'2009-11-09','Saving','Terminated');</w:t>
+      </w:r>
+    </w:p>
+    <w:p>
+      <w:pPr>
+        <w:rPr>
+          <w:lang w:val="en-US"/>
+        </w:rPr>
+      </w:pPr>
+      <w:r>
+        <w:rPr>
+          <w:lang w:val="en-US"/>
+        </w:rPr>
+        <w:t>INSERT INTO account VALUES('A00009','C00003','B00007',1000,'2008-11-30','Saving','Terminated');</w:t>
+      </w:r>
+    </w:p>
+    <w:p>
+      <w:pPr>
+        <w:rPr>
+          <w:lang w:val="en-US"/>
+        </w:rPr>
+      </w:pPr>
+      <w:r>
+        <w:rPr>
+          <w:lang w:val="en-US"/>
+        </w:rPr>
+        <w:t>INSERT INTO account VALUES('A00010','C00004','B00002',1000,'2013-03-01','Saving','Active');</w:t>
+      </w:r>
+    </w:p>
+    <w:p>
+      <w:pPr>
+        <w:rPr>
+          <w:lang w:val="en-US"/>
+        </w:rPr>
+      </w:pPr>
+    </w:p>
+    <w:p>
+      <w:pPr>
+        <w:rPr>
+          <w:lang w:val="en-US"/>
+        </w:rPr>
+      </w:pPr>
+    </w:p>
+    <w:p>
+      <w:pPr>
+        <w:rPr>
+          <w:lang w:val="en-US"/>
+        </w:rPr>
+      </w:pPr>
+      <w:r>
+        <w:rPr>
+          <w:lang w:val="en-US"/>
+        </w:rPr>
+        <w:t xml:space="preserve">INSERT INTO </w:t>
+      </w:r>
+      <w:proofErr w:type="spellStart"/>
+      <w:r>
+        <w:rPr>
+          <w:lang w:val="en-US"/>
+        </w:rPr>
+        <w:t>trandetails</w:t>
+      </w:r>
+      <w:proofErr w:type="spellEnd"/>
+      <w:r>
+        <w:rPr>
+          <w:lang w:val="en-US"/>
+        </w:rPr>
+        <w:t xml:space="preserve"> VALUES('T00001','A00001','2013-01-01','Cheque','Deposit',2000);</w:t>
+      </w:r>
+    </w:p>
+    <w:p>
+      <w:pPr>
+        <w:rPr>
+          <w:lang w:val="en-US"/>
+        </w:rPr>
+      </w:pPr>
+      <w:r>
+        <w:rPr>
+          <w:lang w:val="en-US"/>
+        </w:rPr>
+        <w:t xml:space="preserve">INSERT INTO </w:t>
+      </w:r>
+      <w:proofErr w:type="spellStart"/>
+      <w:r>
+        <w:rPr>
+          <w:lang w:val="en-US"/>
+        </w:rPr>
+        <w:t>trandetails</w:t>
+      </w:r>
+      <w:proofErr w:type="spellEnd"/>
+      <w:r>
+        <w:rPr>
+          <w:lang w:val="en-US"/>
+        </w:rPr>
+        <w:t xml:space="preserve"> VALUES('T00002','A00001','2013-02-01','Cash','Withdrawal',1000);</w:t>
+      </w:r>
+    </w:p>
+    <w:p>
+      <w:pPr>
+        <w:rPr>
+          <w:lang w:val="en-US"/>
+        </w:rPr>
+      </w:pPr>
+      <w:r>
+        <w:rPr>
+          <w:lang w:val="en-US"/>
+        </w:rPr>
+        <w:t xml:space="preserve">INSERT INTO </w:t>
+      </w:r>
+      <w:proofErr w:type="spellStart"/>
+      <w:r>
+        <w:rPr>
+          <w:lang w:val="en-US"/>
+        </w:rPr>
+        <w:t>trandetails</w:t>
+      </w:r>
+      <w:proofErr w:type="spellEnd"/>
+      <w:r>
+        <w:rPr>
+          <w:lang w:val="en-US"/>
+        </w:rPr>
+        <w:t xml:space="preserve"> VALUES('T00003','A00002','2013-01-01','Cash','Deposit',2000);</w:t>
+      </w:r>
+    </w:p>
+    <w:p>
+      <w:pPr>
+        <w:rPr>
+          <w:lang w:val="en-US"/>
+        </w:rPr>
+      </w:pPr>
+      <w:r>
+        <w:rPr>
+          <w:lang w:val="en-US"/>
+        </w:rPr>
+        <w:t xml:space="preserve">INSERT INTO </w:t>
+      </w:r>
+      <w:proofErr w:type="spellStart"/>
+      <w:r>
+        <w:rPr>
+          <w:lang w:val="en-US"/>
+        </w:rPr>
+        <w:t>trandetails</w:t>
+      </w:r>
+      <w:proofErr w:type="spellEnd"/>
+      <w:r>
+        <w:rPr>
+          <w:lang w:val="en-US"/>
+        </w:rPr>
+        <w:t xml:space="preserve"> VALUES('T00004','A00002','2013-02-01','Cash','Deposit',3000);</w:t>
+      </w:r>
+    </w:p>
+    <w:p>
+      <w:pPr>
+        <w:rPr>
+          <w:lang w:val="en-US"/>
+        </w:rPr>
+      </w:pPr>
+      <w:r>
+        <w:rPr>
+          <w:lang w:val="en-US"/>
+        </w:rPr>
+        <w:t xml:space="preserve">INSERT INTO </w:t>
+      </w:r>
+      <w:proofErr w:type="spellStart"/>
+      <w:r>
+        <w:rPr>
+          <w:lang w:val="en-US"/>
+        </w:rPr>
+        <w:t>trandetails</w:t>
+      </w:r>
+      <w:proofErr w:type="spellEnd"/>
+      <w:r>
+        <w:rPr>
+          <w:lang w:val="en-US"/>
+        </w:rPr>
+        <w:t xml:space="preserve"> VALUES('T00005','A00007','2013-01-11','Cash','Deposit',7000);</w:t>
+      </w:r>
+    </w:p>
+    <w:p>
+      <w:pPr>
+        <w:rPr>
+          <w:lang w:val="en-US"/>
+        </w:rPr>
+      </w:pPr>
+      <w:r>
+        <w:rPr>
+          <w:lang w:val="en-US"/>
+        </w:rPr>
+        <w:t xml:space="preserve">INSERT INTO </w:t>
+      </w:r>
+      <w:proofErr w:type="spellStart"/>
+      <w:r>
+        <w:rPr>
+          <w:lang w:val="en-US"/>
+        </w:rPr>
+        <w:t>trandetails</w:t>
+      </w:r>
+      <w:proofErr w:type="spellEnd"/>
+      <w:r>
+        <w:rPr>
+          <w:lang w:val="en-US"/>
+        </w:rPr>
+        <w:t xml:space="preserve"> VALUES('T00006','A00007','2013-01-13','Cash','Deposit',9000);</w:t>
+      </w:r>
+    </w:p>
+    <w:p>
+      <w:pPr>
+        <w:rPr>
+          <w:lang w:val="en-US"/>
+        </w:rPr>
+      </w:pPr>
+      <w:r>
+        <w:rPr>
+          <w:lang w:val="en-US"/>
+        </w:rPr>
+        <w:t xml:space="preserve">INSERT INTO </w:t>
+      </w:r>
+      <w:proofErr w:type="spellStart"/>
+      <w:r>
+        <w:rPr>
+          <w:lang w:val="en-US"/>
+        </w:rPr>
+        <w:t>trandetails</w:t>
+      </w:r>
+      <w:proofErr w:type="spellEnd"/>
+      <w:r>
+        <w:rPr>
+          <w:lang w:val="en-US"/>
+        </w:rPr>
+        <w:t xml:space="preserve"> VALUES('T00007','A00001','2013-03-13','Cash','Deposit',4000);</w:t>
+      </w:r>
+    </w:p>
+    <w:p>
+      <w:pPr>
+        <w:rPr>
+          <w:lang w:val="en-US"/>
+        </w:rPr>
+      </w:pPr>
+      <w:r>
+        <w:rPr>
+          <w:lang w:val="en-US"/>
+        </w:rPr>
+        <w:t xml:space="preserve">INSERT INTO </w:t>
+      </w:r>
+      <w:proofErr w:type="spellStart"/>
+      <w:r>
+        <w:rPr>
+          <w:lang w:val="en-US"/>
+        </w:rPr>
+        <w:t>trandetails</w:t>
+      </w:r>
+      <w:proofErr w:type="spellEnd"/>
+      <w:r>
+        <w:rPr>
+          <w:lang w:val="en-US"/>
+        </w:rPr>
+        <w:t xml:space="preserve"> VALUES('T00008','A00001','2013-03-14','Cheque','Deposit',3000);</w:t>
+      </w:r>
+    </w:p>
+    <w:p>
+      <w:pPr>
+        <w:rPr>
+          <w:lang w:val="en-US"/>
+        </w:rPr>
+      </w:pPr>
+      <w:r>
+        <w:rPr>
+          <w:lang w:val="en-US"/>
+        </w:rPr>
+        <w:t xml:space="preserve">INSERT INTO </w:t>
+      </w:r>
+      <w:proofErr w:type="spellStart"/>
+      <w:r>
+        <w:rPr>
+          <w:lang w:val="en-US"/>
+        </w:rPr>
+        <w:t>trandetails</w:t>
+      </w:r>
+      <w:proofErr w:type="spellEnd"/>
+      <w:r>
+        <w:rPr>
+          <w:lang w:val="en-US"/>
+        </w:rPr>
+        <w:t xml:space="preserve"> VALUES('T00009','A00001','2013-03-21','Cash','Withdrawal',9000);</w:t>
+      </w:r>
+    </w:p>
+    <w:p>
+      <w:pPr>
+        <w:rPr>
+          <w:lang w:val="en-US"/>
+        </w:rPr>
+      </w:pPr>
+      <w:r>
+        <w:rPr>
+          <w:lang w:val="en-US"/>
+        </w:rPr>
+        <w:t xml:space="preserve">INSERT INTO </w:t>
+      </w:r>
+      <w:proofErr w:type="spellStart"/>
+      <w:r>
+        <w:rPr>
+          <w:lang w:val="en-US"/>
+        </w:rPr>
+        <w:t>trandetails</w:t>
+      </w:r>
+      <w:proofErr w:type="spellEnd"/>
+      <w:r>
+        <w:rPr>
+          <w:lang w:val="en-US"/>
+        </w:rPr>
+        <w:t xml:space="preserve"> VALUES('T00010','A00001','2013-03-22','Cash','Withdrawal',2000);</w:t>
+      </w:r>
+    </w:p>
+    <w:p>
+      <w:pPr>
+        <w:rPr>
+          <w:lang w:val="en-US"/>
+        </w:rPr>
+      </w:pPr>
+      <w:r>
+        <w:rPr>
+          <w:lang w:val="en-US"/>
+        </w:rPr>
+        <w:t xml:space="preserve">INSERT INTO </w:t>
+      </w:r>
+      <w:proofErr w:type="spellStart"/>
+      <w:r>
+        <w:rPr>
+          <w:lang w:val="en-US"/>
+        </w:rPr>
+        <w:t>trandetails</w:t>
+      </w:r>
+      <w:proofErr w:type="spellEnd"/>
+      <w:r>
+        <w:rPr>
+          <w:lang w:val="en-US"/>
+        </w:rPr>
+        <w:t xml:space="preserve"> VALUES('T00011','A00002','2013-03-25','Cash','Withdrawal',7000);</w:t>
+      </w:r>
+    </w:p>
+    <w:p>
+      <w:pPr>
+        <w:rPr>
+          <w:lang w:val="en-US"/>
+        </w:rPr>
+      </w:pPr>
+      <w:r>
+        <w:rPr>
+          <w:lang w:val="en-US"/>
+        </w:rPr>
+        <w:t xml:space="preserve">INSERT INTO </w:t>
+      </w:r>
+      <w:proofErr w:type="spellStart"/>
+      <w:r>
+        <w:rPr>
+          <w:lang w:val="en-US"/>
+        </w:rPr>
+        <w:t>trandetails</w:t>
+      </w:r>
+      <w:proofErr w:type="spellEnd"/>
+      <w:r>
+        <w:rPr>
+          <w:lang w:val="en-US"/>
+        </w:rPr>
+        <w:t xml:space="preserve"> VALUES('T00012','A00007','2013-03-26','Cash','Withdrawal',2000);</w:t>
+      </w:r>
+    </w:p>
+    <w:p>
+      <w:pPr>
+        <w:rPr>
+          <w:lang w:val="en-US"/>
+        </w:rPr>
+      </w:pPr>
+    </w:p>
+    <w:p>
+      <w:pPr>
+        <w:rPr>
+          <w:lang w:val="en-US"/>
+        </w:rPr>
+      </w:pPr>
+    </w:p>
+    <w:p>
+      <w:pPr>
+        <w:rPr>
+          <w:lang w:val="en-US"/>
+        </w:rPr>
+      </w:pPr>
+    </w:p>
+    <w:p>
+      <w:pPr>
+        <w:rPr>
+          <w:lang w:val="en-US"/>
+        </w:rPr>
+      </w:pPr>
+    </w:p>
+    <w:p>
+      <w:pPr>
+        <w:rPr>
+          <w:lang w:val="en-US"/>
+        </w:rPr>
+      </w:pPr>
+      <w:r>
+        <w:rPr>
+          <w:lang w:val="en-US"/>
+        </w:rPr>
+        <w:t>INSERT INTO loan VALUES('C00001','B00001',100000);</w:t>
+      </w:r>
+    </w:p>
+    <w:p>
+      <w:pPr>
+        <w:rPr>
+          <w:lang w:val="en-US"/>
+        </w:rPr>
+      </w:pPr>
+      <w:r>
+        <w:rPr>
+          <w:lang w:val="en-US"/>
+        </w:rPr>
+        <w:t>INSERT INTO loan VALUES('C00002','B00002',200000);</w:t>
+      </w:r>
+    </w:p>
+    <w:p>
+      <w:pPr>
+        <w:rPr>
+          <w:lang w:val="en-US"/>
+        </w:rPr>
+      </w:pPr>
+      <w:r>
+        <w:rPr>
+          <w:lang w:val="en-US"/>
+        </w:rPr>
+        <w:t>INSERT INTO loan VALUES('C00009','B00008',400000);</w:t>
+      </w:r>
+    </w:p>
+    <w:p>
+      <w:pPr>
+        <w:rPr>
+          <w:lang w:val="en-US"/>
+        </w:rPr>
+      </w:pPr>
+      <w:r>
+        <w:rPr>
+          <w:lang w:val="en-US"/>
+        </w:rPr>
+        <w:t>INSERT INTO loan VALUES('C00010','B00009',500000);</w:t>
+      </w:r>
+    </w:p>
+    <w:p>
+      <w:pPr>
+        <w:rPr>
+          <w:lang w:val="en-US"/>
+        </w:rPr>
+      </w:pPr>
+      <w:r>
+        <w:rPr>
+          <w:lang w:val="en-US"/>
+        </w:rPr>
+        <w:t>INSERT INTO loan VALUES('C00001','B00003',600000);</w:t>
+      </w:r>
+    </w:p>
+    <w:p>
+      <w:pPr>
+        <w:rPr>
+          <w:lang w:val="en-US"/>
+        </w:rPr>
+      </w:pPr>
+      <w:r>
+        <w:rPr>
+          <w:lang w:val="en-US"/>
+        </w:rPr>
+        <w:t>INSERT INTO loan VALUES('C00002','B00001',600000);</w:t>
+      </w:r>
+    </w:p>
+    <w:p>
+      <w:pPr>
+        <w:rPr>
+          <w:lang w:val="en-US"/>
+        </w:rPr>
+      </w:pPr>
     </w:p>
     <w:sectPr>
       <w:pgSz w:w="11906" w:h="16838"/>
@@ -6622,6 +13649,184 @@
       </w:pPr>
     </w:lvl>
   </w:abstractNum>
+  <w:abstractNum w:abstractNumId="4" w15:restartNumberingAfterBreak="0">
+    <w:nsid w:val="5D125393"/>
+    <w:multiLevelType w:val="hybridMultilevel"/>
+    <w:tmpl w:val="344EECD2"/>
+    <w:lvl w:ilvl="0" w:tplc="40090011">
+      <w:start w:val="1"/>
+      <w:numFmt w:val="decimal"/>
+      <w:lvlText w:val="%1)"/>
+      <w:lvlJc w:val="left"/>
+      <w:pPr>
+        <w:ind w:left="720" w:hanging="360"/>
+      </w:pPr>
+      <w:rPr>
+        <w:rFonts w:hint="default"/>
+      </w:rPr>
+    </w:lvl>
+    <w:lvl w:ilvl="1" w:tplc="40090019">
+      <w:start w:val="1"/>
+      <w:numFmt w:val="lowerLetter"/>
+      <w:lvlText w:val="%2."/>
+      <w:lvlJc w:val="left"/>
+      <w:pPr>
+        <w:ind w:left="1440" w:hanging="360"/>
+      </w:pPr>
+    </w:lvl>
+    <w:lvl w:ilvl="2" w:tplc="4009001B" w:tentative="1">
+      <w:start w:val="1"/>
+      <w:numFmt w:val="lowerRoman"/>
+      <w:lvlText w:val="%3."/>
+      <w:lvlJc w:val="right"/>
+      <w:pPr>
+        <w:ind w:left="2160" w:hanging="180"/>
+      </w:pPr>
+    </w:lvl>
+    <w:lvl w:ilvl="3" w:tplc="4009000F" w:tentative="1">
+      <w:start w:val="1"/>
+      <w:numFmt w:val="decimal"/>
+      <w:lvlText w:val="%4."/>
+      <w:lvlJc w:val="left"/>
+      <w:pPr>
+        <w:ind w:left="2880" w:hanging="360"/>
+      </w:pPr>
+    </w:lvl>
+    <w:lvl w:ilvl="4" w:tplc="40090019" w:tentative="1">
+      <w:start w:val="1"/>
+      <w:numFmt w:val="lowerLetter"/>
+      <w:lvlText w:val="%5."/>
+      <w:lvlJc w:val="left"/>
+      <w:pPr>
+        <w:ind w:left="3600" w:hanging="360"/>
+      </w:pPr>
+    </w:lvl>
+    <w:lvl w:ilvl="5" w:tplc="4009001B" w:tentative="1">
+      <w:start w:val="1"/>
+      <w:numFmt w:val="lowerRoman"/>
+      <w:lvlText w:val="%6."/>
+      <w:lvlJc w:val="right"/>
+      <w:pPr>
+        <w:ind w:left="4320" w:hanging="180"/>
+      </w:pPr>
+    </w:lvl>
+    <w:lvl w:ilvl="6" w:tplc="4009000F" w:tentative="1">
+      <w:start w:val="1"/>
+      <w:numFmt w:val="decimal"/>
+      <w:lvlText w:val="%7."/>
+      <w:lvlJc w:val="left"/>
+      <w:pPr>
+        <w:ind w:left="5040" w:hanging="360"/>
+      </w:pPr>
+    </w:lvl>
+    <w:lvl w:ilvl="7" w:tplc="40090019" w:tentative="1">
+      <w:start w:val="1"/>
+      <w:numFmt w:val="lowerLetter"/>
+      <w:lvlText w:val="%8."/>
+      <w:lvlJc w:val="left"/>
+      <w:pPr>
+        <w:ind w:left="5760" w:hanging="360"/>
+      </w:pPr>
+    </w:lvl>
+    <w:lvl w:ilvl="8" w:tplc="4009001B" w:tentative="1">
+      <w:start w:val="1"/>
+      <w:numFmt w:val="lowerRoman"/>
+      <w:lvlText w:val="%9."/>
+      <w:lvlJc w:val="right"/>
+      <w:pPr>
+        <w:ind w:left="6480" w:hanging="180"/>
+      </w:pPr>
+    </w:lvl>
+  </w:abstractNum>
+  <w:abstractNum w:abstractNumId="5" w15:restartNumberingAfterBreak="0">
+    <w:nsid w:val="6C914440"/>
+    <w:multiLevelType w:val="hybridMultilevel"/>
+    <w:tmpl w:val="0F76862A"/>
+    <w:lvl w:ilvl="0" w:tplc="6598DC18">
+      <w:start w:val="1"/>
+      <w:numFmt w:val="lowerRoman"/>
+      <w:lvlText w:val="%1)"/>
+      <w:lvlJc w:val="left"/>
+      <w:pPr>
+        <w:ind w:left="1080" w:hanging="720"/>
+      </w:pPr>
+      <w:rPr>
+        <w:rFonts w:hint="default"/>
+      </w:rPr>
+    </w:lvl>
+    <w:lvl w:ilvl="1" w:tplc="40090019" w:tentative="1">
+      <w:start w:val="1"/>
+      <w:numFmt w:val="lowerLetter"/>
+      <w:lvlText w:val="%2."/>
+      <w:lvlJc w:val="left"/>
+      <w:pPr>
+        <w:ind w:left="1440" w:hanging="360"/>
+      </w:pPr>
+    </w:lvl>
+    <w:lvl w:ilvl="2" w:tplc="4009001B" w:tentative="1">
+      <w:start w:val="1"/>
+      <w:numFmt w:val="lowerRoman"/>
+      <w:lvlText w:val="%3."/>
+      <w:lvlJc w:val="right"/>
+      <w:pPr>
+        <w:ind w:left="2160" w:hanging="180"/>
+      </w:pPr>
+    </w:lvl>
+    <w:lvl w:ilvl="3" w:tplc="4009000F" w:tentative="1">
+      <w:start w:val="1"/>
+      <w:numFmt w:val="decimal"/>
+      <w:lvlText w:val="%4."/>
+      <w:lvlJc w:val="left"/>
+      <w:pPr>
+        <w:ind w:left="2880" w:hanging="360"/>
+      </w:pPr>
+    </w:lvl>
+    <w:lvl w:ilvl="4" w:tplc="40090019" w:tentative="1">
+      <w:start w:val="1"/>
+      <w:numFmt w:val="lowerLetter"/>
+      <w:lvlText w:val="%5."/>
+      <w:lvlJc w:val="left"/>
+      <w:pPr>
+        <w:ind w:left="3600" w:hanging="360"/>
+      </w:pPr>
+    </w:lvl>
+    <w:lvl w:ilvl="5" w:tplc="4009001B" w:tentative="1">
+      <w:start w:val="1"/>
+      <w:numFmt w:val="lowerRoman"/>
+      <w:lvlText w:val="%6."/>
+      <w:lvlJc w:val="right"/>
+      <w:pPr>
+        <w:ind w:left="4320" w:hanging="180"/>
+      </w:pPr>
+    </w:lvl>
+    <w:lvl w:ilvl="6" w:tplc="4009000F" w:tentative="1">
+      <w:start w:val="1"/>
+      <w:numFmt w:val="decimal"/>
+      <w:lvlText w:val="%7."/>
+      <w:lvlJc w:val="left"/>
+      <w:pPr>
+        <w:ind w:left="5040" w:hanging="360"/>
+      </w:pPr>
+    </w:lvl>
+    <w:lvl w:ilvl="7" w:tplc="40090019" w:tentative="1">
+      <w:start w:val="1"/>
+      <w:numFmt w:val="lowerLetter"/>
+      <w:lvlText w:val="%8."/>
+      <w:lvlJc w:val="left"/>
+      <w:pPr>
+        <w:ind w:left="5760" w:hanging="360"/>
+      </w:pPr>
+    </w:lvl>
+    <w:lvl w:ilvl="8" w:tplc="4009001B" w:tentative="1">
+      <w:start w:val="1"/>
+      <w:numFmt w:val="lowerRoman"/>
+      <w:lvlText w:val="%9."/>
+      <w:lvlJc w:val="right"/>
+      <w:pPr>
+        <w:ind w:left="6480" w:hanging="180"/>
+      </w:pPr>
+    </w:lvl>
+  </w:abstractNum>
   <w:num w:numId="1">
     <w:abstractNumId w:val="2"/>
   </w:num>
@@ -6633,6 +13838,12 @@
   </w:num>
   <w:num w:numId="4">
     <w:abstractNumId w:val="1"/>
+  </w:num>
+  <w:num w:numId="5">
+    <w:abstractNumId w:val="4"/>
+  </w:num>
+  <w:num w:numId="6">
+    <w:abstractNumId w:val="5"/>
   </w:num>
 </w:numbering>
 </file>

--- a/notes_24Apr2023.docx
+++ b/notes_24Apr2023.docx
@@ -198,21 +198,7 @@
         <w:rPr>
           <w:lang w:val="en-US"/>
         </w:rPr>
-        <w:t xml:space="preserve">Metadata is like bio data. It is </w:t>
-      </w:r>
-      <w:proofErr w:type="spellStart"/>
-      <w:r>
-        <w:rPr>
-          <w:lang w:val="en-US"/>
-        </w:rPr>
-        <w:t>self descriptive</w:t>
-      </w:r>
-      <w:proofErr w:type="spellEnd"/>
-      <w:r>
-        <w:rPr>
-          <w:lang w:val="en-US"/>
-        </w:rPr>
-        <w:t>.</w:t>
+        <w:t>Metadata is like bio data. It is self descriptive.</w:t>
       </w:r>
     </w:p>
     <w:p>
@@ -330,29 +316,7 @@
           <w:sz w:val="44"/>
           <w:szCs w:val="44"/>
         </w:rPr>
-        <w:t xml:space="preserve"> </w:t>
-      </w:r>
-      <w:proofErr w:type="spellStart"/>
-      <w:proofErr w:type="gramStart"/>
-      <w:r>
-        <w:rPr>
-          <w:rFonts w:ascii="Consolas" w:hAnsi="Consolas" w:cs="Consolas"/>
-          <w:color w:val="000000"/>
-          <w:sz w:val="44"/>
-          <w:szCs w:val="44"/>
-        </w:rPr>
-        <w:t>com.ust.demo</w:t>
-      </w:r>
-      <w:proofErr w:type="spellEnd"/>
-      <w:proofErr w:type="gramEnd"/>
-      <w:r>
-        <w:rPr>
-          <w:rFonts w:ascii="Consolas" w:hAnsi="Consolas" w:cs="Consolas"/>
-          <w:color w:val="000000"/>
-          <w:sz w:val="44"/>
-          <w:szCs w:val="44"/>
-        </w:rPr>
-        <w:t>;</w:t>
+        <w:t xml:space="preserve"> com.ust.demo;</w:t>
       </w:r>
     </w:p>
     <w:p>
@@ -522,7 +486,6 @@
         </w:rPr>
         <w:t xml:space="preserve"> String </w:t>
       </w:r>
-      <w:proofErr w:type="spellStart"/>
       <w:r>
         <w:rPr>
           <w:rFonts w:ascii="Consolas" w:hAnsi="Consolas" w:cs="Consolas"/>
@@ -532,7 +495,6 @@
         </w:rPr>
         <w:t>firstName</w:t>
       </w:r>
-      <w:proofErr w:type="spellEnd"/>
       <w:r>
         <w:rPr>
           <w:rFonts w:ascii="Consolas" w:hAnsi="Consolas" w:cs="Consolas"/>
@@ -584,7 +546,6 @@
         </w:rPr>
         <w:t xml:space="preserve"> String </w:t>
       </w:r>
-      <w:proofErr w:type="spellStart"/>
       <w:r>
         <w:rPr>
           <w:rFonts w:ascii="Consolas" w:hAnsi="Consolas" w:cs="Consolas"/>
@@ -594,7 +555,6 @@
         </w:rPr>
         <w:t>lastName</w:t>
       </w:r>
-      <w:proofErr w:type="spellEnd"/>
       <w:r>
         <w:rPr>
           <w:rFonts w:ascii="Consolas" w:hAnsi="Consolas" w:cs="Consolas"/>
@@ -727,27 +687,7 @@
           <w:sz w:val="44"/>
           <w:szCs w:val="44"/>
         </w:rPr>
-        <w:t xml:space="preserve"> </w:t>
-      </w:r>
-      <w:proofErr w:type="gramStart"/>
-      <w:r>
-        <w:rPr>
-          <w:rFonts w:ascii="Consolas" w:hAnsi="Consolas" w:cs="Consolas"/>
-          <w:color w:val="000000"/>
-          <w:sz w:val="44"/>
-          <w:szCs w:val="44"/>
-        </w:rPr>
-        <w:t>Employee(</w:t>
-      </w:r>
-      <w:proofErr w:type="gramEnd"/>
-      <w:r>
-        <w:rPr>
-          <w:rFonts w:ascii="Consolas" w:hAnsi="Consolas" w:cs="Consolas"/>
-          <w:color w:val="000000"/>
-          <w:sz w:val="44"/>
-          <w:szCs w:val="44"/>
-        </w:rPr>
-        <w:t>) {}</w:t>
+        <w:t xml:space="preserve"> Employee() {}</w:t>
       </w:r>
     </w:p>
     <w:p>
@@ -802,27 +742,7 @@
           <w:sz w:val="44"/>
           <w:szCs w:val="44"/>
         </w:rPr>
-        <w:t xml:space="preserve"> </w:t>
-      </w:r>
-      <w:proofErr w:type="gramStart"/>
-      <w:r>
-        <w:rPr>
-          <w:rFonts w:ascii="Consolas" w:hAnsi="Consolas" w:cs="Consolas"/>
-          <w:color w:val="000000"/>
-          <w:sz w:val="44"/>
-          <w:szCs w:val="44"/>
-        </w:rPr>
-        <w:t>Employee(</w:t>
-      </w:r>
-      <w:proofErr w:type="gramEnd"/>
-      <w:r>
-        <w:rPr>
-          <w:rFonts w:ascii="Consolas" w:hAnsi="Consolas" w:cs="Consolas"/>
-          <w:color w:val="000000"/>
-          <w:sz w:val="44"/>
-          <w:szCs w:val="44"/>
-        </w:rPr>
-        <w:t xml:space="preserve">Integer </w:t>
+        <w:t xml:space="preserve"> Employee(Integer </w:t>
       </w:r>
       <w:r>
         <w:rPr>
@@ -842,7 +762,6 @@
         </w:rPr>
         <w:t xml:space="preserve">, String </w:t>
       </w:r>
-      <w:proofErr w:type="spellStart"/>
       <w:r>
         <w:rPr>
           <w:rFonts w:ascii="Consolas" w:hAnsi="Consolas" w:cs="Consolas"/>
@@ -852,7 +771,6 @@
         </w:rPr>
         <w:t>firstName</w:t>
       </w:r>
-      <w:proofErr w:type="spellEnd"/>
       <w:r>
         <w:rPr>
           <w:rFonts w:ascii="Consolas" w:hAnsi="Consolas" w:cs="Consolas"/>
@@ -862,7 +780,6 @@
         </w:rPr>
         <w:t xml:space="preserve">, String </w:t>
       </w:r>
-      <w:proofErr w:type="spellStart"/>
       <w:r>
         <w:rPr>
           <w:rFonts w:ascii="Consolas" w:hAnsi="Consolas" w:cs="Consolas"/>
@@ -872,7 +789,6 @@
         </w:rPr>
         <w:t>lastName</w:t>
       </w:r>
-      <w:proofErr w:type="spellEnd"/>
       <w:r>
         <w:rPr>
           <w:rFonts w:ascii="Consolas" w:hAnsi="Consolas" w:cs="Consolas"/>
@@ -931,7 +847,6 @@
         </w:rPr>
         <w:tab/>
       </w:r>
-      <w:proofErr w:type="gramStart"/>
       <w:r>
         <w:rPr>
           <w:rFonts w:ascii="Consolas" w:hAnsi="Consolas" w:cs="Consolas"/>
@@ -950,17 +865,7 @@
           <w:sz w:val="44"/>
           <w:szCs w:val="44"/>
         </w:rPr>
-        <w:t>(</w:t>
-      </w:r>
-      <w:proofErr w:type="gramEnd"/>
-      <w:r>
-        <w:rPr>
-          <w:rFonts w:ascii="Consolas" w:hAnsi="Consolas" w:cs="Consolas"/>
-          <w:color w:val="000000"/>
-          <w:sz w:val="44"/>
-          <w:szCs w:val="44"/>
-        </w:rPr>
-        <w:t>);</w:t>
+        <w:t>();</w:t>
       </w:r>
     </w:p>
     <w:p>
@@ -1080,8 +985,6 @@
         </w:rPr>
         <w:tab/>
       </w:r>
-      <w:proofErr w:type="spellStart"/>
-      <w:proofErr w:type="gramStart"/>
       <w:r>
         <w:rPr>
           <w:rFonts w:ascii="Consolas" w:hAnsi="Consolas" w:cs="Consolas"/>
@@ -1111,8 +1014,6 @@
         </w:rPr>
         <w:t>firstName</w:t>
       </w:r>
-      <w:proofErr w:type="spellEnd"/>
-      <w:proofErr w:type="gramEnd"/>
       <w:r>
         <w:rPr>
           <w:rFonts w:ascii="Consolas" w:hAnsi="Consolas" w:cs="Consolas"/>
@@ -1122,7 +1023,6 @@
         </w:rPr>
         <w:t xml:space="preserve"> = </w:t>
       </w:r>
-      <w:proofErr w:type="spellStart"/>
       <w:r>
         <w:rPr>
           <w:rFonts w:ascii="Consolas" w:hAnsi="Consolas" w:cs="Consolas"/>
@@ -1132,7 +1032,6 @@
         </w:rPr>
         <w:t>firstName</w:t>
       </w:r>
-      <w:proofErr w:type="spellEnd"/>
       <w:r>
         <w:rPr>
           <w:rFonts w:ascii="Consolas" w:hAnsi="Consolas" w:cs="Consolas"/>
@@ -1173,8 +1072,6 @@
         </w:rPr>
         <w:tab/>
       </w:r>
-      <w:proofErr w:type="spellStart"/>
-      <w:proofErr w:type="gramStart"/>
       <w:r>
         <w:rPr>
           <w:rFonts w:ascii="Consolas" w:hAnsi="Consolas" w:cs="Consolas"/>
@@ -1204,8 +1101,6 @@
         </w:rPr>
         <w:t>lastName</w:t>
       </w:r>
-      <w:proofErr w:type="spellEnd"/>
-      <w:proofErr w:type="gramEnd"/>
       <w:r>
         <w:rPr>
           <w:rFonts w:ascii="Consolas" w:hAnsi="Consolas" w:cs="Consolas"/>
@@ -1215,7 +1110,6 @@
         </w:rPr>
         <w:t xml:space="preserve"> = </w:t>
       </w:r>
-      <w:proofErr w:type="spellStart"/>
       <w:r>
         <w:rPr>
           <w:rFonts w:ascii="Consolas" w:hAnsi="Consolas" w:cs="Consolas"/>
@@ -1225,7 +1119,6 @@
         </w:rPr>
         <w:t>lastName</w:t>
       </w:r>
-      <w:proofErr w:type="spellEnd"/>
       <w:r>
         <w:rPr>
           <w:rFonts w:ascii="Consolas" w:hAnsi="Consolas" w:cs="Consolas"/>
@@ -1266,8 +1159,6 @@
         </w:rPr>
         <w:tab/>
       </w:r>
-      <w:proofErr w:type="spellStart"/>
-      <w:proofErr w:type="gramStart"/>
       <w:r>
         <w:rPr>
           <w:rFonts w:ascii="Consolas" w:hAnsi="Consolas" w:cs="Consolas"/>
@@ -1297,8 +1188,6 @@
         </w:rPr>
         <w:t>salary</w:t>
       </w:r>
-      <w:proofErr w:type="spellEnd"/>
-      <w:proofErr w:type="gramEnd"/>
       <w:r>
         <w:rPr>
           <w:rFonts w:ascii="Consolas" w:hAnsi="Consolas" w:cs="Consolas"/>
@@ -1402,38 +1291,7 @@
           <w:sz w:val="44"/>
           <w:szCs w:val="44"/>
         </w:rPr>
-        <w:t xml:space="preserve"> Integer </w:t>
-      </w:r>
-      <w:proofErr w:type="spellStart"/>
-      <w:proofErr w:type="gramStart"/>
-      <w:r>
-        <w:rPr>
-          <w:rFonts w:ascii="Consolas" w:hAnsi="Consolas" w:cs="Consolas"/>
-          <w:color w:val="000000"/>
-          <w:sz w:val="44"/>
-          <w:szCs w:val="44"/>
-        </w:rPr>
-        <w:t>getId</w:t>
-      </w:r>
-      <w:proofErr w:type="spellEnd"/>
-      <w:r>
-        <w:rPr>
-          <w:rFonts w:ascii="Consolas" w:hAnsi="Consolas" w:cs="Consolas"/>
-          <w:color w:val="000000"/>
-          <w:sz w:val="44"/>
-          <w:szCs w:val="44"/>
-        </w:rPr>
-        <w:t>(</w:t>
-      </w:r>
-      <w:proofErr w:type="gramEnd"/>
-      <w:r>
-        <w:rPr>
-          <w:rFonts w:ascii="Consolas" w:hAnsi="Consolas" w:cs="Consolas"/>
-          <w:color w:val="000000"/>
-          <w:sz w:val="44"/>
-          <w:szCs w:val="44"/>
-        </w:rPr>
-        <w:t>) {</w:t>
+        <w:t xml:space="preserve"> Integer getId() {</w:t>
       </w:r>
     </w:p>
     <w:p>
@@ -1600,38 +1458,7 @@
           <w:sz w:val="44"/>
           <w:szCs w:val="44"/>
         </w:rPr>
-        <w:t xml:space="preserve"> </w:t>
-      </w:r>
-      <w:proofErr w:type="spellStart"/>
-      <w:proofErr w:type="gramStart"/>
-      <w:r>
-        <w:rPr>
-          <w:rFonts w:ascii="Consolas" w:hAnsi="Consolas" w:cs="Consolas"/>
-          <w:color w:val="000000"/>
-          <w:sz w:val="44"/>
-          <w:szCs w:val="44"/>
-        </w:rPr>
-        <w:t>setId</w:t>
-      </w:r>
-      <w:proofErr w:type="spellEnd"/>
-      <w:r>
-        <w:rPr>
-          <w:rFonts w:ascii="Consolas" w:hAnsi="Consolas" w:cs="Consolas"/>
-          <w:color w:val="000000"/>
-          <w:sz w:val="44"/>
-          <w:szCs w:val="44"/>
-        </w:rPr>
-        <w:t>(</w:t>
-      </w:r>
-      <w:proofErr w:type="gramEnd"/>
-      <w:r>
-        <w:rPr>
-          <w:rFonts w:ascii="Consolas" w:hAnsi="Consolas" w:cs="Consolas"/>
-          <w:color w:val="000000"/>
-          <w:sz w:val="44"/>
-          <w:szCs w:val="44"/>
-        </w:rPr>
-        <w:t xml:space="preserve">Integer </w:t>
+        <w:t xml:space="preserve"> setId(Integer </w:t>
       </w:r>
       <w:r>
         <w:rPr>
@@ -1814,38 +1641,7 @@
           <w:sz w:val="44"/>
           <w:szCs w:val="44"/>
         </w:rPr>
-        <w:t xml:space="preserve"> String </w:t>
-      </w:r>
-      <w:proofErr w:type="spellStart"/>
-      <w:proofErr w:type="gramStart"/>
-      <w:r>
-        <w:rPr>
-          <w:rFonts w:ascii="Consolas" w:hAnsi="Consolas" w:cs="Consolas"/>
-          <w:color w:val="000000"/>
-          <w:sz w:val="44"/>
-          <w:szCs w:val="44"/>
-        </w:rPr>
-        <w:t>getFirstName</w:t>
-      </w:r>
-      <w:proofErr w:type="spellEnd"/>
-      <w:r>
-        <w:rPr>
-          <w:rFonts w:ascii="Consolas" w:hAnsi="Consolas" w:cs="Consolas"/>
-          <w:color w:val="000000"/>
-          <w:sz w:val="44"/>
-          <w:szCs w:val="44"/>
-        </w:rPr>
-        <w:t>(</w:t>
-      </w:r>
-      <w:proofErr w:type="gramEnd"/>
-      <w:r>
-        <w:rPr>
-          <w:rFonts w:ascii="Consolas" w:hAnsi="Consolas" w:cs="Consolas"/>
-          <w:color w:val="000000"/>
-          <w:sz w:val="44"/>
-          <w:szCs w:val="44"/>
-        </w:rPr>
-        <w:t>) {</w:t>
+        <w:t xml:space="preserve"> String getFirstName() {</w:t>
       </w:r>
     </w:p>
     <w:p>
@@ -1898,7 +1694,6 @@
         </w:rPr>
         <w:t xml:space="preserve"> </w:t>
       </w:r>
-      <w:proofErr w:type="spellStart"/>
       <w:r>
         <w:rPr>
           <w:rFonts w:ascii="Consolas" w:hAnsi="Consolas" w:cs="Consolas"/>
@@ -1908,7 +1703,6 @@
         </w:rPr>
         <w:t>firstName</w:t>
       </w:r>
-      <w:proofErr w:type="spellEnd"/>
       <w:r>
         <w:rPr>
           <w:rFonts w:ascii="Consolas" w:hAnsi="Consolas" w:cs="Consolas"/>
@@ -2015,40 +1809,8 @@
           <w:sz w:val="44"/>
           <w:szCs w:val="44"/>
         </w:rPr>
-        <w:t xml:space="preserve"> </w:t>
-      </w:r>
-      <w:proofErr w:type="spellStart"/>
-      <w:proofErr w:type="gramStart"/>
-      <w:r>
-        <w:rPr>
-          <w:rFonts w:ascii="Consolas" w:hAnsi="Consolas" w:cs="Consolas"/>
-          <w:color w:val="000000"/>
-          <w:sz w:val="44"/>
-          <w:szCs w:val="44"/>
-        </w:rPr>
-        <w:t>setFirstName</w:t>
-      </w:r>
-      <w:proofErr w:type="spellEnd"/>
-      <w:r>
-        <w:rPr>
-          <w:rFonts w:ascii="Consolas" w:hAnsi="Consolas" w:cs="Consolas"/>
-          <w:color w:val="000000"/>
-          <w:sz w:val="44"/>
-          <w:szCs w:val="44"/>
-        </w:rPr>
-        <w:t>(</w:t>
-      </w:r>
-      <w:proofErr w:type="gramEnd"/>
-      <w:r>
-        <w:rPr>
-          <w:rFonts w:ascii="Consolas" w:hAnsi="Consolas" w:cs="Consolas"/>
-          <w:color w:val="000000"/>
-          <w:sz w:val="44"/>
-          <w:szCs w:val="44"/>
-        </w:rPr>
-        <w:t xml:space="preserve">String </w:t>
-      </w:r>
-      <w:proofErr w:type="spellStart"/>
+        <w:t xml:space="preserve"> setFirstName(String </w:t>
+      </w:r>
       <w:r>
         <w:rPr>
           <w:rFonts w:ascii="Consolas" w:hAnsi="Consolas" w:cs="Consolas"/>
@@ -2058,7 +1820,6 @@
         </w:rPr>
         <w:t>firstName</w:t>
       </w:r>
-      <w:proofErr w:type="spellEnd"/>
       <w:r>
         <w:rPr>
           <w:rFonts w:ascii="Consolas" w:hAnsi="Consolas" w:cs="Consolas"/>
@@ -2099,8 +1860,6 @@
         </w:rPr>
         <w:tab/>
       </w:r>
-      <w:proofErr w:type="spellStart"/>
-      <w:proofErr w:type="gramStart"/>
       <w:r>
         <w:rPr>
           <w:rFonts w:ascii="Consolas" w:hAnsi="Consolas" w:cs="Consolas"/>
@@ -2130,8 +1889,6 @@
         </w:rPr>
         <w:t>firstName</w:t>
       </w:r>
-      <w:proofErr w:type="spellEnd"/>
-      <w:proofErr w:type="gramEnd"/>
       <w:r>
         <w:rPr>
           <w:rFonts w:ascii="Consolas" w:hAnsi="Consolas" w:cs="Consolas"/>
@@ -2141,7 +1898,6 @@
         </w:rPr>
         <w:t xml:space="preserve"> = </w:t>
       </w:r>
-      <w:proofErr w:type="spellStart"/>
       <w:r>
         <w:rPr>
           <w:rFonts w:ascii="Consolas" w:hAnsi="Consolas" w:cs="Consolas"/>
@@ -2151,7 +1907,6 @@
         </w:rPr>
         <w:t>firstName</w:t>
       </w:r>
-      <w:proofErr w:type="spellEnd"/>
       <w:r>
         <w:rPr>
           <w:rFonts w:ascii="Consolas" w:hAnsi="Consolas" w:cs="Consolas"/>
@@ -2237,38 +1992,7 @@
           <w:sz w:val="44"/>
           <w:szCs w:val="44"/>
         </w:rPr>
-        <w:t xml:space="preserve"> String </w:t>
-      </w:r>
-      <w:proofErr w:type="spellStart"/>
-      <w:proofErr w:type="gramStart"/>
-      <w:r>
-        <w:rPr>
-          <w:rFonts w:ascii="Consolas" w:hAnsi="Consolas" w:cs="Consolas"/>
-          <w:color w:val="000000"/>
-          <w:sz w:val="44"/>
-          <w:szCs w:val="44"/>
-        </w:rPr>
-        <w:t>getLastName</w:t>
-      </w:r>
-      <w:proofErr w:type="spellEnd"/>
-      <w:r>
-        <w:rPr>
-          <w:rFonts w:ascii="Consolas" w:hAnsi="Consolas" w:cs="Consolas"/>
-          <w:color w:val="000000"/>
-          <w:sz w:val="44"/>
-          <w:szCs w:val="44"/>
-        </w:rPr>
-        <w:t>(</w:t>
-      </w:r>
-      <w:proofErr w:type="gramEnd"/>
-      <w:r>
-        <w:rPr>
-          <w:rFonts w:ascii="Consolas" w:hAnsi="Consolas" w:cs="Consolas"/>
-          <w:color w:val="000000"/>
-          <w:sz w:val="44"/>
-          <w:szCs w:val="44"/>
-        </w:rPr>
-        <w:t>) {</w:t>
+        <w:t xml:space="preserve"> String getLastName() {</w:t>
       </w:r>
     </w:p>
     <w:p>
@@ -2321,7 +2045,6 @@
         </w:rPr>
         <w:t xml:space="preserve"> </w:t>
       </w:r>
-      <w:proofErr w:type="spellStart"/>
       <w:r>
         <w:rPr>
           <w:rFonts w:ascii="Consolas" w:hAnsi="Consolas" w:cs="Consolas"/>
@@ -2331,7 +2054,6 @@
         </w:rPr>
         <w:t>lastName</w:t>
       </w:r>
-      <w:proofErr w:type="spellEnd"/>
       <w:r>
         <w:rPr>
           <w:rFonts w:ascii="Consolas" w:hAnsi="Consolas" w:cs="Consolas"/>
@@ -2437,40 +2159,8 @@
           <w:sz w:val="44"/>
           <w:szCs w:val="44"/>
         </w:rPr>
-        <w:t xml:space="preserve"> </w:t>
-      </w:r>
-      <w:proofErr w:type="spellStart"/>
-      <w:proofErr w:type="gramStart"/>
-      <w:r>
-        <w:rPr>
-          <w:rFonts w:ascii="Consolas" w:hAnsi="Consolas" w:cs="Consolas"/>
-          <w:color w:val="000000"/>
-          <w:sz w:val="44"/>
-          <w:szCs w:val="44"/>
-        </w:rPr>
-        <w:t>setLastName</w:t>
-      </w:r>
-      <w:proofErr w:type="spellEnd"/>
-      <w:r>
-        <w:rPr>
-          <w:rFonts w:ascii="Consolas" w:hAnsi="Consolas" w:cs="Consolas"/>
-          <w:color w:val="000000"/>
-          <w:sz w:val="44"/>
-          <w:szCs w:val="44"/>
-        </w:rPr>
-        <w:t>(</w:t>
-      </w:r>
-      <w:proofErr w:type="gramEnd"/>
-      <w:r>
-        <w:rPr>
-          <w:rFonts w:ascii="Consolas" w:hAnsi="Consolas" w:cs="Consolas"/>
-          <w:color w:val="000000"/>
-          <w:sz w:val="44"/>
-          <w:szCs w:val="44"/>
-        </w:rPr>
-        <w:t xml:space="preserve">String </w:t>
-      </w:r>
-      <w:proofErr w:type="spellStart"/>
+        <w:t xml:space="preserve"> setLastName(String </w:t>
+      </w:r>
       <w:r>
         <w:rPr>
           <w:rFonts w:ascii="Consolas" w:hAnsi="Consolas" w:cs="Consolas"/>
@@ -2480,7 +2170,6 @@
         </w:rPr>
         <w:t>lastName</w:t>
       </w:r>
-      <w:proofErr w:type="spellEnd"/>
       <w:r>
         <w:rPr>
           <w:rFonts w:ascii="Consolas" w:hAnsi="Consolas" w:cs="Consolas"/>
@@ -2521,8 +2210,6 @@
         </w:rPr>
         <w:tab/>
       </w:r>
-      <w:proofErr w:type="spellStart"/>
-      <w:proofErr w:type="gramStart"/>
       <w:r>
         <w:rPr>
           <w:rFonts w:ascii="Consolas" w:hAnsi="Consolas" w:cs="Consolas"/>
@@ -2552,8 +2239,6 @@
         </w:rPr>
         <w:t>lastName</w:t>
       </w:r>
-      <w:proofErr w:type="spellEnd"/>
-      <w:proofErr w:type="gramEnd"/>
       <w:r>
         <w:rPr>
           <w:rFonts w:ascii="Consolas" w:hAnsi="Consolas" w:cs="Consolas"/>
@@ -2563,7 +2248,6 @@
         </w:rPr>
         <w:t xml:space="preserve"> = </w:t>
       </w:r>
-      <w:proofErr w:type="spellStart"/>
       <w:r>
         <w:rPr>
           <w:rFonts w:ascii="Consolas" w:hAnsi="Consolas" w:cs="Consolas"/>
@@ -2573,7 +2257,6 @@
         </w:rPr>
         <w:t>lastName</w:t>
       </w:r>
-      <w:proofErr w:type="spellEnd"/>
       <w:r>
         <w:rPr>
           <w:rFonts w:ascii="Consolas" w:hAnsi="Consolas" w:cs="Consolas"/>
@@ -2659,38 +2342,7 @@
           <w:sz w:val="44"/>
           <w:szCs w:val="44"/>
         </w:rPr>
-        <w:t xml:space="preserve"> Double </w:t>
-      </w:r>
-      <w:proofErr w:type="spellStart"/>
-      <w:proofErr w:type="gramStart"/>
-      <w:r>
-        <w:rPr>
-          <w:rFonts w:ascii="Consolas" w:hAnsi="Consolas" w:cs="Consolas"/>
-          <w:color w:val="000000"/>
-          <w:sz w:val="44"/>
-          <w:szCs w:val="44"/>
-        </w:rPr>
-        <w:t>getSalary</w:t>
-      </w:r>
-      <w:proofErr w:type="spellEnd"/>
-      <w:r>
-        <w:rPr>
-          <w:rFonts w:ascii="Consolas" w:hAnsi="Consolas" w:cs="Consolas"/>
-          <w:color w:val="000000"/>
-          <w:sz w:val="44"/>
-          <w:szCs w:val="44"/>
-        </w:rPr>
-        <w:t>(</w:t>
-      </w:r>
-      <w:proofErr w:type="gramEnd"/>
-      <w:r>
-        <w:rPr>
-          <w:rFonts w:ascii="Consolas" w:hAnsi="Consolas" w:cs="Consolas"/>
-          <w:color w:val="000000"/>
-          <w:sz w:val="44"/>
-          <w:szCs w:val="44"/>
-        </w:rPr>
-        <w:t>) {</w:t>
+        <w:t xml:space="preserve"> Double getSalary() {</w:t>
       </w:r>
     </w:p>
     <w:p>
@@ -2857,38 +2509,7 @@
           <w:sz w:val="44"/>
           <w:szCs w:val="44"/>
         </w:rPr>
-        <w:t xml:space="preserve"> </w:t>
-      </w:r>
-      <w:proofErr w:type="spellStart"/>
-      <w:proofErr w:type="gramStart"/>
-      <w:r>
-        <w:rPr>
-          <w:rFonts w:ascii="Consolas" w:hAnsi="Consolas" w:cs="Consolas"/>
-          <w:color w:val="000000"/>
-          <w:sz w:val="44"/>
-          <w:szCs w:val="44"/>
-        </w:rPr>
-        <w:t>setSalary</w:t>
-      </w:r>
-      <w:proofErr w:type="spellEnd"/>
-      <w:r>
-        <w:rPr>
-          <w:rFonts w:ascii="Consolas" w:hAnsi="Consolas" w:cs="Consolas"/>
-          <w:color w:val="000000"/>
-          <w:sz w:val="44"/>
-          <w:szCs w:val="44"/>
-        </w:rPr>
-        <w:t>(</w:t>
-      </w:r>
-      <w:proofErr w:type="gramEnd"/>
-      <w:r>
-        <w:rPr>
-          <w:rFonts w:ascii="Consolas" w:hAnsi="Consolas" w:cs="Consolas"/>
-          <w:color w:val="000000"/>
-          <w:sz w:val="44"/>
-          <w:szCs w:val="44"/>
-        </w:rPr>
-        <w:t xml:space="preserve">Double </w:t>
+        <w:t xml:space="preserve"> setSalary(Double </w:t>
       </w:r>
       <w:r>
         <w:rPr>
@@ -2939,8 +2560,6 @@
         </w:rPr>
         <w:tab/>
       </w:r>
-      <w:proofErr w:type="spellStart"/>
-      <w:proofErr w:type="gramStart"/>
       <w:r>
         <w:rPr>
           <w:rFonts w:ascii="Consolas" w:hAnsi="Consolas" w:cs="Consolas"/>
@@ -2970,8 +2589,6 @@
         </w:rPr>
         <w:t>salary</w:t>
       </w:r>
-      <w:proofErr w:type="spellEnd"/>
-      <w:proofErr w:type="gramEnd"/>
       <w:r>
         <w:rPr>
           <w:rFonts w:ascii="Consolas" w:hAnsi="Consolas" w:cs="Consolas"/>
@@ -3125,38 +2742,7 @@
           <w:sz w:val="44"/>
           <w:szCs w:val="44"/>
         </w:rPr>
-        <w:t xml:space="preserve"> </w:t>
-      </w:r>
-      <w:proofErr w:type="spellStart"/>
-      <w:proofErr w:type="gramStart"/>
-      <w:r>
-        <w:rPr>
-          <w:rFonts w:ascii="Consolas" w:hAnsi="Consolas" w:cs="Consolas"/>
-          <w:color w:val="000000"/>
-          <w:sz w:val="44"/>
-          <w:szCs w:val="44"/>
-        </w:rPr>
-        <w:t>toString</w:t>
-      </w:r>
-      <w:proofErr w:type="spellEnd"/>
-      <w:r>
-        <w:rPr>
-          <w:rFonts w:ascii="Consolas" w:hAnsi="Consolas" w:cs="Consolas"/>
-          <w:color w:val="000000"/>
-          <w:sz w:val="44"/>
-          <w:szCs w:val="44"/>
-        </w:rPr>
-        <w:t>(</w:t>
-      </w:r>
-      <w:proofErr w:type="gramEnd"/>
-      <w:r>
-        <w:rPr>
-          <w:rFonts w:ascii="Consolas" w:hAnsi="Consolas" w:cs="Consolas"/>
-          <w:color w:val="000000"/>
-          <w:sz w:val="44"/>
-          <w:szCs w:val="44"/>
-        </w:rPr>
-        <w:t>) {</w:t>
+        <w:t xml:space="preserve"> toString() {</w:t>
       </w:r>
     </w:p>
     <w:p>
@@ -3259,9 +2845,48 @@
           <w:szCs w:val="44"/>
           <w:shd w:val="clear" w:color="auto" w:fill="D4D4D4"/>
         </w:rPr>
+        <w:t>", firstName="</w:t>
+      </w:r>
+      <w:r>
+        <w:rPr>
+          <w:rFonts w:ascii="Consolas" w:hAnsi="Consolas" w:cs="Consolas"/>
+          <w:color w:val="000000"/>
+          <w:sz w:val="44"/>
+          <w:szCs w:val="44"/>
+          <w:shd w:val="clear" w:color="auto" w:fill="D4D4D4"/>
+        </w:rPr>
+        <w:t xml:space="preserve"> + </w:t>
+      </w:r>
+      <w:r>
+        <w:rPr>
+          <w:rFonts w:ascii="Consolas" w:hAnsi="Consolas" w:cs="Consolas"/>
+          <w:color w:val="0000C0"/>
+          <w:sz w:val="44"/>
+          <w:szCs w:val="44"/>
+          <w:shd w:val="clear" w:color="auto" w:fill="D4D4D4"/>
+        </w:rPr>
+        <w:t>firstName</w:t>
+      </w:r>
+      <w:r>
+        <w:rPr>
+          <w:rFonts w:ascii="Consolas" w:hAnsi="Consolas" w:cs="Consolas"/>
+          <w:color w:val="000000"/>
+          <w:sz w:val="44"/>
+          <w:szCs w:val="44"/>
+          <w:shd w:val="clear" w:color="auto" w:fill="D4D4D4"/>
+        </w:rPr>
+        <w:t xml:space="preserve"> + </w:t>
+      </w:r>
+      <w:r>
+        <w:rPr>
+          <w:rFonts w:ascii="Consolas" w:hAnsi="Consolas" w:cs="Consolas"/>
+          <w:color w:val="2A00FF"/>
+          <w:sz w:val="44"/>
+          <w:szCs w:val="44"/>
+          <w:shd w:val="clear" w:color="auto" w:fill="D4D4D4"/>
+        </w:rPr>
         <w:t xml:space="preserve">", </w:t>
       </w:r>
-      <w:proofErr w:type="spellStart"/>
       <w:r>
         <w:rPr>
           <w:rFonts w:ascii="Consolas" w:hAnsi="Consolas" w:cs="Consolas"/>
@@ -3270,106 +2895,29 @@
           <w:szCs w:val="44"/>
           <w:shd w:val="clear" w:color="auto" w:fill="D4D4D4"/>
         </w:rPr>
-        <w:t>firstName</w:t>
-      </w:r>
-      <w:proofErr w:type="spellEnd"/>
-      <w:r>
-        <w:rPr>
-          <w:rFonts w:ascii="Consolas" w:hAnsi="Consolas" w:cs="Consolas"/>
-          <w:color w:val="2A00FF"/>
+        <w:lastRenderedPageBreak/>
+        <w:t>lastName="</w:t>
+      </w:r>
+      <w:r>
+        <w:rPr>
+          <w:rFonts w:ascii="Consolas" w:hAnsi="Consolas" w:cs="Consolas"/>
+          <w:color w:val="000000"/>
           <w:sz w:val="44"/>
           <w:szCs w:val="44"/>
           <w:shd w:val="clear" w:color="auto" w:fill="D4D4D4"/>
         </w:rPr>
-        <w:t>="</w:t>
-      </w:r>
-      <w:r>
-        <w:rPr>
-          <w:rFonts w:ascii="Consolas" w:hAnsi="Consolas" w:cs="Consolas"/>
-          <w:color w:val="000000"/>
+        <w:t xml:space="preserve"> + </w:t>
+      </w:r>
+      <w:r>
+        <w:rPr>
+          <w:rFonts w:ascii="Consolas" w:hAnsi="Consolas" w:cs="Consolas"/>
+          <w:color w:val="0000C0"/>
           <w:sz w:val="44"/>
           <w:szCs w:val="44"/>
           <w:shd w:val="clear" w:color="auto" w:fill="D4D4D4"/>
         </w:rPr>
-        <w:t xml:space="preserve"> + </w:t>
-      </w:r>
-      <w:proofErr w:type="spellStart"/>
-      <w:r>
-        <w:rPr>
-          <w:rFonts w:ascii="Consolas" w:hAnsi="Consolas" w:cs="Consolas"/>
-          <w:color w:val="0000C0"/>
-          <w:sz w:val="44"/>
-          <w:szCs w:val="44"/>
-          <w:shd w:val="clear" w:color="auto" w:fill="D4D4D4"/>
-        </w:rPr>
-        <w:t>firstName</w:t>
-      </w:r>
-      <w:proofErr w:type="spellEnd"/>
-      <w:r>
-        <w:rPr>
-          <w:rFonts w:ascii="Consolas" w:hAnsi="Consolas" w:cs="Consolas"/>
-          <w:color w:val="000000"/>
-          <w:sz w:val="44"/>
-          <w:szCs w:val="44"/>
-          <w:shd w:val="clear" w:color="auto" w:fill="D4D4D4"/>
-        </w:rPr>
-        <w:t xml:space="preserve"> + </w:t>
-      </w:r>
-      <w:r>
-        <w:rPr>
-          <w:rFonts w:ascii="Consolas" w:hAnsi="Consolas" w:cs="Consolas"/>
-          <w:color w:val="2A00FF"/>
-          <w:sz w:val="44"/>
-          <w:szCs w:val="44"/>
-          <w:shd w:val="clear" w:color="auto" w:fill="D4D4D4"/>
-        </w:rPr>
-        <w:t xml:space="preserve">", </w:t>
-      </w:r>
-      <w:proofErr w:type="spellStart"/>
-      <w:r>
-        <w:rPr>
-          <w:rFonts w:ascii="Consolas" w:hAnsi="Consolas" w:cs="Consolas"/>
-          <w:color w:val="2A00FF"/>
-          <w:sz w:val="44"/>
-          <w:szCs w:val="44"/>
-          <w:shd w:val="clear" w:color="auto" w:fill="D4D4D4"/>
-        </w:rPr>
-        <w:lastRenderedPageBreak/>
         <w:t>lastName</w:t>
       </w:r>
-      <w:proofErr w:type="spellEnd"/>
-      <w:r>
-        <w:rPr>
-          <w:rFonts w:ascii="Consolas" w:hAnsi="Consolas" w:cs="Consolas"/>
-          <w:color w:val="2A00FF"/>
-          <w:sz w:val="44"/>
-          <w:szCs w:val="44"/>
-          <w:shd w:val="clear" w:color="auto" w:fill="D4D4D4"/>
-        </w:rPr>
-        <w:t>="</w:t>
-      </w:r>
-      <w:r>
-        <w:rPr>
-          <w:rFonts w:ascii="Consolas" w:hAnsi="Consolas" w:cs="Consolas"/>
-          <w:color w:val="000000"/>
-          <w:sz w:val="44"/>
-          <w:szCs w:val="44"/>
-          <w:shd w:val="clear" w:color="auto" w:fill="D4D4D4"/>
-        </w:rPr>
-        <w:t xml:space="preserve"> + </w:t>
-      </w:r>
-      <w:proofErr w:type="spellStart"/>
-      <w:r>
-        <w:rPr>
-          <w:rFonts w:ascii="Consolas" w:hAnsi="Consolas" w:cs="Consolas"/>
-          <w:color w:val="0000C0"/>
-          <w:sz w:val="44"/>
-          <w:szCs w:val="44"/>
-          <w:shd w:val="clear" w:color="auto" w:fill="D4D4D4"/>
-        </w:rPr>
-        <w:t>lastName</w:t>
-      </w:r>
-      <w:proofErr w:type="spellEnd"/>
       <w:r>
         <w:rPr>
           <w:rFonts w:ascii="Consolas" w:hAnsi="Consolas" w:cs="Consolas"/>
@@ -3589,27 +3137,7 @@
           <w:sz w:val="44"/>
           <w:szCs w:val="44"/>
         </w:rPr>
-        <w:t xml:space="preserve"> </w:t>
-      </w:r>
-      <w:proofErr w:type="gramStart"/>
-      <w:r>
-        <w:rPr>
-          <w:rFonts w:ascii="Consolas" w:hAnsi="Consolas" w:cs="Consolas"/>
-          <w:color w:val="000000"/>
-          <w:sz w:val="44"/>
-          <w:szCs w:val="44"/>
-        </w:rPr>
-        <w:t>attend(</w:t>
-      </w:r>
-      <w:proofErr w:type="gramEnd"/>
-      <w:r>
-        <w:rPr>
-          <w:rFonts w:ascii="Consolas" w:hAnsi="Consolas" w:cs="Consolas"/>
-          <w:color w:val="000000"/>
-          <w:sz w:val="44"/>
-          <w:szCs w:val="44"/>
-        </w:rPr>
-        <w:t>)</w:t>
+        <w:t xml:space="preserve"> attend()</w:t>
       </w:r>
     </w:p>
     <w:p>
@@ -3664,15 +3192,6 @@
           <w:szCs w:val="44"/>
         </w:rPr>
         <w:tab/>
-      </w:r>
-      <w:proofErr w:type="spellStart"/>
-      <w:r>
-        <w:rPr>
-          <w:rFonts w:ascii="Consolas" w:hAnsi="Consolas" w:cs="Consolas"/>
-          <w:color w:val="000000"/>
-          <w:sz w:val="44"/>
-          <w:szCs w:val="44"/>
-        </w:rPr>
         <w:t>System.</w:t>
       </w:r>
       <w:r>
@@ -3695,17 +3214,7 @@
           <w:sz w:val="44"/>
           <w:szCs w:val="44"/>
         </w:rPr>
-        <w:t>.println</w:t>
-      </w:r>
-      <w:proofErr w:type="spellEnd"/>
-      <w:r>
-        <w:rPr>
-          <w:rFonts w:ascii="Consolas" w:hAnsi="Consolas" w:cs="Consolas"/>
-          <w:color w:val="000000"/>
-          <w:sz w:val="44"/>
-          <w:szCs w:val="44"/>
-        </w:rPr>
-        <w:t>(</w:t>
+        <w:t>.println(</w:t>
       </w:r>
       <w:r>
         <w:rPr>
@@ -3815,29 +3324,7 @@
           <w:sz w:val="44"/>
           <w:szCs w:val="44"/>
         </w:rPr>
-        <w:t xml:space="preserve"> </w:t>
-      </w:r>
-      <w:proofErr w:type="spellStart"/>
-      <w:proofErr w:type="gramStart"/>
-      <w:r>
-        <w:rPr>
-          <w:rFonts w:ascii="Consolas" w:hAnsi="Consolas" w:cs="Consolas"/>
-          <w:color w:val="000000"/>
-          <w:sz w:val="44"/>
-          <w:szCs w:val="44"/>
-        </w:rPr>
-        <w:t>com.ust.demo</w:t>
-      </w:r>
-      <w:proofErr w:type="spellEnd"/>
-      <w:proofErr w:type="gramEnd"/>
-      <w:r>
-        <w:rPr>
-          <w:rFonts w:ascii="Consolas" w:hAnsi="Consolas" w:cs="Consolas"/>
-          <w:color w:val="000000"/>
-          <w:sz w:val="44"/>
-          <w:szCs w:val="44"/>
-        </w:rPr>
-        <w:t>;</w:t>
+        <w:t xml:space="preserve"> com.ust.demo;</w:t>
       </w:r>
     </w:p>
     <w:p>
@@ -3883,38 +3370,7 @@
           <w:sz w:val="44"/>
           <w:szCs w:val="44"/>
         </w:rPr>
-        <w:t xml:space="preserve"> </w:t>
-      </w:r>
-      <w:proofErr w:type="spellStart"/>
-      <w:proofErr w:type="gramStart"/>
-      <w:r>
-        <w:rPr>
-          <w:rFonts w:ascii="Consolas" w:hAnsi="Consolas" w:cs="Consolas"/>
-          <w:color w:val="000000"/>
-          <w:sz w:val="44"/>
-          <w:szCs w:val="44"/>
-        </w:rPr>
-        <w:t>java.lang</w:t>
-      </w:r>
-      <w:proofErr w:type="gramEnd"/>
-      <w:r>
-        <w:rPr>
-          <w:rFonts w:ascii="Consolas" w:hAnsi="Consolas" w:cs="Consolas"/>
-          <w:color w:val="000000"/>
-          <w:sz w:val="44"/>
-          <w:szCs w:val="44"/>
-        </w:rPr>
-        <w:t>.reflect.Method</w:t>
-      </w:r>
-      <w:proofErr w:type="spellEnd"/>
-      <w:r>
-        <w:rPr>
-          <w:rFonts w:ascii="Consolas" w:hAnsi="Consolas" w:cs="Consolas"/>
-          <w:color w:val="000000"/>
-          <w:sz w:val="44"/>
-          <w:szCs w:val="44"/>
-        </w:rPr>
-        <w:t>;</w:t>
+        <w:t xml:space="preserve"> java.lang.reflect.Method;</w:t>
       </w:r>
     </w:p>
     <w:p>
@@ -4075,29 +3531,8 @@
           <w:sz w:val="44"/>
           <w:szCs w:val="44"/>
         </w:rPr>
-        <w:t xml:space="preserve"> </w:t>
-      </w:r>
-      <w:proofErr w:type="gramStart"/>
-      <w:r>
-        <w:rPr>
-          <w:rFonts w:ascii="Consolas" w:hAnsi="Consolas" w:cs="Consolas"/>
-          <w:color w:val="000000"/>
-          <w:sz w:val="44"/>
-          <w:szCs w:val="44"/>
-        </w:rPr>
-        <w:t>main(</w:t>
-      </w:r>
-      <w:proofErr w:type="gramEnd"/>
-      <w:r>
-        <w:rPr>
-          <w:rFonts w:ascii="Consolas" w:hAnsi="Consolas" w:cs="Consolas"/>
-          <w:color w:val="000000"/>
-          <w:sz w:val="44"/>
-          <w:szCs w:val="44"/>
-        </w:rPr>
-        <w:t xml:space="preserve">String[] </w:t>
-      </w:r>
-      <w:proofErr w:type="spellStart"/>
+        <w:t xml:space="preserve"> main(String[] </w:t>
+      </w:r>
       <w:r>
         <w:rPr>
           <w:rFonts w:ascii="Consolas" w:hAnsi="Consolas" w:cs="Consolas"/>
@@ -4107,7 +3542,6 @@
         </w:rPr>
         <w:t>args</w:t>
       </w:r>
-      <w:proofErr w:type="spellEnd"/>
       <w:r>
         <w:rPr>
           <w:rFonts w:ascii="Consolas" w:hAnsi="Consolas" w:cs="Consolas"/>
@@ -4185,27 +3619,7 @@
           <w:sz w:val="44"/>
           <w:szCs w:val="44"/>
         </w:rPr>
-        <w:t xml:space="preserve"> </w:t>
-      </w:r>
-      <w:proofErr w:type="gramStart"/>
-      <w:r>
-        <w:rPr>
-          <w:rFonts w:ascii="Consolas" w:hAnsi="Consolas" w:cs="Consolas"/>
-          <w:color w:val="000000"/>
-          <w:sz w:val="44"/>
-          <w:szCs w:val="44"/>
-        </w:rPr>
-        <w:t>Employee(</w:t>
-      </w:r>
-      <w:proofErr w:type="gramEnd"/>
-      <w:r>
-        <w:rPr>
-          <w:rFonts w:ascii="Consolas" w:hAnsi="Consolas" w:cs="Consolas"/>
-          <w:color w:val="000000"/>
-          <w:sz w:val="44"/>
-          <w:szCs w:val="44"/>
-        </w:rPr>
-        <w:t>);</w:t>
+        <w:t xml:space="preserve"> Employee();</w:t>
       </w:r>
     </w:p>
     <w:p>
@@ -4277,8 +3691,6 @@
         </w:rPr>
         <w:t xml:space="preserve"> = </w:t>
       </w:r>
-      <w:proofErr w:type="spellStart"/>
-      <w:proofErr w:type="gramStart"/>
       <w:r>
         <w:rPr>
           <w:rFonts w:ascii="Consolas" w:hAnsi="Consolas" w:cs="Consolas"/>
@@ -4295,18 +3707,7 @@
           <w:sz w:val="44"/>
           <w:szCs w:val="44"/>
         </w:rPr>
-        <w:t>.getClass</w:t>
-      </w:r>
-      <w:proofErr w:type="spellEnd"/>
-      <w:proofErr w:type="gramEnd"/>
-      <w:r>
-        <w:rPr>
-          <w:rFonts w:ascii="Consolas" w:hAnsi="Consolas" w:cs="Consolas"/>
-          <w:color w:val="000000"/>
-          <w:sz w:val="44"/>
-          <w:szCs w:val="44"/>
-        </w:rPr>
-        <w:t>();</w:t>
+        <w:t>.getClass();</w:t>
       </w:r>
     </w:p>
     <w:p>
@@ -4338,26 +3739,7 @@
           <w:szCs w:val="44"/>
         </w:rPr>
         <w:tab/>
-      </w:r>
-      <w:proofErr w:type="gramStart"/>
-      <w:r>
-        <w:rPr>
-          <w:rFonts w:ascii="Consolas" w:hAnsi="Consolas" w:cs="Consolas"/>
-          <w:color w:val="000000"/>
-          <w:sz w:val="44"/>
-          <w:szCs w:val="44"/>
-        </w:rPr>
-        <w:t>Method[</w:t>
-      </w:r>
-      <w:proofErr w:type="gramEnd"/>
-      <w:r>
-        <w:rPr>
-          <w:rFonts w:ascii="Consolas" w:hAnsi="Consolas" w:cs="Consolas"/>
-          <w:color w:val="000000"/>
-          <w:sz w:val="44"/>
-          <w:szCs w:val="44"/>
-        </w:rPr>
-        <w:t xml:space="preserve">] </w:t>
+        <w:t xml:space="preserve">Method[] </w:t>
       </w:r>
       <w:r>
         <w:rPr>
@@ -4377,7 +3759,6 @@
         </w:rPr>
         <w:t xml:space="preserve"> = </w:t>
       </w:r>
-      <w:proofErr w:type="spellStart"/>
       <w:r>
         <w:rPr>
           <w:rFonts w:ascii="Consolas" w:hAnsi="Consolas" w:cs="Consolas"/>
@@ -4394,17 +3775,7 @@
           <w:sz w:val="44"/>
           <w:szCs w:val="44"/>
         </w:rPr>
-        <w:t>.getDeclaredMethods</w:t>
-      </w:r>
-      <w:proofErr w:type="spellEnd"/>
-      <w:r>
-        <w:rPr>
-          <w:rFonts w:ascii="Consolas" w:hAnsi="Consolas" w:cs="Consolas"/>
-          <w:color w:val="000000"/>
-          <w:sz w:val="44"/>
-          <w:szCs w:val="44"/>
-        </w:rPr>
-        <w:t xml:space="preserve">(); </w:t>
+        <w:t xml:space="preserve">.getDeclaredMethods(); </w:t>
       </w:r>
       <w:r>
         <w:rPr>
@@ -4413,27 +3784,7 @@
           <w:sz w:val="44"/>
           <w:szCs w:val="44"/>
         </w:rPr>
-        <w:t>//</w:t>
-      </w:r>
-      <w:proofErr w:type="spellStart"/>
-      <w:r>
-        <w:rPr>
-          <w:rFonts w:ascii="Consolas" w:hAnsi="Consolas" w:cs="Consolas"/>
-          <w:color w:val="3F7F5F"/>
-          <w:sz w:val="44"/>
-          <w:szCs w:val="44"/>
-        </w:rPr>
-        <w:t>c.getMethods</w:t>
-      </w:r>
-      <w:proofErr w:type="spellEnd"/>
-      <w:r>
-        <w:rPr>
-          <w:rFonts w:ascii="Consolas" w:hAnsi="Consolas" w:cs="Consolas"/>
-          <w:color w:val="3F7F5F"/>
-          <w:sz w:val="44"/>
-          <w:szCs w:val="44"/>
-        </w:rPr>
-        <w:t>();</w:t>
+        <w:t>//c.getMethods();</w:t>
       </w:r>
     </w:p>
     <w:p>
@@ -4467,7 +3818,6 @@
         </w:rPr>
         <w:tab/>
       </w:r>
-      <w:proofErr w:type="gramStart"/>
       <w:r>
         <w:rPr>
           <w:rFonts w:ascii="Consolas" w:hAnsi="Consolas" w:cs="Consolas"/>
@@ -4486,19 +3836,8 @@
           <w:sz w:val="44"/>
           <w:szCs w:val="44"/>
         </w:rPr>
-        <w:t>(</w:t>
-      </w:r>
-      <w:proofErr w:type="gramEnd"/>
-      <w:r>
-        <w:rPr>
-          <w:rFonts w:ascii="Consolas" w:hAnsi="Consolas" w:cs="Consolas"/>
-          <w:color w:val="000000"/>
-          <w:sz w:val="44"/>
-          <w:szCs w:val="44"/>
-        </w:rPr>
-        <w:t xml:space="preserve">Method </w:t>
-      </w:r>
-      <w:proofErr w:type="spellStart"/>
+        <w:t xml:space="preserve">(Method </w:t>
+      </w:r>
       <w:r>
         <w:rPr>
           <w:rFonts w:ascii="Consolas" w:hAnsi="Consolas" w:cs="Consolas"/>
@@ -4526,7 +3865,6 @@
         </w:rPr>
         <w:t>methods</w:t>
       </w:r>
-      <w:proofErr w:type="spellEnd"/>
       <w:r>
         <w:rPr>
           <w:rFonts w:ascii="Consolas" w:hAnsi="Consolas" w:cs="Consolas"/>
@@ -4607,15 +3945,6 @@
           <w:szCs w:val="44"/>
         </w:rPr>
         <w:tab/>
-      </w:r>
-      <w:proofErr w:type="spellStart"/>
-      <w:r>
-        <w:rPr>
-          <w:rFonts w:ascii="Consolas" w:hAnsi="Consolas" w:cs="Consolas"/>
-          <w:color w:val="000000"/>
-          <w:sz w:val="44"/>
-          <w:szCs w:val="44"/>
-        </w:rPr>
         <w:t>System.</w:t>
       </w:r>
       <w:r>
@@ -4638,20 +3967,8 @@
           <w:sz w:val="44"/>
           <w:szCs w:val="44"/>
         </w:rPr>
-        <w:t>.println</w:t>
-      </w:r>
-      <w:proofErr w:type="spellEnd"/>
-      <w:r>
-        <w:rPr>
-          <w:rFonts w:ascii="Consolas" w:hAnsi="Consolas" w:cs="Consolas"/>
-          <w:color w:val="000000"/>
-          <w:sz w:val="44"/>
-          <w:szCs w:val="44"/>
-        </w:rPr>
-        <w:t>(</w:t>
-      </w:r>
-      <w:proofErr w:type="spellStart"/>
-      <w:proofErr w:type="gramStart"/>
+        <w:t>.println(</w:t>
+      </w:r>
       <w:r>
         <w:rPr>
           <w:rFonts w:ascii="Consolas" w:hAnsi="Consolas" w:cs="Consolas"/>
@@ -4668,18 +3985,7 @@
           <w:sz w:val="44"/>
           <w:szCs w:val="44"/>
         </w:rPr>
-        <w:t>.getName</w:t>
-      </w:r>
-      <w:proofErr w:type="spellEnd"/>
-      <w:proofErr w:type="gramEnd"/>
-      <w:r>
-        <w:rPr>
-          <w:rFonts w:ascii="Consolas" w:hAnsi="Consolas" w:cs="Consolas"/>
-          <w:color w:val="000000"/>
-          <w:sz w:val="44"/>
-          <w:szCs w:val="44"/>
-        </w:rPr>
-        <w:t>());</w:t>
+        <w:t>.getName());</w:t>
       </w:r>
     </w:p>
     <w:p>
@@ -4871,29 +4177,7 @@
           <w:sz w:val="44"/>
           <w:szCs w:val="44"/>
         </w:rPr>
-        <w:t xml:space="preserve"> </w:t>
-      </w:r>
-      <w:proofErr w:type="spellStart"/>
-      <w:proofErr w:type="gramStart"/>
-      <w:r>
-        <w:rPr>
-          <w:rFonts w:ascii="Consolas" w:hAnsi="Consolas" w:cs="Consolas"/>
-          <w:color w:val="000000"/>
-          <w:sz w:val="44"/>
-          <w:szCs w:val="44"/>
-        </w:rPr>
-        <w:t>com.ust.demo</w:t>
-      </w:r>
-      <w:proofErr w:type="spellEnd"/>
-      <w:proofErr w:type="gramEnd"/>
-      <w:r>
-        <w:rPr>
-          <w:rFonts w:ascii="Consolas" w:hAnsi="Consolas" w:cs="Consolas"/>
-          <w:color w:val="000000"/>
-          <w:sz w:val="44"/>
-          <w:szCs w:val="44"/>
-        </w:rPr>
-        <w:t>;</w:t>
+        <w:t xml:space="preserve"> com.ust.demo;</w:t>
       </w:r>
     </w:p>
     <w:p>
@@ -4939,38 +4223,7 @@
           <w:sz w:val="44"/>
           <w:szCs w:val="44"/>
         </w:rPr>
-        <w:t xml:space="preserve"> </w:t>
-      </w:r>
-      <w:proofErr w:type="spellStart"/>
-      <w:proofErr w:type="gramStart"/>
-      <w:r>
-        <w:rPr>
-          <w:rFonts w:ascii="Consolas" w:hAnsi="Consolas" w:cs="Consolas"/>
-          <w:color w:val="000000"/>
-          <w:sz w:val="44"/>
-          <w:szCs w:val="44"/>
-        </w:rPr>
-        <w:t>java.lang</w:t>
-      </w:r>
-      <w:proofErr w:type="gramEnd"/>
-      <w:r>
-        <w:rPr>
-          <w:rFonts w:ascii="Consolas" w:hAnsi="Consolas" w:cs="Consolas"/>
-          <w:color w:val="000000"/>
-          <w:sz w:val="44"/>
-          <w:szCs w:val="44"/>
-        </w:rPr>
-        <w:t>.reflect.Method</w:t>
-      </w:r>
-      <w:proofErr w:type="spellEnd"/>
-      <w:r>
-        <w:rPr>
-          <w:rFonts w:ascii="Consolas" w:hAnsi="Consolas" w:cs="Consolas"/>
-          <w:color w:val="000000"/>
-          <w:sz w:val="44"/>
-          <w:szCs w:val="44"/>
-        </w:rPr>
-        <w:t>;</w:t>
+        <w:t xml:space="preserve"> java.lang.reflect.Method;</w:t>
       </w:r>
     </w:p>
     <w:p>
@@ -5003,38 +4256,7 @@
           <w:sz w:val="44"/>
           <w:szCs w:val="44"/>
         </w:rPr>
-        <w:t xml:space="preserve"> </w:t>
-      </w:r>
-      <w:proofErr w:type="spellStart"/>
-      <w:proofErr w:type="gramStart"/>
-      <w:r>
-        <w:rPr>
-          <w:rFonts w:ascii="Consolas" w:hAnsi="Consolas" w:cs="Consolas"/>
-          <w:color w:val="000000"/>
-          <w:sz w:val="44"/>
-          <w:szCs w:val="44"/>
-        </w:rPr>
-        <w:t>java.lang</w:t>
-      </w:r>
-      <w:proofErr w:type="gramEnd"/>
-      <w:r>
-        <w:rPr>
-          <w:rFonts w:ascii="Consolas" w:hAnsi="Consolas" w:cs="Consolas"/>
-          <w:color w:val="000000"/>
-          <w:sz w:val="44"/>
-          <w:szCs w:val="44"/>
-        </w:rPr>
-        <w:t>.reflect.Modifier</w:t>
-      </w:r>
-      <w:proofErr w:type="spellEnd"/>
-      <w:r>
-        <w:rPr>
-          <w:rFonts w:ascii="Consolas" w:hAnsi="Consolas" w:cs="Consolas"/>
-          <w:color w:val="000000"/>
-          <w:sz w:val="44"/>
-          <w:szCs w:val="44"/>
-        </w:rPr>
-        <w:t>;</w:t>
+        <w:t xml:space="preserve"> java.lang.reflect.Modifier;</w:t>
       </w:r>
     </w:p>
     <w:p>
@@ -5195,29 +4417,8 @@
           <w:sz w:val="44"/>
           <w:szCs w:val="44"/>
         </w:rPr>
-        <w:t xml:space="preserve"> </w:t>
-      </w:r>
-      <w:proofErr w:type="gramStart"/>
-      <w:r>
-        <w:rPr>
-          <w:rFonts w:ascii="Consolas" w:hAnsi="Consolas" w:cs="Consolas"/>
-          <w:color w:val="000000"/>
-          <w:sz w:val="44"/>
-          <w:szCs w:val="44"/>
-        </w:rPr>
-        <w:t>main(</w:t>
-      </w:r>
-      <w:proofErr w:type="gramEnd"/>
-      <w:r>
-        <w:rPr>
-          <w:rFonts w:ascii="Consolas" w:hAnsi="Consolas" w:cs="Consolas"/>
-          <w:color w:val="000000"/>
-          <w:sz w:val="44"/>
-          <w:szCs w:val="44"/>
-        </w:rPr>
-        <w:t xml:space="preserve">String[] </w:t>
-      </w:r>
-      <w:proofErr w:type="spellStart"/>
+        <w:t xml:space="preserve"> main(String[] </w:t>
+      </w:r>
       <w:r>
         <w:rPr>
           <w:rFonts w:ascii="Consolas" w:hAnsi="Consolas" w:cs="Consolas"/>
@@ -5227,7 +4428,6 @@
         </w:rPr>
         <w:t>args</w:t>
       </w:r>
-      <w:proofErr w:type="spellEnd"/>
       <w:r>
         <w:rPr>
           <w:rFonts w:ascii="Consolas" w:hAnsi="Consolas" w:cs="Consolas"/>
@@ -5305,27 +4505,7 @@
           <w:sz w:val="44"/>
           <w:szCs w:val="44"/>
         </w:rPr>
-        <w:t xml:space="preserve"> </w:t>
-      </w:r>
-      <w:proofErr w:type="gramStart"/>
-      <w:r>
-        <w:rPr>
-          <w:rFonts w:ascii="Consolas" w:hAnsi="Consolas" w:cs="Consolas"/>
-          <w:color w:val="000000"/>
-          <w:sz w:val="44"/>
-          <w:szCs w:val="44"/>
-        </w:rPr>
-        <w:t>Employee(</w:t>
-      </w:r>
-      <w:proofErr w:type="gramEnd"/>
-      <w:r>
-        <w:rPr>
-          <w:rFonts w:ascii="Consolas" w:hAnsi="Consolas" w:cs="Consolas"/>
-          <w:color w:val="000000"/>
-          <w:sz w:val="44"/>
-          <w:szCs w:val="44"/>
-        </w:rPr>
-        <w:t>);</w:t>
+        <w:t xml:space="preserve"> Employee();</w:t>
       </w:r>
     </w:p>
     <w:p>
@@ -5395,8 +4575,6 @@
         </w:rPr>
         <w:t xml:space="preserve"> = </w:t>
       </w:r>
-      <w:proofErr w:type="spellStart"/>
-      <w:proofErr w:type="gramStart"/>
       <w:r>
         <w:rPr>
           <w:rFonts w:ascii="Consolas" w:hAnsi="Consolas" w:cs="Consolas"/>
@@ -5413,18 +4591,7 @@
           <w:sz w:val="44"/>
           <w:szCs w:val="44"/>
         </w:rPr>
-        <w:t>.getClass</w:t>
-      </w:r>
-      <w:proofErr w:type="spellEnd"/>
-      <w:proofErr w:type="gramEnd"/>
-      <w:r>
-        <w:rPr>
-          <w:rFonts w:ascii="Consolas" w:hAnsi="Consolas" w:cs="Consolas"/>
-          <w:color w:val="000000"/>
-          <w:sz w:val="44"/>
-          <w:szCs w:val="44"/>
-        </w:rPr>
-        <w:t>();</w:t>
+        <w:t>.getClass();</w:t>
       </w:r>
     </w:p>
     <w:p>
@@ -5457,26 +4624,7 @@
           <w:szCs w:val="44"/>
         </w:rPr>
         <w:tab/>
-      </w:r>
-      <w:proofErr w:type="gramStart"/>
-      <w:r>
-        <w:rPr>
-          <w:rFonts w:ascii="Consolas" w:hAnsi="Consolas" w:cs="Consolas"/>
-          <w:color w:val="000000"/>
-          <w:sz w:val="44"/>
-          <w:szCs w:val="44"/>
-        </w:rPr>
-        <w:t>Method[</w:t>
-      </w:r>
-      <w:proofErr w:type="gramEnd"/>
-      <w:r>
-        <w:rPr>
-          <w:rFonts w:ascii="Consolas" w:hAnsi="Consolas" w:cs="Consolas"/>
-          <w:color w:val="000000"/>
-          <w:sz w:val="44"/>
-          <w:szCs w:val="44"/>
-        </w:rPr>
-        <w:t xml:space="preserve">] </w:t>
+        <w:t xml:space="preserve">Method[] </w:t>
       </w:r>
       <w:r>
         <w:rPr>
@@ -5496,7 +4644,6 @@
         </w:rPr>
         <w:t xml:space="preserve"> = </w:t>
       </w:r>
-      <w:proofErr w:type="spellStart"/>
       <w:r>
         <w:rPr>
           <w:rFonts w:ascii="Consolas" w:hAnsi="Consolas" w:cs="Consolas"/>
@@ -5513,17 +4660,7 @@
           <w:sz w:val="44"/>
           <w:szCs w:val="44"/>
         </w:rPr>
-        <w:t>.getDeclaredMethods</w:t>
-      </w:r>
-      <w:proofErr w:type="spellEnd"/>
-      <w:r>
-        <w:rPr>
-          <w:rFonts w:ascii="Consolas" w:hAnsi="Consolas" w:cs="Consolas"/>
-          <w:color w:val="000000"/>
-          <w:sz w:val="44"/>
-          <w:szCs w:val="44"/>
-        </w:rPr>
-        <w:t xml:space="preserve">(); </w:t>
+        <w:t xml:space="preserve">.getDeclaredMethods(); </w:t>
       </w:r>
       <w:r>
         <w:rPr>
@@ -5532,27 +4669,7 @@
           <w:sz w:val="44"/>
           <w:szCs w:val="44"/>
         </w:rPr>
-        <w:t>//</w:t>
-      </w:r>
-      <w:proofErr w:type="spellStart"/>
-      <w:r>
-        <w:rPr>
-          <w:rFonts w:ascii="Consolas" w:hAnsi="Consolas" w:cs="Consolas"/>
-          <w:color w:val="3F7F5F"/>
-          <w:sz w:val="44"/>
-          <w:szCs w:val="44"/>
-        </w:rPr>
-        <w:t>c.getMethods</w:t>
-      </w:r>
-      <w:proofErr w:type="spellEnd"/>
-      <w:r>
-        <w:rPr>
-          <w:rFonts w:ascii="Consolas" w:hAnsi="Consolas" w:cs="Consolas"/>
-          <w:color w:val="3F7F5F"/>
-          <w:sz w:val="44"/>
-          <w:szCs w:val="44"/>
-        </w:rPr>
-        <w:t>();</w:t>
+        <w:t>//c.getMethods();</w:t>
       </w:r>
     </w:p>
     <w:p>
@@ -5616,7 +4733,6 @@
         </w:rPr>
         <w:tab/>
       </w:r>
-      <w:proofErr w:type="gramStart"/>
       <w:r>
         <w:rPr>
           <w:rFonts w:ascii="Consolas" w:hAnsi="Consolas" w:cs="Consolas"/>
@@ -5635,19 +4751,8 @@
           <w:sz w:val="44"/>
           <w:szCs w:val="44"/>
         </w:rPr>
-        <w:t>(</w:t>
-      </w:r>
-      <w:proofErr w:type="gramEnd"/>
-      <w:r>
-        <w:rPr>
-          <w:rFonts w:ascii="Consolas" w:hAnsi="Consolas" w:cs="Consolas"/>
-          <w:color w:val="000000"/>
-          <w:sz w:val="44"/>
-          <w:szCs w:val="44"/>
-        </w:rPr>
-        <w:t xml:space="preserve">Method </w:t>
-      </w:r>
-      <w:proofErr w:type="spellStart"/>
+        <w:t xml:space="preserve">(Method </w:t>
+      </w:r>
       <w:r>
         <w:rPr>
           <w:rFonts w:ascii="Consolas" w:hAnsi="Consolas" w:cs="Consolas"/>
@@ -5675,7 +4780,6 @@
         </w:rPr>
         <w:t>methods</w:t>
       </w:r>
-      <w:proofErr w:type="spellEnd"/>
       <w:r>
         <w:rPr>
           <w:rFonts w:ascii="Consolas" w:hAnsi="Consolas" w:cs="Consolas"/>
@@ -5768,25 +4872,14 @@
         </w:rPr>
         <w:t>if</w:t>
       </w:r>
-      <w:proofErr w:type="gramStart"/>
-      <w:r>
-        <w:rPr>
-          <w:rFonts w:ascii="Consolas" w:hAnsi="Consolas" w:cs="Consolas"/>
-          <w:color w:val="000000"/>
-          <w:sz w:val="44"/>
-          <w:szCs w:val="44"/>
-        </w:rPr>
-        <w:t>(!</w:t>
-      </w:r>
-      <w:proofErr w:type="spellStart"/>
-      <w:r>
-        <w:rPr>
-          <w:rFonts w:ascii="Consolas" w:hAnsi="Consolas" w:cs="Consolas"/>
-          <w:color w:val="000000"/>
-          <w:sz w:val="44"/>
-          <w:szCs w:val="44"/>
-        </w:rPr>
-        <w:t>Modifier.</w:t>
+      <w:r>
+        <w:rPr>
+          <w:rFonts w:ascii="Consolas" w:hAnsi="Consolas" w:cs="Consolas"/>
+          <w:color w:val="000000"/>
+          <w:sz w:val="44"/>
+          <w:szCs w:val="44"/>
+        </w:rPr>
+        <w:t>(!Modifier.</w:t>
       </w:r>
       <w:r>
         <w:rPr>
@@ -5799,8 +4892,6 @@
         </w:rPr>
         <w:t>isPublic</w:t>
       </w:r>
-      <w:proofErr w:type="spellEnd"/>
-      <w:proofErr w:type="gramEnd"/>
       <w:r>
         <w:rPr>
           <w:rFonts w:ascii="Consolas" w:hAnsi="Consolas" w:cs="Consolas"/>
@@ -5810,7 +4901,6 @@
         </w:rPr>
         <w:t>(</w:t>
       </w:r>
-      <w:proofErr w:type="spellStart"/>
       <w:r>
         <w:rPr>
           <w:rFonts w:ascii="Consolas" w:hAnsi="Consolas" w:cs="Consolas"/>
@@ -5827,17 +4917,7 @@
           <w:sz w:val="44"/>
           <w:szCs w:val="44"/>
         </w:rPr>
-        <w:t>.getModifiers</w:t>
-      </w:r>
-      <w:proofErr w:type="spellEnd"/>
-      <w:r>
-        <w:rPr>
-          <w:rFonts w:ascii="Consolas" w:hAnsi="Consolas" w:cs="Consolas"/>
-          <w:color w:val="000000"/>
-          <w:sz w:val="44"/>
-          <w:szCs w:val="44"/>
-        </w:rPr>
-        <w:t>()))</w:t>
+        <w:t>.getModifiers()))</w:t>
       </w:r>
     </w:p>
     <w:p>
@@ -5887,15 +4967,6 @@
           <w:szCs w:val="44"/>
         </w:rPr>
         <w:tab/>
-      </w:r>
-      <w:proofErr w:type="spellStart"/>
-      <w:r>
-        <w:rPr>
-          <w:rFonts w:ascii="Consolas" w:hAnsi="Consolas" w:cs="Consolas"/>
-          <w:color w:val="000000"/>
-          <w:sz w:val="44"/>
-          <w:szCs w:val="44"/>
-        </w:rPr>
         <w:t>System.</w:t>
       </w:r>
       <w:r>
@@ -5918,20 +4989,8 @@
           <w:sz w:val="44"/>
           <w:szCs w:val="44"/>
         </w:rPr>
-        <w:t>.println</w:t>
-      </w:r>
-      <w:proofErr w:type="spellEnd"/>
-      <w:r>
-        <w:rPr>
-          <w:rFonts w:ascii="Consolas" w:hAnsi="Consolas" w:cs="Consolas"/>
-          <w:color w:val="000000"/>
-          <w:sz w:val="44"/>
-          <w:szCs w:val="44"/>
-        </w:rPr>
-        <w:t>(</w:t>
-      </w:r>
-      <w:proofErr w:type="spellStart"/>
-      <w:proofErr w:type="gramStart"/>
+        <w:t>.println(</w:t>
+      </w:r>
       <w:r>
         <w:rPr>
           <w:rFonts w:ascii="Consolas" w:hAnsi="Consolas" w:cs="Consolas"/>
@@ -5948,18 +5007,7 @@
           <w:sz w:val="44"/>
           <w:szCs w:val="44"/>
         </w:rPr>
-        <w:t>.getName</w:t>
-      </w:r>
-      <w:proofErr w:type="spellEnd"/>
-      <w:proofErr w:type="gramEnd"/>
-      <w:r>
-        <w:rPr>
-          <w:rFonts w:ascii="Consolas" w:hAnsi="Consolas" w:cs="Consolas"/>
-          <w:color w:val="000000"/>
-          <w:sz w:val="44"/>
-          <w:szCs w:val="44"/>
-        </w:rPr>
-        <w:t>());</w:t>
+        <w:t>.getName());</w:t>
       </w:r>
     </w:p>
     <w:p>
@@ -6212,16 +5260,8 @@
         <w:rPr>
           <w:lang w:val="en-US"/>
         </w:rPr>
-        <w:t xml:space="preserve">nterface </w:t>
-      </w:r>
-      <w:proofErr w:type="spellStart"/>
-      <w:r>
-        <w:rPr>
-          <w:lang w:val="en-US"/>
-        </w:rPr>
-        <w:t>MyAnnotation</w:t>
-      </w:r>
-      <w:proofErr w:type="spellEnd"/>
+        <w:t>nterface MyAnnotation</w:t>
+      </w:r>
     </w:p>
     <w:p>
       <w:pPr>
@@ -6299,29 +5339,7 @@
           <w:sz w:val="44"/>
           <w:szCs w:val="44"/>
         </w:rPr>
-        <w:t xml:space="preserve"> </w:t>
-      </w:r>
-      <w:proofErr w:type="spellStart"/>
-      <w:proofErr w:type="gramStart"/>
-      <w:r>
-        <w:rPr>
-          <w:rFonts w:ascii="Consolas" w:hAnsi="Consolas" w:cs="Consolas"/>
-          <w:color w:val="000000"/>
-          <w:sz w:val="44"/>
-          <w:szCs w:val="44"/>
-        </w:rPr>
-        <w:t>com.ust.demo</w:t>
-      </w:r>
-      <w:proofErr w:type="spellEnd"/>
-      <w:proofErr w:type="gramEnd"/>
-      <w:r>
-        <w:rPr>
-          <w:rFonts w:ascii="Consolas" w:hAnsi="Consolas" w:cs="Consolas"/>
-          <w:color w:val="000000"/>
-          <w:sz w:val="44"/>
-          <w:szCs w:val="44"/>
-        </w:rPr>
-        <w:t>;</w:t>
+        <w:t xml:space="preserve"> com.ust.demo;</w:t>
       </w:r>
     </w:p>
     <w:p>
@@ -6387,28 +5405,7 @@
           <w:sz w:val="44"/>
           <w:szCs w:val="44"/>
         </w:rPr>
-        <w:t xml:space="preserve"> </w:t>
-      </w:r>
-      <w:proofErr w:type="spellStart"/>
-      <w:proofErr w:type="gramStart"/>
-      <w:r>
-        <w:rPr>
-          <w:rFonts w:ascii="Consolas" w:hAnsi="Consolas" w:cs="Consolas"/>
-          <w:color w:val="000000"/>
-          <w:sz w:val="44"/>
-          <w:szCs w:val="44"/>
-        </w:rPr>
-        <w:t>java.lang</w:t>
-      </w:r>
-      <w:proofErr w:type="gramEnd"/>
-      <w:r>
-        <w:rPr>
-          <w:rFonts w:ascii="Consolas" w:hAnsi="Consolas" w:cs="Consolas"/>
-          <w:color w:val="000000"/>
-          <w:sz w:val="44"/>
-          <w:szCs w:val="44"/>
-        </w:rPr>
-        <w:t>.annotation.RetentionPolicy.</w:t>
+        <w:t xml:space="preserve"> java.lang.annotation.RetentionPolicy.</w:t>
       </w:r>
       <w:r>
         <w:rPr>
@@ -6423,7 +5420,6 @@
         </w:rPr>
         <w:t>RUNTIME</w:t>
       </w:r>
-      <w:proofErr w:type="spellEnd"/>
       <w:r>
         <w:rPr>
           <w:rFonts w:ascii="Consolas" w:hAnsi="Consolas" w:cs="Consolas"/>
@@ -6479,8 +5475,6 @@
         </w:rPr>
         <w:t xml:space="preserve"> </w:t>
       </w:r>
-      <w:proofErr w:type="spellStart"/>
-      <w:proofErr w:type="gramStart"/>
       <w:r>
         <w:rPr>
           <w:rFonts w:ascii="Consolas" w:hAnsi="Consolas" w:cs="Consolas"/>
@@ -6489,20 +5483,8 @@
           <w:szCs w:val="44"/>
           <w:u w:val="single"/>
         </w:rPr>
-        <w:t>java.lang</w:t>
-      </w:r>
-      <w:proofErr w:type="gramEnd"/>
-      <w:r>
-        <w:rPr>
-          <w:rFonts w:ascii="Consolas" w:hAnsi="Consolas" w:cs="Consolas"/>
-          <w:color w:val="000000"/>
-          <w:sz w:val="44"/>
-          <w:szCs w:val="44"/>
-          <w:u w:val="single"/>
-        </w:rPr>
-        <w:t>.annotation.ElementType</w:t>
-      </w:r>
-      <w:proofErr w:type="spellEnd"/>
+        <w:t>java.lang.annotation.ElementType</w:t>
+      </w:r>
       <w:r>
         <w:rPr>
           <w:rFonts w:ascii="Consolas" w:hAnsi="Consolas" w:cs="Consolas"/>
@@ -6543,38 +5525,7 @@
           <w:sz w:val="44"/>
           <w:szCs w:val="44"/>
         </w:rPr>
-        <w:t xml:space="preserve"> </w:t>
-      </w:r>
-      <w:proofErr w:type="spellStart"/>
-      <w:proofErr w:type="gramStart"/>
-      <w:r>
-        <w:rPr>
-          <w:rFonts w:ascii="Consolas" w:hAnsi="Consolas" w:cs="Consolas"/>
-          <w:color w:val="000000"/>
-          <w:sz w:val="44"/>
-          <w:szCs w:val="44"/>
-        </w:rPr>
-        <w:t>java.lang</w:t>
-      </w:r>
-      <w:proofErr w:type="gramEnd"/>
-      <w:r>
-        <w:rPr>
-          <w:rFonts w:ascii="Consolas" w:hAnsi="Consolas" w:cs="Consolas"/>
-          <w:color w:val="000000"/>
-          <w:sz w:val="44"/>
-          <w:szCs w:val="44"/>
-        </w:rPr>
-        <w:t>.annotation.Retention</w:t>
-      </w:r>
-      <w:proofErr w:type="spellEnd"/>
-      <w:r>
-        <w:rPr>
-          <w:rFonts w:ascii="Consolas" w:hAnsi="Consolas" w:cs="Consolas"/>
-          <w:color w:val="000000"/>
-          <w:sz w:val="44"/>
-          <w:szCs w:val="44"/>
-        </w:rPr>
-        <w:t>;</w:t>
+        <w:t xml:space="preserve"> java.lang.annotation.Retention;</w:t>
       </w:r>
     </w:p>
     <w:p>
@@ -6609,8 +5560,6 @@
         </w:rPr>
         <w:t xml:space="preserve"> </w:t>
       </w:r>
-      <w:proofErr w:type="spellStart"/>
-      <w:proofErr w:type="gramStart"/>
       <w:r>
         <w:rPr>
           <w:rFonts w:ascii="Consolas" w:hAnsi="Consolas" w:cs="Consolas"/>
@@ -6619,20 +5568,8 @@
           <w:szCs w:val="44"/>
           <w:u w:val="single"/>
         </w:rPr>
-        <w:t>java.lang</w:t>
-      </w:r>
-      <w:proofErr w:type="gramEnd"/>
-      <w:r>
-        <w:rPr>
-          <w:rFonts w:ascii="Consolas" w:hAnsi="Consolas" w:cs="Consolas"/>
-          <w:color w:val="000000"/>
-          <w:sz w:val="44"/>
-          <w:szCs w:val="44"/>
-          <w:u w:val="single"/>
-        </w:rPr>
-        <w:t>.annotation.Target</w:t>
-      </w:r>
-      <w:proofErr w:type="spellEnd"/>
+        <w:t>java.lang.annotation.Target</w:t>
+      </w:r>
       <w:r>
         <w:rPr>
           <w:rFonts w:ascii="Consolas" w:hAnsi="Consolas" w:cs="Consolas"/>
@@ -6675,17 +5612,7 @@
           <w:sz w:val="44"/>
           <w:szCs w:val="44"/>
         </w:rPr>
-        <w:t>@</w:t>
-      </w:r>
-      <w:proofErr w:type="gramStart"/>
-      <w:r>
-        <w:rPr>
-          <w:rFonts w:ascii="Consolas" w:hAnsi="Consolas" w:cs="Consolas"/>
-          <w:color w:val="646464"/>
-          <w:sz w:val="44"/>
-          <w:szCs w:val="44"/>
-        </w:rPr>
-        <w:t>Retention</w:t>
+        <w:t>@Retention</w:t>
       </w:r>
       <w:r>
         <w:rPr>
@@ -6696,7 +5623,6 @@
         </w:rPr>
         <w:t>(</w:t>
       </w:r>
-      <w:proofErr w:type="gramEnd"/>
       <w:r>
         <w:rPr>
           <w:rFonts w:ascii="Consolas" w:hAnsi="Consolas" w:cs="Consolas"/>
@@ -6739,47 +5665,7 @@
           <w:sz w:val="44"/>
           <w:szCs w:val="44"/>
         </w:rPr>
-        <w:t>//@</w:t>
-      </w:r>
-      <w:proofErr w:type="gramStart"/>
-      <w:r>
-        <w:rPr>
-          <w:rFonts w:ascii="Consolas" w:hAnsi="Consolas" w:cs="Consolas"/>
-          <w:color w:val="3F7F5F"/>
-          <w:sz w:val="44"/>
-          <w:szCs w:val="44"/>
-        </w:rPr>
-        <w:t>Target(</w:t>
-      </w:r>
-      <w:proofErr w:type="gramEnd"/>
-      <w:r>
-        <w:rPr>
-          <w:rFonts w:ascii="Consolas" w:hAnsi="Consolas" w:cs="Consolas"/>
-          <w:color w:val="3F7F5F"/>
-          <w:sz w:val="44"/>
-          <w:szCs w:val="44"/>
-        </w:rPr>
-        <w:t xml:space="preserve">{ElementType.TYPE,ElementType.FIELD, </w:t>
-      </w:r>
-      <w:proofErr w:type="spellStart"/>
-      <w:r>
-        <w:rPr>
-          <w:rFonts w:ascii="Consolas" w:hAnsi="Consolas" w:cs="Consolas"/>
-          <w:color w:val="3F7F5F"/>
-          <w:sz w:val="44"/>
-          <w:szCs w:val="44"/>
-        </w:rPr>
-        <w:t>ElementType.CONSTRUCTOR</w:t>
-      </w:r>
-      <w:proofErr w:type="spellEnd"/>
-      <w:r>
-        <w:rPr>
-          <w:rFonts w:ascii="Consolas" w:hAnsi="Consolas" w:cs="Consolas"/>
-          <w:color w:val="3F7F5F"/>
-          <w:sz w:val="44"/>
-          <w:szCs w:val="44"/>
-        </w:rPr>
-        <w:t>})</w:t>
+        <w:t>//@Target({ElementType.TYPE,ElementType.FIELD, ElementType.CONSTRUCTOR})</w:t>
       </w:r>
     </w:p>
     <w:p>
@@ -7142,21 +6028,7 @@
         <w:rPr>
           <w:lang w:val="en-US"/>
         </w:rPr>
-        <w:t xml:space="preserve">Write a SELECT statement on </w:t>
-      </w:r>
-      <w:proofErr w:type="gramStart"/>
-      <w:r>
-        <w:rPr>
-          <w:lang w:val="en-US"/>
-        </w:rPr>
-        <w:t>HR.EMPLOYEES</w:t>
-      </w:r>
-      <w:proofErr w:type="gramEnd"/>
-      <w:r>
-        <w:rPr>
-          <w:lang w:val="en-US"/>
-        </w:rPr>
-        <w:t xml:space="preserve"> to display the </w:t>
+        <w:t xml:space="preserve">Write a SELECT statement on HR.EMPLOYEES to display the </w:t>
       </w:r>
     </w:p>
     <w:p>
@@ -7233,48 +6105,20 @@
         <w:rPr>
           <w:lang w:val="en-US"/>
         </w:rPr>
-        <w:t xml:space="preserve">FROM </w:t>
-      </w:r>
-      <w:proofErr w:type="gramStart"/>
-      <w:r>
-        <w:rPr>
-          <w:lang w:val="en-US"/>
-        </w:rPr>
-        <w:t>HR.EMPLOYEES</w:t>
-      </w:r>
-      <w:proofErr w:type="gramEnd"/>
-      <w:r>
-        <w:rPr>
-          <w:lang w:val="en-US"/>
-        </w:rPr>
-        <w:t xml:space="preserve"> </w:t>
-      </w:r>
-    </w:p>
-    <w:p>
-      <w:pPr>
-        <w:rPr>
-          <w:lang w:val="en-US"/>
-        </w:rPr>
-      </w:pPr>
-      <w:r>
-        <w:rPr>
-          <w:lang w:val="en-US"/>
-        </w:rPr>
-        <w:t>WHERE JOB_ID</w:t>
-      </w:r>
-      <w:proofErr w:type="gramStart"/>
-      <w:r>
-        <w:rPr>
-          <w:lang w:val="en-US"/>
-        </w:rPr>
-        <w:t>=(</w:t>
-      </w:r>
-      <w:proofErr w:type="gramEnd"/>
-      <w:r>
-        <w:rPr>
-          <w:lang w:val="en-US"/>
-        </w:rPr>
-        <w:t>SELECT JOB_ID FROM HR.EMPLOYEES WHERE EMPLOYEE_ID=119)</w:t>
+        <w:t xml:space="preserve">FROM HR.EMPLOYEES </w:t>
+      </w:r>
+    </w:p>
+    <w:p>
+      <w:pPr>
+        <w:rPr>
+          <w:lang w:val="en-US"/>
+        </w:rPr>
+      </w:pPr>
+      <w:r>
+        <w:rPr>
+          <w:lang w:val="en-US"/>
+        </w:rPr>
+        <w:t>WHERE JOB_ID=(SELECT JOB_ID FROM HR.EMPLOYEES WHERE EMPLOYEE_ID=119)</w:t>
       </w:r>
     </w:p>
     <w:p>
@@ -7604,21 +6448,7 @@
         <w:rPr>
           <w:lang w:val="en-US"/>
         </w:rPr>
-        <w:t xml:space="preserve">WHERE EXISTS (SELECT * FROM PRODUCTS P WHERE </w:t>
-      </w:r>
-      <w:proofErr w:type="gramStart"/>
-      <w:r>
-        <w:rPr>
-          <w:lang w:val="en-US"/>
-        </w:rPr>
-        <w:t>P.ID=O.ID</w:t>
-      </w:r>
-      <w:proofErr w:type="gramEnd"/>
-      <w:r>
-        <w:rPr>
-          <w:lang w:val="en-US"/>
-        </w:rPr>
-        <w:t>)</w:t>
+        <w:t>WHERE EXISTS (SELECT * FROM PRODUCTS P WHERE P.ID=O.ID)</w:t>
       </w:r>
     </w:p>
     <w:p>
@@ -7676,22 +6506,7 @@
           <w:lang w:val="en-US"/>
         </w:rPr>
         <w:tab/>
-      </w:r>
-      <w:proofErr w:type="spellStart"/>
-      <w:proofErr w:type="gramStart"/>
-      <w:r>
-        <w:rPr>
-          <w:lang w:val="en-US"/>
-        </w:rPr>
-        <w:t>Lets</w:t>
-      </w:r>
-      <w:proofErr w:type="spellEnd"/>
-      <w:proofErr w:type="gramEnd"/>
-      <w:r>
-        <w:rPr>
-          <w:lang w:val="en-US"/>
-        </w:rPr>
-        <w:t xml:space="preserve"> discuss during correlated sub query.</w:t>
+        <w:t>Lets discuss during correlated sub query.</w:t>
       </w:r>
     </w:p>
     <w:p>
@@ -7826,9 +6641,18 @@
           <w:szCs w:val="20"/>
           <w:lang w:eastAsia="en-IN"/>
         </w:rPr>
-        <w:t> (</w:t>
-      </w:r>
-      <w:proofErr w:type="spellStart"/>
+        <w:t> (manager_id, department_id) </w:t>
+      </w:r>
+      <w:r>
+        <w:rPr>
+          <w:rFonts w:ascii="CourierNewPSMT" w:eastAsia="Times New Roman" w:hAnsi="CourierNewPSMT" w:cs="Times New Roman"/>
+          <w:color w:val="0000FF"/>
+          <w:sz w:val="20"/>
+          <w:szCs w:val="20"/>
+          <w:lang w:eastAsia="en-IN"/>
+        </w:rPr>
+        <w:t>IN</w:t>
+      </w:r>
       <w:r>
         <w:rPr>
           <w:rFonts w:ascii="CourierNewPSMT" w:eastAsia="Times New Roman" w:hAnsi="CourierNewPSMT" w:cs="Times New Roman"/>
@@ -7837,9 +6661,18 @@
           <w:szCs w:val="20"/>
           <w:lang w:eastAsia="en-IN"/>
         </w:rPr>
-        <w:t>manager_id</w:t>
-      </w:r>
-      <w:proofErr w:type="spellEnd"/>
+        <w:t> (</w:t>
+      </w:r>
+      <w:r>
+        <w:rPr>
+          <w:rFonts w:ascii="CourierNewPSMT" w:eastAsia="Times New Roman" w:hAnsi="CourierNewPSMT" w:cs="Times New Roman"/>
+          <w:color w:val="0000FF"/>
+          <w:sz w:val="20"/>
+          <w:szCs w:val="20"/>
+          <w:lang w:eastAsia="en-IN"/>
+        </w:rPr>
+        <w:t>SELECT</w:t>
+      </w:r>
       <w:r>
         <w:rPr>
           <w:rFonts w:ascii="CourierNewPSMT" w:eastAsia="Times New Roman" w:hAnsi="CourierNewPSMT" w:cs="Times New Roman"/>
@@ -7848,10 +6681,12 @@
           <w:szCs w:val="20"/>
           <w:lang w:eastAsia="en-IN"/>
         </w:rPr>
-        <w:t xml:space="preserve">, </w:t>
-      </w:r>
-      <w:proofErr w:type="spellStart"/>
-      <w:r>
+        <w:t> manager_id,</w:t>
+      </w:r>
+    </w:p>
+    <w:p>
+      <w:pPr>
+        <w:spacing w:after="0" w:line="240" w:lineRule="auto"/>
         <w:rPr>
           <w:rFonts w:ascii="CourierNewPSMT" w:eastAsia="Times New Roman" w:hAnsi="CourierNewPSMT" w:cs="Times New Roman"/>
           <w:color w:val="4D5156"/>
@@ -7859,9 +6694,7 @@
           <w:szCs w:val="20"/>
           <w:lang w:eastAsia="en-IN"/>
         </w:rPr>
-        <w:t>department_id</w:t>
-      </w:r>
-      <w:proofErr w:type="spellEnd"/>
+      </w:pPr>
       <w:r>
         <w:rPr>
           <w:rFonts w:ascii="CourierNewPSMT" w:eastAsia="Times New Roman" w:hAnsi="CourierNewPSMT" w:cs="Times New Roman"/>
@@ -7870,8 +6703,20 @@
           <w:szCs w:val="20"/>
           <w:lang w:eastAsia="en-IN"/>
         </w:rPr>
-        <w:t>) </w:t>
-      </w:r>
+        <w:t>  department_id</w:t>
+      </w:r>
+    </w:p>
+    <w:p>
+      <w:pPr>
+        <w:spacing w:after="0" w:line="240" w:lineRule="auto"/>
+        <w:rPr>
+          <w:rFonts w:ascii="CourierNewPSMT" w:eastAsia="Times New Roman" w:hAnsi="CourierNewPSMT" w:cs="Times New Roman"/>
+          <w:color w:val="4D5156"/>
+          <w:sz w:val="20"/>
+          <w:szCs w:val="20"/>
+          <w:lang w:eastAsia="en-IN"/>
+        </w:rPr>
+      </w:pPr>
       <w:r>
         <w:rPr>
           <w:rFonts w:ascii="CourierNewPSMT" w:eastAsia="Times New Roman" w:hAnsi="CourierNewPSMT" w:cs="Times New Roman"/>
@@ -7880,7 +6725,7 @@
           <w:szCs w:val="20"/>
           <w:lang w:eastAsia="en-IN"/>
         </w:rPr>
-        <w:t>IN</w:t>
+        <w:t>  FROM</w:t>
       </w:r>
       <w:r>
         <w:rPr>
@@ -7890,114 +6735,6 @@
           <w:szCs w:val="20"/>
           <w:lang w:eastAsia="en-IN"/>
         </w:rPr>
-        <w:t> (</w:t>
-      </w:r>
-      <w:r>
-        <w:rPr>
-          <w:rFonts w:ascii="CourierNewPSMT" w:eastAsia="Times New Roman" w:hAnsi="CourierNewPSMT" w:cs="Times New Roman"/>
-          <w:color w:val="0000FF"/>
-          <w:sz w:val="20"/>
-          <w:szCs w:val="20"/>
-          <w:lang w:eastAsia="en-IN"/>
-        </w:rPr>
-        <w:t>SELECT</w:t>
-      </w:r>
-      <w:r>
-        <w:rPr>
-          <w:rFonts w:ascii="CourierNewPSMT" w:eastAsia="Times New Roman" w:hAnsi="CourierNewPSMT" w:cs="Times New Roman"/>
-          <w:color w:val="4D5156"/>
-          <w:sz w:val="20"/>
-          <w:szCs w:val="20"/>
-          <w:lang w:eastAsia="en-IN"/>
-        </w:rPr>
-        <w:t> </w:t>
-      </w:r>
-      <w:proofErr w:type="spellStart"/>
-      <w:r>
-        <w:rPr>
-          <w:rFonts w:ascii="CourierNewPSMT" w:eastAsia="Times New Roman" w:hAnsi="CourierNewPSMT" w:cs="Times New Roman"/>
-          <w:color w:val="4D5156"/>
-          <w:sz w:val="20"/>
-          <w:szCs w:val="20"/>
-          <w:lang w:eastAsia="en-IN"/>
-        </w:rPr>
-        <w:t>manager_id</w:t>
-      </w:r>
-      <w:proofErr w:type="spellEnd"/>
-      <w:r>
-        <w:rPr>
-          <w:rFonts w:ascii="CourierNewPSMT" w:eastAsia="Times New Roman" w:hAnsi="CourierNewPSMT" w:cs="Times New Roman"/>
-          <w:color w:val="4D5156"/>
-          <w:sz w:val="20"/>
-          <w:szCs w:val="20"/>
-          <w:lang w:eastAsia="en-IN"/>
-        </w:rPr>
-        <w:t>,</w:t>
-      </w:r>
-    </w:p>
-    <w:p>
-      <w:pPr>
-        <w:spacing w:after="0" w:line="240" w:lineRule="auto"/>
-        <w:rPr>
-          <w:rFonts w:ascii="CourierNewPSMT" w:eastAsia="Times New Roman" w:hAnsi="CourierNewPSMT" w:cs="Times New Roman"/>
-          <w:color w:val="4D5156"/>
-          <w:sz w:val="20"/>
-          <w:szCs w:val="20"/>
-          <w:lang w:eastAsia="en-IN"/>
-        </w:rPr>
-      </w:pPr>
-      <w:r>
-        <w:rPr>
-          <w:rFonts w:ascii="CourierNewPSMT" w:eastAsia="Times New Roman" w:hAnsi="CourierNewPSMT" w:cs="Times New Roman"/>
-          <w:color w:val="4D5156"/>
-          <w:sz w:val="20"/>
-          <w:szCs w:val="20"/>
-          <w:lang w:eastAsia="en-IN"/>
-        </w:rPr>
-        <w:t>  </w:t>
-      </w:r>
-      <w:proofErr w:type="spellStart"/>
-      <w:r>
-        <w:rPr>
-          <w:rFonts w:ascii="CourierNewPSMT" w:eastAsia="Times New Roman" w:hAnsi="CourierNewPSMT" w:cs="Times New Roman"/>
-          <w:color w:val="4D5156"/>
-          <w:sz w:val="20"/>
-          <w:szCs w:val="20"/>
-          <w:lang w:eastAsia="en-IN"/>
-        </w:rPr>
-        <w:t>department_id</w:t>
-      </w:r>
-      <w:proofErr w:type="spellEnd"/>
-    </w:p>
-    <w:p>
-      <w:pPr>
-        <w:spacing w:after="0" w:line="240" w:lineRule="auto"/>
-        <w:rPr>
-          <w:rFonts w:ascii="CourierNewPSMT" w:eastAsia="Times New Roman" w:hAnsi="CourierNewPSMT" w:cs="Times New Roman"/>
-          <w:color w:val="4D5156"/>
-          <w:sz w:val="20"/>
-          <w:szCs w:val="20"/>
-          <w:lang w:eastAsia="en-IN"/>
-        </w:rPr>
-      </w:pPr>
-      <w:r>
-        <w:rPr>
-          <w:rFonts w:ascii="CourierNewPSMT" w:eastAsia="Times New Roman" w:hAnsi="CourierNewPSMT" w:cs="Times New Roman"/>
-          <w:color w:val="0000FF"/>
-          <w:sz w:val="20"/>
-          <w:szCs w:val="20"/>
-          <w:lang w:eastAsia="en-IN"/>
-        </w:rPr>
-        <w:t>  FROM</w:t>
-      </w:r>
-      <w:r>
-        <w:rPr>
-          <w:rFonts w:ascii="CourierNewPSMT" w:eastAsia="Times New Roman" w:hAnsi="CourierNewPSMT" w:cs="Times New Roman"/>
-          <w:color w:val="4D5156"/>
-          <w:sz w:val="20"/>
-          <w:szCs w:val="20"/>
-          <w:lang w:eastAsia="en-IN"/>
-        </w:rPr>
         <w:t> employees...</w:t>
       </w:r>
     </w:p>
@@ -8261,21 +6998,7 @@
         <w:rPr>
           <w:lang w:val="en-US"/>
         </w:rPr>
-        <w:t xml:space="preserve">-- SELECT FIRST_NAME, UPPER(FIRST_NAME) FROM </w:t>
-      </w:r>
-      <w:proofErr w:type="gramStart"/>
-      <w:r>
-        <w:rPr>
-          <w:lang w:val="en-US"/>
-        </w:rPr>
-        <w:t>HR.EMPLOYEES</w:t>
-      </w:r>
-      <w:proofErr w:type="gramEnd"/>
-      <w:r>
-        <w:rPr>
-          <w:lang w:val="en-US"/>
-        </w:rPr>
-        <w:t>;</w:t>
+        <w:t>-- SELECT FIRST_NAME, UPPER(FIRST_NAME) FROM HR.EMPLOYEES;</w:t>
       </w:r>
       <w:r>
         <w:rPr>
@@ -8301,21 +7024,7 @@
         <w:rPr>
           <w:lang w:val="en-US"/>
         </w:rPr>
-        <w:t xml:space="preserve">-- SELECT SUM(SALARY) FROM </w:t>
-      </w:r>
-      <w:proofErr w:type="gramStart"/>
-      <w:r>
-        <w:rPr>
-          <w:lang w:val="en-US"/>
-        </w:rPr>
-        <w:t>HR.EMPLOYEES</w:t>
-      </w:r>
-      <w:proofErr w:type="gramEnd"/>
-      <w:r>
-        <w:rPr>
-          <w:lang w:val="en-US"/>
-        </w:rPr>
-        <w:t>;</w:t>
+        <w:t>-- SELECT SUM(SALARY) FROM HR.EMPLOYEES;</w:t>
       </w:r>
       <w:r>
         <w:rPr>
@@ -8420,48 +7129,20 @@
         <w:rPr>
           <w:lang w:val="en-US"/>
         </w:rPr>
-        <w:t xml:space="preserve">-- SELECT FIRST_NAME, UPPER(FIRST_NAME) FROM </w:t>
-      </w:r>
-      <w:proofErr w:type="gramStart"/>
-      <w:r>
-        <w:rPr>
-          <w:lang w:val="en-US"/>
-        </w:rPr>
-        <w:t>HR.EMPLOYEES</w:t>
-      </w:r>
-      <w:proofErr w:type="gramEnd"/>
-      <w:r>
-        <w:rPr>
-          <w:lang w:val="en-US"/>
-        </w:rPr>
-        <w:t>;</w:t>
-      </w:r>
-    </w:p>
-    <w:p>
-      <w:pPr>
-        <w:rPr>
-          <w:lang w:val="en-US"/>
-        </w:rPr>
-      </w:pPr>
-      <w:r>
-        <w:rPr>
-          <w:lang w:val="en-US"/>
-        </w:rPr>
-        <w:t xml:space="preserve">-- SELECT SUM(SALARY) FROM </w:t>
-      </w:r>
-      <w:proofErr w:type="gramStart"/>
-      <w:r>
-        <w:rPr>
-          <w:lang w:val="en-US"/>
-        </w:rPr>
-        <w:t>HR.EMPLOYEES</w:t>
-      </w:r>
-      <w:proofErr w:type="gramEnd"/>
-      <w:r>
-        <w:rPr>
-          <w:lang w:val="en-US"/>
-        </w:rPr>
-        <w:t>;</w:t>
+        <w:t>-- SELECT FIRST_NAME, UPPER(FIRST_NAME) FROM HR.EMPLOYEES;</w:t>
+      </w:r>
+    </w:p>
+    <w:p>
+      <w:pPr>
+        <w:rPr>
+          <w:lang w:val="en-US"/>
+        </w:rPr>
+      </w:pPr>
+      <w:r>
+        <w:rPr>
+          <w:lang w:val="en-US"/>
+        </w:rPr>
+        <w:t>-- SELECT SUM(SALARY) FROM HR.EMPLOYEES;</w:t>
       </w:r>
     </w:p>
     <w:p>
@@ -8513,83 +7194,33 @@
         <w:rPr>
           <w:lang w:val="en-US"/>
         </w:rPr>
-        <w:t xml:space="preserve">-- SELECT </w:t>
-      </w:r>
-      <w:proofErr w:type="gramStart"/>
-      <w:r>
-        <w:rPr>
-          <w:lang w:val="en-US"/>
-        </w:rPr>
-        <w:t>LOWER(</w:t>
-      </w:r>
-      <w:proofErr w:type="gramEnd"/>
-      <w:r>
-        <w:rPr>
-          <w:lang w:val="en-US"/>
-        </w:rPr>
-        <w:t>'JAG INDIA') FROM DUAL;</w:t>
-      </w:r>
-      <w:r>
-        <w:rPr>
-          <w:lang w:val="en-US"/>
-        </w:rPr>
-        <w:tab/>
-      </w:r>
-      <w:r>
-        <w:rPr>
-          <w:lang w:val="en-US"/>
-        </w:rPr>
-        <w:tab/>
-        <w:t xml:space="preserve">--jag </w:t>
-      </w:r>
-      <w:proofErr w:type="spellStart"/>
-      <w:r>
-        <w:rPr>
-          <w:lang w:val="en-US"/>
-        </w:rPr>
-        <w:t>india</w:t>
-      </w:r>
-      <w:proofErr w:type="spellEnd"/>
-    </w:p>
-    <w:p>
-      <w:pPr>
-        <w:rPr>
-          <w:lang w:val="en-US"/>
-        </w:rPr>
-      </w:pPr>
-      <w:r>
-        <w:rPr>
-          <w:lang w:val="en-US"/>
-        </w:rPr>
-        <w:t xml:space="preserve">-- SELECT </w:t>
-      </w:r>
-      <w:proofErr w:type="gramStart"/>
-      <w:r>
-        <w:rPr>
-          <w:lang w:val="en-US"/>
-        </w:rPr>
-        <w:t>INITCAP(</w:t>
-      </w:r>
-      <w:proofErr w:type="gramEnd"/>
-      <w:r>
-        <w:rPr>
-          <w:lang w:val="en-US"/>
-        </w:rPr>
-        <w:t xml:space="preserve">'jag </w:t>
-      </w:r>
-      <w:proofErr w:type="spellStart"/>
-      <w:r>
-        <w:rPr>
-          <w:lang w:val="en-US"/>
-        </w:rPr>
-        <w:t>india</w:t>
-      </w:r>
-      <w:proofErr w:type="spellEnd"/>
-      <w:r>
-        <w:rPr>
-          <w:lang w:val="en-US"/>
-        </w:rPr>
-        <w:t>') FROM DUAL;</w:t>
+        <w:t>-- SELECT LOWER('JAG INDIA') FROM DUAL;</w:t>
+      </w:r>
+      <w:r>
+        <w:rPr>
+          <w:lang w:val="en-US"/>
+        </w:rPr>
+        <w:tab/>
+      </w:r>
+      <w:r>
+        <w:rPr>
+          <w:lang w:val="en-US"/>
+        </w:rPr>
+        <w:tab/>
+        <w:t>--jag india</w:t>
+      </w:r>
+    </w:p>
+    <w:p>
+      <w:pPr>
+        <w:rPr>
+          <w:lang w:val="en-US"/>
+        </w:rPr>
+      </w:pPr>
+      <w:r>
+        <w:rPr>
+          <w:lang w:val="en-US"/>
+        </w:rPr>
+        <w:t>-- SELECT INITCAP('jag india') FROM DUAL;</w:t>
       </w:r>
       <w:r>
         <w:rPr>
@@ -8692,21 +7323,7 @@
         <w:rPr>
           <w:lang w:val="en-US"/>
         </w:rPr>
-        <w:t xml:space="preserve">SELECT * FROM </w:t>
-      </w:r>
-      <w:proofErr w:type="gramStart"/>
-      <w:r>
-        <w:rPr>
-          <w:lang w:val="en-US"/>
-        </w:rPr>
-        <w:t>HR.EMPLOYEES</w:t>
-      </w:r>
-      <w:proofErr w:type="gramEnd"/>
-      <w:r>
-        <w:rPr>
-          <w:lang w:val="en-US"/>
-        </w:rPr>
-        <w:t xml:space="preserve"> WHERE INSTR(JOB_ID,'CLERK')!=0;</w:t>
+        <w:t>SELECT * FROM HR.EMPLOYEES WHERE INSTR(JOB_ID,'CLERK')!=0;</w:t>
       </w:r>
     </w:p>
     <w:p>
@@ -8737,23 +7354,7 @@
         <w:rPr>
           <w:lang w:val="en-US"/>
         </w:rPr>
-        <w:t xml:space="preserve">select * from </w:t>
-      </w:r>
-      <w:proofErr w:type="spellStart"/>
-      <w:proofErr w:type="gramStart"/>
-      <w:r>
-        <w:rPr>
-          <w:lang w:val="en-US"/>
-        </w:rPr>
-        <w:t>hr.employees</w:t>
-      </w:r>
-      <w:proofErr w:type="spellEnd"/>
-      <w:proofErr w:type="gramEnd"/>
-      <w:r>
-        <w:rPr>
-          <w:lang w:val="en-US"/>
-        </w:rPr>
-        <w:t xml:space="preserve"> where trim(JOB_ID)=trim('ST_CLERK ');</w:t>
+        <w:t>select * from hr.employees where trim(JOB_ID)=trim('ST_CLERK ');</w:t>
       </w:r>
     </w:p>
     <w:p>
@@ -8810,21 +7411,7 @@
         <w:rPr>
           <w:lang w:val="en-US"/>
         </w:rPr>
-        <w:t xml:space="preserve">SELECT RPAD(FIRST_NAME,15,'#') FROM </w:t>
-      </w:r>
-      <w:proofErr w:type="gramStart"/>
-      <w:r>
-        <w:rPr>
-          <w:lang w:val="en-US"/>
-        </w:rPr>
-        <w:t>HR.EMPLOYEES</w:t>
-      </w:r>
-      <w:proofErr w:type="gramEnd"/>
-      <w:r>
-        <w:rPr>
-          <w:lang w:val="en-US"/>
-        </w:rPr>
-        <w:t>;</w:t>
+        <w:t>SELECT RPAD(FIRST_NAME,15,'#') FROM HR.EMPLOYEES;</w:t>
       </w:r>
     </w:p>
     <w:p>
@@ -8898,20 +7485,7 @@
           <w:lang w:val="en-US"/>
         </w:rPr>
         <w:tab/>
-      </w:r>
-      <w:proofErr w:type="gramStart"/>
-      <w:r>
-        <w:rPr>
-          <w:lang w:val="en-US"/>
-        </w:rPr>
-        <w:t>ABS(</w:t>
-      </w:r>
-      <w:proofErr w:type="gramEnd"/>
-      <w:r>
-        <w:rPr>
-          <w:lang w:val="en-US"/>
-        </w:rPr>
-        <w:t>-20)</w:t>
+        <w:t>ABS(-20)</w:t>
       </w:r>
       <w:r>
         <w:rPr>
@@ -9128,19 +7702,11 @@
           <w:lang w:val="en-US"/>
         </w:rPr>
       </w:pPr>
-      <w:proofErr w:type="gramStart"/>
-      <w:r>
-        <w:rPr>
-          <w:lang w:val="en-US"/>
-        </w:rPr>
-        <w:t>ROUND(</w:t>
-      </w:r>
-      <w:proofErr w:type="gramEnd"/>
-      <w:r>
-        <w:rPr>
-          <w:lang w:val="en-US"/>
-        </w:rPr>
-        <w:t>12.4545,1)</w:t>
+      <w:r>
+        <w:rPr>
+          <w:lang w:val="en-US"/>
+        </w:rPr>
+        <w:t>ROUND(12.4545,1)</w:t>
       </w:r>
       <w:r>
         <w:rPr>
@@ -9163,19 +7729,11 @@
           <w:lang w:val="en-US"/>
         </w:rPr>
       </w:pPr>
-      <w:proofErr w:type="gramStart"/>
-      <w:r>
-        <w:rPr>
-          <w:lang w:val="en-US"/>
-        </w:rPr>
-        <w:t>ROUND(</w:t>
-      </w:r>
-      <w:proofErr w:type="gramEnd"/>
-      <w:r>
-        <w:rPr>
-          <w:lang w:val="en-US"/>
-        </w:rPr>
-        <w:t>12.4545,2)</w:t>
+      <w:r>
+        <w:rPr>
+          <w:lang w:val="en-US"/>
+        </w:rPr>
+        <w:t>ROUND(12.4545,2)</w:t>
       </w:r>
       <w:r>
         <w:rPr>
@@ -9198,19 +7756,11 @@
           <w:lang w:val="en-US"/>
         </w:rPr>
       </w:pPr>
-      <w:proofErr w:type="gramStart"/>
-      <w:r>
-        <w:rPr>
-          <w:lang w:val="en-US"/>
-        </w:rPr>
-        <w:t>ROUND(</w:t>
-      </w:r>
-      <w:proofErr w:type="gramEnd"/>
-      <w:r>
-        <w:rPr>
-          <w:lang w:val="en-US"/>
-        </w:rPr>
-        <w:t>12.4545,3)</w:t>
+      <w:r>
+        <w:rPr>
+          <w:lang w:val="en-US"/>
+        </w:rPr>
+        <w:t>ROUND(12.4545,3)</w:t>
       </w:r>
       <w:r>
         <w:rPr>
@@ -9263,20 +7813,7 @@
           <w:lang w:val="en-US"/>
         </w:rPr>
         <w:tab/>
-      </w:r>
-      <w:proofErr w:type="gramStart"/>
-      <w:r>
-        <w:rPr>
-          <w:lang w:val="en-US"/>
-        </w:rPr>
-        <w:t>CEIL(</w:t>
-      </w:r>
-      <w:proofErr w:type="gramEnd"/>
-      <w:r>
-        <w:rPr>
-          <w:lang w:val="en-US"/>
-        </w:rPr>
-        <w:t>5.1</w:t>
+        <w:t>CEIL(5.1</w:t>
       </w:r>
     </w:p>
     <w:p>
@@ -9417,19 +7954,11 @@
           <w:lang w:val="en-US"/>
         </w:rPr>
       </w:pPr>
-      <w:proofErr w:type="gramStart"/>
-      <w:r>
-        <w:rPr>
-          <w:lang w:val="en-US"/>
-        </w:rPr>
-        <w:t>TRUNC(</w:t>
-      </w:r>
-      <w:proofErr w:type="gramEnd"/>
-      <w:r>
-        <w:rPr>
-          <w:lang w:val="en-US"/>
-        </w:rPr>
-        <w:t>12.4545,2)</w:t>
+      <w:r>
+        <w:rPr>
+          <w:lang w:val="en-US"/>
+        </w:rPr>
+        <w:t>TRUNC(12.4545,2)</w:t>
       </w:r>
       <w:r>
         <w:rPr>
@@ -9468,14 +7997,7 @@
         <w:rPr>
           <w:lang w:val="en-US"/>
         </w:rPr>
-        <w:t xml:space="preserve">DATE </w:t>
-      </w:r>
-      <w:proofErr w:type="gramStart"/>
-      <w:r>
-        <w:rPr>
-          <w:lang w:val="en-US"/>
-        </w:rPr>
-        <w:t>FUNCTIONS</w:t>
+        <w:t>DATE FUNCTIONS</w:t>
       </w:r>
       <w:r>
         <w:rPr>
@@ -9483,7 +8005,6 @@
         </w:rPr>
         <w:t>:-</w:t>
       </w:r>
-      <w:proofErr w:type="gramEnd"/>
     </w:p>
     <w:p>
       <w:pPr>
@@ -9735,21 +8256,7 @@
         <w:rPr>
           <w:lang w:val="en-US"/>
         </w:rPr>
-        <w:t>SELECT round(</w:t>
-      </w:r>
-      <w:proofErr w:type="spellStart"/>
-      <w:r>
-        <w:rPr>
-          <w:lang w:val="en-US"/>
-        </w:rPr>
-        <w:t>sysdate</w:t>
-      </w:r>
-      <w:proofErr w:type="spellEnd"/>
-      <w:r>
-        <w:rPr>
-          <w:lang w:val="en-US"/>
-        </w:rPr>
-        <w:t>,'YEAR') FROM DUAL;</w:t>
+        <w:t>SELECT round(sysdate,'YEAR') FROM DUAL;</w:t>
       </w:r>
     </w:p>
     <w:p>
@@ -9877,43 +8384,7 @@
         <w:rPr>
           <w:lang w:val="en-US"/>
         </w:rPr>
-        <w:t>select TO_</w:t>
-      </w:r>
-      <w:proofErr w:type="gramStart"/>
-      <w:r>
-        <w:rPr>
-          <w:lang w:val="en-US"/>
-        </w:rPr>
-        <w:t>CHAR(</w:t>
-      </w:r>
-      <w:proofErr w:type="spellStart"/>
-      <w:proofErr w:type="gramEnd"/>
-      <w:r>
-        <w:rPr>
-          <w:lang w:val="en-US"/>
-        </w:rPr>
-        <w:t>sysdate</w:t>
-      </w:r>
-      <w:proofErr w:type="spellEnd"/>
-      <w:r>
-        <w:rPr>
-          <w:lang w:val="en-US"/>
-        </w:rPr>
-        <w:t>,'dd/MM/</w:t>
-      </w:r>
-      <w:proofErr w:type="spellStart"/>
-      <w:r>
-        <w:rPr>
-          <w:lang w:val="en-US"/>
-        </w:rPr>
-        <w:t>yyyy</w:t>
-      </w:r>
-      <w:proofErr w:type="spellEnd"/>
-      <w:r>
-        <w:rPr>
-          <w:lang w:val="en-US"/>
-        </w:rPr>
-        <w:t>') from dual;</w:t>
+        <w:t>select TO_CHAR(sysdate,'dd/MM/yyyy') from dual;</w:t>
       </w:r>
     </w:p>
     <w:p>
@@ -9995,31 +8466,7 @@
                 <w:szCs w:val="21"/>
                 <w:lang w:eastAsia="en-IN"/>
               </w:rPr>
-              <w:t>MONTHS_BETWEEN(TO_DATE('31/12/22','DD/MM/YY'</w:t>
-            </w:r>
-            <w:proofErr w:type="gramStart"/>
-            <w:r>
-              <w:rPr>
-                <w:rFonts w:ascii="Consolas" w:eastAsia="Times New Roman" w:hAnsi="Consolas" w:cs="Times New Roman"/>
-                <w:b/>
-                <w:bCs/>
-                <w:sz w:val="21"/>
-                <w:szCs w:val="21"/>
-                <w:lang w:eastAsia="en-IN"/>
-              </w:rPr>
-              <w:t>),TO</w:t>
-            </w:r>
-            <w:proofErr w:type="gramEnd"/>
-            <w:r>
-              <w:rPr>
-                <w:rFonts w:ascii="Consolas" w:eastAsia="Times New Roman" w:hAnsi="Consolas" w:cs="Times New Roman"/>
-                <w:b/>
-                <w:bCs/>
-                <w:sz w:val="21"/>
-                <w:szCs w:val="21"/>
-                <w:lang w:eastAsia="en-IN"/>
-              </w:rPr>
-              <w:t>_DATE('30/06/23','DD/MM/YY'))</w:t>
+              <w:t>MONTHS_BETWEEN(TO_DATE('31/12/22','DD/MM/YY'),TO_DATE('30/06/23','DD/MM/YY'))</w:t>
             </w:r>
           </w:p>
         </w:tc>
@@ -10088,21 +8535,7 @@
         <w:rPr>
           <w:lang w:val="en-US"/>
         </w:rPr>
-        <w:t>SELECT TO_</w:t>
-      </w:r>
-      <w:proofErr w:type="gramStart"/>
-      <w:r>
-        <w:rPr>
-          <w:lang w:val="en-US"/>
-        </w:rPr>
-        <w:t>NUMBER(</w:t>
-      </w:r>
-      <w:proofErr w:type="gramEnd"/>
-      <w:r>
-        <w:rPr>
-          <w:lang w:val="en-US"/>
-        </w:rPr>
-        <w:t>'20') FROM DUAL;</w:t>
+        <w:t>SELECT TO_NUMBER('20') FROM DUAL;</w:t>
       </w:r>
     </w:p>
     <w:p>
@@ -10128,15 +8561,7 @@
     </w:p>
     <w:p>
       <w:r>
-        <w:t xml:space="preserve">SELECT SUM(SALARY) FROM </w:t>
-      </w:r>
-      <w:proofErr w:type="gramStart"/>
-      <w:r>
-        <w:t>HR.EMPLOYEES</w:t>
-      </w:r>
-      <w:proofErr w:type="gramEnd"/>
-      <w:r>
-        <w:t>;</w:t>
+        <w:t>SELECT SUM(SALARY) FROM HR.EMPLOYEES;</w:t>
       </w:r>
     </w:p>
     <w:p>
@@ -10146,13 +8571,8 @@
     </w:p>
     <w:p>
       <w:r>
-        <w:t xml:space="preserve">SELECT DEPARTMENT_ID, SUM(SALARY) FROM </w:t>
-      </w:r>
-      <w:proofErr w:type="gramStart"/>
-      <w:r>
-        <w:t>HR.EMPLOYEES</w:t>
-      </w:r>
-      <w:proofErr w:type="gramEnd"/>
+        <w:t>SELECT DEPARTMENT_ID, SUM(SALARY) FROM HR.EMPLOYEES</w:t>
+      </w:r>
     </w:p>
     <w:p>
       <w:r>
@@ -10200,13 +8620,8 @@
     </w:p>
     <w:p>
       <w:r>
-        <w:t xml:space="preserve">FROM </w:t>
-      </w:r>
-      <w:proofErr w:type="gramStart"/>
-      <w:r>
-        <w:t>HR.EMPLOYEES</w:t>
-      </w:r>
-      <w:proofErr w:type="gramEnd"/>
+        <w:t>FROM HR.EMPLOYEES</w:t>
+      </w:r>
     </w:p>
     <w:p>
       <w:r>
@@ -10249,13 +8664,8 @@
     </w:p>
     <w:p>
       <w:r>
-        <w:t xml:space="preserve">FROM </w:t>
-      </w:r>
-      <w:proofErr w:type="gramStart"/>
-      <w:r>
-        <w:t>HR.EMPLOYEES</w:t>
-      </w:r>
-      <w:proofErr w:type="gramEnd"/>
+        <w:t>FROM HR.EMPLOYEES</w:t>
+      </w:r>
     </w:p>
     <w:p>
       <w:r>
@@ -10372,15 +8782,7 @@
       </w:r>
       <w:r>
         <w:tab/>
-        <w:t xml:space="preserve">we </w:t>
-      </w:r>
-      <w:proofErr w:type="gramStart"/>
-      <w:r>
-        <w:t>use ,</w:t>
-      </w:r>
-      <w:proofErr w:type="gramEnd"/>
-      <w:r>
-        <w:t xml:space="preserve"> between table names</w:t>
+        <w:t>we use , between table names</w:t>
       </w:r>
     </w:p>
     <w:p/>
@@ -10397,28 +8799,12 @@
     </w:p>
     <w:p>
       <w:r>
-        <w:t xml:space="preserve">FROM </w:t>
-      </w:r>
-      <w:proofErr w:type="gramStart"/>
-      <w:r>
-        <w:t>HR.EMPLOYEES</w:t>
-      </w:r>
-      <w:proofErr w:type="gramEnd"/>
-      <w:r>
-        <w:t>, HR.DEPARTMENTS</w:t>
-      </w:r>
-    </w:p>
-    <w:p>
-      <w:r>
-        <w:t xml:space="preserve">WHERE </w:t>
-      </w:r>
-      <w:proofErr w:type="gramStart"/>
-      <w:r>
-        <w:t>HR.EMPLOYEES.DEPARTMENT</w:t>
-      </w:r>
-      <w:proofErr w:type="gramEnd"/>
-      <w:r>
-        <w:t>_ID=HR.DEPARTMENTS.DEPARTMENT_ID(+)</w:t>
+        <w:t>FROM HR.EMPLOYEES, HR.DEPARTMENTS</w:t>
+      </w:r>
+    </w:p>
+    <w:p>
+      <w:r>
+        <w:t>WHERE HR.EMPLOYEES.DEPARTMENT_ID=HR.DEPARTMENTS.DEPARTMENT_ID(+)</w:t>
       </w:r>
     </w:p>
     <w:p>
@@ -10439,54 +8825,22 @@
     </w:p>
     <w:p>
       <w:r>
-        <w:t xml:space="preserve">FROM </w:t>
-      </w:r>
-      <w:proofErr w:type="gramStart"/>
-      <w:r>
-        <w:t>HR.EMPLOYEES</w:t>
-      </w:r>
-      <w:proofErr w:type="gramEnd"/>
-      <w:r>
-        <w:t xml:space="preserve"> E, HR.DEPARTMENTS D</w:t>
-      </w:r>
-    </w:p>
-    <w:p>
-      <w:r>
-        <w:t xml:space="preserve">WHERE </w:t>
-      </w:r>
-      <w:proofErr w:type="gramStart"/>
-      <w:r>
-        <w:t>E.DEPARTMENT</w:t>
-      </w:r>
-      <w:proofErr w:type="gramEnd"/>
-      <w:r>
-        <w:t>_ID=D.DEPARTMENT_ID(+)</w:t>
-      </w:r>
-    </w:p>
-    <w:p>
-      <w:r>
-        <w:t xml:space="preserve">    ORDER BY </w:t>
-      </w:r>
-      <w:proofErr w:type="gramStart"/>
-      <w:r>
-        <w:t>E.EMPLOYEE</w:t>
-      </w:r>
-      <w:proofErr w:type="gramEnd"/>
-      <w:r>
-        <w:t>_ID;</w:t>
-      </w:r>
-    </w:p>
-    <w:p>
-      <w:r>
-        <w:t xml:space="preserve">In the above query, we have sued LEFT OUTER JOIN, so all records from left table (EMPLOYEES) will be retrieved and if there </w:t>
-      </w:r>
-      <w:proofErr w:type="gramStart"/>
-      <w:r>
-        <w:t>is</w:t>
-      </w:r>
-      <w:proofErr w:type="gramEnd"/>
-      <w:r>
-        <w:t xml:space="preserve"> no matching records in right side table, then NULL is retrieved.</w:t>
+        <w:t>FROM HR.EMPLOYEES E, HR.DEPARTMENTS D</w:t>
+      </w:r>
+    </w:p>
+    <w:p>
+      <w:r>
+        <w:t>WHERE E.DEPARTMENT_ID=D.DEPARTMENT_ID(+)</w:t>
+      </w:r>
+    </w:p>
+    <w:p>
+      <w:r>
+        <w:t xml:space="preserve">    ORDER BY E.EMPLOYEE_ID;</w:t>
+      </w:r>
+    </w:p>
+    <w:p>
+      <w:r>
+        <w:t>In the above query, we have sued LEFT OUTER JOIN, so all records from left table (EMPLOYEES) will be retrieved and if there is no matching records in right side table, then NULL is retrieved.</w:t>
       </w:r>
     </w:p>
     <w:p/>
@@ -10507,28 +8861,12 @@
     </w:p>
     <w:p>
       <w:r>
-        <w:t xml:space="preserve">FROM </w:t>
-      </w:r>
-      <w:proofErr w:type="gramStart"/>
-      <w:r>
-        <w:t>HR.EMPLOYEES</w:t>
-      </w:r>
-      <w:proofErr w:type="gramEnd"/>
-      <w:r>
-        <w:t xml:space="preserve"> E JOIN HR.DEPARTMENTS D</w:t>
-      </w:r>
-    </w:p>
-    <w:p>
-      <w:r>
-        <w:t xml:space="preserve">ON </w:t>
-      </w:r>
-      <w:proofErr w:type="gramStart"/>
-      <w:r>
-        <w:t>E.DEPARTMENT</w:t>
-      </w:r>
-      <w:proofErr w:type="gramEnd"/>
-      <w:r>
-        <w:t>_ID=D.DEPARTMENT_ID;</w:t>
+        <w:t>FROM HR.EMPLOYEES E JOIN HR.DEPARTMENTS D</w:t>
+      </w:r>
+    </w:p>
+    <w:p>
+      <w:r>
+        <w:t>ON E.DEPARTMENT_ID=D.DEPARTMENT_ID;</w:t>
       </w:r>
     </w:p>
     <w:p>
@@ -10556,21 +8894,7 @@
         <w:rPr>
           <w:lang w:val="en-US"/>
         </w:rPr>
-        <w:t xml:space="preserve">BANK Schema SCRIPT For </w:t>
-      </w:r>
-      <w:proofErr w:type="spellStart"/>
-      <w:r>
-        <w:rPr>
-          <w:lang w:val="en-US"/>
-        </w:rPr>
-        <w:t>postgresql</w:t>
-      </w:r>
-      <w:proofErr w:type="spellEnd"/>
-      <w:r>
-        <w:rPr>
-          <w:lang w:val="en-US"/>
-        </w:rPr>
-        <w:t>:</w:t>
+        <w:t>BANK Schema SCRIPT For postgresql:</w:t>
       </w:r>
     </w:p>
     <w:p>
@@ -10609,253 +8933,85 @@
         <w:rPr>
           <w:lang w:val="en-US"/>
         </w:rPr>
-        <w:t xml:space="preserve">       </w:t>
-      </w:r>
-      <w:proofErr w:type="spellStart"/>
-      <w:r>
-        <w:rPr>
-          <w:lang w:val="en-US"/>
-        </w:rPr>
-        <w:t>custid</w:t>
-      </w:r>
-      <w:proofErr w:type="spellEnd"/>
-      <w:r>
-        <w:rPr>
-          <w:lang w:val="en-US"/>
-        </w:rPr>
-        <w:t xml:space="preserve"> </w:t>
-      </w:r>
-      <w:proofErr w:type="gramStart"/>
-      <w:r>
-        <w:rPr>
-          <w:lang w:val="en-US"/>
-        </w:rPr>
-        <w:t>VARCHAR(</w:t>
-      </w:r>
-      <w:proofErr w:type="gramEnd"/>
-      <w:r>
-        <w:rPr>
-          <w:lang w:val="en-US"/>
-        </w:rPr>
-        <w:t>6),</w:t>
-      </w:r>
-    </w:p>
-    <w:p>
-      <w:pPr>
-        <w:rPr>
-          <w:lang w:val="en-US"/>
-        </w:rPr>
-      </w:pPr>
-      <w:r>
-        <w:rPr>
-          <w:lang w:val="en-US"/>
-        </w:rPr>
-        <w:t xml:space="preserve">       </w:t>
-      </w:r>
-      <w:proofErr w:type="spellStart"/>
-      <w:r>
-        <w:rPr>
-          <w:lang w:val="en-US"/>
-        </w:rPr>
-        <w:t>fname</w:t>
-      </w:r>
-      <w:proofErr w:type="spellEnd"/>
-      <w:r>
-        <w:rPr>
-          <w:lang w:val="en-US"/>
-        </w:rPr>
-        <w:t xml:space="preserve"> </w:t>
-      </w:r>
-      <w:proofErr w:type="gramStart"/>
-      <w:r>
-        <w:rPr>
-          <w:lang w:val="en-US"/>
-        </w:rPr>
-        <w:t>VARCHAR(</w:t>
-      </w:r>
-      <w:proofErr w:type="gramEnd"/>
-      <w:r>
-        <w:rPr>
-          <w:lang w:val="en-US"/>
-        </w:rPr>
-        <w:t>30),</w:t>
-      </w:r>
-    </w:p>
-    <w:p>
-      <w:pPr>
-        <w:rPr>
-          <w:lang w:val="en-US"/>
-        </w:rPr>
-      </w:pPr>
-      <w:r>
-        <w:rPr>
-          <w:lang w:val="en-US"/>
-        </w:rPr>
-        <w:t xml:space="preserve">       </w:t>
-      </w:r>
-      <w:proofErr w:type="spellStart"/>
-      <w:r>
-        <w:rPr>
-          <w:lang w:val="en-US"/>
-        </w:rPr>
-        <w:t>mname</w:t>
-      </w:r>
-      <w:proofErr w:type="spellEnd"/>
-      <w:r>
-        <w:rPr>
-          <w:lang w:val="en-US"/>
-        </w:rPr>
-        <w:t xml:space="preserve"> </w:t>
-      </w:r>
-      <w:proofErr w:type="gramStart"/>
-      <w:r>
-        <w:rPr>
-          <w:lang w:val="en-US"/>
-        </w:rPr>
-        <w:t>VARCHAR(</w:t>
-      </w:r>
-      <w:proofErr w:type="gramEnd"/>
-      <w:r>
-        <w:rPr>
-          <w:lang w:val="en-US"/>
-        </w:rPr>
-        <w:t>30),</w:t>
-      </w:r>
-    </w:p>
-    <w:p>
-      <w:pPr>
-        <w:rPr>
-          <w:lang w:val="en-US"/>
-        </w:rPr>
-      </w:pPr>
-      <w:r>
-        <w:rPr>
-          <w:lang w:val="en-US"/>
-        </w:rPr>
-        <w:t xml:space="preserve">       </w:t>
-      </w:r>
-      <w:proofErr w:type="spellStart"/>
-      <w:r>
-        <w:rPr>
-          <w:lang w:val="en-US"/>
-        </w:rPr>
-        <w:t>ltname</w:t>
-      </w:r>
-      <w:proofErr w:type="spellEnd"/>
-      <w:r>
-        <w:rPr>
-          <w:lang w:val="en-US"/>
-        </w:rPr>
-        <w:t xml:space="preserve"> </w:t>
-      </w:r>
-      <w:proofErr w:type="gramStart"/>
-      <w:r>
-        <w:rPr>
-          <w:lang w:val="en-US"/>
-        </w:rPr>
-        <w:t>VARCHAR(</w:t>
-      </w:r>
-      <w:proofErr w:type="gramEnd"/>
-      <w:r>
-        <w:rPr>
-          <w:lang w:val="en-US"/>
-        </w:rPr>
-        <w:t>30),</w:t>
-      </w:r>
-    </w:p>
-    <w:p>
-      <w:pPr>
-        <w:rPr>
-          <w:lang w:val="en-US"/>
-        </w:rPr>
-      </w:pPr>
-      <w:r>
-        <w:rPr>
-          <w:lang w:val="en-US"/>
-        </w:rPr>
-        <w:t xml:space="preserve">       city </w:t>
-      </w:r>
-      <w:proofErr w:type="gramStart"/>
-      <w:r>
-        <w:rPr>
-          <w:lang w:val="en-US"/>
-        </w:rPr>
-        <w:t>VARCHAR(</w:t>
-      </w:r>
-      <w:proofErr w:type="gramEnd"/>
-      <w:r>
-        <w:rPr>
-          <w:lang w:val="en-US"/>
-        </w:rPr>
-        <w:t>15),</w:t>
-      </w:r>
-    </w:p>
-    <w:p>
-      <w:pPr>
-        <w:rPr>
-          <w:lang w:val="en-US"/>
-        </w:rPr>
-      </w:pPr>
-      <w:r>
-        <w:rPr>
-          <w:lang w:val="en-US"/>
-        </w:rPr>
-        <w:t xml:space="preserve">       </w:t>
-      </w:r>
-      <w:proofErr w:type="spellStart"/>
-      <w:r>
-        <w:rPr>
-          <w:lang w:val="en-US"/>
-        </w:rPr>
-        <w:t>mobileno</w:t>
-      </w:r>
-      <w:proofErr w:type="spellEnd"/>
-      <w:r>
-        <w:rPr>
-          <w:lang w:val="en-US"/>
-        </w:rPr>
-        <w:t xml:space="preserve"> </w:t>
-      </w:r>
-      <w:proofErr w:type="gramStart"/>
-      <w:r>
-        <w:rPr>
-          <w:lang w:val="en-US"/>
-        </w:rPr>
-        <w:t>VARCHAR(</w:t>
-      </w:r>
-      <w:proofErr w:type="gramEnd"/>
-      <w:r>
-        <w:rPr>
-          <w:lang w:val="en-US"/>
-        </w:rPr>
-        <w:t>10),</w:t>
-      </w:r>
-    </w:p>
-    <w:p>
-      <w:pPr>
-        <w:rPr>
-          <w:lang w:val="en-US"/>
-        </w:rPr>
-      </w:pPr>
-      <w:r>
-        <w:rPr>
-          <w:lang w:val="en-US"/>
-        </w:rPr>
-        <w:t xml:space="preserve">       occupation </w:t>
-      </w:r>
-      <w:proofErr w:type="gramStart"/>
-      <w:r>
-        <w:rPr>
-          <w:lang w:val="en-US"/>
-        </w:rPr>
-        <w:t>VARCHAR(</w:t>
-      </w:r>
-      <w:proofErr w:type="gramEnd"/>
-      <w:r>
-        <w:rPr>
-          <w:lang w:val="en-US"/>
-        </w:rPr>
-        <w:t>10),</w:t>
+        <w:t xml:space="preserve">       custid VARCHAR(6),</w:t>
+      </w:r>
+    </w:p>
+    <w:p>
+      <w:pPr>
+        <w:rPr>
+          <w:lang w:val="en-US"/>
+        </w:rPr>
+      </w:pPr>
+      <w:r>
+        <w:rPr>
+          <w:lang w:val="en-US"/>
+        </w:rPr>
+        <w:t xml:space="preserve">       fname VARCHAR(30),</w:t>
+      </w:r>
+    </w:p>
+    <w:p>
+      <w:pPr>
+        <w:rPr>
+          <w:lang w:val="en-US"/>
+        </w:rPr>
+      </w:pPr>
+      <w:r>
+        <w:rPr>
+          <w:lang w:val="en-US"/>
+        </w:rPr>
+        <w:t xml:space="preserve">       mname VARCHAR(30),</w:t>
+      </w:r>
+    </w:p>
+    <w:p>
+      <w:pPr>
+        <w:rPr>
+          <w:lang w:val="en-US"/>
+        </w:rPr>
+      </w:pPr>
+      <w:r>
+        <w:rPr>
+          <w:lang w:val="en-US"/>
+        </w:rPr>
+        <w:t xml:space="preserve">       ltname VARCHAR(30),</w:t>
+      </w:r>
+    </w:p>
+    <w:p>
+      <w:pPr>
+        <w:rPr>
+          <w:lang w:val="en-US"/>
+        </w:rPr>
+      </w:pPr>
+      <w:r>
+        <w:rPr>
+          <w:lang w:val="en-US"/>
+        </w:rPr>
+        <w:t xml:space="preserve">       city VARCHAR(15),</w:t>
+      </w:r>
+    </w:p>
+    <w:p>
+      <w:pPr>
+        <w:rPr>
+          <w:lang w:val="en-US"/>
+        </w:rPr>
+      </w:pPr>
+      <w:r>
+        <w:rPr>
+          <w:lang w:val="en-US"/>
+        </w:rPr>
+        <w:t xml:space="preserve">       mobileno VARCHAR(10),</w:t>
+      </w:r>
+    </w:p>
+    <w:p>
+      <w:pPr>
+        <w:rPr>
+          <w:lang w:val="en-US"/>
+        </w:rPr>
+      </w:pPr>
+      <w:r>
+        <w:rPr>
+          <w:lang w:val="en-US"/>
+        </w:rPr>
+        <w:t xml:space="preserve">       occupation VARCHAR(10),</w:t>
       </w:r>
     </w:p>
     <w:p>
@@ -10881,29 +9037,7 @@
         <w:rPr>
           <w:lang w:val="en-US"/>
         </w:rPr>
-        <w:t xml:space="preserve">      PRIMARY </w:t>
-      </w:r>
-      <w:proofErr w:type="gramStart"/>
-      <w:r>
-        <w:rPr>
-          <w:lang w:val="en-US"/>
-        </w:rPr>
-        <w:t>KEY(</w:t>
-      </w:r>
-      <w:proofErr w:type="spellStart"/>
-      <w:proofErr w:type="gramEnd"/>
-      <w:r>
-        <w:rPr>
-          <w:lang w:val="en-US"/>
-        </w:rPr>
-        <w:t>custid</w:t>
-      </w:r>
-      <w:proofErr w:type="spellEnd"/>
-      <w:r>
-        <w:rPr>
-          <w:lang w:val="en-US"/>
-        </w:rPr>
-        <w:t xml:space="preserve">)   </w:t>
+        <w:t xml:space="preserve">      PRIMARY KEY(custid)   </w:t>
       </w:r>
     </w:p>
     <w:p>
@@ -10970,130 +9104,46 @@
         <w:rPr>
           <w:lang w:val="en-US"/>
         </w:rPr>
-        <w:t xml:space="preserve">    bid </w:t>
-      </w:r>
-      <w:proofErr w:type="gramStart"/>
-      <w:r>
-        <w:rPr>
-          <w:lang w:val="en-US"/>
-        </w:rPr>
-        <w:t>VARCHAR(</w:t>
-      </w:r>
-      <w:proofErr w:type="gramEnd"/>
-      <w:r>
-        <w:rPr>
-          <w:lang w:val="en-US"/>
-        </w:rPr>
-        <w:t>6),</w:t>
-      </w:r>
-    </w:p>
-    <w:p>
-      <w:pPr>
-        <w:rPr>
-          <w:lang w:val="en-US"/>
-        </w:rPr>
-      </w:pPr>
-      <w:r>
-        <w:rPr>
-          <w:lang w:val="en-US"/>
-        </w:rPr>
-        <w:t xml:space="preserve">    </w:t>
-      </w:r>
-      <w:proofErr w:type="spellStart"/>
-      <w:r>
-        <w:rPr>
-          <w:lang w:val="en-US"/>
-        </w:rPr>
-        <w:t>bname</w:t>
-      </w:r>
-      <w:proofErr w:type="spellEnd"/>
-      <w:r>
-        <w:rPr>
-          <w:lang w:val="en-US"/>
-        </w:rPr>
-        <w:t xml:space="preserve"> </w:t>
-      </w:r>
-      <w:proofErr w:type="gramStart"/>
-      <w:r>
-        <w:rPr>
-          <w:lang w:val="en-US"/>
-        </w:rPr>
-        <w:t>VARCHAR(</w:t>
-      </w:r>
-      <w:proofErr w:type="gramEnd"/>
-      <w:r>
-        <w:rPr>
-          <w:lang w:val="en-US"/>
-        </w:rPr>
-        <w:t>30),</w:t>
-      </w:r>
-    </w:p>
-    <w:p>
-      <w:pPr>
-        <w:rPr>
-          <w:lang w:val="en-US"/>
-        </w:rPr>
-      </w:pPr>
-      <w:r>
-        <w:rPr>
-          <w:lang w:val="en-US"/>
-        </w:rPr>
-        <w:t xml:space="preserve">    </w:t>
-      </w:r>
-      <w:proofErr w:type="spellStart"/>
-      <w:r>
-        <w:rPr>
-          <w:lang w:val="en-US"/>
-        </w:rPr>
-        <w:t>bcity</w:t>
-      </w:r>
-      <w:proofErr w:type="spellEnd"/>
-      <w:r>
-        <w:rPr>
-          <w:lang w:val="en-US"/>
-        </w:rPr>
-        <w:t xml:space="preserve"> </w:t>
-      </w:r>
-      <w:proofErr w:type="gramStart"/>
-      <w:r>
-        <w:rPr>
-          <w:lang w:val="en-US"/>
-        </w:rPr>
-        <w:t>VARCHAR(</w:t>
-      </w:r>
-      <w:proofErr w:type="gramEnd"/>
-      <w:r>
-        <w:rPr>
-          <w:lang w:val="en-US"/>
-        </w:rPr>
-        <w:t>30),</w:t>
-      </w:r>
-    </w:p>
-    <w:p>
-      <w:pPr>
-        <w:rPr>
-          <w:lang w:val="en-US"/>
-        </w:rPr>
-      </w:pPr>
-      <w:r>
-        <w:rPr>
-          <w:lang w:val="en-US"/>
-        </w:rPr>
-        <w:t xml:space="preserve">    CONSTRAINT branch_bid_pk1 PRIMARY </w:t>
-      </w:r>
-      <w:proofErr w:type="gramStart"/>
-      <w:r>
-        <w:rPr>
-          <w:lang w:val="en-US"/>
-        </w:rPr>
-        <w:t>KEY(</w:t>
-      </w:r>
-      <w:proofErr w:type="gramEnd"/>
-      <w:r>
-        <w:rPr>
-          <w:lang w:val="en-US"/>
-        </w:rPr>
-        <w:t xml:space="preserve">bid) </w:t>
+        <w:t xml:space="preserve">    bid VARCHAR(6),</w:t>
+      </w:r>
+    </w:p>
+    <w:p>
+      <w:pPr>
+        <w:rPr>
+          <w:lang w:val="en-US"/>
+        </w:rPr>
+      </w:pPr>
+      <w:r>
+        <w:rPr>
+          <w:lang w:val="en-US"/>
+        </w:rPr>
+        <w:t xml:space="preserve">    bname VARCHAR(30),</w:t>
+      </w:r>
+    </w:p>
+    <w:p>
+      <w:pPr>
+        <w:rPr>
+          <w:lang w:val="en-US"/>
+        </w:rPr>
+      </w:pPr>
+      <w:r>
+        <w:rPr>
+          <w:lang w:val="en-US"/>
+        </w:rPr>
+        <w:t xml:space="preserve">    bcity VARCHAR(30),</w:t>
+      </w:r>
+    </w:p>
+    <w:p>
+      <w:pPr>
+        <w:rPr>
+          <w:lang w:val="en-US"/>
+        </w:rPr>
+      </w:pPr>
+      <w:r>
+        <w:rPr>
+          <w:lang w:val="en-US"/>
+        </w:rPr>
+        <w:t xml:space="preserve">    CONSTRAINT branch_bid_pk1 PRIMARY KEY(bid) </w:t>
       </w:r>
     </w:p>
     <w:p>
@@ -11166,344 +9216,124 @@
         <w:rPr>
           <w:lang w:val="en-US"/>
         </w:rPr>
-        <w:t xml:space="preserve">      </w:t>
-      </w:r>
-      <w:proofErr w:type="spellStart"/>
-      <w:r>
-        <w:rPr>
-          <w:lang w:val="en-US"/>
-        </w:rPr>
-        <w:t>acnumber</w:t>
-      </w:r>
-      <w:proofErr w:type="spellEnd"/>
-      <w:r>
-        <w:rPr>
-          <w:lang w:val="en-US"/>
-        </w:rPr>
-        <w:t xml:space="preserve"> </w:t>
-      </w:r>
-      <w:proofErr w:type="gramStart"/>
-      <w:r>
-        <w:rPr>
-          <w:lang w:val="en-US"/>
-        </w:rPr>
-        <w:t>VARCHAR(</w:t>
-      </w:r>
-      <w:proofErr w:type="gramEnd"/>
-      <w:r>
-        <w:rPr>
-          <w:lang w:val="en-US"/>
-        </w:rPr>
-        <w:t>6),</w:t>
-      </w:r>
-    </w:p>
-    <w:p>
-      <w:pPr>
-        <w:rPr>
-          <w:lang w:val="en-US"/>
-        </w:rPr>
-      </w:pPr>
-      <w:r>
-        <w:rPr>
-          <w:lang w:val="en-US"/>
-        </w:rPr>
-        <w:t xml:space="preserve">      </w:t>
-      </w:r>
-      <w:proofErr w:type="spellStart"/>
-      <w:proofErr w:type="gramStart"/>
-      <w:r>
-        <w:rPr>
-          <w:lang w:val="en-US"/>
-        </w:rPr>
-        <w:t>custid</w:t>
-      </w:r>
-      <w:proofErr w:type="spellEnd"/>
-      <w:r>
-        <w:rPr>
-          <w:lang w:val="en-US"/>
-        </w:rPr>
-        <w:t xml:space="preserve">  VARCHAR</w:t>
-      </w:r>
-      <w:proofErr w:type="gramEnd"/>
-      <w:r>
-        <w:rPr>
-          <w:lang w:val="en-US"/>
-        </w:rPr>
-        <w:t>(6),</w:t>
-      </w:r>
-    </w:p>
-    <w:p>
-      <w:pPr>
-        <w:rPr>
-          <w:lang w:val="en-US"/>
-        </w:rPr>
-      </w:pPr>
-      <w:r>
-        <w:rPr>
-          <w:lang w:val="en-US"/>
-        </w:rPr>
-        <w:t xml:space="preserve">      bid </w:t>
-      </w:r>
-      <w:proofErr w:type="gramStart"/>
-      <w:r>
-        <w:rPr>
-          <w:lang w:val="en-US"/>
-        </w:rPr>
-        <w:t>VARCHAR(</w:t>
-      </w:r>
-      <w:proofErr w:type="gramEnd"/>
-      <w:r>
-        <w:rPr>
-          <w:lang w:val="en-US"/>
-        </w:rPr>
-        <w:t>6),</w:t>
-      </w:r>
-    </w:p>
-    <w:p>
-      <w:pPr>
-        <w:rPr>
-          <w:lang w:val="en-US"/>
-        </w:rPr>
-      </w:pPr>
-      <w:r>
-        <w:rPr>
-          <w:lang w:val="en-US"/>
-        </w:rPr>
-        <w:t xml:space="preserve">      </w:t>
-      </w:r>
-      <w:proofErr w:type="spellStart"/>
-      <w:r>
-        <w:rPr>
-          <w:lang w:val="en-US"/>
-        </w:rPr>
-        <w:t>opening_balance</w:t>
-      </w:r>
-      <w:proofErr w:type="spellEnd"/>
-      <w:r>
-        <w:rPr>
-          <w:lang w:val="en-US"/>
-        </w:rPr>
-        <w:t xml:space="preserve"> INT,</w:t>
-      </w:r>
-    </w:p>
-    <w:p>
-      <w:pPr>
-        <w:rPr>
-          <w:lang w:val="en-US"/>
-        </w:rPr>
-      </w:pPr>
-      <w:r>
-        <w:rPr>
-          <w:lang w:val="en-US"/>
-        </w:rPr>
-        <w:t xml:space="preserve">      </w:t>
-      </w:r>
-      <w:proofErr w:type="spellStart"/>
-      <w:r>
-        <w:rPr>
-          <w:lang w:val="en-US"/>
-        </w:rPr>
-        <w:t>aod</w:t>
-      </w:r>
-      <w:proofErr w:type="spellEnd"/>
-      <w:r>
-        <w:rPr>
-          <w:lang w:val="en-US"/>
-        </w:rPr>
-        <w:t xml:space="preserve"> DATE,</w:t>
-      </w:r>
-    </w:p>
-    <w:p>
-      <w:pPr>
-        <w:rPr>
-          <w:lang w:val="en-US"/>
-        </w:rPr>
-      </w:pPr>
-      <w:r>
-        <w:rPr>
-          <w:lang w:val="en-US"/>
-        </w:rPr>
-        <w:t xml:space="preserve">      </w:t>
-      </w:r>
-      <w:proofErr w:type="spellStart"/>
-      <w:r>
-        <w:rPr>
-          <w:lang w:val="en-US"/>
-        </w:rPr>
-        <w:t>atype</w:t>
-      </w:r>
-      <w:proofErr w:type="spellEnd"/>
-      <w:r>
-        <w:rPr>
-          <w:lang w:val="en-US"/>
-        </w:rPr>
-        <w:t xml:space="preserve"> </w:t>
-      </w:r>
-      <w:proofErr w:type="gramStart"/>
-      <w:r>
-        <w:rPr>
-          <w:lang w:val="en-US"/>
-        </w:rPr>
-        <w:t>VARCHAR(</w:t>
-      </w:r>
-      <w:proofErr w:type="gramEnd"/>
-      <w:r>
-        <w:rPr>
-          <w:lang w:val="en-US"/>
-        </w:rPr>
-        <w:t>10),</w:t>
-      </w:r>
-    </w:p>
-    <w:p>
-      <w:pPr>
-        <w:rPr>
-          <w:lang w:val="en-US"/>
-        </w:rPr>
-      </w:pPr>
-      <w:r>
-        <w:rPr>
-          <w:lang w:val="en-US"/>
-        </w:rPr>
-        <w:t xml:space="preserve">      </w:t>
-      </w:r>
-      <w:proofErr w:type="spellStart"/>
-      <w:r>
-        <w:rPr>
-          <w:lang w:val="en-US"/>
-        </w:rPr>
-        <w:t>astatus</w:t>
-      </w:r>
-      <w:proofErr w:type="spellEnd"/>
-      <w:r>
-        <w:rPr>
-          <w:lang w:val="en-US"/>
-        </w:rPr>
-        <w:t xml:space="preserve"> </w:t>
-      </w:r>
-      <w:proofErr w:type="gramStart"/>
-      <w:r>
-        <w:rPr>
-          <w:lang w:val="en-US"/>
-        </w:rPr>
-        <w:t>VARCHAR(</w:t>
-      </w:r>
-      <w:proofErr w:type="gramEnd"/>
-      <w:r>
-        <w:rPr>
-          <w:lang w:val="en-US"/>
-        </w:rPr>
-        <w:t>10),</w:t>
-      </w:r>
-    </w:p>
-    <w:p>
-      <w:pPr>
-        <w:rPr>
-          <w:lang w:val="en-US"/>
-        </w:rPr>
-      </w:pPr>
-      <w:r>
-        <w:rPr>
-          <w:lang w:val="en-US"/>
-        </w:rPr>
-        <w:t xml:space="preserve">      CONSTRAINT account_acnumber_pk1 PRIMARY </w:t>
-      </w:r>
-      <w:proofErr w:type="gramStart"/>
-      <w:r>
-        <w:rPr>
-          <w:lang w:val="en-US"/>
-        </w:rPr>
-        <w:t>KEY(</w:t>
-      </w:r>
-      <w:proofErr w:type="spellStart"/>
-      <w:proofErr w:type="gramEnd"/>
-      <w:r>
-        <w:rPr>
-          <w:lang w:val="en-US"/>
-        </w:rPr>
-        <w:t>acnumber</w:t>
-      </w:r>
-      <w:proofErr w:type="spellEnd"/>
-      <w:r>
-        <w:rPr>
-          <w:lang w:val="en-US"/>
-        </w:rPr>
-        <w:t>),</w:t>
-      </w:r>
-    </w:p>
-    <w:p>
-      <w:pPr>
-        <w:rPr>
-          <w:lang w:val="en-US"/>
-        </w:rPr>
-      </w:pPr>
-      <w:r>
-        <w:rPr>
-          <w:lang w:val="en-US"/>
-        </w:rPr>
-        <w:t xml:space="preserve">      CONSTRAINT account_custid_fk1 FOREIGN </w:t>
-      </w:r>
-      <w:proofErr w:type="gramStart"/>
-      <w:r>
-        <w:rPr>
-          <w:lang w:val="en-US"/>
-        </w:rPr>
-        <w:t>KEY(</w:t>
-      </w:r>
-      <w:proofErr w:type="spellStart"/>
-      <w:proofErr w:type="gramEnd"/>
-      <w:r>
-        <w:rPr>
-          <w:lang w:val="en-US"/>
-        </w:rPr>
-        <w:t>custid</w:t>
-      </w:r>
-      <w:proofErr w:type="spellEnd"/>
-      <w:r>
-        <w:rPr>
-          <w:lang w:val="en-US"/>
-        </w:rPr>
-        <w:t>) REFERENCES customer(</w:t>
-      </w:r>
-      <w:proofErr w:type="spellStart"/>
-      <w:r>
-        <w:rPr>
-          <w:lang w:val="en-US"/>
-        </w:rPr>
-        <w:t>custid</w:t>
-      </w:r>
-      <w:proofErr w:type="spellEnd"/>
-      <w:r>
-        <w:rPr>
-          <w:lang w:val="en-US"/>
-        </w:rPr>
-        <w:t>),</w:t>
-      </w:r>
-    </w:p>
-    <w:p>
-      <w:pPr>
-        <w:rPr>
-          <w:lang w:val="en-US"/>
-        </w:rPr>
-      </w:pPr>
-      <w:r>
-        <w:rPr>
-          <w:lang w:val="en-US"/>
-        </w:rPr>
-        <w:t xml:space="preserve">      CONSTRAINT account_bid_fk1 FOREIGN </w:t>
-      </w:r>
-      <w:proofErr w:type="gramStart"/>
-      <w:r>
-        <w:rPr>
-          <w:lang w:val="en-US"/>
-        </w:rPr>
-        <w:t>KEY(</w:t>
-      </w:r>
-      <w:proofErr w:type="gramEnd"/>
-      <w:r>
-        <w:rPr>
-          <w:lang w:val="en-US"/>
-        </w:rPr>
-        <w:t xml:space="preserve">bid) REFERENCES branch(bid) </w:t>
+        <w:t xml:space="preserve">      acnumber VARCHAR(6),</w:t>
+      </w:r>
+    </w:p>
+    <w:p>
+      <w:pPr>
+        <w:rPr>
+          <w:lang w:val="en-US"/>
+        </w:rPr>
+      </w:pPr>
+      <w:r>
+        <w:rPr>
+          <w:lang w:val="en-US"/>
+        </w:rPr>
+        <w:t xml:space="preserve">      custid  VARCHAR(6),</w:t>
+      </w:r>
+    </w:p>
+    <w:p>
+      <w:pPr>
+        <w:rPr>
+          <w:lang w:val="en-US"/>
+        </w:rPr>
+      </w:pPr>
+      <w:r>
+        <w:rPr>
+          <w:lang w:val="en-US"/>
+        </w:rPr>
+        <w:t xml:space="preserve">      bid VARCHAR(6),</w:t>
+      </w:r>
+    </w:p>
+    <w:p>
+      <w:pPr>
+        <w:rPr>
+          <w:lang w:val="en-US"/>
+        </w:rPr>
+      </w:pPr>
+      <w:r>
+        <w:rPr>
+          <w:lang w:val="en-US"/>
+        </w:rPr>
+        <w:t xml:space="preserve">      opening_balance INT,</w:t>
+      </w:r>
+    </w:p>
+    <w:p>
+      <w:pPr>
+        <w:rPr>
+          <w:lang w:val="en-US"/>
+        </w:rPr>
+      </w:pPr>
+      <w:r>
+        <w:rPr>
+          <w:lang w:val="en-US"/>
+        </w:rPr>
+        <w:t xml:space="preserve">      aod DATE,</w:t>
+      </w:r>
+    </w:p>
+    <w:p>
+      <w:pPr>
+        <w:rPr>
+          <w:lang w:val="en-US"/>
+        </w:rPr>
+      </w:pPr>
+      <w:r>
+        <w:rPr>
+          <w:lang w:val="en-US"/>
+        </w:rPr>
+        <w:t xml:space="preserve">      atype VARCHAR(10),</w:t>
+      </w:r>
+    </w:p>
+    <w:p>
+      <w:pPr>
+        <w:rPr>
+          <w:lang w:val="en-US"/>
+        </w:rPr>
+      </w:pPr>
+      <w:r>
+        <w:rPr>
+          <w:lang w:val="en-US"/>
+        </w:rPr>
+        <w:t xml:space="preserve">      astatus VARCHAR(10),</w:t>
+      </w:r>
+    </w:p>
+    <w:p>
+      <w:pPr>
+        <w:rPr>
+          <w:lang w:val="en-US"/>
+        </w:rPr>
+      </w:pPr>
+      <w:r>
+        <w:rPr>
+          <w:lang w:val="en-US"/>
+        </w:rPr>
+        <w:t xml:space="preserve">      CONSTRAINT account_acnumber_pk1 PRIMARY KEY(acnumber),</w:t>
+      </w:r>
+    </w:p>
+    <w:p>
+      <w:pPr>
+        <w:rPr>
+          <w:lang w:val="en-US"/>
+        </w:rPr>
+      </w:pPr>
+      <w:r>
+        <w:rPr>
+          <w:lang w:val="en-US"/>
+        </w:rPr>
+        <w:t xml:space="preserve">      CONSTRAINT account_custid_fk1 FOREIGN KEY(custid) REFERENCES customer(custid),</w:t>
+      </w:r>
+    </w:p>
+    <w:p>
+      <w:pPr>
+        <w:rPr>
+          <w:lang w:val="en-US"/>
+        </w:rPr>
+      </w:pPr>
+      <w:r>
+        <w:rPr>
+          <w:lang w:val="en-US"/>
+        </w:rPr>
+        <w:t xml:space="preserve">      CONSTRAINT account_bid_fk1 FOREIGN KEY(bid) REFERENCES branch(bid) </w:t>
       </w:r>
     </w:p>
     <w:p>
@@ -11550,16 +9380,8 @@
         <w:rPr>
           <w:lang w:val="en-US"/>
         </w:rPr>
-        <w:t xml:space="preserve">CREATE TABLE </w:t>
-      </w:r>
-      <w:proofErr w:type="spellStart"/>
-      <w:r>
-        <w:rPr>
-          <w:lang w:val="en-US"/>
-        </w:rPr>
-        <w:t>trandetails</w:t>
-      </w:r>
-      <w:proofErr w:type="spellEnd"/>
+        <w:t>CREATE TABLE trandetails</w:t>
+      </w:r>
     </w:p>
     <w:p>
       <w:pPr>
@@ -11585,76 +9407,20 @@
           <w:lang w:val="en-US"/>
         </w:rPr>
         <w:lastRenderedPageBreak/>
-        <w:t xml:space="preserve">     </w:t>
-      </w:r>
-      <w:proofErr w:type="spellStart"/>
-      <w:r>
-        <w:rPr>
-          <w:lang w:val="en-US"/>
-        </w:rPr>
-        <w:t>tnumber</w:t>
-      </w:r>
-      <w:proofErr w:type="spellEnd"/>
-      <w:r>
-        <w:rPr>
-          <w:lang w:val="en-US"/>
-        </w:rPr>
-        <w:t xml:space="preserve"> </w:t>
-      </w:r>
-      <w:proofErr w:type="gramStart"/>
-      <w:r>
-        <w:rPr>
-          <w:lang w:val="en-US"/>
-        </w:rPr>
-        <w:t>VARCHAR(</w:t>
-      </w:r>
-      <w:proofErr w:type="gramEnd"/>
-      <w:r>
-        <w:rPr>
-          <w:lang w:val="en-US"/>
-        </w:rPr>
-        <w:t>6),</w:t>
-      </w:r>
-    </w:p>
-    <w:p>
-      <w:pPr>
-        <w:rPr>
-          <w:lang w:val="en-US"/>
-        </w:rPr>
-      </w:pPr>
-      <w:r>
-        <w:rPr>
-          <w:lang w:val="en-US"/>
-        </w:rPr>
-        <w:t xml:space="preserve">     </w:t>
-      </w:r>
-      <w:proofErr w:type="spellStart"/>
-      <w:r>
-        <w:rPr>
-          <w:lang w:val="en-US"/>
-        </w:rPr>
-        <w:t>acnumber</w:t>
-      </w:r>
-      <w:proofErr w:type="spellEnd"/>
-      <w:r>
-        <w:rPr>
-          <w:lang w:val="en-US"/>
-        </w:rPr>
-        <w:t xml:space="preserve"> </w:t>
-      </w:r>
-      <w:proofErr w:type="gramStart"/>
-      <w:r>
-        <w:rPr>
-          <w:lang w:val="en-US"/>
-        </w:rPr>
-        <w:t>VARCHAR(</w:t>
-      </w:r>
-      <w:proofErr w:type="gramEnd"/>
-      <w:r>
-        <w:rPr>
-          <w:lang w:val="en-US"/>
-        </w:rPr>
-        <w:t>6),</w:t>
+        <w:t xml:space="preserve">     tnumber VARCHAR(6),</w:t>
+      </w:r>
+    </w:p>
+    <w:p>
+      <w:pPr>
+        <w:rPr>
+          <w:lang w:val="en-US"/>
+        </w:rPr>
+      </w:pPr>
+      <w:r>
+        <w:rPr>
+          <w:lang w:val="en-US"/>
+        </w:rPr>
+        <w:t xml:space="preserve">     acnumber VARCHAR(6),</w:t>
       </w:r>
     </w:p>
     <w:p>
@@ -11680,187 +9446,59 @@
         <w:rPr>
           <w:lang w:val="en-US"/>
         </w:rPr>
-        <w:t xml:space="preserve">     </w:t>
-      </w:r>
-      <w:proofErr w:type="spellStart"/>
-      <w:r>
-        <w:rPr>
-          <w:lang w:val="en-US"/>
-        </w:rPr>
-        <w:t>medium_of_transaction</w:t>
-      </w:r>
-      <w:proofErr w:type="spellEnd"/>
-      <w:r>
-        <w:rPr>
-          <w:lang w:val="en-US"/>
-        </w:rPr>
-        <w:t xml:space="preserve"> </w:t>
-      </w:r>
-      <w:proofErr w:type="gramStart"/>
-      <w:r>
-        <w:rPr>
-          <w:lang w:val="en-US"/>
-        </w:rPr>
-        <w:t>VARCHAR(</w:t>
-      </w:r>
-      <w:proofErr w:type="gramEnd"/>
-      <w:r>
-        <w:rPr>
-          <w:lang w:val="en-US"/>
-        </w:rPr>
-        <w:t>20),</w:t>
-      </w:r>
-    </w:p>
-    <w:p>
-      <w:pPr>
-        <w:rPr>
-          <w:lang w:val="en-US"/>
-        </w:rPr>
-      </w:pPr>
-      <w:r>
-        <w:rPr>
-          <w:lang w:val="en-US"/>
-        </w:rPr>
-        <w:t xml:space="preserve">     </w:t>
-      </w:r>
-      <w:proofErr w:type="spellStart"/>
-      <w:r>
-        <w:rPr>
-          <w:lang w:val="en-US"/>
-        </w:rPr>
-        <w:t>transaction_type</w:t>
-      </w:r>
-      <w:proofErr w:type="spellEnd"/>
-      <w:r>
-        <w:rPr>
-          <w:lang w:val="en-US"/>
-        </w:rPr>
-        <w:t xml:space="preserve"> </w:t>
-      </w:r>
-      <w:proofErr w:type="gramStart"/>
-      <w:r>
-        <w:rPr>
-          <w:lang w:val="en-US"/>
-        </w:rPr>
-        <w:t>VARCHAR(</w:t>
-      </w:r>
-      <w:proofErr w:type="gramEnd"/>
-      <w:r>
-        <w:rPr>
-          <w:lang w:val="en-US"/>
-        </w:rPr>
-        <w:t>20),</w:t>
-      </w:r>
-    </w:p>
-    <w:p>
-      <w:pPr>
-        <w:rPr>
-          <w:lang w:val="en-US"/>
-        </w:rPr>
-      </w:pPr>
-      <w:r>
-        <w:rPr>
-          <w:lang w:val="en-US"/>
-        </w:rPr>
-        <w:t xml:space="preserve">     </w:t>
-      </w:r>
-      <w:proofErr w:type="spellStart"/>
-      <w:r>
-        <w:rPr>
-          <w:lang w:val="en-US"/>
-        </w:rPr>
-        <w:t>transaction_amount</w:t>
-      </w:r>
-      <w:proofErr w:type="spellEnd"/>
-      <w:r>
-        <w:rPr>
-          <w:lang w:val="en-US"/>
-        </w:rPr>
-        <w:t xml:space="preserve"> INT,    </w:t>
-      </w:r>
-    </w:p>
-    <w:p>
-      <w:pPr>
-        <w:rPr>
-          <w:lang w:val="en-US"/>
-        </w:rPr>
-      </w:pPr>
-      <w:r>
-        <w:rPr>
-          <w:lang w:val="en-US"/>
-        </w:rPr>
-        <w:t xml:space="preserve">     CONSTRAINT trandetails_tnumber_pk1 PRIMARY </w:t>
-      </w:r>
-      <w:proofErr w:type="gramStart"/>
-      <w:r>
-        <w:rPr>
-          <w:lang w:val="en-US"/>
-        </w:rPr>
-        <w:t>KEY(</w:t>
-      </w:r>
-      <w:proofErr w:type="spellStart"/>
-      <w:proofErr w:type="gramEnd"/>
-      <w:r>
-        <w:rPr>
-          <w:lang w:val="en-US"/>
-        </w:rPr>
-        <w:t>tnumber</w:t>
-      </w:r>
-      <w:proofErr w:type="spellEnd"/>
-      <w:r>
-        <w:rPr>
-          <w:lang w:val="en-US"/>
-        </w:rPr>
-        <w:t>),</w:t>
-      </w:r>
-    </w:p>
-    <w:p>
-      <w:pPr>
-        <w:rPr>
-          <w:lang w:val="en-US"/>
-        </w:rPr>
-      </w:pPr>
-      <w:r>
-        <w:rPr>
-          <w:lang w:val="en-US"/>
-        </w:rPr>
-        <w:t xml:space="preserve">     CONSTRAINT trandetails_acnumber_fk1 FOREIGN </w:t>
-      </w:r>
-      <w:proofErr w:type="gramStart"/>
-      <w:r>
-        <w:rPr>
-          <w:lang w:val="en-US"/>
-        </w:rPr>
-        <w:t>KEY(</w:t>
-      </w:r>
-      <w:proofErr w:type="spellStart"/>
-      <w:proofErr w:type="gramEnd"/>
-      <w:r>
-        <w:rPr>
-          <w:lang w:val="en-US"/>
-        </w:rPr>
-        <w:t>acnumber</w:t>
-      </w:r>
-      <w:proofErr w:type="spellEnd"/>
-      <w:r>
-        <w:rPr>
-          <w:lang w:val="en-US"/>
-        </w:rPr>
-        <w:t>) REFERENCES account(</w:t>
-      </w:r>
-      <w:proofErr w:type="spellStart"/>
-      <w:r>
-        <w:rPr>
-          <w:lang w:val="en-US"/>
-        </w:rPr>
-        <w:t>acnumber</w:t>
-      </w:r>
-      <w:proofErr w:type="spellEnd"/>
-      <w:r>
-        <w:rPr>
-          <w:lang w:val="en-US"/>
-        </w:rPr>
-        <w:t xml:space="preserve">)  </w:t>
+        <w:t xml:space="preserve">     medium_of_transaction VARCHAR(20),</w:t>
+      </w:r>
+    </w:p>
+    <w:p>
+      <w:pPr>
+        <w:rPr>
+          <w:lang w:val="en-US"/>
+        </w:rPr>
+      </w:pPr>
+      <w:r>
+        <w:rPr>
+          <w:lang w:val="en-US"/>
+        </w:rPr>
+        <w:t xml:space="preserve">     transaction_type VARCHAR(20),</w:t>
+      </w:r>
+    </w:p>
+    <w:p>
+      <w:pPr>
+        <w:rPr>
+          <w:lang w:val="en-US"/>
+        </w:rPr>
+      </w:pPr>
+      <w:r>
+        <w:rPr>
+          <w:lang w:val="en-US"/>
+        </w:rPr>
+        <w:t xml:space="preserve">     transaction_amount INT,    </w:t>
+      </w:r>
+    </w:p>
+    <w:p>
+      <w:pPr>
+        <w:rPr>
+          <w:lang w:val="en-US"/>
+        </w:rPr>
+      </w:pPr>
+      <w:r>
+        <w:rPr>
+          <w:lang w:val="en-US"/>
+        </w:rPr>
+        <w:t xml:space="preserve">     CONSTRAINT trandetails_tnumber_pk1 PRIMARY KEY(tnumber),</w:t>
+      </w:r>
+    </w:p>
+    <w:p>
+      <w:pPr>
+        <w:rPr>
+          <w:lang w:val="en-US"/>
+        </w:rPr>
+      </w:pPr>
+      <w:r>
+        <w:rPr>
+          <w:lang w:val="en-US"/>
+        </w:rPr>
+        <w:t xml:space="preserve">     CONSTRAINT trandetails_acnumber_fk1 FOREIGN KEY(acnumber) REFERENCES account(acnumber)  </w:t>
       </w:r>
     </w:p>
     <w:p>
@@ -11946,200 +9584,72 @@
         <w:rPr>
           <w:lang w:val="en-US"/>
         </w:rPr>
-        <w:t xml:space="preserve">    </w:t>
-      </w:r>
-      <w:proofErr w:type="spellStart"/>
-      <w:r>
-        <w:rPr>
-          <w:lang w:val="en-US"/>
-        </w:rPr>
-        <w:t>custid</w:t>
-      </w:r>
-      <w:proofErr w:type="spellEnd"/>
-      <w:r>
-        <w:rPr>
-          <w:lang w:val="en-US"/>
-        </w:rPr>
-        <w:t xml:space="preserve"> </w:t>
-      </w:r>
-      <w:proofErr w:type="gramStart"/>
-      <w:r>
-        <w:rPr>
-          <w:lang w:val="en-US"/>
-        </w:rPr>
-        <w:t>VARCHAR(</w:t>
-      </w:r>
-      <w:proofErr w:type="gramEnd"/>
-      <w:r>
-        <w:rPr>
-          <w:lang w:val="en-US"/>
-        </w:rPr>
-        <w:t>6),</w:t>
-      </w:r>
-    </w:p>
-    <w:p>
-      <w:pPr>
-        <w:rPr>
-          <w:lang w:val="en-US"/>
-        </w:rPr>
-      </w:pPr>
-      <w:r>
-        <w:rPr>
-          <w:lang w:val="en-US"/>
-        </w:rPr>
-        <w:t xml:space="preserve">    bid </w:t>
-      </w:r>
-      <w:proofErr w:type="gramStart"/>
-      <w:r>
-        <w:rPr>
-          <w:lang w:val="en-US"/>
-        </w:rPr>
-        <w:t>VARCHAR(</w:t>
-      </w:r>
-      <w:proofErr w:type="gramEnd"/>
-      <w:r>
-        <w:rPr>
-          <w:lang w:val="en-US"/>
-        </w:rPr>
-        <w:t>6),</w:t>
-      </w:r>
-    </w:p>
-    <w:p>
-      <w:pPr>
-        <w:rPr>
-          <w:lang w:val="en-US"/>
-        </w:rPr>
-      </w:pPr>
-      <w:r>
-        <w:rPr>
-          <w:lang w:val="en-US"/>
-        </w:rPr>
-        <w:t xml:space="preserve">    </w:t>
-      </w:r>
-      <w:proofErr w:type="spellStart"/>
-      <w:r>
-        <w:rPr>
-          <w:lang w:val="en-US"/>
-        </w:rPr>
-        <w:t>loan_amount</w:t>
-      </w:r>
-      <w:proofErr w:type="spellEnd"/>
-      <w:r>
-        <w:rPr>
-          <w:lang w:val="en-US"/>
-        </w:rPr>
-        <w:t xml:space="preserve"> INT,</w:t>
-      </w:r>
-    </w:p>
-    <w:p>
-      <w:pPr>
-        <w:rPr>
-          <w:lang w:val="en-US"/>
-        </w:rPr>
-      </w:pPr>
-      <w:r>
-        <w:rPr>
-          <w:lang w:val="en-US"/>
-        </w:rPr>
-        <w:t xml:space="preserve">    CONSTRAINT loan_customer_custid_bid_pk1 PRIMARY </w:t>
-      </w:r>
-      <w:proofErr w:type="gramStart"/>
-      <w:r>
-        <w:rPr>
-          <w:lang w:val="en-US"/>
-        </w:rPr>
-        <w:t>KEY(</w:t>
-      </w:r>
-      <w:proofErr w:type="spellStart"/>
-      <w:proofErr w:type="gramEnd"/>
-      <w:r>
-        <w:rPr>
-          <w:lang w:val="en-US"/>
-        </w:rPr>
-        <w:t>custid,bid</w:t>
-      </w:r>
-      <w:proofErr w:type="spellEnd"/>
-      <w:r>
-        <w:rPr>
-          <w:lang w:val="en-US"/>
-        </w:rPr>
-        <w:t>),</w:t>
-      </w:r>
-    </w:p>
-    <w:p>
-      <w:pPr>
-        <w:rPr>
-          <w:lang w:val="en-US"/>
-        </w:rPr>
-      </w:pPr>
-      <w:r>
-        <w:rPr>
-          <w:lang w:val="en-US"/>
-        </w:rPr>
-        <w:t xml:space="preserve">    CONSTRAINT loan_custid_fk1 FOREIGN </w:t>
-      </w:r>
-      <w:proofErr w:type="gramStart"/>
-      <w:r>
-        <w:rPr>
-          <w:lang w:val="en-US"/>
-        </w:rPr>
-        <w:t>KEY(</w:t>
-      </w:r>
-      <w:proofErr w:type="spellStart"/>
-      <w:proofErr w:type="gramEnd"/>
-      <w:r>
-        <w:rPr>
-          <w:lang w:val="en-US"/>
-        </w:rPr>
-        <w:t>custid</w:t>
-      </w:r>
-      <w:proofErr w:type="spellEnd"/>
-      <w:r>
-        <w:rPr>
-          <w:lang w:val="en-US"/>
-        </w:rPr>
-        <w:t>) REFERENCES  customer(</w:t>
-      </w:r>
-      <w:proofErr w:type="spellStart"/>
-      <w:r>
-        <w:rPr>
-          <w:lang w:val="en-US"/>
-        </w:rPr>
-        <w:t>custid</w:t>
-      </w:r>
-      <w:proofErr w:type="spellEnd"/>
-      <w:r>
-        <w:rPr>
-          <w:lang w:val="en-US"/>
-        </w:rPr>
-        <w:t>),</w:t>
-      </w:r>
-    </w:p>
-    <w:p>
-      <w:pPr>
-        <w:rPr>
-          <w:lang w:val="en-US"/>
-        </w:rPr>
-      </w:pPr>
-      <w:r>
-        <w:rPr>
-          <w:lang w:val="en-US"/>
-        </w:rPr>
-        <w:t xml:space="preserve">    CONSTRAINT loan_bid_fk1 FOREIGN </w:t>
-      </w:r>
-      <w:proofErr w:type="gramStart"/>
-      <w:r>
-        <w:rPr>
-          <w:lang w:val="en-US"/>
-        </w:rPr>
-        <w:t>KEY(</w:t>
-      </w:r>
-      <w:proofErr w:type="gramEnd"/>
-      <w:r>
-        <w:rPr>
-          <w:lang w:val="en-US"/>
-        </w:rPr>
-        <w:t>bid) REFERENCES  branch(bid)</w:t>
+        <w:t xml:space="preserve">    custid VARCHAR(6),</w:t>
+      </w:r>
+    </w:p>
+    <w:p>
+      <w:pPr>
+        <w:rPr>
+          <w:lang w:val="en-US"/>
+        </w:rPr>
+      </w:pPr>
+      <w:r>
+        <w:rPr>
+          <w:lang w:val="en-US"/>
+        </w:rPr>
+        <w:t xml:space="preserve">    bid VARCHAR(6),</w:t>
+      </w:r>
+    </w:p>
+    <w:p>
+      <w:pPr>
+        <w:rPr>
+          <w:lang w:val="en-US"/>
+        </w:rPr>
+      </w:pPr>
+      <w:r>
+        <w:rPr>
+          <w:lang w:val="en-US"/>
+        </w:rPr>
+        <w:t xml:space="preserve">    loan_amount INT,</w:t>
+      </w:r>
+    </w:p>
+    <w:p>
+      <w:pPr>
+        <w:rPr>
+          <w:lang w:val="en-US"/>
+        </w:rPr>
+      </w:pPr>
+      <w:r>
+        <w:rPr>
+          <w:lang w:val="en-US"/>
+        </w:rPr>
+        <w:t xml:space="preserve">    CONSTRAINT loan_customer_custid_bid_pk1 PRIMARY KEY(custid,bid),</w:t>
+      </w:r>
+    </w:p>
+    <w:p>
+      <w:pPr>
+        <w:rPr>
+          <w:lang w:val="en-US"/>
+        </w:rPr>
+      </w:pPr>
+      <w:r>
+        <w:rPr>
+          <w:lang w:val="en-US"/>
+        </w:rPr>
+        <w:t xml:space="preserve">    CONSTRAINT loan_custid_fk1 FOREIGN KEY(custid) REFERENCES  customer(custid),</w:t>
+      </w:r>
+    </w:p>
+    <w:p>
+      <w:pPr>
+        <w:rPr>
+          <w:lang w:val="en-US"/>
+        </w:rPr>
+      </w:pPr>
+      <w:r>
+        <w:rPr>
+          <w:lang w:val="en-US"/>
+        </w:rPr>
+        <w:t xml:space="preserve">    CONSTRAINT loan_bid_fk1 FOREIGN KEY(bid) REFERENCES  branch(bid)</w:t>
       </w:r>
     </w:p>
     <w:p>
@@ -12205,48 +9715,20 @@
         <w:rPr>
           <w:lang w:val="en-US"/>
         </w:rPr>
-        <w:t>INSERT INTO customer VALUES('C00003','Rahul</w:t>
-      </w:r>
-      <w:proofErr w:type="gramStart"/>
-      <w:r>
-        <w:rPr>
-          <w:lang w:val="en-US"/>
-        </w:rPr>
-        <w:t>',null</w:t>
-      </w:r>
-      <w:proofErr w:type="gramEnd"/>
-      <w:r>
-        <w:rPr>
-          <w:lang w:val="en-US"/>
-        </w:rPr>
-        <w:t>,'Rastogi','Delhi','9765178901','Student','1981-09-26');</w:t>
-      </w:r>
-    </w:p>
-    <w:p>
-      <w:pPr>
-        <w:rPr>
-          <w:lang w:val="en-US"/>
-        </w:rPr>
-      </w:pPr>
-      <w:r>
-        <w:rPr>
-          <w:lang w:val="en-US"/>
-        </w:rPr>
-        <w:t>INSERT INTO customer VALUES('C00004','Parul</w:t>
-      </w:r>
-      <w:proofErr w:type="gramStart"/>
-      <w:r>
-        <w:rPr>
-          <w:lang w:val="en-US"/>
-        </w:rPr>
-        <w:t>',null</w:t>
-      </w:r>
-      <w:proofErr w:type="gramEnd"/>
-      <w:r>
-        <w:rPr>
-          <w:lang w:val="en-US"/>
-        </w:rPr>
-        <w:t>,'Gandhi','Delhi','9876532109','Housewife','1976-11-03');</w:t>
+        <w:t>INSERT INTO customer VALUES('C00003','Rahul',null,'Rastogi','Delhi','9765178901','Student','1981-09-26');</w:t>
+      </w:r>
+    </w:p>
+    <w:p>
+      <w:pPr>
+        <w:rPr>
+          <w:lang w:val="en-US"/>
+        </w:rPr>
+      </w:pPr>
+      <w:r>
+        <w:rPr>
+          <w:lang w:val="en-US"/>
+        </w:rPr>
+        <w:t>INSERT INTO customer VALUES('C00004','Parul',null,'Gandhi','Delhi','9876532109','Housewife','1976-11-03');</w:t>
       </w:r>
     </w:p>
     <w:p>
@@ -12273,21 +9755,7 @@
         <w:rPr>
           <w:lang w:val="en-US"/>
         </w:rPr>
-        <w:t>INSERT INTO customer VALUES('C00006','Chitresh</w:t>
-      </w:r>
-      <w:proofErr w:type="gramStart"/>
-      <w:r>
-        <w:rPr>
-          <w:lang w:val="en-US"/>
-        </w:rPr>
-        <w:t>',null</w:t>
-      </w:r>
-      <w:proofErr w:type="gramEnd"/>
-      <w:r>
-        <w:rPr>
-          <w:lang w:val="en-US"/>
-        </w:rPr>
-        <w:t>,'Barwe','Mumbai','7651298321','Student','1992-11-06');</w:t>
+        <w:t>INSERT INTO customer VALUES('C00006','Chitresh',null,'Barwe','Mumbai','7651298321','Student','1992-11-06');</w:t>
       </w:r>
     </w:p>
     <w:p>
@@ -12313,240 +9781,86 @@
         <w:rPr>
           <w:lang w:val="en-US"/>
         </w:rPr>
-        <w:t>INSERT INTO customer VALUES('C00008','Nisha</w:t>
-      </w:r>
-      <w:proofErr w:type="gramStart"/>
-      <w:r>
-        <w:rPr>
-          <w:lang w:val="en-US"/>
-        </w:rPr>
-        <w:t>',null</w:t>
-      </w:r>
-      <w:proofErr w:type="gramEnd"/>
-      <w:r>
-        <w:rPr>
-          <w:lang w:val="en-US"/>
-        </w:rPr>
-        <w:t>,'Damle','Mumbai','7954198761','Service','1975-12-03');</w:t>
-      </w:r>
-    </w:p>
-    <w:p>
-      <w:pPr>
-        <w:rPr>
-          <w:lang w:val="en-US"/>
-        </w:rPr>
-      </w:pPr>
-      <w:r>
-        <w:rPr>
-          <w:lang w:val="en-US"/>
-        </w:rPr>
-        <w:t>INSERT INTO customer VALUES('C00009','Abhishek</w:t>
-      </w:r>
-      <w:proofErr w:type="gramStart"/>
-      <w:r>
-        <w:rPr>
-          <w:lang w:val="en-US"/>
-        </w:rPr>
-        <w:t>',null</w:t>
-      </w:r>
-      <w:proofErr w:type="gramEnd"/>
-      <w:r>
-        <w:rPr>
-          <w:lang w:val="en-US"/>
-        </w:rPr>
-        <w:t>,'Dutta','Kolkata','9856198761','Service','1973-05-22');</w:t>
-      </w:r>
-    </w:p>
-    <w:p>
-      <w:pPr>
-        <w:rPr>
-          <w:lang w:val="en-US"/>
-        </w:rPr>
-      </w:pPr>
-      <w:r>
-        <w:rPr>
-          <w:lang w:val="en-US"/>
-        </w:rPr>
-        <w:t xml:space="preserve">INSERT INTO </w:t>
-      </w:r>
-      <w:proofErr w:type="gramStart"/>
-      <w:r>
-        <w:rPr>
-          <w:lang w:val="en-US"/>
-        </w:rPr>
-        <w:t>customer  VALUES</w:t>
-      </w:r>
-      <w:proofErr w:type="gramEnd"/>
-      <w:r>
-        <w:rPr>
-          <w:lang w:val="en-US"/>
-        </w:rPr>
-        <w:t>('C00010','Shankar',null,'Nair','Chennai','8765489076','Service','1976-07-12');</w:t>
-      </w:r>
-    </w:p>
-    <w:p>
-      <w:pPr>
-        <w:rPr>
-          <w:lang w:val="en-US"/>
-        </w:rPr>
-      </w:pPr>
-    </w:p>
-    <w:p>
-      <w:pPr>
-        <w:rPr>
-          <w:lang w:val="en-US"/>
-        </w:rPr>
-      </w:pPr>
-    </w:p>
-    <w:p>
-      <w:pPr>
-        <w:rPr>
-          <w:lang w:val="en-US"/>
-        </w:rPr>
-      </w:pPr>
-      <w:r>
-        <w:rPr>
-          <w:lang w:val="en-US"/>
-        </w:rPr>
-        <w:t xml:space="preserve">INSERT INTO branch </w:t>
-      </w:r>
-      <w:proofErr w:type="gramStart"/>
-      <w:r>
-        <w:rPr>
-          <w:lang w:val="en-US"/>
-        </w:rPr>
-        <w:t>VALUES(</w:t>
-      </w:r>
-      <w:proofErr w:type="gramEnd"/>
-      <w:r>
-        <w:rPr>
-          <w:lang w:val="en-US"/>
-        </w:rPr>
-        <w:t xml:space="preserve">'B00001','Asaf </w:t>
-      </w:r>
-      <w:proofErr w:type="spellStart"/>
-      <w:r>
-        <w:rPr>
-          <w:lang w:val="en-US"/>
-        </w:rPr>
-        <w:t>ali</w:t>
-      </w:r>
-      <w:proofErr w:type="spellEnd"/>
-      <w:r>
-        <w:rPr>
-          <w:lang w:val="en-US"/>
-        </w:rPr>
-        <w:t xml:space="preserve"> </w:t>
-      </w:r>
-      <w:proofErr w:type="spellStart"/>
-      <w:r>
-        <w:rPr>
-          <w:lang w:val="en-US"/>
-        </w:rPr>
-        <w:t>road','Delhi</w:t>
-      </w:r>
-      <w:proofErr w:type="spellEnd"/>
-      <w:r>
-        <w:rPr>
-          <w:lang w:val="en-US"/>
-        </w:rPr>
-        <w:t>');</w:t>
-      </w:r>
-    </w:p>
-    <w:p>
-      <w:pPr>
-        <w:rPr>
-          <w:lang w:val="en-US"/>
-        </w:rPr>
-      </w:pPr>
-      <w:r>
-        <w:rPr>
-          <w:lang w:val="en-US"/>
-        </w:rPr>
-        <w:t xml:space="preserve">INSERT INTO branch </w:t>
-      </w:r>
-      <w:proofErr w:type="gramStart"/>
-      <w:r>
-        <w:rPr>
-          <w:lang w:val="en-US"/>
-        </w:rPr>
-        <w:t>VALUES(</w:t>
-      </w:r>
-      <w:proofErr w:type="gramEnd"/>
-      <w:r>
-        <w:rPr>
-          <w:lang w:val="en-US"/>
-        </w:rPr>
-        <w:t xml:space="preserve">'B00002','New </w:t>
-      </w:r>
-      <w:proofErr w:type="spellStart"/>
-      <w:r>
-        <w:rPr>
-          <w:lang w:val="en-US"/>
-        </w:rPr>
-        <w:t>delhi</w:t>
-      </w:r>
-      <w:proofErr w:type="spellEnd"/>
-      <w:r>
-        <w:rPr>
-          <w:lang w:val="en-US"/>
-        </w:rPr>
-        <w:t xml:space="preserve"> main </w:t>
-      </w:r>
-      <w:proofErr w:type="spellStart"/>
-      <w:r>
-        <w:rPr>
-          <w:lang w:val="en-US"/>
-        </w:rPr>
-        <w:t>branch','Delhi</w:t>
-      </w:r>
-      <w:proofErr w:type="spellEnd"/>
-      <w:r>
-        <w:rPr>
-          <w:lang w:val="en-US"/>
-        </w:rPr>
-        <w:t>');</w:t>
-      </w:r>
-    </w:p>
-    <w:p>
-      <w:pPr>
-        <w:rPr>
-          <w:lang w:val="en-US"/>
-        </w:rPr>
-      </w:pPr>
-      <w:r>
-        <w:rPr>
-          <w:lang w:val="en-US"/>
-        </w:rPr>
-        <w:t xml:space="preserve">INSERT INTO branch </w:t>
-      </w:r>
-      <w:proofErr w:type="gramStart"/>
-      <w:r>
-        <w:rPr>
-          <w:lang w:val="en-US"/>
-        </w:rPr>
-        <w:t>VALUES(</w:t>
-      </w:r>
-      <w:proofErr w:type="gramEnd"/>
-      <w:r>
-        <w:rPr>
-          <w:lang w:val="en-US"/>
-        </w:rPr>
-        <w:t xml:space="preserve">'B00003','Delhi </w:t>
-      </w:r>
-      <w:proofErr w:type="spellStart"/>
-      <w:r>
-        <w:rPr>
-          <w:lang w:val="en-US"/>
-        </w:rPr>
-        <w:t>cantt</w:t>
-      </w:r>
-      <w:proofErr w:type="spellEnd"/>
-      <w:r>
-        <w:rPr>
-          <w:lang w:val="en-US"/>
-        </w:rPr>
-        <w:t>','Delhi');</w:t>
+        <w:t>INSERT INTO customer VALUES('C00008','Nisha',null,'Damle','Mumbai','7954198761','Service','1975-12-03');</w:t>
+      </w:r>
+    </w:p>
+    <w:p>
+      <w:pPr>
+        <w:rPr>
+          <w:lang w:val="en-US"/>
+        </w:rPr>
+      </w:pPr>
+      <w:r>
+        <w:rPr>
+          <w:lang w:val="en-US"/>
+        </w:rPr>
+        <w:t>INSERT INTO customer VALUES('C00009','Abhishek',null,'Dutta','Kolkata','9856198761','Service','1973-05-22');</w:t>
+      </w:r>
+    </w:p>
+    <w:p>
+      <w:pPr>
+        <w:rPr>
+          <w:lang w:val="en-US"/>
+        </w:rPr>
+      </w:pPr>
+      <w:r>
+        <w:rPr>
+          <w:lang w:val="en-US"/>
+        </w:rPr>
+        <w:t>INSERT INTO customer  VALUES('C00010','Shankar',null,'Nair','Chennai','8765489076','Service','1976-07-12');</w:t>
+      </w:r>
+    </w:p>
+    <w:p>
+      <w:pPr>
+        <w:rPr>
+          <w:lang w:val="en-US"/>
+        </w:rPr>
+      </w:pPr>
+    </w:p>
+    <w:p>
+      <w:pPr>
+        <w:rPr>
+          <w:lang w:val="en-US"/>
+        </w:rPr>
+      </w:pPr>
+    </w:p>
+    <w:p>
+      <w:pPr>
+        <w:rPr>
+          <w:lang w:val="en-US"/>
+        </w:rPr>
+      </w:pPr>
+      <w:r>
+        <w:rPr>
+          <w:lang w:val="en-US"/>
+        </w:rPr>
+        <w:t>INSERT INTO branch VALUES('B00001','Asaf ali road','Delhi');</w:t>
+      </w:r>
+    </w:p>
+    <w:p>
+      <w:pPr>
+        <w:rPr>
+          <w:lang w:val="en-US"/>
+        </w:rPr>
+      </w:pPr>
+      <w:r>
+        <w:rPr>
+          <w:lang w:val="en-US"/>
+        </w:rPr>
+        <w:t>INSERT INTO branch VALUES('B00002','New delhi main branch','Delhi');</w:t>
+      </w:r>
+    </w:p>
+    <w:p>
+      <w:pPr>
+        <w:rPr>
+          <w:lang w:val="en-US"/>
+        </w:rPr>
+      </w:pPr>
+      <w:r>
+        <w:rPr>
+          <w:lang w:val="en-US"/>
+        </w:rPr>
+        <w:t>INSERT INTO branch VALUES('B00003','Delhi cantt','Delhi');</w:t>
       </w:r>
     </w:p>
     <w:p>
@@ -12585,35 +9899,7 @@
         <w:rPr>
           <w:lang w:val="en-US"/>
         </w:rPr>
-        <w:t xml:space="preserve">INSERT INTO branch </w:t>
-      </w:r>
-      <w:proofErr w:type="gramStart"/>
-      <w:r>
-        <w:rPr>
-          <w:lang w:val="en-US"/>
-        </w:rPr>
-        <w:t>VALUES(</w:t>
-      </w:r>
-      <w:proofErr w:type="gramEnd"/>
-      <w:r>
-        <w:rPr>
-          <w:lang w:val="en-US"/>
-        </w:rPr>
-        <w:t xml:space="preserve">'B00006','Vile </w:t>
-      </w:r>
-      <w:proofErr w:type="spellStart"/>
-      <w:r>
-        <w:rPr>
-          <w:lang w:val="en-US"/>
-        </w:rPr>
-        <w:t>parle','Mumbai</w:t>
-      </w:r>
-      <w:proofErr w:type="spellEnd"/>
-      <w:r>
-        <w:rPr>
-          <w:lang w:val="en-US"/>
-        </w:rPr>
-        <w:t>');</w:t>
+        <w:t>INSERT INTO branch VALUES('B00006','Vile parle','Mumbai');</w:t>
       </w:r>
     </w:p>
     <w:p>
@@ -12831,318 +10117,150 @@
         <w:rPr>
           <w:lang w:val="en-US"/>
         </w:rPr>
-        <w:t xml:space="preserve">INSERT INTO </w:t>
-      </w:r>
-      <w:proofErr w:type="spellStart"/>
-      <w:r>
-        <w:rPr>
-          <w:lang w:val="en-US"/>
-        </w:rPr>
-        <w:t>trandetails</w:t>
-      </w:r>
-      <w:proofErr w:type="spellEnd"/>
-      <w:r>
-        <w:rPr>
-          <w:lang w:val="en-US"/>
-        </w:rPr>
-        <w:t xml:space="preserve"> VALUES('T00001','A00001','2013-01-01','Cheque','Deposit',2000);</w:t>
-      </w:r>
-    </w:p>
-    <w:p>
-      <w:pPr>
-        <w:rPr>
-          <w:lang w:val="en-US"/>
-        </w:rPr>
-      </w:pPr>
-      <w:r>
-        <w:rPr>
-          <w:lang w:val="en-US"/>
-        </w:rPr>
-        <w:t xml:space="preserve">INSERT INTO </w:t>
-      </w:r>
-      <w:proofErr w:type="spellStart"/>
-      <w:r>
-        <w:rPr>
-          <w:lang w:val="en-US"/>
-        </w:rPr>
-        <w:t>trandetails</w:t>
-      </w:r>
-      <w:proofErr w:type="spellEnd"/>
-      <w:r>
-        <w:rPr>
-          <w:lang w:val="en-US"/>
-        </w:rPr>
-        <w:t xml:space="preserve"> VALUES('T00002','A00001','2013-02-01','Cash','Withdrawal',1000);</w:t>
-      </w:r>
-    </w:p>
-    <w:p>
-      <w:pPr>
-        <w:rPr>
-          <w:lang w:val="en-US"/>
-        </w:rPr>
-      </w:pPr>
-      <w:r>
-        <w:rPr>
-          <w:lang w:val="en-US"/>
-        </w:rPr>
-        <w:t xml:space="preserve">INSERT INTO </w:t>
-      </w:r>
-      <w:proofErr w:type="spellStart"/>
-      <w:r>
-        <w:rPr>
-          <w:lang w:val="en-US"/>
-        </w:rPr>
-        <w:t>trandetails</w:t>
-      </w:r>
-      <w:proofErr w:type="spellEnd"/>
-      <w:r>
-        <w:rPr>
-          <w:lang w:val="en-US"/>
-        </w:rPr>
-        <w:t xml:space="preserve"> VALUES('T00003','A00002','2013-01-01','Cash','Deposit',2000);</w:t>
-      </w:r>
-    </w:p>
-    <w:p>
-      <w:pPr>
-        <w:rPr>
-          <w:lang w:val="en-US"/>
-        </w:rPr>
-      </w:pPr>
-      <w:r>
-        <w:rPr>
-          <w:lang w:val="en-US"/>
-        </w:rPr>
-        <w:t xml:space="preserve">INSERT INTO </w:t>
-      </w:r>
-      <w:proofErr w:type="spellStart"/>
-      <w:r>
-        <w:rPr>
-          <w:lang w:val="en-US"/>
-        </w:rPr>
-        <w:t>trandetails</w:t>
-      </w:r>
-      <w:proofErr w:type="spellEnd"/>
-      <w:r>
-        <w:rPr>
-          <w:lang w:val="en-US"/>
-        </w:rPr>
-        <w:t xml:space="preserve"> VALUES('T00004','A00002','2013-02-01','Cash','Deposit',3000);</w:t>
-      </w:r>
-    </w:p>
-    <w:p>
-      <w:pPr>
-        <w:rPr>
-          <w:lang w:val="en-US"/>
-        </w:rPr>
-      </w:pPr>
-      <w:r>
-        <w:rPr>
-          <w:lang w:val="en-US"/>
-        </w:rPr>
-        <w:t xml:space="preserve">INSERT INTO </w:t>
-      </w:r>
-      <w:proofErr w:type="spellStart"/>
-      <w:r>
-        <w:rPr>
-          <w:lang w:val="en-US"/>
-        </w:rPr>
-        <w:t>trandetails</w:t>
-      </w:r>
-      <w:proofErr w:type="spellEnd"/>
-      <w:r>
-        <w:rPr>
-          <w:lang w:val="en-US"/>
-        </w:rPr>
-        <w:t xml:space="preserve"> VALUES('T00005','A00007','2013-01-11','Cash','Deposit',7000);</w:t>
-      </w:r>
-    </w:p>
-    <w:p>
-      <w:pPr>
-        <w:rPr>
-          <w:lang w:val="en-US"/>
-        </w:rPr>
-      </w:pPr>
-      <w:r>
-        <w:rPr>
-          <w:lang w:val="en-US"/>
-        </w:rPr>
-        <w:t xml:space="preserve">INSERT INTO </w:t>
-      </w:r>
-      <w:proofErr w:type="spellStart"/>
-      <w:r>
-        <w:rPr>
-          <w:lang w:val="en-US"/>
-        </w:rPr>
-        <w:t>trandetails</w:t>
-      </w:r>
-      <w:proofErr w:type="spellEnd"/>
-      <w:r>
-        <w:rPr>
-          <w:lang w:val="en-US"/>
-        </w:rPr>
-        <w:t xml:space="preserve"> VALUES('T00006','A00007','2013-01-13','Cash','Deposit',9000);</w:t>
-      </w:r>
-    </w:p>
-    <w:p>
-      <w:pPr>
-        <w:rPr>
-          <w:lang w:val="en-US"/>
-        </w:rPr>
-      </w:pPr>
-      <w:r>
-        <w:rPr>
-          <w:lang w:val="en-US"/>
-        </w:rPr>
-        <w:t xml:space="preserve">INSERT INTO </w:t>
-      </w:r>
-      <w:proofErr w:type="spellStart"/>
-      <w:r>
-        <w:rPr>
-          <w:lang w:val="en-US"/>
-        </w:rPr>
-        <w:t>trandetails</w:t>
-      </w:r>
-      <w:proofErr w:type="spellEnd"/>
-      <w:r>
-        <w:rPr>
-          <w:lang w:val="en-US"/>
-        </w:rPr>
-        <w:t xml:space="preserve"> VALUES('T00007','A00001','2013-03-13','Cash','Deposit',4000);</w:t>
-      </w:r>
-    </w:p>
-    <w:p>
-      <w:pPr>
-        <w:rPr>
-          <w:lang w:val="en-US"/>
-        </w:rPr>
-      </w:pPr>
-      <w:r>
-        <w:rPr>
-          <w:lang w:val="en-US"/>
-        </w:rPr>
-        <w:t xml:space="preserve">INSERT INTO </w:t>
-      </w:r>
-      <w:proofErr w:type="spellStart"/>
-      <w:r>
-        <w:rPr>
-          <w:lang w:val="en-US"/>
-        </w:rPr>
-        <w:t>trandetails</w:t>
-      </w:r>
-      <w:proofErr w:type="spellEnd"/>
-      <w:r>
-        <w:rPr>
-          <w:lang w:val="en-US"/>
-        </w:rPr>
-        <w:t xml:space="preserve"> VALUES('T00008','A00001','2013-03-14','Cheque','Deposit',3000);</w:t>
-      </w:r>
-    </w:p>
-    <w:p>
-      <w:pPr>
-        <w:rPr>
-          <w:lang w:val="en-US"/>
-        </w:rPr>
-      </w:pPr>
-      <w:r>
-        <w:rPr>
-          <w:lang w:val="en-US"/>
-        </w:rPr>
-        <w:t xml:space="preserve">INSERT INTO </w:t>
-      </w:r>
-      <w:proofErr w:type="spellStart"/>
-      <w:r>
-        <w:rPr>
-          <w:lang w:val="en-US"/>
-        </w:rPr>
-        <w:t>trandetails</w:t>
-      </w:r>
-      <w:proofErr w:type="spellEnd"/>
-      <w:r>
-        <w:rPr>
-          <w:lang w:val="en-US"/>
-        </w:rPr>
-        <w:t xml:space="preserve"> VALUES('T00009','A00001','2013-03-21','Cash','Withdrawal',9000);</w:t>
-      </w:r>
-    </w:p>
-    <w:p>
-      <w:pPr>
-        <w:rPr>
-          <w:lang w:val="en-US"/>
-        </w:rPr>
-      </w:pPr>
-      <w:r>
-        <w:rPr>
-          <w:lang w:val="en-US"/>
-        </w:rPr>
-        <w:t xml:space="preserve">INSERT INTO </w:t>
-      </w:r>
-      <w:proofErr w:type="spellStart"/>
-      <w:r>
-        <w:rPr>
-          <w:lang w:val="en-US"/>
-        </w:rPr>
-        <w:t>trandetails</w:t>
-      </w:r>
-      <w:proofErr w:type="spellEnd"/>
-      <w:r>
-        <w:rPr>
-          <w:lang w:val="en-US"/>
-        </w:rPr>
-        <w:t xml:space="preserve"> VALUES('T00010','A00001','2013-03-22','Cash','Withdrawal',2000);</w:t>
-      </w:r>
-    </w:p>
-    <w:p>
-      <w:pPr>
-        <w:rPr>
-          <w:lang w:val="en-US"/>
-        </w:rPr>
-      </w:pPr>
-      <w:r>
-        <w:rPr>
-          <w:lang w:val="en-US"/>
-        </w:rPr>
-        <w:t xml:space="preserve">INSERT INTO </w:t>
-      </w:r>
-      <w:proofErr w:type="spellStart"/>
-      <w:r>
-        <w:rPr>
-          <w:lang w:val="en-US"/>
-        </w:rPr>
-        <w:t>trandetails</w:t>
-      </w:r>
-      <w:proofErr w:type="spellEnd"/>
-      <w:r>
-        <w:rPr>
-          <w:lang w:val="en-US"/>
-        </w:rPr>
-        <w:t xml:space="preserve"> VALUES('T00011','A00002','2013-03-25','Cash','Withdrawal',7000);</w:t>
-      </w:r>
-    </w:p>
-    <w:p>
-      <w:pPr>
-        <w:rPr>
-          <w:lang w:val="en-US"/>
-        </w:rPr>
-      </w:pPr>
-      <w:r>
-        <w:rPr>
-          <w:lang w:val="en-US"/>
-        </w:rPr>
-        <w:t xml:space="preserve">INSERT INTO </w:t>
-      </w:r>
-      <w:proofErr w:type="spellStart"/>
-      <w:r>
-        <w:rPr>
-          <w:lang w:val="en-US"/>
-        </w:rPr>
-        <w:t>trandetails</w:t>
-      </w:r>
-      <w:proofErr w:type="spellEnd"/>
-      <w:r>
-        <w:rPr>
-          <w:lang w:val="en-US"/>
-        </w:rPr>
-        <w:t xml:space="preserve"> VALUES('T00012','A00007','2013-03-26','Cash','Withdrawal',2000);</w:t>
+        <w:t>INSERT INTO trandetails VALUES('T00001','A00001','2013-01-01','Cheque','Deposit',2000);</w:t>
+      </w:r>
+    </w:p>
+    <w:p>
+      <w:pPr>
+        <w:rPr>
+          <w:lang w:val="en-US"/>
+        </w:rPr>
+      </w:pPr>
+      <w:r>
+        <w:rPr>
+          <w:lang w:val="en-US"/>
+        </w:rPr>
+        <w:t>INSERT INTO trandetails VALUES('T00002','A00001','2013-02-01','Cash','Withdrawal',1000);</w:t>
+      </w:r>
+    </w:p>
+    <w:p>
+      <w:pPr>
+        <w:rPr>
+          <w:lang w:val="en-US"/>
+        </w:rPr>
+      </w:pPr>
+      <w:r>
+        <w:rPr>
+          <w:lang w:val="en-US"/>
+        </w:rPr>
+        <w:t>INSERT INTO trandetails VALUES('T00003','A00002','2013-01-01','Cash','Deposit',2000);</w:t>
+      </w:r>
+    </w:p>
+    <w:p>
+      <w:pPr>
+        <w:rPr>
+          <w:lang w:val="en-US"/>
+        </w:rPr>
+      </w:pPr>
+      <w:r>
+        <w:rPr>
+          <w:lang w:val="en-US"/>
+        </w:rPr>
+        <w:t>INSERT INTO trandetails VALUES('T00004','A00002','2013-02-01','Cash','Deposit',3000);</w:t>
+      </w:r>
+    </w:p>
+    <w:p>
+      <w:pPr>
+        <w:rPr>
+          <w:lang w:val="en-US"/>
+        </w:rPr>
+      </w:pPr>
+      <w:r>
+        <w:rPr>
+          <w:lang w:val="en-US"/>
+        </w:rPr>
+        <w:t>INSERT INTO trandetails VALUES('T00005','A00007','2013-01-11','Cash','Deposit',7000);</w:t>
+      </w:r>
+    </w:p>
+    <w:p>
+      <w:pPr>
+        <w:rPr>
+          <w:lang w:val="en-US"/>
+        </w:rPr>
+      </w:pPr>
+      <w:r>
+        <w:rPr>
+          <w:lang w:val="en-US"/>
+        </w:rPr>
+        <w:t>INSERT INTO trandetails VALUES('T00006','A00007','2013-01-13','Cash','Deposit',9000);</w:t>
+      </w:r>
+    </w:p>
+    <w:p>
+      <w:pPr>
+        <w:rPr>
+          <w:lang w:val="en-US"/>
+        </w:rPr>
+      </w:pPr>
+      <w:r>
+        <w:rPr>
+          <w:lang w:val="en-US"/>
+        </w:rPr>
+        <w:t>INSERT INTO trandetails VALUES('T00007','A00001','2013-03-13','Cash','Deposit',4000);</w:t>
+      </w:r>
+    </w:p>
+    <w:p>
+      <w:pPr>
+        <w:rPr>
+          <w:lang w:val="en-US"/>
+        </w:rPr>
+      </w:pPr>
+      <w:r>
+        <w:rPr>
+          <w:lang w:val="en-US"/>
+        </w:rPr>
+        <w:t>INSERT INTO trandetails VALUES('T00008','A00001','2013-03-14','Cheque','Deposit',3000);</w:t>
+      </w:r>
+    </w:p>
+    <w:p>
+      <w:pPr>
+        <w:rPr>
+          <w:lang w:val="en-US"/>
+        </w:rPr>
+      </w:pPr>
+      <w:r>
+        <w:rPr>
+          <w:lang w:val="en-US"/>
+        </w:rPr>
+        <w:t>INSERT INTO trandetails VALUES('T00009','A00001','2013-03-21','Cash','Withdrawal',9000);</w:t>
+      </w:r>
+    </w:p>
+    <w:p>
+      <w:pPr>
+        <w:rPr>
+          <w:lang w:val="en-US"/>
+        </w:rPr>
+      </w:pPr>
+      <w:r>
+        <w:rPr>
+          <w:lang w:val="en-US"/>
+        </w:rPr>
+        <w:t>INSERT INTO trandetails VALUES('T00010','A00001','2013-03-22','Cash','Withdrawal',2000);</w:t>
+      </w:r>
+    </w:p>
+    <w:p>
+      <w:pPr>
+        <w:rPr>
+          <w:lang w:val="en-US"/>
+        </w:rPr>
+      </w:pPr>
+      <w:r>
+        <w:rPr>
+          <w:lang w:val="en-US"/>
+        </w:rPr>
+        <w:t>INSERT INTO trandetails VALUES('T00011','A00002','2013-03-25','Cash','Withdrawal',7000);</w:t>
+      </w:r>
+    </w:p>
+    <w:p>
+      <w:pPr>
+        <w:rPr>
+          <w:lang w:val="en-US"/>
+        </w:rPr>
+      </w:pPr>
+      <w:r>
+        <w:rPr>
+          <w:lang w:val="en-US"/>
+        </w:rPr>
+        <w:t>INSERT INTO trandetails VALUES('T00012','A00007','2013-03-26','Cash','Withdrawal',2000);</w:t>
       </w:r>
     </w:p>
     <w:p>
@@ -13240,6 +10358,9 @@
     </w:p>
     <w:p>
       <w:pPr>
+        <w:pBdr>
+          <w:bottom w:val="single" w:sz="6" w:space="1" w:color="auto"/>
+        </w:pBdr>
         <w:rPr>
           <w:lang w:val="en-US"/>
         </w:rPr>
@@ -13257,6 +10378,2239 @@
           <w:lang w:val="en-US"/>
         </w:rPr>
       </w:pPr>
+      <w:r>
+        <w:rPr>
+          <w:lang w:val="en-US"/>
+        </w:rPr>
+        <w:t>Problem #1:</w:t>
+      </w:r>
+    </w:p>
+    <w:p>
+      <w:pPr>
+        <w:rPr>
+          <w:lang w:val="en-US"/>
+        </w:rPr>
+      </w:pPr>
+      <w:r>
+        <w:rPr>
+          <w:lang w:val="en-US"/>
+        </w:rPr>
+        <w:t>Write a query to display the customer number , firstname, customer’s date of birth . Display in a sorted order of date of birth year and within that sort by firstname.</w:t>
+      </w:r>
+    </w:p>
+    <w:p>
+      <w:pPr>
+        <w:rPr>
+          <w:lang w:val="en-US"/>
+        </w:rPr>
+      </w:pPr>
+    </w:p>
+    <w:p>
+      <w:pPr>
+        <w:rPr>
+          <w:lang w:val="en-US"/>
+        </w:rPr>
+      </w:pPr>
+    </w:p>
+    <w:p>
+      <w:pPr>
+        <w:rPr>
+          <w:lang w:val="en-US"/>
+        </w:rPr>
+      </w:pPr>
+      <w:r>
+        <w:rPr>
+          <w:lang w:val="en-US"/>
+        </w:rPr>
+        <w:t>+--------+----------+------------+</w:t>
+      </w:r>
+    </w:p>
+    <w:p>
+      <w:pPr>
+        <w:rPr>
+          <w:lang w:val="en-US"/>
+        </w:rPr>
+      </w:pPr>
+      <w:r>
+        <w:rPr>
+          <w:lang w:val="en-US"/>
+        </w:rPr>
+        <w:t>| custid | fname    | dob        |</w:t>
+      </w:r>
+    </w:p>
+    <w:p>
+      <w:pPr>
+        <w:rPr>
+          <w:lang w:val="en-US"/>
+        </w:rPr>
+      </w:pPr>
+      <w:r>
+        <w:rPr>
+          <w:lang w:val="en-US"/>
+        </w:rPr>
+        <w:t>+--------+----------+------------+</w:t>
+      </w:r>
+    </w:p>
+    <w:p>
+      <w:pPr>
+        <w:rPr>
+          <w:lang w:val="en-US"/>
+        </w:rPr>
+      </w:pPr>
+      <w:r>
+        <w:rPr>
+          <w:lang w:val="en-US"/>
+        </w:rPr>
+        <w:t>| C00009 | Abhishek | 1973-05-22 |</w:t>
+      </w:r>
+    </w:p>
+    <w:p>
+      <w:pPr>
+        <w:rPr>
+          <w:lang w:val="en-US"/>
+        </w:rPr>
+      </w:pPr>
+      <w:r>
+        <w:rPr>
+          <w:lang w:val="en-US"/>
+        </w:rPr>
+        <w:t>| C00002 | Avinash  | 1974-10-16 |</w:t>
+      </w:r>
+    </w:p>
+    <w:p>
+      <w:pPr>
+        <w:rPr>
+          <w:lang w:val="en-US"/>
+        </w:rPr>
+      </w:pPr>
+      <w:r>
+        <w:rPr>
+          <w:lang w:val="en-US"/>
+        </w:rPr>
+        <w:t>| C00008 | Nisha    | 1975-12-03 |</w:t>
+      </w:r>
+    </w:p>
+    <w:p>
+      <w:pPr>
+        <w:rPr>
+          <w:lang w:val="en-US"/>
+        </w:rPr>
+      </w:pPr>
+      <w:r>
+        <w:rPr>
+          <w:lang w:val="en-US"/>
+        </w:rPr>
+        <w:t>| C00005 | Naveen   | 1976-09-19 |</w:t>
+      </w:r>
+    </w:p>
+    <w:p>
+      <w:pPr>
+        <w:rPr>
+          <w:lang w:val="en-US"/>
+        </w:rPr>
+      </w:pPr>
+      <w:r>
+        <w:rPr>
+          <w:lang w:val="en-US"/>
+        </w:rPr>
+        <w:t>| C00004 | Parul    | 1976-11-03 |</w:t>
+      </w:r>
+    </w:p>
+    <w:p>
+      <w:pPr>
+        <w:rPr>
+          <w:lang w:val="en-US"/>
+        </w:rPr>
+      </w:pPr>
+      <w:r>
+        <w:rPr>
+          <w:lang w:val="en-US"/>
+        </w:rPr>
+        <w:t>| C00001 | Ramesh   | 1976-12-06 |</w:t>
+      </w:r>
+    </w:p>
+    <w:p>
+      <w:pPr>
+        <w:rPr>
+          <w:lang w:val="en-US"/>
+        </w:rPr>
+      </w:pPr>
+      <w:r>
+        <w:rPr>
+          <w:lang w:val="en-US"/>
+        </w:rPr>
+        <w:t>| C00010 | Shankar  | 1976-07-12 |</w:t>
+      </w:r>
+    </w:p>
+    <w:p>
+      <w:pPr>
+        <w:rPr>
+          <w:lang w:val="en-US"/>
+        </w:rPr>
+      </w:pPr>
+      <w:r>
+        <w:rPr>
+          <w:lang w:val="en-US"/>
+        </w:rPr>
+        <w:t>| C00007 | Amit     | 1981-09-06 |</w:t>
+      </w:r>
+    </w:p>
+    <w:p>
+      <w:pPr>
+        <w:rPr>
+          <w:lang w:val="en-US"/>
+        </w:rPr>
+      </w:pPr>
+      <w:r>
+        <w:rPr>
+          <w:lang w:val="en-US"/>
+        </w:rPr>
+        <w:t>| C00003 | Rahul    | 1981-09-26 |</w:t>
+      </w:r>
+    </w:p>
+    <w:p>
+      <w:pPr>
+        <w:rPr>
+          <w:lang w:val="en-US"/>
+        </w:rPr>
+      </w:pPr>
+      <w:r>
+        <w:rPr>
+          <w:lang w:val="en-US"/>
+        </w:rPr>
+        <w:t>| C00006 | Chitresh | 1992-11-06 |</w:t>
+      </w:r>
+    </w:p>
+    <w:p>
+      <w:pPr>
+        <w:rPr>
+          <w:lang w:val="en-US"/>
+        </w:rPr>
+      </w:pPr>
+      <w:r>
+        <w:rPr>
+          <w:lang w:val="en-US"/>
+        </w:rPr>
+        <w:t>+--------+----------+------------+</w:t>
+      </w:r>
+    </w:p>
+    <w:p>
+      <w:pPr>
+        <w:rPr>
+          <w:lang w:val="en-US"/>
+        </w:rPr>
+      </w:pPr>
+      <w:r>
+        <w:rPr>
+          <w:lang w:val="en-US"/>
+        </w:rPr>
+        <w:t>10 rows in set (0.01 sec)</w:t>
+      </w:r>
+    </w:p>
+    <w:p>
+      <w:pPr>
+        <w:rPr>
+          <w:lang w:val="en-US"/>
+        </w:rPr>
+      </w:pPr>
+    </w:p>
+    <w:p>
+      <w:pPr>
+        <w:rPr>
+          <w:lang w:val="en-US"/>
+        </w:rPr>
+      </w:pPr>
+    </w:p>
+    <w:p>
+      <w:pPr>
+        <w:rPr>
+          <w:lang w:val="en-US"/>
+        </w:rPr>
+      </w:pPr>
+      <w:r>
+        <w:rPr>
+          <w:lang w:val="en-US"/>
+        </w:rPr>
+        <w:t>-----------------------------------------------------------------</w:t>
+      </w:r>
+    </w:p>
+    <w:p>
+      <w:pPr>
+        <w:rPr>
+          <w:lang w:val="en-US"/>
+        </w:rPr>
+      </w:pPr>
+      <w:r>
+        <w:rPr>
+          <w:lang w:val="en-US"/>
+        </w:rPr>
+        <w:t>Problem #2:</w:t>
+      </w:r>
+    </w:p>
+    <w:p>
+      <w:pPr>
+        <w:rPr>
+          <w:lang w:val="en-US"/>
+        </w:rPr>
+      </w:pPr>
+      <w:r>
+        <w:rPr>
+          <w:lang w:val="en-US"/>
+        </w:rPr>
+        <w:t>Write a query to display customer’s number, first name and middle name. The customer’s who don’t have middle name, for them display the last name. Give the alias name as Cust_Name.</w:t>
+      </w:r>
+    </w:p>
+    <w:p>
+      <w:pPr>
+        <w:rPr>
+          <w:lang w:val="en-US"/>
+        </w:rPr>
+      </w:pPr>
+      <w:r>
+        <w:rPr>
+          <w:lang w:val="en-US"/>
+        </w:rPr>
+        <w:t xml:space="preserve"> </w:t>
+      </w:r>
+    </w:p>
+    <w:p>
+      <w:pPr>
+        <w:rPr>
+          <w:lang w:val="en-US"/>
+        </w:rPr>
+      </w:pPr>
+    </w:p>
+    <w:p>
+      <w:pPr>
+        <w:rPr>
+          <w:lang w:val="en-US"/>
+        </w:rPr>
+      </w:pPr>
+    </w:p>
+    <w:p>
+      <w:pPr>
+        <w:rPr>
+          <w:lang w:val="en-US"/>
+        </w:rPr>
+      </w:pPr>
+      <w:r>
+        <w:rPr>
+          <w:lang w:val="en-US"/>
+        </w:rPr>
+        <w:t>+----------------+</w:t>
+      </w:r>
+    </w:p>
+    <w:p>
+      <w:pPr>
+        <w:rPr>
+          <w:lang w:val="en-US"/>
+        </w:rPr>
+      </w:pPr>
+      <w:r>
+        <w:rPr>
+          <w:lang w:val="en-US"/>
+        </w:rPr>
+        <w:t>| CUST_NAME      |</w:t>
+      </w:r>
+    </w:p>
+    <w:p>
+      <w:pPr>
+        <w:rPr>
+          <w:lang w:val="en-US"/>
+        </w:rPr>
+      </w:pPr>
+      <w:r>
+        <w:rPr>
+          <w:lang w:val="en-US"/>
+        </w:rPr>
+        <w:t>+----------------+</w:t>
+      </w:r>
+    </w:p>
+    <w:p>
+      <w:pPr>
+        <w:rPr>
+          <w:lang w:val="en-US"/>
+        </w:rPr>
+      </w:pPr>
+      <w:r>
+        <w:rPr>
+          <w:lang w:val="en-US"/>
+        </w:rPr>
+        <w:t>| Ramesh Chandra |</w:t>
+      </w:r>
+    </w:p>
+    <w:p>
+      <w:pPr>
+        <w:rPr>
+          <w:lang w:val="en-US"/>
+        </w:rPr>
+      </w:pPr>
+      <w:r>
+        <w:rPr>
+          <w:lang w:val="en-US"/>
+        </w:rPr>
+        <w:t>| Avinash Sunder |</w:t>
+      </w:r>
+    </w:p>
+    <w:p>
+      <w:pPr>
+        <w:rPr>
+          <w:lang w:val="en-US"/>
+        </w:rPr>
+      </w:pPr>
+      <w:r>
+        <w:rPr>
+          <w:lang w:val="en-US"/>
+        </w:rPr>
+        <w:t>| Rahul Rastogi  |</w:t>
+      </w:r>
+    </w:p>
+    <w:p>
+      <w:pPr>
+        <w:rPr>
+          <w:lang w:val="en-US"/>
+        </w:rPr>
+      </w:pPr>
+      <w:r>
+        <w:rPr>
+          <w:lang w:val="en-US"/>
+        </w:rPr>
+        <w:lastRenderedPageBreak/>
+        <w:t>| Parul Gandhi   |</w:t>
+      </w:r>
+    </w:p>
+    <w:p>
+      <w:pPr>
+        <w:rPr>
+          <w:lang w:val="en-US"/>
+        </w:rPr>
+      </w:pPr>
+      <w:r>
+        <w:rPr>
+          <w:lang w:val="en-US"/>
+        </w:rPr>
+        <w:t>| Naveen Chandra |</w:t>
+      </w:r>
+    </w:p>
+    <w:p>
+      <w:pPr>
+        <w:rPr>
+          <w:lang w:val="en-US"/>
+        </w:rPr>
+      </w:pPr>
+      <w:r>
+        <w:rPr>
+          <w:lang w:val="en-US"/>
+        </w:rPr>
+        <w:t>| Chitresh Barwe |</w:t>
+      </w:r>
+    </w:p>
+    <w:p>
+      <w:pPr>
+        <w:rPr>
+          <w:lang w:val="en-US"/>
+        </w:rPr>
+      </w:pPr>
+      <w:r>
+        <w:rPr>
+          <w:lang w:val="en-US"/>
+        </w:rPr>
+        <w:t>| Amit Kumar     |</w:t>
+      </w:r>
+    </w:p>
+    <w:p>
+      <w:pPr>
+        <w:rPr>
+          <w:lang w:val="en-US"/>
+        </w:rPr>
+      </w:pPr>
+      <w:r>
+        <w:rPr>
+          <w:lang w:val="en-US"/>
+        </w:rPr>
+        <w:t>| Nisha Damle    |</w:t>
+      </w:r>
+    </w:p>
+    <w:p>
+      <w:pPr>
+        <w:rPr>
+          <w:lang w:val="en-US"/>
+        </w:rPr>
+      </w:pPr>
+      <w:r>
+        <w:rPr>
+          <w:lang w:val="en-US"/>
+        </w:rPr>
+        <w:t>| Abhishek Dutta |</w:t>
+      </w:r>
+    </w:p>
+    <w:p>
+      <w:pPr>
+        <w:rPr>
+          <w:lang w:val="en-US"/>
+        </w:rPr>
+      </w:pPr>
+      <w:r>
+        <w:rPr>
+          <w:lang w:val="en-US"/>
+        </w:rPr>
+        <w:t>| Shankar Nair   |</w:t>
+      </w:r>
+    </w:p>
+    <w:p>
+      <w:pPr>
+        <w:rPr>
+          <w:lang w:val="en-US"/>
+        </w:rPr>
+      </w:pPr>
+      <w:r>
+        <w:rPr>
+          <w:lang w:val="en-US"/>
+        </w:rPr>
+        <w:t>+----------------+</w:t>
+      </w:r>
+    </w:p>
+    <w:p>
+      <w:pPr>
+        <w:rPr>
+          <w:lang w:val="en-US"/>
+        </w:rPr>
+      </w:pPr>
+      <w:r>
+        <w:rPr>
+          <w:lang w:val="en-US"/>
+        </w:rPr>
+        <w:t>10 rows in set (0.01 sec)</w:t>
+      </w:r>
+    </w:p>
+    <w:p>
+      <w:pPr>
+        <w:rPr>
+          <w:lang w:val="en-US"/>
+        </w:rPr>
+      </w:pPr>
+    </w:p>
+    <w:p>
+      <w:pPr>
+        <w:rPr>
+          <w:lang w:val="en-US"/>
+        </w:rPr>
+      </w:pPr>
+    </w:p>
+    <w:p>
+      <w:pPr>
+        <w:rPr>
+          <w:lang w:val="en-US"/>
+        </w:rPr>
+      </w:pPr>
+      <w:r>
+        <w:rPr>
+          <w:lang w:val="en-US"/>
+        </w:rPr>
+        <w:t>-----------------------------------------------------------------Problem#3:</w:t>
+      </w:r>
+    </w:p>
+    <w:p>
+      <w:pPr>
+        <w:rPr>
+          <w:lang w:val="en-US"/>
+        </w:rPr>
+      </w:pPr>
+      <w:r>
+        <w:rPr>
+          <w:lang w:val="en-US"/>
+        </w:rPr>
+        <w:t>Write a query to display account number, customer’s number, customer’s firstname,lastname,account opening date.</w:t>
+      </w:r>
+    </w:p>
+    <w:p>
+      <w:pPr>
+        <w:rPr>
+          <w:lang w:val="en-US"/>
+        </w:rPr>
+      </w:pPr>
+    </w:p>
+    <w:p>
+      <w:pPr>
+        <w:rPr>
+          <w:lang w:val="en-US"/>
+        </w:rPr>
+      </w:pPr>
+    </w:p>
+    <w:p>
+      <w:pPr>
+        <w:rPr>
+          <w:lang w:val="en-US"/>
+        </w:rPr>
+      </w:pPr>
+    </w:p>
+    <w:p>
+      <w:pPr>
+        <w:rPr>
+          <w:lang w:val="en-US"/>
+        </w:rPr>
+      </w:pPr>
+    </w:p>
+    <w:p>
+      <w:pPr>
+        <w:rPr>
+          <w:lang w:val="en-US"/>
+        </w:rPr>
+      </w:pPr>
+      <w:r>
+        <w:rPr>
+          <w:lang w:val="en-US"/>
+        </w:rPr>
+        <w:t>+----------+--------+----------+---------+------------+</w:t>
+      </w:r>
+    </w:p>
+    <w:p>
+      <w:pPr>
+        <w:rPr>
+          <w:lang w:val="en-US"/>
+        </w:rPr>
+      </w:pPr>
+      <w:r>
+        <w:rPr>
+          <w:lang w:val="en-US"/>
+        </w:rPr>
+        <w:t>| acnumber | custid | fname    | ltname  | aod        |</w:t>
+      </w:r>
+    </w:p>
+    <w:p>
+      <w:pPr>
+        <w:rPr>
+          <w:lang w:val="en-US"/>
+        </w:rPr>
+      </w:pPr>
+      <w:r>
+        <w:rPr>
+          <w:lang w:val="en-US"/>
+        </w:rPr>
+        <w:t>+----------+--------+----------+---------+------------+</w:t>
+      </w:r>
+    </w:p>
+    <w:p>
+      <w:pPr>
+        <w:rPr>
+          <w:lang w:val="en-US"/>
+        </w:rPr>
+      </w:pPr>
+      <w:r>
+        <w:rPr>
+          <w:lang w:val="en-US"/>
+        </w:rPr>
+        <w:t>| A00001   | C00001 | Ramesh   | Sharma  | 2012-12-15 |</w:t>
+      </w:r>
+    </w:p>
+    <w:p>
+      <w:pPr>
+        <w:rPr>
+          <w:lang w:val="en-US"/>
+        </w:rPr>
+      </w:pPr>
+      <w:r>
+        <w:rPr>
+          <w:lang w:val="en-US"/>
+        </w:rPr>
+        <w:t>| A00002   | C00002 | Avinash  | Minha   | 2012-06-12 |</w:t>
+      </w:r>
+    </w:p>
+    <w:p>
+      <w:pPr>
+        <w:rPr>
+          <w:lang w:val="en-US"/>
+        </w:rPr>
+      </w:pPr>
+      <w:r>
+        <w:rPr>
+          <w:lang w:val="en-US"/>
+        </w:rPr>
+        <w:t>| A00003   | C00003 | Rahul    | Rastogi | 2012-05-17 |</w:t>
+      </w:r>
+    </w:p>
+    <w:p>
+      <w:pPr>
+        <w:rPr>
+          <w:lang w:val="en-US"/>
+        </w:rPr>
+      </w:pPr>
+      <w:r>
+        <w:rPr>
+          <w:lang w:val="en-US"/>
+        </w:rPr>
+        <w:t>| A00004   | C00002 | Avinash  | Minha   | 2013-01-27 |</w:t>
+      </w:r>
+    </w:p>
+    <w:p>
+      <w:pPr>
+        <w:rPr>
+          <w:lang w:val="en-US"/>
+        </w:rPr>
+      </w:pPr>
+      <w:r>
+        <w:rPr>
+          <w:lang w:val="en-US"/>
+        </w:rPr>
+        <w:t>| A00005   | C00006 | Chitresh | Barwe   | 2012-12-17 |</w:t>
+      </w:r>
+    </w:p>
+    <w:p>
+      <w:pPr>
+        <w:rPr>
+          <w:lang w:val="en-US"/>
+        </w:rPr>
+      </w:pPr>
+      <w:r>
+        <w:rPr>
+          <w:lang w:val="en-US"/>
+        </w:rPr>
+        <w:t>| A00006   | C00007 | Amit     | Borkar  | 2010-08-12 |</w:t>
+      </w:r>
+    </w:p>
+    <w:p>
+      <w:pPr>
+        <w:rPr>
+          <w:lang w:val="en-US"/>
+        </w:rPr>
+      </w:pPr>
+      <w:r>
+        <w:rPr>
+          <w:lang w:val="en-US"/>
+        </w:rPr>
+        <w:t>| A00007   | C00007 | Amit     | Borkar  | 2012-10-02 |</w:t>
+      </w:r>
+    </w:p>
+    <w:p>
+      <w:pPr>
+        <w:rPr>
+          <w:lang w:val="en-US"/>
+        </w:rPr>
+      </w:pPr>
+      <w:r>
+        <w:rPr>
+          <w:lang w:val="en-US"/>
+        </w:rPr>
+        <w:t>| A00008   | C00001 | Ramesh   | Sharma  | 2009-11-09 |</w:t>
+      </w:r>
+    </w:p>
+    <w:p>
+      <w:pPr>
+        <w:rPr>
+          <w:lang w:val="en-US"/>
+        </w:rPr>
+      </w:pPr>
+      <w:r>
+        <w:rPr>
+          <w:lang w:val="en-US"/>
+        </w:rPr>
+        <w:t>| A00009   | C00003 | Rahul    | Rastogi | 2008-11-30 |</w:t>
+      </w:r>
+    </w:p>
+    <w:p>
+      <w:pPr>
+        <w:rPr>
+          <w:lang w:val="en-US"/>
+        </w:rPr>
+      </w:pPr>
+      <w:r>
+        <w:rPr>
+          <w:lang w:val="en-US"/>
+        </w:rPr>
+        <w:t>| A00010   | C00004 | Parul    | Gandhi  | 2013-03-01 |</w:t>
+      </w:r>
+    </w:p>
+    <w:p>
+      <w:pPr>
+        <w:rPr>
+          <w:lang w:val="en-US"/>
+        </w:rPr>
+      </w:pPr>
+      <w:r>
+        <w:rPr>
+          <w:lang w:val="en-US"/>
+        </w:rPr>
+        <w:lastRenderedPageBreak/>
+        <w:t>+----------+--------+----------+---------+------------+</w:t>
+      </w:r>
+    </w:p>
+    <w:p>
+      <w:pPr>
+        <w:rPr>
+          <w:lang w:val="en-US"/>
+        </w:rPr>
+      </w:pPr>
+      <w:r>
+        <w:rPr>
+          <w:lang w:val="en-US"/>
+        </w:rPr>
+        <w:t>10 rows in set (0.01 sec)</w:t>
+      </w:r>
+    </w:p>
+    <w:p>
+      <w:pPr>
+        <w:rPr>
+          <w:lang w:val="en-US"/>
+        </w:rPr>
+      </w:pPr>
+    </w:p>
+    <w:p>
+      <w:pPr>
+        <w:rPr>
+          <w:lang w:val="en-US"/>
+        </w:rPr>
+      </w:pPr>
+    </w:p>
+    <w:p>
+      <w:pPr>
+        <w:rPr>
+          <w:lang w:val="en-US"/>
+        </w:rPr>
+      </w:pPr>
+    </w:p>
+    <w:p>
+      <w:pPr>
+        <w:rPr>
+          <w:lang w:val="en-US"/>
+        </w:rPr>
+      </w:pPr>
+    </w:p>
+    <w:p>
+      <w:pPr>
+        <w:rPr>
+          <w:lang w:val="en-US"/>
+        </w:rPr>
+      </w:pPr>
+    </w:p>
+    <w:p>
+      <w:pPr>
+        <w:rPr>
+          <w:lang w:val="en-US"/>
+        </w:rPr>
+      </w:pPr>
+    </w:p>
+    <w:p>
+      <w:pPr>
+        <w:rPr>
+          <w:lang w:val="en-US"/>
+        </w:rPr>
+      </w:pPr>
+      <w:r>
+        <w:rPr>
+          <w:lang w:val="en-US"/>
+        </w:rPr>
+        <w:t>-----------------------------------------------------------------</w:t>
+      </w:r>
+    </w:p>
+    <w:p>
+      <w:pPr>
+        <w:rPr>
+          <w:lang w:val="en-US"/>
+        </w:rPr>
+      </w:pPr>
+      <w:r>
+        <w:rPr>
+          <w:lang w:val="en-US"/>
+        </w:rPr>
+        <w:t>Problem # 4:</w:t>
+      </w:r>
+    </w:p>
+    <w:p>
+      <w:pPr>
+        <w:rPr>
+          <w:lang w:val="en-US"/>
+        </w:rPr>
+      </w:pPr>
+      <w:r>
+        <w:rPr>
+          <w:lang w:val="en-US"/>
+        </w:rPr>
+        <w:t>Write a query to display the number of customer’s from Delhi. Give the count an alias name of Cust_Count.</w:t>
+      </w:r>
+    </w:p>
+    <w:p>
+      <w:pPr>
+        <w:rPr>
+          <w:lang w:val="en-US"/>
+        </w:rPr>
+      </w:pPr>
+    </w:p>
+    <w:p>
+      <w:pPr>
+        <w:rPr>
+          <w:lang w:val="en-US"/>
+        </w:rPr>
+      </w:pPr>
+    </w:p>
+    <w:p>
+      <w:pPr>
+        <w:rPr>
+          <w:lang w:val="en-US"/>
+        </w:rPr>
+      </w:pPr>
+    </w:p>
+    <w:p>
+      <w:pPr>
+        <w:rPr>
+          <w:lang w:val="en-US"/>
+        </w:rPr>
+      </w:pPr>
+    </w:p>
+    <w:p>
+      <w:pPr>
+        <w:rPr>
+          <w:lang w:val="en-US"/>
+        </w:rPr>
+      </w:pPr>
+      <w:r>
+        <w:rPr>
+          <w:lang w:val="en-US"/>
+        </w:rPr>
+        <w:t>+------------+</w:t>
+      </w:r>
+    </w:p>
+    <w:p>
+      <w:pPr>
+        <w:rPr>
+          <w:lang w:val="en-US"/>
+        </w:rPr>
+      </w:pPr>
+      <w:r>
+        <w:rPr>
+          <w:lang w:val="en-US"/>
+        </w:rPr>
+        <w:t>| CUST_COUNT |</w:t>
+      </w:r>
+    </w:p>
+    <w:p>
+      <w:pPr>
+        <w:rPr>
+          <w:lang w:val="en-US"/>
+        </w:rPr>
+      </w:pPr>
+      <w:r>
+        <w:rPr>
+          <w:lang w:val="en-US"/>
+        </w:rPr>
+        <w:t>+------------+</w:t>
+      </w:r>
+    </w:p>
+    <w:p>
+      <w:pPr>
+        <w:rPr>
+          <w:lang w:val="en-US"/>
+        </w:rPr>
+      </w:pPr>
+      <w:r>
+        <w:rPr>
+          <w:lang w:val="en-US"/>
+        </w:rPr>
+        <w:t>|          4 |</w:t>
+      </w:r>
+    </w:p>
+    <w:p>
+      <w:pPr>
+        <w:rPr>
+          <w:lang w:val="en-US"/>
+        </w:rPr>
+      </w:pPr>
+      <w:r>
+        <w:rPr>
+          <w:lang w:val="en-US"/>
+        </w:rPr>
+        <w:t>+------------+</w:t>
+      </w:r>
+    </w:p>
+    <w:p>
+      <w:pPr>
+        <w:rPr>
+          <w:lang w:val="en-US"/>
+        </w:rPr>
+      </w:pPr>
+      <w:r>
+        <w:rPr>
+          <w:lang w:val="en-US"/>
+        </w:rPr>
+        <w:t>1 row in set (0.00 sec)</w:t>
+      </w:r>
+    </w:p>
+    <w:p>
+      <w:pPr>
+        <w:rPr>
+          <w:lang w:val="en-US"/>
+        </w:rPr>
+      </w:pPr>
+    </w:p>
+    <w:p>
+      <w:pPr>
+        <w:rPr>
+          <w:lang w:val="en-US"/>
+        </w:rPr>
+      </w:pPr>
+    </w:p>
+    <w:p>
+      <w:pPr>
+        <w:rPr>
+          <w:lang w:val="en-US"/>
+        </w:rPr>
+      </w:pPr>
+    </w:p>
+    <w:p>
+      <w:pPr>
+        <w:rPr>
+          <w:lang w:val="en-US"/>
+        </w:rPr>
+      </w:pPr>
+      <w:r>
+        <w:rPr>
+          <w:lang w:val="en-US"/>
+        </w:rPr>
+        <w:t>-----------------------------------------------------------------Problem # 5:</w:t>
+      </w:r>
+    </w:p>
+    <w:p>
+      <w:pPr>
+        <w:rPr>
+          <w:lang w:val="en-US"/>
+        </w:rPr>
+      </w:pPr>
+      <w:r>
+        <w:rPr>
+          <w:lang w:val="en-US"/>
+        </w:rPr>
+        <w:t>Write a query to display  the customer number, customer firstname,account number for the customer’s whose accounts were created after 15th of any month.</w:t>
+      </w:r>
+    </w:p>
+    <w:p>
+      <w:pPr>
+        <w:rPr>
+          <w:lang w:val="en-US"/>
+        </w:rPr>
+      </w:pPr>
+    </w:p>
+    <w:p>
+      <w:pPr>
+        <w:rPr>
+          <w:lang w:val="en-US"/>
+        </w:rPr>
+      </w:pPr>
+    </w:p>
+    <w:p>
+      <w:pPr>
+        <w:rPr>
+          <w:lang w:val="en-US"/>
+        </w:rPr>
+      </w:pPr>
+    </w:p>
+    <w:p>
+      <w:pPr>
+        <w:rPr>
+          <w:lang w:val="en-US"/>
+        </w:rPr>
+      </w:pPr>
+      <w:r>
+        <w:rPr>
+          <w:lang w:val="en-US"/>
+        </w:rPr>
+        <w:t>+--------+----------+----------+</w:t>
+      </w:r>
+    </w:p>
+    <w:p>
+      <w:pPr>
+        <w:rPr>
+          <w:lang w:val="en-US"/>
+        </w:rPr>
+      </w:pPr>
+      <w:r>
+        <w:rPr>
+          <w:lang w:val="en-US"/>
+        </w:rPr>
+        <w:lastRenderedPageBreak/>
+        <w:t>| custid | fname    | acnumber |</w:t>
+      </w:r>
+    </w:p>
+    <w:p>
+      <w:pPr>
+        <w:rPr>
+          <w:lang w:val="en-US"/>
+        </w:rPr>
+      </w:pPr>
+      <w:r>
+        <w:rPr>
+          <w:lang w:val="en-US"/>
+        </w:rPr>
+        <w:t>+--------+----------+----------+</w:t>
+      </w:r>
+    </w:p>
+    <w:p>
+      <w:pPr>
+        <w:rPr>
+          <w:lang w:val="en-US"/>
+        </w:rPr>
+      </w:pPr>
+      <w:r>
+        <w:rPr>
+          <w:lang w:val="en-US"/>
+        </w:rPr>
+        <w:t>| C00002 | Avinash  | A00004   |</w:t>
+      </w:r>
+    </w:p>
+    <w:p>
+      <w:pPr>
+        <w:rPr>
+          <w:lang w:val="en-US"/>
+        </w:rPr>
+      </w:pPr>
+      <w:r>
+        <w:rPr>
+          <w:lang w:val="en-US"/>
+        </w:rPr>
+        <w:t>| C00003 | Rahul    | A00003   |</w:t>
+      </w:r>
+    </w:p>
+    <w:p>
+      <w:pPr>
+        <w:rPr>
+          <w:lang w:val="en-US"/>
+        </w:rPr>
+      </w:pPr>
+      <w:r>
+        <w:rPr>
+          <w:lang w:val="en-US"/>
+        </w:rPr>
+        <w:t>| C00003 | Rahul    | A00009   |</w:t>
+      </w:r>
+    </w:p>
+    <w:p>
+      <w:pPr>
+        <w:rPr>
+          <w:lang w:val="en-US"/>
+        </w:rPr>
+      </w:pPr>
+      <w:r>
+        <w:rPr>
+          <w:lang w:val="en-US"/>
+        </w:rPr>
+        <w:t>| C00006 | Chitresh | A00005   |</w:t>
+      </w:r>
+    </w:p>
+    <w:p>
+      <w:pPr>
+        <w:rPr>
+          <w:lang w:val="en-US"/>
+        </w:rPr>
+      </w:pPr>
+      <w:r>
+        <w:rPr>
+          <w:lang w:val="en-US"/>
+        </w:rPr>
+        <w:t>+--------+----------+----------+</w:t>
+      </w:r>
+    </w:p>
+    <w:p>
+      <w:pPr>
+        <w:rPr>
+          <w:lang w:val="en-US"/>
+        </w:rPr>
+      </w:pPr>
+      <w:r>
+        <w:rPr>
+          <w:lang w:val="en-US"/>
+        </w:rPr>
+        <w:t>4 rows in set (0.00 sec)</w:t>
+      </w:r>
+    </w:p>
+    <w:p>
+      <w:pPr>
+        <w:rPr>
+          <w:lang w:val="en-US"/>
+        </w:rPr>
+      </w:pPr>
+    </w:p>
+    <w:p>
+      <w:pPr>
+        <w:rPr>
+          <w:lang w:val="en-US"/>
+        </w:rPr>
+      </w:pPr>
+      <w:r>
+        <w:rPr>
+          <w:lang w:val="en-US"/>
+        </w:rPr>
+        <w:t>-----------------------------------------------------------------Problem # 6:</w:t>
+      </w:r>
+    </w:p>
+    <w:p>
+      <w:pPr>
+        <w:rPr>
+          <w:lang w:val="en-US"/>
+        </w:rPr>
+      </w:pPr>
+      <w:r>
+        <w:rPr>
+          <w:lang w:val="en-US"/>
+        </w:rPr>
+        <w:t>Write a query to display the customers firstname, city and account number who are not into business, service or studies.</w:t>
+      </w:r>
+    </w:p>
+    <w:p>
+      <w:pPr>
+        <w:rPr>
+          <w:lang w:val="en-US"/>
+        </w:rPr>
+      </w:pPr>
+    </w:p>
+    <w:p>
+      <w:pPr>
+        <w:rPr>
+          <w:lang w:val="en-US"/>
+        </w:rPr>
+      </w:pPr>
+    </w:p>
+    <w:p>
+      <w:pPr>
+        <w:rPr>
+          <w:lang w:val="en-US"/>
+        </w:rPr>
+      </w:pPr>
+    </w:p>
+    <w:p>
+      <w:pPr>
+        <w:rPr>
+          <w:lang w:val="en-US"/>
+        </w:rPr>
+      </w:pPr>
+      <w:r>
+        <w:rPr>
+          <w:lang w:val="en-US"/>
+        </w:rPr>
+        <w:t>+----------+--------+----------+</w:t>
+      </w:r>
+    </w:p>
+    <w:p>
+      <w:pPr>
+        <w:rPr>
+          <w:lang w:val="en-US"/>
+        </w:rPr>
+      </w:pPr>
+      <w:r>
+        <w:rPr>
+          <w:lang w:val="en-US"/>
+        </w:rPr>
+        <w:t>| fname    | city   | acnumber |</w:t>
+      </w:r>
+    </w:p>
+    <w:p>
+      <w:pPr>
+        <w:rPr>
+          <w:lang w:val="en-US"/>
+        </w:rPr>
+      </w:pPr>
+      <w:r>
+        <w:rPr>
+          <w:lang w:val="en-US"/>
+        </w:rPr>
+        <w:t>+----------+--------+----------+</w:t>
+      </w:r>
+    </w:p>
+    <w:p>
+      <w:pPr>
+        <w:rPr>
+          <w:lang w:val="en-US"/>
+        </w:rPr>
+      </w:pPr>
+      <w:r>
+        <w:rPr>
+          <w:lang w:val="en-US"/>
+        </w:rPr>
+        <w:t>| Ramesh   | Delhi  | A00001   |</w:t>
+      </w:r>
+    </w:p>
+    <w:p>
+      <w:pPr>
+        <w:rPr>
+          <w:lang w:val="en-US"/>
+        </w:rPr>
+      </w:pPr>
+      <w:r>
+        <w:rPr>
+          <w:lang w:val="en-US"/>
+        </w:rPr>
+        <w:t>| Ramesh   | Delhi  | A00008   |</w:t>
+      </w:r>
+    </w:p>
+    <w:p>
+      <w:pPr>
+        <w:rPr>
+          <w:lang w:val="en-US"/>
+        </w:rPr>
+      </w:pPr>
+      <w:r>
+        <w:rPr>
+          <w:lang w:val="en-US"/>
+        </w:rPr>
+        <w:t>| Avinash  | Delhi  | A00002   |</w:t>
+      </w:r>
+    </w:p>
+    <w:p>
+      <w:pPr>
+        <w:rPr>
+          <w:lang w:val="en-US"/>
+        </w:rPr>
+      </w:pPr>
+      <w:r>
+        <w:rPr>
+          <w:lang w:val="en-US"/>
+        </w:rPr>
+        <w:t>| Avinash  | Delhi  | A00004   |</w:t>
+      </w:r>
+    </w:p>
+    <w:p>
+      <w:pPr>
+        <w:rPr>
+          <w:lang w:val="en-US"/>
+        </w:rPr>
+      </w:pPr>
+      <w:r>
+        <w:rPr>
+          <w:lang w:val="en-US"/>
+        </w:rPr>
+        <w:t>| Rahul    | Delhi  | A00003   |</w:t>
+      </w:r>
+    </w:p>
+    <w:p>
+      <w:pPr>
+        <w:rPr>
+          <w:lang w:val="en-US"/>
+        </w:rPr>
+      </w:pPr>
+      <w:r>
+        <w:rPr>
+          <w:lang w:val="en-US"/>
+        </w:rPr>
+        <w:t>| Rahul    | Delhi  | A00009   |</w:t>
+      </w:r>
+    </w:p>
+    <w:p>
+      <w:pPr>
+        <w:rPr>
+          <w:lang w:val="en-US"/>
+        </w:rPr>
+      </w:pPr>
+      <w:r>
+        <w:rPr>
+          <w:lang w:val="en-US"/>
+        </w:rPr>
+        <w:t>| Chitresh | Mumbai | A00005   |</w:t>
+      </w:r>
+    </w:p>
+    <w:p>
+      <w:pPr>
+        <w:rPr>
+          <w:lang w:val="en-US"/>
+        </w:rPr>
+      </w:pPr>
+      <w:r>
+        <w:rPr>
+          <w:lang w:val="en-US"/>
+        </w:rPr>
+        <w:t>| Amit     | Mumbai | A00006   |</w:t>
+      </w:r>
+    </w:p>
+    <w:p>
+      <w:pPr>
+        <w:rPr>
+          <w:lang w:val="en-US"/>
+        </w:rPr>
+      </w:pPr>
+      <w:r>
+        <w:rPr>
+          <w:lang w:val="en-US"/>
+        </w:rPr>
+        <w:t>| Amit     | Mumbai | A00007   |</w:t>
+      </w:r>
+    </w:p>
+    <w:p>
+      <w:pPr>
+        <w:rPr>
+          <w:lang w:val="en-US"/>
+        </w:rPr>
+      </w:pPr>
+      <w:r>
+        <w:rPr>
+          <w:lang w:val="en-US"/>
+        </w:rPr>
+        <w:t>+----------+--------+----------+</w:t>
+      </w:r>
+    </w:p>
+    <w:p>
+      <w:pPr>
+        <w:rPr>
+          <w:lang w:val="en-US"/>
+        </w:rPr>
+      </w:pPr>
+      <w:r>
+        <w:rPr>
+          <w:lang w:val="en-US"/>
+        </w:rPr>
+        <w:t>9 rows in set (0.00 sec)</w:t>
+      </w:r>
+    </w:p>
+    <w:p>
+      <w:pPr>
+        <w:rPr>
+          <w:lang w:val="en-US"/>
+        </w:rPr>
+      </w:pPr>
+    </w:p>
+    <w:p>
+      <w:pPr>
+        <w:rPr>
+          <w:lang w:val="en-US"/>
+        </w:rPr>
+      </w:pPr>
+    </w:p>
+    <w:p>
+      <w:pPr>
+        <w:rPr>
+          <w:lang w:val="en-US"/>
+        </w:rPr>
+      </w:pPr>
+    </w:p>
+    <w:p>
+      <w:pPr>
+        <w:rPr>
+          <w:lang w:val="en-US"/>
+        </w:rPr>
+      </w:pPr>
+      <w:r>
+        <w:rPr>
+          <w:lang w:val="en-US"/>
+        </w:rPr>
+        <w:t>-----------------------------------------------------------------Problem # 7:</w:t>
+      </w:r>
+    </w:p>
+    <w:p>
+      <w:pPr>
+        <w:rPr>
+          <w:lang w:val="en-US"/>
+        </w:rPr>
+      </w:pPr>
+      <w:r>
+        <w:rPr>
+          <w:lang w:val="en-US"/>
+        </w:rPr>
+        <w:t>Write a query to display city name and count of branches in that city. Give the count of branches an alias name of Count_Branch.</w:t>
+      </w:r>
+    </w:p>
+    <w:p>
+      <w:pPr>
+        <w:rPr>
+          <w:lang w:val="en-US"/>
+        </w:rPr>
+      </w:pPr>
+    </w:p>
+    <w:p>
+      <w:pPr>
+        <w:rPr>
+          <w:lang w:val="en-US"/>
+        </w:rPr>
+      </w:pPr>
+    </w:p>
+    <w:p>
+      <w:pPr>
+        <w:rPr>
+          <w:lang w:val="en-US"/>
+        </w:rPr>
+      </w:pPr>
+    </w:p>
+    <w:p>
+      <w:pPr>
+        <w:rPr>
+          <w:lang w:val="en-US"/>
+        </w:rPr>
+      </w:pPr>
+    </w:p>
+    <w:p>
+      <w:pPr>
+        <w:rPr>
+          <w:lang w:val="en-US"/>
+        </w:rPr>
+      </w:pPr>
+      <w:r>
+        <w:rPr>
+          <w:lang w:val="en-US"/>
+        </w:rPr>
+        <w:t>+---------+--------------+</w:t>
+      </w:r>
+    </w:p>
+    <w:p>
+      <w:pPr>
+        <w:rPr>
+          <w:lang w:val="en-US"/>
+        </w:rPr>
+      </w:pPr>
+      <w:r>
+        <w:rPr>
+          <w:lang w:val="en-US"/>
+        </w:rPr>
+        <w:t>| bcity   | COUNT_BRANCH |</w:t>
+      </w:r>
+    </w:p>
+    <w:p>
+      <w:pPr>
+        <w:rPr>
+          <w:lang w:val="en-US"/>
+        </w:rPr>
+      </w:pPr>
+      <w:r>
+        <w:rPr>
+          <w:lang w:val="en-US"/>
+        </w:rPr>
+        <w:t>+---------+--------------+</w:t>
+      </w:r>
+    </w:p>
+    <w:p>
+      <w:pPr>
+        <w:rPr>
+          <w:lang w:val="en-US"/>
+        </w:rPr>
+      </w:pPr>
+      <w:r>
+        <w:rPr>
+          <w:lang w:val="en-US"/>
+        </w:rPr>
+        <w:t>| Chennai |            1 |</w:t>
+      </w:r>
+    </w:p>
+    <w:p>
+      <w:pPr>
+        <w:rPr>
+          <w:lang w:val="en-US"/>
+        </w:rPr>
+      </w:pPr>
+      <w:r>
+        <w:rPr>
+          <w:lang w:val="en-US"/>
+        </w:rPr>
+        <w:t>| Delhi   |            4 |</w:t>
+      </w:r>
+    </w:p>
+    <w:p>
+      <w:pPr>
+        <w:rPr>
+          <w:lang w:val="en-US"/>
+        </w:rPr>
+      </w:pPr>
+      <w:r>
+        <w:rPr>
+          <w:lang w:val="en-US"/>
+        </w:rPr>
+        <w:t>| Kolkata |            1 |</w:t>
+      </w:r>
+    </w:p>
+    <w:p>
+      <w:pPr>
+        <w:rPr>
+          <w:lang w:val="en-US"/>
+        </w:rPr>
+      </w:pPr>
+      <w:r>
+        <w:rPr>
+          <w:lang w:val="en-US"/>
+        </w:rPr>
+        <w:t>| Mumbai  |            3 |</w:t>
+      </w:r>
+    </w:p>
+    <w:p>
+      <w:pPr>
+        <w:rPr>
+          <w:lang w:val="en-US"/>
+        </w:rPr>
+      </w:pPr>
+      <w:r>
+        <w:rPr>
+          <w:lang w:val="en-US"/>
+        </w:rPr>
+        <w:t>+---------+--------------+</w:t>
+      </w:r>
+    </w:p>
+    <w:p>
+      <w:pPr>
+        <w:rPr>
+          <w:lang w:val="en-US"/>
+        </w:rPr>
+      </w:pPr>
+      <w:r>
+        <w:rPr>
+          <w:lang w:val="en-US"/>
+        </w:rPr>
+        <w:t>4 rows in set (0.00 sec)</w:t>
+      </w:r>
+    </w:p>
+    <w:p>
+      <w:pPr>
+        <w:rPr>
+          <w:lang w:val="en-US"/>
+        </w:rPr>
+      </w:pPr>
+    </w:p>
+    <w:p>
+      <w:pPr>
+        <w:rPr>
+          <w:lang w:val="en-US"/>
+        </w:rPr>
+      </w:pPr>
+    </w:p>
+    <w:p>
+      <w:pPr>
+        <w:rPr>
+          <w:lang w:val="en-US"/>
+        </w:rPr>
+      </w:pPr>
+    </w:p>
+    <w:p>
+      <w:pPr>
+        <w:rPr>
+          <w:lang w:val="en-US"/>
+        </w:rPr>
+      </w:pPr>
+      <w:r>
+        <w:rPr>
+          <w:lang w:val="en-US"/>
+        </w:rPr>
+        <w:t>-----------------------------------------------------------------</w:t>
+      </w:r>
+    </w:p>
+    <w:p>
+      <w:pPr>
+        <w:rPr>
+          <w:lang w:val="en-US"/>
+        </w:rPr>
+      </w:pPr>
+      <w:r>
+        <w:rPr>
+          <w:lang w:val="en-US"/>
+        </w:rPr>
+        <w:t>Problem # 8:</w:t>
+      </w:r>
+    </w:p>
+    <w:p>
+      <w:pPr>
+        <w:rPr>
+          <w:lang w:val="en-US"/>
+        </w:rPr>
+      </w:pPr>
+      <w:r>
+        <w:rPr>
+          <w:lang w:val="en-US"/>
+        </w:rPr>
+        <w:t>Write a query to display account id, customer’s firstname, customer’s lastname for the customer’s whose account is Active.</w:t>
+      </w:r>
+    </w:p>
+    <w:p>
+      <w:pPr>
+        <w:rPr>
+          <w:lang w:val="en-US"/>
+        </w:rPr>
+      </w:pPr>
+    </w:p>
+    <w:p>
+      <w:pPr>
+        <w:rPr>
+          <w:lang w:val="en-US"/>
+        </w:rPr>
+      </w:pPr>
+    </w:p>
+    <w:p>
+      <w:pPr>
+        <w:rPr>
+          <w:lang w:val="en-US"/>
+        </w:rPr>
+      </w:pPr>
+    </w:p>
+    <w:p>
+      <w:pPr>
+        <w:rPr>
+          <w:lang w:val="en-US"/>
+        </w:rPr>
+      </w:pPr>
+    </w:p>
+    <w:p>
+      <w:pPr>
+        <w:rPr>
+          <w:lang w:val="en-US"/>
+        </w:rPr>
+      </w:pPr>
+    </w:p>
+    <w:p>
+      <w:pPr>
+        <w:rPr>
+          <w:lang w:val="en-US"/>
+        </w:rPr>
+      </w:pPr>
+    </w:p>
+    <w:p>
+      <w:pPr>
+        <w:rPr>
+          <w:lang w:val="en-US"/>
+        </w:rPr>
+      </w:pPr>
+      <w:r>
+        <w:rPr>
+          <w:lang w:val="en-US"/>
+        </w:rPr>
+        <w:t>+----------+----------+---------+</w:t>
+      </w:r>
+    </w:p>
+    <w:p>
+      <w:pPr>
+        <w:rPr>
+          <w:lang w:val="en-US"/>
+        </w:rPr>
+      </w:pPr>
+      <w:r>
+        <w:rPr>
+          <w:lang w:val="en-US"/>
+        </w:rPr>
+        <w:t>| acnumber | fname    | ltname  |</w:t>
+      </w:r>
+    </w:p>
+    <w:p>
+      <w:pPr>
+        <w:rPr>
+          <w:lang w:val="en-US"/>
+        </w:rPr>
+      </w:pPr>
+      <w:r>
+        <w:rPr>
+          <w:lang w:val="en-US"/>
+        </w:rPr>
+        <w:lastRenderedPageBreak/>
+        <w:t>+----------+----------+---------+</w:t>
+      </w:r>
+    </w:p>
+    <w:p>
+      <w:pPr>
+        <w:rPr>
+          <w:lang w:val="en-US"/>
+        </w:rPr>
+      </w:pPr>
+      <w:r>
+        <w:rPr>
+          <w:lang w:val="en-US"/>
+        </w:rPr>
+        <w:t>| A00001   | Ramesh   | Sharma  |</w:t>
+      </w:r>
+    </w:p>
+    <w:p>
+      <w:pPr>
+        <w:rPr>
+          <w:lang w:val="en-US"/>
+        </w:rPr>
+      </w:pPr>
+      <w:r>
+        <w:rPr>
+          <w:lang w:val="en-US"/>
+        </w:rPr>
+        <w:t>| A00002   | Avinash  | Minha   |</w:t>
+      </w:r>
+    </w:p>
+    <w:p>
+      <w:pPr>
+        <w:rPr>
+          <w:lang w:val="en-US"/>
+        </w:rPr>
+      </w:pPr>
+      <w:r>
+        <w:rPr>
+          <w:lang w:val="en-US"/>
+        </w:rPr>
+        <w:t>| A00004   | Avinash  | Minha   |</w:t>
+      </w:r>
+    </w:p>
+    <w:p>
+      <w:pPr>
+        <w:rPr>
+          <w:lang w:val="en-US"/>
+        </w:rPr>
+      </w:pPr>
+      <w:r>
+        <w:rPr>
+          <w:lang w:val="en-US"/>
+        </w:rPr>
+        <w:t>| A00003   | Rahul    | Rastogi |</w:t>
+      </w:r>
+    </w:p>
+    <w:p>
+      <w:pPr>
+        <w:rPr>
+          <w:lang w:val="en-US"/>
+        </w:rPr>
+      </w:pPr>
+      <w:r>
+        <w:rPr>
+          <w:lang w:val="en-US"/>
+        </w:rPr>
+        <w:t>| A00010   | Parul    | Gandhi  |</w:t>
+      </w:r>
+    </w:p>
+    <w:p>
+      <w:pPr>
+        <w:rPr>
+          <w:lang w:val="en-US"/>
+        </w:rPr>
+      </w:pPr>
+      <w:r>
+        <w:rPr>
+          <w:lang w:val="en-US"/>
+        </w:rPr>
+        <w:t>| A00005   | Chitresh | Barwe   |</w:t>
+      </w:r>
+    </w:p>
+    <w:p>
+      <w:pPr>
+        <w:rPr>
+          <w:lang w:val="en-US"/>
+        </w:rPr>
+      </w:pPr>
+      <w:r>
+        <w:rPr>
+          <w:lang w:val="en-US"/>
+        </w:rPr>
+        <w:t>| A00007   | Amit     | Borkar  |</w:t>
+      </w:r>
+    </w:p>
+    <w:p>
+      <w:pPr>
+        <w:rPr>
+          <w:lang w:val="en-US"/>
+        </w:rPr>
+      </w:pPr>
+      <w:r>
+        <w:rPr>
+          <w:lang w:val="en-US"/>
+        </w:rPr>
+        <w:t>+----------+----------+---------+</w:t>
+      </w:r>
+    </w:p>
+    <w:p>
+      <w:pPr>
+        <w:rPr>
+          <w:lang w:val="en-US"/>
+        </w:rPr>
+      </w:pPr>
+      <w:r>
+        <w:rPr>
+          <w:lang w:val="en-US"/>
+        </w:rPr>
+        <w:t>7 rows in set (0.00 sec)</w:t>
+      </w:r>
+    </w:p>
+    <w:p>
+      <w:pPr>
+        <w:rPr>
+          <w:lang w:val="en-US"/>
+        </w:rPr>
+      </w:pPr>
+    </w:p>
+    <w:p>
+      <w:pPr>
+        <w:rPr>
+          <w:lang w:val="en-US"/>
+        </w:rPr>
+      </w:pPr>
+    </w:p>
+    <w:p>
+      <w:pPr>
+        <w:rPr>
+          <w:lang w:val="en-US"/>
+        </w:rPr>
+      </w:pPr>
+      <w:r>
+        <w:rPr>
+          <w:lang w:val="en-US"/>
+        </w:rPr>
+        <w:t>-----------------------------------------------------------------Problem # 9:</w:t>
+      </w:r>
+    </w:p>
+    <w:p>
+      <w:pPr>
+        <w:rPr>
+          <w:lang w:val="en-US"/>
+        </w:rPr>
+      </w:pPr>
+      <w:r>
+        <w:rPr>
+          <w:lang w:val="en-US"/>
+        </w:rPr>
+        <w:t>Write a query to display the customer’s number, customer’s firstname, branch id and loan amount for people who have taken loans.</w:t>
+      </w:r>
+    </w:p>
+    <w:p>
+      <w:pPr>
+        <w:rPr>
+          <w:lang w:val="en-US"/>
+        </w:rPr>
+      </w:pPr>
+    </w:p>
+    <w:p>
+      <w:pPr>
+        <w:rPr>
+          <w:lang w:val="en-US"/>
+        </w:rPr>
+      </w:pPr>
+    </w:p>
+    <w:p>
+      <w:pPr>
+        <w:rPr>
+          <w:lang w:val="en-US"/>
+        </w:rPr>
+      </w:pPr>
+    </w:p>
+    <w:p>
+      <w:pPr>
+        <w:rPr>
+          <w:lang w:val="en-US"/>
+        </w:rPr>
+      </w:pPr>
+    </w:p>
+    <w:p>
+      <w:pPr>
+        <w:rPr>
+          <w:lang w:val="en-US"/>
+        </w:rPr>
+      </w:pPr>
+    </w:p>
+    <w:p>
+      <w:pPr>
+        <w:rPr>
+          <w:lang w:val="en-US"/>
+        </w:rPr>
+      </w:pPr>
+      <w:r>
+        <w:rPr>
+          <w:lang w:val="en-US"/>
+        </w:rPr>
+        <w:t>+--------+----------+--------+-------------+</w:t>
+      </w:r>
+    </w:p>
+    <w:p>
+      <w:pPr>
+        <w:rPr>
+          <w:lang w:val="en-US"/>
+        </w:rPr>
+      </w:pPr>
+      <w:r>
+        <w:rPr>
+          <w:lang w:val="en-US"/>
+        </w:rPr>
+        <w:t>| custid | fname    | bid    | loan_amount |</w:t>
+      </w:r>
+    </w:p>
+    <w:p>
+      <w:pPr>
+        <w:rPr>
+          <w:lang w:val="en-US"/>
+        </w:rPr>
+      </w:pPr>
+      <w:r>
+        <w:rPr>
+          <w:lang w:val="en-US"/>
+        </w:rPr>
+        <w:t>+--------+----------+--------+-------------+</w:t>
+      </w:r>
+    </w:p>
+    <w:p>
+      <w:pPr>
+        <w:rPr>
+          <w:lang w:val="en-US"/>
+        </w:rPr>
+      </w:pPr>
+      <w:r>
+        <w:rPr>
+          <w:lang w:val="en-US"/>
+        </w:rPr>
+        <w:t>| C00001 | Ramesh   | B00001 |      100000 |</w:t>
+      </w:r>
+    </w:p>
+    <w:p>
+      <w:pPr>
+        <w:rPr>
+          <w:lang w:val="en-US"/>
+        </w:rPr>
+      </w:pPr>
+      <w:r>
+        <w:rPr>
+          <w:lang w:val="en-US"/>
+        </w:rPr>
+        <w:t>| C00001 | Ramesh   | B00003 |      600000 |</w:t>
+      </w:r>
+    </w:p>
+    <w:p>
+      <w:pPr>
+        <w:rPr>
+          <w:lang w:val="en-US"/>
+        </w:rPr>
+      </w:pPr>
+      <w:r>
+        <w:rPr>
+          <w:lang w:val="en-US"/>
+        </w:rPr>
+        <w:t>| C00002 | Avinash  | B00001 |      600000 |</w:t>
+      </w:r>
+    </w:p>
+    <w:p>
+      <w:pPr>
+        <w:rPr>
+          <w:lang w:val="en-US"/>
+        </w:rPr>
+      </w:pPr>
+      <w:r>
+        <w:rPr>
+          <w:lang w:val="en-US"/>
+        </w:rPr>
+        <w:t>| C00002 | Avinash  | B00002 |      200000 |</w:t>
+      </w:r>
+    </w:p>
+    <w:p>
+      <w:pPr>
+        <w:rPr>
+          <w:lang w:val="en-US"/>
+        </w:rPr>
+      </w:pPr>
+      <w:r>
+        <w:rPr>
+          <w:lang w:val="en-US"/>
+        </w:rPr>
+        <w:t>| C00009 | Abhishek | B00008 |      400000 |</w:t>
+      </w:r>
+    </w:p>
+    <w:p>
+      <w:pPr>
+        <w:rPr>
+          <w:lang w:val="en-US"/>
+        </w:rPr>
+      </w:pPr>
+      <w:r>
+        <w:rPr>
+          <w:lang w:val="en-US"/>
+        </w:rPr>
+        <w:t>| C00010 | Shankar  | B00009 |      500000 |</w:t>
+      </w:r>
+    </w:p>
+    <w:p>
+      <w:pPr>
+        <w:rPr>
+          <w:lang w:val="en-US"/>
+        </w:rPr>
+      </w:pPr>
+      <w:r>
+        <w:rPr>
+          <w:lang w:val="en-US"/>
+        </w:rPr>
+        <w:t>+--------+----------+--------+-------------+</w:t>
+      </w:r>
+    </w:p>
+    <w:p>
+      <w:pPr>
+        <w:rPr>
+          <w:lang w:val="en-US"/>
+        </w:rPr>
+      </w:pPr>
+      <w:r>
+        <w:rPr>
+          <w:lang w:val="en-US"/>
+        </w:rPr>
+        <w:t>6 rows in set (0.00 sec)</w:t>
+      </w:r>
+    </w:p>
+    <w:p>
+      <w:pPr>
+        <w:rPr>
+          <w:lang w:val="en-US"/>
+        </w:rPr>
+      </w:pPr>
+    </w:p>
+    <w:p>
+      <w:pPr>
+        <w:rPr>
+          <w:lang w:val="en-US"/>
+        </w:rPr>
+      </w:pPr>
+    </w:p>
+    <w:p>
+      <w:pPr>
+        <w:rPr>
+          <w:lang w:val="en-US"/>
+        </w:rPr>
+      </w:pPr>
+    </w:p>
+    <w:p>
+      <w:pPr>
+        <w:rPr>
+          <w:lang w:val="en-US"/>
+        </w:rPr>
+      </w:pPr>
+    </w:p>
+    <w:p>
+      <w:pPr>
+        <w:rPr>
+          <w:lang w:val="en-US"/>
+        </w:rPr>
+      </w:pPr>
+    </w:p>
+    <w:p>
+      <w:pPr>
+        <w:rPr>
+          <w:lang w:val="en-US"/>
+        </w:rPr>
+      </w:pPr>
+      <w:r>
+        <w:rPr>
+          <w:lang w:val="en-US"/>
+        </w:rPr>
+        <w:t>-----------------------------------------------------------------Problem # 10:</w:t>
+      </w:r>
+    </w:p>
+    <w:p>
+      <w:pPr>
+        <w:rPr>
+          <w:lang w:val="en-US"/>
+        </w:rPr>
+      </w:pPr>
+      <w:r>
+        <w:rPr>
+          <w:lang w:val="en-US"/>
+        </w:rPr>
+        <w:t>Write a query to display customer number, customer name, account number where the account status is terminated.</w:t>
+      </w:r>
+    </w:p>
+    <w:p>
+      <w:pPr>
+        <w:rPr>
+          <w:lang w:val="en-US"/>
+        </w:rPr>
+      </w:pPr>
+    </w:p>
+    <w:p>
+      <w:pPr>
+        <w:rPr>
+          <w:lang w:val="en-US"/>
+        </w:rPr>
+      </w:pPr>
+    </w:p>
+    <w:p>
+      <w:pPr>
+        <w:rPr>
+          <w:lang w:val="en-US"/>
+        </w:rPr>
+      </w:pPr>
+    </w:p>
+    <w:p>
+      <w:pPr>
+        <w:rPr>
+          <w:lang w:val="en-US"/>
+        </w:rPr>
+      </w:pPr>
+    </w:p>
+    <w:p>
+      <w:pPr>
+        <w:rPr>
+          <w:lang w:val="en-US"/>
+        </w:rPr>
+      </w:pPr>
+    </w:p>
+    <w:p>
+      <w:pPr>
+        <w:rPr>
+          <w:lang w:val="en-US"/>
+        </w:rPr>
+      </w:pPr>
+      <w:r>
+        <w:rPr>
+          <w:lang w:val="en-US"/>
+        </w:rPr>
+        <w:t>+--------+--------+----------+</w:t>
+      </w:r>
+    </w:p>
+    <w:p>
+      <w:pPr>
+        <w:rPr>
+          <w:lang w:val="en-US"/>
+        </w:rPr>
+      </w:pPr>
+      <w:r>
+        <w:rPr>
+          <w:lang w:val="en-US"/>
+        </w:rPr>
+        <w:t>| custid | fname  | acnumber |</w:t>
+      </w:r>
+    </w:p>
+    <w:p>
+      <w:pPr>
+        <w:rPr>
+          <w:lang w:val="en-US"/>
+        </w:rPr>
+      </w:pPr>
+      <w:r>
+        <w:rPr>
+          <w:lang w:val="en-US"/>
+        </w:rPr>
+        <w:t>+--------+--------+----------+</w:t>
+      </w:r>
+    </w:p>
+    <w:p>
+      <w:pPr>
+        <w:rPr>
+          <w:lang w:val="en-US"/>
+        </w:rPr>
+      </w:pPr>
+      <w:r>
+        <w:rPr>
+          <w:lang w:val="en-US"/>
+        </w:rPr>
+        <w:t>| C00001 | Ramesh | A00008   |</w:t>
+      </w:r>
+    </w:p>
+    <w:p>
+      <w:pPr>
+        <w:rPr>
+          <w:lang w:val="en-US"/>
+        </w:rPr>
+      </w:pPr>
+      <w:r>
+        <w:rPr>
+          <w:lang w:val="en-US"/>
+        </w:rPr>
+        <w:t>| C00003 | Rahul  | A00009   |</w:t>
+      </w:r>
+    </w:p>
+    <w:p>
+      <w:pPr>
+        <w:rPr>
+          <w:lang w:val="en-US"/>
+        </w:rPr>
+      </w:pPr>
+      <w:r>
+        <w:rPr>
+          <w:lang w:val="en-US"/>
+        </w:rPr>
+        <w:t>+--------+--------+----------+</w:t>
+      </w:r>
+    </w:p>
+    <w:p>
+      <w:pPr>
+        <w:rPr>
+          <w:lang w:val="en-US"/>
+        </w:rPr>
+      </w:pPr>
+      <w:r>
+        <w:rPr>
+          <w:lang w:val="en-US"/>
+        </w:rPr>
+        <w:t>2 rows in set (0.00 sec)</w:t>
+      </w:r>
     </w:p>
     <w:sectPr>
       <w:pgSz w:w="11906" w:h="16838"/>
